--- a/tech_card_templates/шаблон.docx
+++ b/tech_card_templates/шаблон.docx
@@ -6,48 +6,37 @@
       <w:tblPr>
         <w:tblStyle w:val="aff0"/>
         <w:tblW w:w="0" w:type="auto"/>
-        <w:jc w:val="center"/>
         <w:tblLook w:val="04A0" w:firstRow="1" w:lastRow="0" w:firstColumn="1" w:lastColumn="0" w:noHBand="0" w:noVBand="1"/>
       </w:tblPr>
       <w:tblGrid>
-        <w:gridCol w:w="966"/>
-        <w:gridCol w:w="965"/>
-        <w:gridCol w:w="1044"/>
+        <w:gridCol w:w="1070"/>
+        <w:gridCol w:w="1070"/>
+        <w:gridCol w:w="1159"/>
+        <w:gridCol w:w="1415"/>
+        <w:gridCol w:w="789"/>
+        <w:gridCol w:w="1370"/>
         <w:gridCol w:w="1268"/>
-        <w:gridCol w:w="719"/>
-        <w:gridCol w:w="1229"/>
-        <w:gridCol w:w="1139"/>
-        <w:gridCol w:w="946"/>
-        <w:gridCol w:w="986"/>
-        <w:gridCol w:w="1335"/>
-        <w:gridCol w:w="1167"/>
-        <w:gridCol w:w="2024"/>
+        <w:gridCol w:w="1048"/>
+        <w:gridCol w:w="1093"/>
+        <w:gridCol w:w="1492"/>
+        <w:gridCol w:w="1300"/>
+        <w:gridCol w:w="2276"/>
       </w:tblGrid>
       <w:tr>
-        <w:trPr>
-          <w:jc w:val="center"/>
-        </w:trPr>
         <w:tc>
           <w:tcPr>
-            <w:tcW w:w="11112" w:type="dxa"/>
+            <w:tcW w:w="15132" w:type="dxa"/>
             <w:gridSpan w:val="12"/>
+            <w:tcBorders>
+              <w:bottom w:val="nil"/>
+            </w:tcBorders>
           </w:tcPr>
           <w:p>
-            <w:pPr>
-              <w:jc w:val="center"/>
+            <w:r>
               <w:rPr>
-                <w:rFonts w:ascii="Arial" w:hAnsi="Arial" w:cs="Arial"/>
+                <w:rFonts w:ascii="Arial" w:hAnsi="Arial"/>
                 <w:b/>
                 <w:sz w:val="18"/>
-                <w:szCs w:val="18"/>
-              </w:rPr>
-            </w:pPr>
-            <w:r>
-              <w:rPr>
-                <w:rFonts w:ascii="Arial" w:hAnsi="Arial" w:cs="Arial"/>
-                <w:b/>
-                <w:sz w:val="18"/>
-                <w:szCs w:val="18"/>
               </w:rPr>
               <w:t>Технологическая карта санитарной обработки № ________</w:t>
             </w:r>
@@ -55,29 +44,21 @@
         </w:tc>
       </w:tr>
       <w:tr>
-        <w:trPr>
-          <w:jc w:val="center"/>
-        </w:trPr>
         <w:tc>
           <w:tcPr>
-            <w:tcW w:w="11112" w:type="dxa"/>
+            <w:tcW w:w="15132" w:type="dxa"/>
             <w:gridSpan w:val="12"/>
+            <w:tcBorders>
+              <w:top w:val="nil"/>
+              <w:bottom w:val="nil"/>
+            </w:tcBorders>
           </w:tcPr>
           <w:p>
-            <w:pPr>
+            <w:r>
               <w:rPr>
-                <w:rFonts w:ascii="Arial" w:hAnsi="Arial" w:cs="Arial"/>
+                <w:rFonts w:ascii="Arial" w:hAnsi="Arial"/>
                 <w:b/>
                 <w:sz w:val="18"/>
-                <w:szCs w:val="18"/>
-              </w:rPr>
-            </w:pPr>
-            <w:r>
-              <w:rPr>
-                <w:rFonts w:ascii="Arial" w:hAnsi="Arial" w:cs="Arial"/>
-                <w:b/>
-                <w:sz w:val="18"/>
-                <w:szCs w:val="18"/>
               </w:rPr>
               <w:t>Помещение: _________________________</w:t>
             </w:r>
@@ -85,52 +66,39 @@
         </w:tc>
       </w:tr>
       <w:tr>
-        <w:trPr>
-          <w:jc w:val="center"/>
-        </w:trPr>
         <w:tc>
           <w:tcPr>
-            <w:tcW w:w="11112" w:type="dxa"/>
+            <w:tcW w:w="15132" w:type="dxa"/>
             <w:gridSpan w:val="12"/>
+            <w:tcBorders>
+              <w:top w:val="nil"/>
+              <w:bottom w:val="nil"/>
+            </w:tcBorders>
+          </w:tcPr>
+          <w:p/>
+        </w:tc>
+      </w:tr>
+      <w:tr>
+        <w:tc>
+          <w:tcPr>
+            <w:tcW w:w="15132" w:type="dxa"/>
+            <w:gridSpan w:val="12"/>
+            <w:tcBorders>
+              <w:top w:val="nil"/>
+              <w:bottom w:val="nil"/>
+            </w:tcBorders>
           </w:tcPr>
           <w:p>
             <w:pPr>
               <w:rPr>
-                <w:rFonts w:ascii="Arial" w:hAnsi="Arial" w:cs="Arial"/>
-                <w:b/>
-                <w:sz w:val="18"/>
-                <w:szCs w:val="18"/>
-              </w:rPr>
-            </w:pPr>
-          </w:p>
-        </w:tc>
-      </w:tr>
-      <w:tr>
-        <w:trPr>
-          <w:jc w:val="center"/>
-        </w:trPr>
-        <w:tc>
-          <w:tcPr>
-            <w:tcW w:w="11112" w:type="dxa"/>
-            <w:gridSpan w:val="12"/>
-          </w:tcPr>
-          <w:p>
-            <w:pPr>
-              <w:rPr>
-                <w:rFonts w:ascii="Arial" w:hAnsi="Arial" w:cs="Arial"/>
-                <w:b/>
-                <w:sz w:val="18"/>
-                <w:szCs w:val="18"/>
                 <w:lang w:val="ru-RU"/>
               </w:rPr>
             </w:pPr>
             <w:r>
               <w:rPr>
-                <w:rFonts w:ascii="Arial" w:hAnsi="Arial" w:cs="Arial"/>
+                <w:rFonts w:ascii="Arial" w:hAnsi="Arial"/>
                 <w:b/>
-                <w:i/>
                 <w:sz w:val="18"/>
-                <w:szCs w:val="18"/>
                 <w:lang w:val="ru-RU"/>
               </w:rPr>
               <w:t>Санитарная обработка помещений осуществляется после полного удаления из них сырьевых компонентов и материалов.</w:t>
@@ -139,21 +107,17 @@
         </w:tc>
       </w:tr>
       <w:tr>
-        <w:trPr>
-          <w:jc w:val="center"/>
-        </w:trPr>
         <w:tc>
           <w:tcPr>
-            <w:tcW w:w="11112" w:type="dxa"/>
+            <w:tcW w:w="15132" w:type="dxa"/>
             <w:gridSpan w:val="12"/>
+            <w:tcBorders>
+              <w:top w:val="nil"/>
+            </w:tcBorders>
           </w:tcPr>
           <w:p>
             <w:pPr>
               <w:rPr>
-                <w:rFonts w:ascii="Arial" w:hAnsi="Arial" w:cs="Arial"/>
-                <w:b/>
-                <w:sz w:val="18"/>
-                <w:szCs w:val="18"/>
                 <w:lang w:val="ru-RU"/>
               </w:rPr>
             </w:pPr>
@@ -161,74 +125,45 @@
         </w:tc>
       </w:tr>
       <w:tr>
-        <w:trPr>
-          <w:jc w:val="center"/>
-        </w:trPr>
         <w:tc>
           <w:tcPr>
-            <w:tcW w:w="926" w:type="dxa"/>
+            <w:tcW w:w="1261" w:type="dxa"/>
           </w:tcPr>
           <w:p>
             <w:pPr>
               <w:rPr>
-                <w:rFonts w:ascii="Arial" w:hAnsi="Arial" w:cs="Arial"/>
                 <w:b/>
-                <w:sz w:val="16"/>
-                <w:szCs w:val="16"/>
+                <w:bCs/>
               </w:rPr>
             </w:pPr>
-            <w:proofErr w:type="spellStart"/>
             <w:r>
               <w:rPr>
-                <w:rFonts w:ascii="Arial" w:hAnsi="Arial" w:cs="Arial"/>
+                <w:rFonts w:ascii="Arial" w:hAnsi="Arial"/>
                 <w:b/>
-                <w:sz w:val="16"/>
-                <w:szCs w:val="16"/>
+                <w:bCs/>
+                <w:sz w:val="18"/>
               </w:rPr>
-              <w:t>Объект</w:t>
+              <w:t>Объект обработки</w:t>
             </w:r>
-            <w:proofErr w:type="spellEnd"/>
-            <w:r>
-              <w:rPr>
-                <w:rFonts w:ascii="Arial" w:hAnsi="Arial" w:cs="Arial"/>
-                <w:b/>
-                <w:sz w:val="16"/>
-                <w:szCs w:val="16"/>
-              </w:rPr>
-              <w:t xml:space="preserve"> </w:t>
-            </w:r>
-            <w:proofErr w:type="spellStart"/>
-            <w:r>
-              <w:rPr>
-                <w:rFonts w:ascii="Arial" w:hAnsi="Arial" w:cs="Arial"/>
-                <w:b/>
-                <w:sz w:val="16"/>
-                <w:szCs w:val="16"/>
-              </w:rPr>
-              <w:t>обработки</w:t>
-            </w:r>
-            <w:proofErr w:type="spellEnd"/>
           </w:p>
         </w:tc>
         <w:tc>
           <w:tcPr>
-            <w:tcW w:w="926" w:type="dxa"/>
+            <w:tcW w:w="1261" w:type="dxa"/>
           </w:tcPr>
           <w:p>
             <w:pPr>
               <w:rPr>
-                <w:rFonts w:ascii="Arial" w:hAnsi="Arial" w:cs="Arial"/>
                 <w:b/>
-                <w:sz w:val="16"/>
-                <w:szCs w:val="16"/>
+                <w:bCs/>
               </w:rPr>
             </w:pPr>
             <w:r>
               <w:rPr>
-                <w:rFonts w:ascii="Arial" w:hAnsi="Arial" w:cs="Arial"/>
+                <w:rFonts w:ascii="Arial" w:hAnsi="Arial"/>
                 <w:b/>
-                <w:sz w:val="16"/>
-                <w:szCs w:val="16"/>
+                <w:bCs/>
+                <w:sz w:val="18"/>
               </w:rPr>
               <w:t>Способ обработки</w:t>
             </w:r>
@@ -236,56 +171,43 @@
         </w:tc>
         <w:tc>
           <w:tcPr>
-            <w:tcW w:w="926" w:type="dxa"/>
+            <w:tcW w:w="1261" w:type="dxa"/>
           </w:tcPr>
           <w:p>
             <w:pPr>
               <w:rPr>
-                <w:rFonts w:ascii="Arial" w:hAnsi="Arial" w:cs="Arial"/>
                 <w:b/>
-                <w:sz w:val="16"/>
-                <w:szCs w:val="16"/>
+                <w:bCs/>
               </w:rPr>
             </w:pPr>
             <w:r>
               <w:rPr>
-                <w:rFonts w:ascii="Arial" w:hAnsi="Arial" w:cs="Arial"/>
+                <w:rFonts w:ascii="Arial" w:hAnsi="Arial"/>
                 <w:b/>
-                <w:sz w:val="16"/>
-                <w:szCs w:val="16"/>
+                <w:bCs/>
+                <w:sz w:val="18"/>
               </w:rPr>
-              <w:t xml:space="preserve">№ </w:t>
-            </w:r>
-            <w:r>
-              <w:rPr>
-                <w:rFonts w:ascii="Arial" w:hAnsi="Arial" w:cs="Arial"/>
-                <w:b/>
-                <w:sz w:val="16"/>
-                <w:szCs w:val="16"/>
-              </w:rPr>
-              <w:t>инструкции</w:t>
+              <w:t>№ инструкции</w:t>
             </w:r>
           </w:p>
         </w:tc>
         <w:tc>
           <w:tcPr>
-            <w:tcW w:w="926" w:type="dxa"/>
+            <w:tcW w:w="1261" w:type="dxa"/>
           </w:tcPr>
           <w:p>
             <w:pPr>
               <w:rPr>
-                <w:rFonts w:ascii="Arial" w:hAnsi="Arial" w:cs="Arial"/>
                 <w:b/>
-                <w:sz w:val="16"/>
-                <w:szCs w:val="16"/>
+                <w:bCs/>
               </w:rPr>
             </w:pPr>
             <w:r>
               <w:rPr>
-                <w:rFonts w:ascii="Arial" w:hAnsi="Arial" w:cs="Arial"/>
+                <w:rFonts w:ascii="Arial" w:hAnsi="Arial"/>
                 <w:b/>
-                <w:sz w:val="16"/>
-                <w:szCs w:val="16"/>
+                <w:bCs/>
+                <w:sz w:val="18"/>
               </w:rPr>
               <w:t>Наименование средства</w:t>
             </w:r>
@@ -293,23 +215,21 @@
         </w:tc>
         <w:tc>
           <w:tcPr>
-            <w:tcW w:w="926" w:type="dxa"/>
+            <w:tcW w:w="1261" w:type="dxa"/>
           </w:tcPr>
           <w:p>
             <w:pPr>
               <w:rPr>
-                <w:rFonts w:ascii="Arial" w:hAnsi="Arial" w:cs="Arial"/>
                 <w:b/>
-                <w:sz w:val="16"/>
-                <w:szCs w:val="16"/>
+                <w:bCs/>
               </w:rPr>
             </w:pPr>
             <w:r>
               <w:rPr>
-                <w:rFonts w:ascii="Arial" w:hAnsi="Arial" w:cs="Arial"/>
+                <w:rFonts w:ascii="Arial" w:hAnsi="Arial"/>
                 <w:b/>
-                <w:sz w:val="16"/>
-                <w:szCs w:val="16"/>
+                <w:bCs/>
+                <w:sz w:val="18"/>
               </w:rPr>
               <w:t>Метод уборки</w:t>
             </w:r>
@@ -317,23 +237,21 @@
         </w:tc>
         <w:tc>
           <w:tcPr>
-            <w:tcW w:w="926" w:type="dxa"/>
+            <w:tcW w:w="1261" w:type="dxa"/>
           </w:tcPr>
           <w:p>
             <w:pPr>
               <w:rPr>
-                <w:rFonts w:ascii="Arial" w:hAnsi="Arial" w:cs="Arial"/>
                 <w:b/>
-                <w:sz w:val="16"/>
-                <w:szCs w:val="16"/>
+                <w:bCs/>
               </w:rPr>
             </w:pPr>
             <w:r>
               <w:rPr>
-                <w:rFonts w:ascii="Arial" w:hAnsi="Arial" w:cs="Arial"/>
+                <w:rFonts w:ascii="Arial" w:hAnsi="Arial"/>
                 <w:b/>
-                <w:sz w:val="16"/>
-                <w:szCs w:val="16"/>
+                <w:bCs/>
+                <w:sz w:val="18"/>
               </w:rPr>
               <w:t>Концентрация средства, %, метод разведения</w:t>
             </w:r>
@@ -341,23 +259,21 @@
         </w:tc>
         <w:tc>
           <w:tcPr>
-            <w:tcW w:w="926" w:type="dxa"/>
+            <w:tcW w:w="1261" w:type="dxa"/>
           </w:tcPr>
           <w:p>
             <w:pPr>
               <w:rPr>
-                <w:rFonts w:ascii="Arial" w:hAnsi="Arial" w:cs="Arial"/>
                 <w:b/>
-                <w:sz w:val="16"/>
-                <w:szCs w:val="16"/>
+                <w:bCs/>
               </w:rPr>
             </w:pPr>
             <w:r>
               <w:rPr>
-                <w:rFonts w:ascii="Arial" w:hAnsi="Arial" w:cs="Arial"/>
+                <w:rFonts w:ascii="Arial" w:hAnsi="Arial"/>
                 <w:b/>
-                <w:sz w:val="16"/>
-                <w:szCs w:val="16"/>
+                <w:bCs/>
+                <w:sz w:val="18"/>
               </w:rPr>
               <w:t>Температура раствора, °C</w:t>
             </w:r>
@@ -365,23 +281,21 @@
         </w:tc>
         <w:tc>
           <w:tcPr>
-            <w:tcW w:w="926" w:type="dxa"/>
+            <w:tcW w:w="1261" w:type="dxa"/>
           </w:tcPr>
           <w:p>
             <w:pPr>
               <w:rPr>
-                <w:rFonts w:ascii="Arial" w:hAnsi="Arial" w:cs="Arial"/>
                 <w:b/>
-                <w:sz w:val="16"/>
-                <w:szCs w:val="16"/>
+                <w:bCs/>
               </w:rPr>
             </w:pPr>
             <w:r>
               <w:rPr>
-                <w:rFonts w:ascii="Arial" w:hAnsi="Arial" w:cs="Arial"/>
+                <w:rFonts w:ascii="Arial" w:hAnsi="Arial"/>
                 <w:b/>
-                <w:sz w:val="16"/>
-                <w:szCs w:val="16"/>
+                <w:bCs/>
+                <w:sz w:val="18"/>
               </w:rPr>
               <w:t>Время выдержки средства, мин</w:t>
             </w:r>
@@ -389,23 +303,21 @@
         </w:tc>
         <w:tc>
           <w:tcPr>
-            <w:tcW w:w="926" w:type="dxa"/>
+            <w:tcW w:w="1261" w:type="dxa"/>
           </w:tcPr>
           <w:p>
             <w:pPr>
               <w:rPr>
-                <w:rFonts w:ascii="Arial" w:hAnsi="Arial" w:cs="Arial"/>
                 <w:b/>
-                <w:sz w:val="16"/>
-                <w:szCs w:val="16"/>
+                <w:bCs/>
               </w:rPr>
             </w:pPr>
             <w:r>
               <w:rPr>
-                <w:rFonts w:ascii="Arial" w:hAnsi="Arial" w:cs="Arial"/>
+                <w:rFonts w:ascii="Arial" w:hAnsi="Arial"/>
                 <w:b/>
-                <w:sz w:val="16"/>
-                <w:szCs w:val="16"/>
+                <w:bCs/>
+                <w:sz w:val="18"/>
               </w:rPr>
               <w:t>Инвентарь</w:t>
             </w:r>
@@ -413,23 +325,21 @@
         </w:tc>
         <w:tc>
           <w:tcPr>
-            <w:tcW w:w="926" w:type="dxa"/>
+            <w:tcW w:w="1261" w:type="dxa"/>
           </w:tcPr>
           <w:p>
             <w:pPr>
               <w:rPr>
-                <w:rFonts w:ascii="Arial" w:hAnsi="Arial" w:cs="Arial"/>
                 <w:b/>
-                <w:sz w:val="16"/>
-                <w:szCs w:val="16"/>
+                <w:bCs/>
               </w:rPr>
             </w:pPr>
             <w:r>
               <w:rPr>
-                <w:rFonts w:ascii="Arial" w:hAnsi="Arial" w:cs="Arial"/>
+                <w:rFonts w:ascii="Arial" w:hAnsi="Arial"/>
                 <w:b/>
-                <w:sz w:val="16"/>
-                <w:szCs w:val="16"/>
+                <w:bCs/>
+                <w:sz w:val="18"/>
               </w:rPr>
               <w:t>Периодичность</w:t>
             </w:r>
@@ -437,23 +347,21 @@
         </w:tc>
         <w:tc>
           <w:tcPr>
-            <w:tcW w:w="926" w:type="dxa"/>
+            <w:tcW w:w="1261" w:type="dxa"/>
           </w:tcPr>
           <w:p>
             <w:pPr>
               <w:rPr>
-                <w:rFonts w:ascii="Arial" w:hAnsi="Arial" w:cs="Arial"/>
                 <w:b/>
-                <w:sz w:val="16"/>
-                <w:szCs w:val="16"/>
+                <w:bCs/>
               </w:rPr>
             </w:pPr>
             <w:r>
               <w:rPr>
-                <w:rFonts w:ascii="Arial" w:hAnsi="Arial" w:cs="Arial"/>
+                <w:rFonts w:ascii="Arial" w:hAnsi="Arial"/>
                 <w:b/>
-                <w:sz w:val="16"/>
-                <w:szCs w:val="16"/>
+                <w:bCs/>
+                <w:sz w:val="18"/>
               </w:rPr>
               <w:t>Исполнитель</w:t>
             </w:r>
@@ -461,23 +369,21 @@
         </w:tc>
         <w:tc>
           <w:tcPr>
-            <w:tcW w:w="926" w:type="dxa"/>
+            <w:tcW w:w="1261" w:type="dxa"/>
           </w:tcPr>
           <w:p>
             <w:pPr>
               <w:rPr>
-                <w:rFonts w:ascii="Arial" w:hAnsi="Arial" w:cs="Arial"/>
                 <w:b/>
-                <w:sz w:val="16"/>
-                <w:szCs w:val="16"/>
+                <w:bCs/>
               </w:rPr>
             </w:pPr>
             <w:r>
               <w:rPr>
-                <w:rFonts w:ascii="Arial" w:hAnsi="Arial" w:cs="Arial"/>
+                <w:rFonts w:ascii="Arial" w:hAnsi="Arial"/>
                 <w:b/>
-                <w:sz w:val="16"/>
-                <w:szCs w:val="16"/>
+                <w:bCs/>
+                <w:sz w:val="18"/>
               </w:rPr>
               <w:t>Метод контроля/периодичность</w:t>
             </w:r>
@@ -485,185 +391,170 @@
         </w:tc>
       </w:tr>
       <w:tr>
-        <w:trPr>
-          <w:jc w:val="center"/>
-        </w:trPr>
         <w:tc>
           <w:tcPr>
-            <w:tcW w:w="926" w:type="dxa"/>
+            <w:tcW w:w="1701" w:type="dxa"/>
           </w:tcPr>
           <w:p>
             <w:pPr>
               <w:rPr>
                 <w:rFonts w:ascii="Arial" w:hAnsi="Arial" w:cs="Arial"/>
-                <w:b/>
-                <w:sz w:val="18"/>
-                <w:szCs w:val="18"/>
+                <w:sz w:val="16"/>
+                <w:szCs w:val="16"/>
               </w:rPr>
             </w:pPr>
           </w:p>
         </w:tc>
         <w:tc>
           <w:tcPr>
-            <w:tcW w:w="926" w:type="dxa"/>
+            <w:tcW w:w="1134" w:type="dxa"/>
           </w:tcPr>
           <w:p>
             <w:pPr>
               <w:rPr>
                 <w:rFonts w:ascii="Arial" w:hAnsi="Arial" w:cs="Arial"/>
-                <w:b/>
-                <w:sz w:val="18"/>
-                <w:szCs w:val="18"/>
+                <w:sz w:val="16"/>
+                <w:szCs w:val="16"/>
               </w:rPr>
             </w:pPr>
           </w:p>
         </w:tc>
         <w:tc>
           <w:tcPr>
-            <w:tcW w:w="926" w:type="dxa"/>
+            <w:tcW w:w="850" w:type="dxa"/>
           </w:tcPr>
           <w:p>
             <w:pPr>
               <w:rPr>
                 <w:rFonts w:ascii="Arial" w:hAnsi="Arial" w:cs="Arial"/>
-                <w:b/>
-                <w:sz w:val="18"/>
-                <w:szCs w:val="18"/>
+                <w:sz w:val="16"/>
+                <w:szCs w:val="16"/>
               </w:rPr>
             </w:pPr>
           </w:p>
         </w:tc>
         <w:tc>
           <w:tcPr>
-            <w:tcW w:w="926" w:type="dxa"/>
+            <w:tcW w:w="1417" w:type="dxa"/>
           </w:tcPr>
           <w:p>
             <w:pPr>
               <w:rPr>
                 <w:rFonts w:ascii="Arial" w:hAnsi="Arial" w:cs="Arial"/>
-                <w:b/>
-                <w:sz w:val="18"/>
-                <w:szCs w:val="18"/>
+                <w:sz w:val="16"/>
+                <w:szCs w:val="16"/>
               </w:rPr>
             </w:pPr>
           </w:p>
         </w:tc>
         <w:tc>
           <w:tcPr>
-            <w:tcW w:w="926" w:type="dxa"/>
+            <w:tcW w:w="1134" w:type="dxa"/>
           </w:tcPr>
           <w:p>
             <w:pPr>
               <w:rPr>
                 <w:rFonts w:ascii="Arial" w:hAnsi="Arial" w:cs="Arial"/>
-                <w:b/>
-                <w:sz w:val="18"/>
-                <w:szCs w:val="18"/>
+                <w:sz w:val="16"/>
+                <w:szCs w:val="16"/>
               </w:rPr>
             </w:pPr>
           </w:p>
         </w:tc>
         <w:tc>
           <w:tcPr>
-            <w:tcW w:w="926" w:type="dxa"/>
+            <w:tcW w:w="1417" w:type="dxa"/>
           </w:tcPr>
           <w:p>
             <w:pPr>
               <w:rPr>
                 <w:rFonts w:ascii="Arial" w:hAnsi="Arial" w:cs="Arial"/>
-                <w:b/>
-                <w:sz w:val="18"/>
-                <w:szCs w:val="18"/>
+                <w:sz w:val="16"/>
+                <w:szCs w:val="16"/>
               </w:rPr>
             </w:pPr>
           </w:p>
         </w:tc>
         <w:tc>
           <w:tcPr>
-            <w:tcW w:w="926" w:type="dxa"/>
+            <w:tcW w:w="1020" w:type="dxa"/>
           </w:tcPr>
           <w:p>
             <w:pPr>
               <w:rPr>
                 <w:rFonts w:ascii="Arial" w:hAnsi="Arial" w:cs="Arial"/>
-                <w:b/>
-                <w:sz w:val="18"/>
-                <w:szCs w:val="18"/>
+                <w:sz w:val="16"/>
+                <w:szCs w:val="16"/>
               </w:rPr>
             </w:pPr>
           </w:p>
         </w:tc>
         <w:tc>
           <w:tcPr>
-            <w:tcW w:w="926" w:type="dxa"/>
+            <w:tcW w:w="1020" w:type="dxa"/>
           </w:tcPr>
           <w:p>
             <w:pPr>
               <w:rPr>
                 <w:rFonts w:ascii="Arial" w:hAnsi="Arial" w:cs="Arial"/>
-                <w:b/>
-                <w:sz w:val="18"/>
-                <w:szCs w:val="18"/>
+                <w:sz w:val="16"/>
+                <w:szCs w:val="16"/>
               </w:rPr>
             </w:pPr>
           </w:p>
         </w:tc>
         <w:tc>
           <w:tcPr>
-            <w:tcW w:w="926" w:type="dxa"/>
+            <w:tcW w:w="1020" w:type="dxa"/>
           </w:tcPr>
           <w:p>
             <w:pPr>
               <w:rPr>
                 <w:rFonts w:ascii="Arial" w:hAnsi="Arial" w:cs="Arial"/>
-                <w:b/>
-                <w:sz w:val="18"/>
-                <w:szCs w:val="18"/>
+                <w:sz w:val="16"/>
+                <w:szCs w:val="16"/>
               </w:rPr>
             </w:pPr>
           </w:p>
         </w:tc>
         <w:tc>
           <w:tcPr>
-            <w:tcW w:w="926" w:type="dxa"/>
+            <w:tcW w:w="1134" w:type="dxa"/>
           </w:tcPr>
           <w:p>
             <w:pPr>
               <w:rPr>
                 <w:rFonts w:ascii="Arial" w:hAnsi="Arial" w:cs="Arial"/>
-                <w:b/>
-                <w:sz w:val="18"/>
-                <w:szCs w:val="18"/>
+                <w:sz w:val="16"/>
+                <w:szCs w:val="16"/>
               </w:rPr>
             </w:pPr>
           </w:p>
         </w:tc>
         <w:tc>
           <w:tcPr>
-            <w:tcW w:w="926" w:type="dxa"/>
+            <w:tcW w:w="1134" w:type="dxa"/>
           </w:tcPr>
           <w:p>
             <w:pPr>
               <w:rPr>
                 <w:rFonts w:ascii="Arial" w:hAnsi="Arial" w:cs="Arial"/>
-                <w:b/>
-                <w:sz w:val="18"/>
-                <w:szCs w:val="18"/>
+                <w:sz w:val="16"/>
+                <w:szCs w:val="16"/>
               </w:rPr>
             </w:pPr>
           </w:p>
         </w:tc>
         <w:tc>
           <w:tcPr>
-            <w:tcW w:w="926" w:type="dxa"/>
+            <w:tcW w:w="1417" w:type="dxa"/>
           </w:tcPr>
           <w:p>
             <w:pPr>
               <w:rPr>
                 <w:rFonts w:ascii="Arial" w:hAnsi="Arial" w:cs="Arial"/>
-                <w:b/>
-                <w:sz w:val="18"/>
-                <w:szCs w:val="18"/>
+                <w:sz w:val="16"/>
+                <w:szCs w:val="16"/>
               </w:rPr>
             </w:pPr>
           </w:p>
@@ -672,8 +563,8 @@
     </w:tbl>
     <w:p/>
     <w:sectPr>
-      <w:pgSz w:w="15840" w:h="12240" w:orient="landscape"/>
-      <w:pgMar w:top="850" w:right="1134" w:bottom="283" w:left="1134" w:header="720" w:footer="720" w:gutter="0"/>
+      <w:pgSz w:w="16834" w:h="11909" w:orient="landscape"/>
+      <w:pgMar w:top="850" w:right="850" w:bottom="850" w:left="850" w:header="720" w:footer="720" w:gutter="0"/>
       <w:cols w:space="720"/>
       <w:docGrid w:linePitch="360"/>
     </w:sectPr>
@@ -1169,11 +1060,6 @@
     <w:lsdException w:name="Book Title" w:uiPriority="33" w:qFormat="1"/>
     <w:lsdException w:name="Bibliography" w:semiHidden="1" w:uiPriority="37" w:unhideWhenUsed="1"/>
     <w:lsdException w:name="TOC Heading" w:semiHidden="1" w:uiPriority="39" w:unhideWhenUsed="1" w:qFormat="1"/>
-    <w:lsdException w:name="Plain Table 5" w:semiHidden="1" w:unhideWhenUsed="1"/>
-    <w:lsdException w:name="Grid Table Light" w:semiHidden="1" w:unhideWhenUsed="1"/>
-    <w:lsdException w:name="Grid Table 1 Light" w:semiHidden="1" w:unhideWhenUsed="1"/>
-    <w:lsdException w:name="Grid Table 2" w:semiHidden="1" w:unhideWhenUsed="1"/>
-    <w:lsdException w:name="Grid Table 3" w:semiHidden="1" w:unhideWhenUsed="1"/>
     <w:lsdException w:name="Grid Table 4" w:uiPriority="49"/>
     <w:lsdException w:name="Grid Table 5 Dark" w:uiPriority="50"/>
     <w:lsdException w:name="Grid Table 6 Colorful" w:uiPriority="51"/>

--- a/tech_card_templates/шаблон.docx
+++ b/tech_card_templates/шаблон.docx
@@ -2,6 +2,151 @@
 <file path=word/document.xml><?xml version="1.0" encoding="utf-8"?>
 <w:document xmlns:wpc="http://schemas.microsoft.com/office/word/2010/wordprocessingCanvas" xmlns:cx="http://schemas.microsoft.com/office/drawing/2014/chartex" xmlns:cx1="http://schemas.microsoft.com/office/drawing/2015/9/8/chartex" xmlns:cx2="http://schemas.microsoft.com/office/drawing/2015/10/21/chartex" xmlns:cx3="http://schemas.microsoft.com/office/drawing/2016/5/9/chartex" xmlns:cx4="http://schemas.microsoft.com/office/drawing/2016/5/10/chartex" xmlns:cx5="http://schemas.microsoft.com/office/drawing/2016/5/11/chartex" xmlns:cx6="http://schemas.microsoft.com/office/drawing/2016/5/12/chartex" xmlns:cx7="http://schemas.microsoft.com/office/drawing/2016/5/13/chartex" xmlns:cx8="http://schemas.microsoft.com/office/drawing/2016/5/14/chartex" xmlns:mc="http://schemas.openxmlformats.org/markup-compatibility/2006" xmlns:aink="http://schemas.microsoft.com/office/drawing/2016/ink" xmlns:am3d="http://schemas.microsoft.com/office/drawing/2017/model3d" xmlns:o="urn:schemas-microsoft-com:office:office" xmlns:r="http://schemas.openxmlformats.org/officeDocument/2006/relationships" xmlns:m="http://schemas.openxmlformats.org/officeDocument/2006/math" xmlns:v="urn:schemas-microsoft-com:vml" xmlns:wp14="http://schemas.microsoft.com/office/word/2010/wordprocessingDrawing" xmlns:wp="http://schemas.openxmlformats.org/drawingml/2006/wordprocessingDrawing" xmlns:w10="urn:schemas-microsoft-com:office:word" xmlns:w="http://schemas.openxmlformats.org/wordprocessingml/2006/main" xmlns:w14="http://schemas.microsoft.com/office/word/2010/wordml" xmlns:w15="http://schemas.microsoft.com/office/word/2012/wordml" xmlns:w16cex="http://schemas.microsoft.com/office/word/2018/wordml/cex" xmlns:w16cid="http://schemas.microsoft.com/office/word/2016/wordml/cid" xmlns:w16="http://schemas.microsoft.com/office/word/2018/wordml" xmlns:w16sdtdh="http://schemas.microsoft.com/office/word/2020/wordml/sdtdatahash" xmlns:w16se="http://schemas.microsoft.com/office/word/2015/wordml/symex" xmlns:wpg="http://schemas.microsoft.com/office/word/2010/wordprocessingGroup" xmlns:wpi="http://schemas.microsoft.com/office/word/2010/wordprocessingInk" xmlns:wne="http://schemas.microsoft.com/office/word/2006/wordml" xmlns:wps="http://schemas.microsoft.com/office/word/2010/wordprocessingShape" mc:Ignorable="w14 w15 w16se w16cid w16 w16cex w16sdtdh wp14">
   <w:body>
+    <w:tbl>
+      <w:tblPr>
+        <w:tblStyle w:val="aff0"/>
+        <w:tblW w:w="5000" w:type="pct"/>
+        <w:tblLook w:val="04A0" w:firstRow="1" w:lastRow="0" w:firstColumn="1" w:lastColumn="0" w:noHBand="0" w:noVBand="1"/>
+      </w:tblPr>
+      <w:tblGrid>
+        <w:gridCol w:w="523"/>
+        <w:gridCol w:w="2781"/>
+        <w:gridCol w:w="524"/>
+        <w:gridCol w:w="2308"/>
+        <w:gridCol w:w="524"/>
+        <w:gridCol w:w="2287"/>
+        <w:gridCol w:w="524"/>
+        <w:gridCol w:w="2983"/>
+        <w:gridCol w:w="524"/>
+        <w:gridCol w:w="2372"/>
+      </w:tblGrid>
+      <w:tr>
+        <w:trPr>
+          <w:trHeight w:val="274"/>
+        </w:trPr>
+        <w:tc>
+          <w:tcPr>
+            <w:tcW w:w="519" w:type="dxa"/>
+            <w:shd w:val="clear" w:color="auto" w:fill="FFFFFF"/>
+          </w:tcPr>
+          <w:p/>
+        </w:tc>
+        <w:tc>
+          <w:tcPr>
+            <w:tcW w:w="2755" w:type="dxa"/>
+          </w:tcPr>
+          <w:p>
+            <w:pPr>
+              <w:jc w:val="center"/>
+            </w:pPr>
+            <w:r>
+              <w:rPr>
+                <w:rFonts w:ascii="Arial" w:hAnsi="Arial"/>
+                <w:sz w:val="16"/>
+              </w:rPr>
+              <w:t>нейтральное средство</w:t>
+            </w:r>
+          </w:p>
+        </w:tc>
+        <w:tc>
+          <w:tcPr>
+            <w:tcW w:w="519" w:type="dxa"/>
+            <w:shd w:val="clear" w:color="auto" w:fill="FFFFFF"/>
+          </w:tcPr>
+          <w:p/>
+        </w:tc>
+        <w:tc>
+          <w:tcPr>
+            <w:tcW w:w="2287" w:type="dxa"/>
+          </w:tcPr>
+          <w:p>
+            <w:pPr>
+              <w:jc w:val="center"/>
+            </w:pPr>
+            <w:r>
+              <w:rPr>
+                <w:rFonts w:ascii="Arial" w:hAnsi="Arial"/>
+                <w:sz w:val="16"/>
+              </w:rPr>
+              <w:t>кислотное средство</w:t>
+            </w:r>
+          </w:p>
+        </w:tc>
+        <w:tc>
+          <w:tcPr>
+            <w:tcW w:w="519" w:type="dxa"/>
+            <w:shd w:val="clear" w:color="auto" w:fill="FFFFFF"/>
+          </w:tcPr>
+          <w:p/>
+        </w:tc>
+        <w:tc>
+          <w:tcPr>
+            <w:tcW w:w="2266" w:type="dxa"/>
+          </w:tcPr>
+          <w:p>
+            <w:pPr>
+              <w:jc w:val="center"/>
+            </w:pPr>
+            <w:r>
+              <w:rPr>
+                <w:rFonts w:ascii="Arial" w:hAnsi="Arial"/>
+                <w:sz w:val="16"/>
+              </w:rPr>
+              <w:t>щелочное средство</w:t>
+            </w:r>
+          </w:p>
+        </w:tc>
+        <w:tc>
+          <w:tcPr>
+            <w:tcW w:w="519" w:type="dxa"/>
+            <w:shd w:val="clear" w:color="auto" w:fill="FFFFFF"/>
+          </w:tcPr>
+          <w:p/>
+        </w:tc>
+        <w:tc>
+          <w:tcPr>
+            <w:tcW w:w="2956" w:type="dxa"/>
+          </w:tcPr>
+          <w:p>
+            <w:pPr>
+              <w:jc w:val="center"/>
+            </w:pPr>
+            <w:r>
+              <w:rPr>
+                <w:rFonts w:ascii="Arial" w:hAnsi="Arial"/>
+                <w:sz w:val="16"/>
+              </w:rPr>
+              <w:t>дезинфектант</w:t>
+            </w:r>
+          </w:p>
+        </w:tc>
+        <w:tc>
+          <w:tcPr>
+            <w:tcW w:w="519" w:type="dxa"/>
+            <w:shd w:val="clear" w:color="auto" w:fill="FFFFFF"/>
+          </w:tcPr>
+          <w:p/>
+        </w:tc>
+        <w:tc>
+          <w:tcPr>
+            <w:tcW w:w="2350" w:type="dxa"/>
+          </w:tcPr>
+          <w:p>
+            <w:pPr>
+              <w:jc w:val="center"/>
+            </w:pPr>
+            <w:r>
+              <w:rPr>
+                <w:rFonts w:ascii="Arial" w:hAnsi="Arial"/>
+                <w:sz w:val="16"/>
+              </w:rPr>
+              <w:t>средство на безводной основе</w:t>
+            </w:r>
+          </w:p>
+        </w:tc>
+      </w:tr>
+    </w:tbl>
+    <w:p/>
     <w:tbl>
       <w:tblPr>
         <w:tblStyle w:val="aff0"/>
@@ -25,11 +170,8 @@
       <w:tr>
         <w:tc>
           <w:tcPr>
-            <w:tcW w:w="15132" w:type="dxa"/>
+            <w:tcW w:w="24464" w:type="dxa"/>
             <w:gridSpan w:val="12"/>
-            <w:tcBorders>
-              <w:bottom w:val="nil"/>
-            </w:tcBorders>
           </w:tcPr>
           <w:p>
             <w:r>
@@ -46,12 +188,8 @@
       <w:tr>
         <w:tc>
           <w:tcPr>
-            <w:tcW w:w="15132" w:type="dxa"/>
+            <w:tcW w:w="24464" w:type="dxa"/>
             <w:gridSpan w:val="12"/>
-            <w:tcBorders>
-              <w:top w:val="nil"/>
-              <w:bottom w:val="nil"/>
-            </w:tcBorders>
           </w:tcPr>
           <w:p>
             <w:r>
@@ -68,12 +206,8 @@
       <w:tr>
         <w:tc>
           <w:tcPr>
-            <w:tcW w:w="15132" w:type="dxa"/>
+            <w:tcW w:w="24464" w:type="dxa"/>
             <w:gridSpan w:val="12"/>
-            <w:tcBorders>
-              <w:top w:val="nil"/>
-              <w:bottom w:val="nil"/>
-            </w:tcBorders>
           </w:tcPr>
           <w:p/>
         </w:tc>
@@ -81,27 +215,25 @@
       <w:tr>
         <w:tc>
           <w:tcPr>
-            <w:tcW w:w="15132" w:type="dxa"/>
+            <w:tcW w:w="24464" w:type="dxa"/>
             <w:gridSpan w:val="12"/>
-            <w:tcBorders>
-              <w:top w:val="nil"/>
-              <w:bottom w:val="nil"/>
-            </w:tcBorders>
           </w:tcPr>
           <w:p>
-            <w:pPr>
-              <w:rPr>
-                <w:lang w:val="ru-RU"/>
-              </w:rPr>
-            </w:pPr>
             <w:r>
               <w:rPr>
                 <w:rFonts w:ascii="Arial" w:hAnsi="Arial"/>
                 <w:b/>
                 <w:sz w:val="18"/>
-                <w:lang w:val="ru-RU"/>
               </w:rPr>
-              <w:t>Санитарная обработка помещений осуществляется после полного удаления из них сырьевых компонентов и материалов.</w:t>
+              <w:t xml:space="preserve">Санитарная обработка помещений </w:t>
+            </w:r>
+            <w:r>
+              <w:rPr>
+                <w:rFonts w:ascii="Arial" w:hAnsi="Arial"/>
+                <w:b/>
+                <w:sz w:val="18"/>
+              </w:rPr>
+              <w:t>осуществляется после полного удаления из них сырьевых компонентов и материалов.</w:t>
             </w:r>
           </w:p>
         </w:tc>
@@ -109,38 +241,22 @@
       <w:tr>
         <w:tc>
           <w:tcPr>
-            <w:tcW w:w="15132" w:type="dxa"/>
+            <w:tcW w:w="24464" w:type="dxa"/>
             <w:gridSpan w:val="12"/>
-            <w:tcBorders>
-              <w:top w:val="nil"/>
-            </w:tcBorders>
           </w:tcPr>
-          <w:p>
-            <w:pPr>
-              <w:rPr>
-                <w:lang w:val="ru-RU"/>
-              </w:rPr>
-            </w:pPr>
-          </w:p>
+          <w:p/>
         </w:tc>
       </w:tr>
       <w:tr>
         <w:tc>
           <w:tcPr>
-            <w:tcW w:w="1261" w:type="dxa"/>
+            <w:tcW w:w="-23072" w:type="dxa"/>
           </w:tcPr>
           <w:p>
-            <w:pPr>
-              <w:rPr>
-                <w:b/>
-                <w:bCs/>
-              </w:rPr>
-            </w:pPr>
             <w:r>
               <w:rPr>
                 <w:rFonts w:ascii="Arial" w:hAnsi="Arial"/>
                 <w:b/>
-                <w:bCs/>
                 <w:sz w:val="18"/>
               </w:rPr>
               <w:t>Объект обработки</w:t>
@@ -149,20 +265,13 @@
         </w:tc>
         <w:tc>
           <w:tcPr>
-            <w:tcW w:w="1261" w:type="dxa"/>
+            <w:tcW w:w="6464" w:type="dxa"/>
           </w:tcPr>
           <w:p>
-            <w:pPr>
-              <w:rPr>
-                <w:b/>
-                <w:bCs/>
-              </w:rPr>
-            </w:pPr>
             <w:r>
               <w:rPr>
                 <w:rFonts w:ascii="Arial" w:hAnsi="Arial"/>
                 <w:b/>
-                <w:bCs/>
                 <w:sz w:val="18"/>
               </w:rPr>
               <w:t>Способ обработки</w:t>
@@ -171,20 +280,13 @@
         </w:tc>
         <w:tc>
           <w:tcPr>
-            <w:tcW w:w="1261" w:type="dxa"/>
+            <w:tcW w:w="-11536" w:type="dxa"/>
           </w:tcPr>
           <w:p>
-            <w:pPr>
-              <w:rPr>
-                <w:b/>
-                <w:bCs/>
-              </w:rPr>
-            </w:pPr>
             <w:r>
               <w:rPr>
                 <w:rFonts w:ascii="Arial" w:hAnsi="Arial"/>
                 <w:b/>
-                <w:bCs/>
                 <w:sz w:val="18"/>
               </w:rPr>
               <w:t>№ инструкции</w:t>
@@ -193,20 +295,13 @@
         </w:tc>
         <w:tc>
           <w:tcPr>
-            <w:tcW w:w="1261" w:type="dxa"/>
+            <w:tcW w:w="24464" w:type="dxa"/>
           </w:tcPr>
           <w:p>
-            <w:pPr>
-              <w:rPr>
-                <w:b/>
-                <w:bCs/>
-              </w:rPr>
-            </w:pPr>
             <w:r>
               <w:rPr>
                 <w:rFonts w:ascii="Arial" w:hAnsi="Arial"/>
                 <w:b/>
-                <w:bCs/>
                 <w:sz w:val="18"/>
               </w:rPr>
               <w:t>Наименование средства</w:t>
@@ -215,20 +310,13 @@
         </w:tc>
         <w:tc>
           <w:tcPr>
-            <w:tcW w:w="1261" w:type="dxa"/>
+            <w:tcW w:w="6464" w:type="dxa"/>
           </w:tcPr>
           <w:p>
-            <w:pPr>
-              <w:rPr>
-                <w:b/>
-                <w:bCs/>
-              </w:rPr>
-            </w:pPr>
             <w:r>
               <w:rPr>
                 <w:rFonts w:ascii="Arial" w:hAnsi="Arial"/>
                 <w:b/>
-                <w:bCs/>
                 <w:sz w:val="18"/>
               </w:rPr>
               <w:t>Метод уборки</w:t>
@@ -237,20 +325,13 @@
         </w:tc>
         <w:tc>
           <w:tcPr>
-            <w:tcW w:w="1261" w:type="dxa"/>
+            <w:tcW w:w="24464" w:type="dxa"/>
           </w:tcPr>
           <w:p>
-            <w:pPr>
-              <w:rPr>
-                <w:b/>
-                <w:bCs/>
-              </w:rPr>
-            </w:pPr>
             <w:r>
               <w:rPr>
                 <w:rFonts w:ascii="Arial" w:hAnsi="Arial"/>
                 <w:b/>
-                <w:bCs/>
                 <w:sz w:val="18"/>
               </w:rPr>
               <w:t>Концентрация средства, %, метод разведения</w:t>
@@ -259,20 +340,13 @@
         </w:tc>
         <w:tc>
           <w:tcPr>
-            <w:tcW w:w="1261" w:type="dxa"/>
+            <w:tcW w:w="-736" w:type="dxa"/>
           </w:tcPr>
           <w:p>
-            <w:pPr>
-              <w:rPr>
-                <w:b/>
-                <w:bCs/>
-              </w:rPr>
-            </w:pPr>
             <w:r>
               <w:rPr>
                 <w:rFonts w:ascii="Arial" w:hAnsi="Arial"/>
                 <w:b/>
-                <w:bCs/>
                 <w:sz w:val="18"/>
               </w:rPr>
               <w:t>Температура раствора, °C</w:t>
@@ -281,42 +355,36 @@
         </w:tc>
         <w:tc>
           <w:tcPr>
-            <w:tcW w:w="1261" w:type="dxa"/>
+            <w:tcW w:w="-736" w:type="dxa"/>
           </w:tcPr>
           <w:p>
-            <w:pPr>
-              <w:rPr>
-                <w:b/>
-                <w:bCs/>
-              </w:rPr>
-            </w:pPr>
             <w:r>
               <w:rPr>
                 <w:rFonts w:ascii="Arial" w:hAnsi="Arial"/>
                 <w:b/>
-                <w:bCs/>
                 <w:sz w:val="18"/>
               </w:rPr>
-              <w:t>Время выдержки средства, мин</w:t>
+              <w:t>Время выдержки средства</w:t>
+            </w:r>
+            <w:r>
+              <w:rPr>
+                <w:rFonts w:ascii="Arial" w:hAnsi="Arial"/>
+                <w:b/>
+                <w:sz w:val="18"/>
+              </w:rPr>
+              <w:t>, мин</w:t>
             </w:r>
           </w:p>
         </w:tc>
         <w:tc>
           <w:tcPr>
-            <w:tcW w:w="1261" w:type="dxa"/>
+            <w:tcW w:w="-736" w:type="dxa"/>
           </w:tcPr>
           <w:p>
-            <w:pPr>
-              <w:rPr>
-                <w:b/>
-                <w:bCs/>
-              </w:rPr>
-            </w:pPr>
             <w:r>
               <w:rPr>
                 <w:rFonts w:ascii="Arial" w:hAnsi="Arial"/>
                 <w:b/>
-                <w:bCs/>
                 <w:sz w:val="18"/>
               </w:rPr>
               <w:t>Инвентарь</w:t>
@@ -325,20 +393,13 @@
         </w:tc>
         <w:tc>
           <w:tcPr>
-            <w:tcW w:w="1261" w:type="dxa"/>
+            <w:tcW w:w="6464" w:type="dxa"/>
           </w:tcPr>
           <w:p>
-            <w:pPr>
-              <w:rPr>
-                <w:b/>
-                <w:bCs/>
-              </w:rPr>
-            </w:pPr>
             <w:r>
               <w:rPr>
                 <w:rFonts w:ascii="Arial" w:hAnsi="Arial"/>
                 <w:b/>
-                <w:bCs/>
                 <w:sz w:val="18"/>
               </w:rPr>
               <w:t>Периодичность</w:t>
@@ -347,20 +408,13 @@
         </w:tc>
         <w:tc>
           <w:tcPr>
-            <w:tcW w:w="1261" w:type="dxa"/>
+            <w:tcW w:w="6464" w:type="dxa"/>
           </w:tcPr>
           <w:p>
-            <w:pPr>
-              <w:rPr>
-                <w:b/>
-                <w:bCs/>
-              </w:rPr>
-            </w:pPr>
             <w:r>
               <w:rPr>
                 <w:rFonts w:ascii="Arial" w:hAnsi="Arial"/>
                 <w:b/>
-                <w:bCs/>
                 <w:sz w:val="18"/>
               </w:rPr>
               <w:t>Исполнитель</w:t>
@@ -369,20 +423,13 @@
         </w:tc>
         <w:tc>
           <w:tcPr>
-            <w:tcW w:w="1261" w:type="dxa"/>
+            <w:tcW w:w="24464" w:type="dxa"/>
           </w:tcPr>
           <w:p>
-            <w:pPr>
-              <w:rPr>
-                <w:b/>
-                <w:bCs/>
-              </w:rPr>
-            </w:pPr>
             <w:r>
               <w:rPr>
                 <w:rFonts w:ascii="Arial" w:hAnsi="Arial"/>
                 <w:b/>
-                <w:bCs/>
                 <w:sz w:val="18"/>
               </w:rPr>
               <w:t>Метод контроля/периодичность</w:t>
@@ -393,171 +440,75 @@
       <w:tr>
         <w:tc>
           <w:tcPr>
-            <w:tcW w:w="1701" w:type="dxa"/>
+            <w:tcW w:w="-23072" w:type="dxa"/>
           </w:tcPr>
-          <w:p>
-            <w:pPr>
-              <w:rPr>
-                <w:rFonts w:ascii="Arial" w:hAnsi="Arial" w:cs="Arial"/>
-                <w:sz w:val="16"/>
-                <w:szCs w:val="16"/>
-              </w:rPr>
-            </w:pPr>
-          </w:p>
+          <w:p/>
         </w:tc>
         <w:tc>
           <w:tcPr>
-            <w:tcW w:w="1134" w:type="dxa"/>
+            <w:tcW w:w="6464" w:type="dxa"/>
           </w:tcPr>
-          <w:p>
-            <w:pPr>
-              <w:rPr>
-                <w:rFonts w:ascii="Arial" w:hAnsi="Arial" w:cs="Arial"/>
-                <w:sz w:val="16"/>
-                <w:szCs w:val="16"/>
-              </w:rPr>
-            </w:pPr>
-          </w:p>
+          <w:p/>
         </w:tc>
         <w:tc>
           <w:tcPr>
-            <w:tcW w:w="850" w:type="dxa"/>
+            <w:tcW w:w="-11536" w:type="dxa"/>
           </w:tcPr>
-          <w:p>
-            <w:pPr>
-              <w:rPr>
-                <w:rFonts w:ascii="Arial" w:hAnsi="Arial" w:cs="Arial"/>
-                <w:sz w:val="16"/>
-                <w:szCs w:val="16"/>
-              </w:rPr>
-            </w:pPr>
-          </w:p>
+          <w:p/>
         </w:tc>
         <w:tc>
           <w:tcPr>
-            <w:tcW w:w="1417" w:type="dxa"/>
+            <w:tcW w:w="24464" w:type="dxa"/>
           </w:tcPr>
-          <w:p>
-            <w:pPr>
-              <w:rPr>
-                <w:rFonts w:ascii="Arial" w:hAnsi="Arial" w:cs="Arial"/>
-                <w:sz w:val="16"/>
-                <w:szCs w:val="16"/>
-              </w:rPr>
-            </w:pPr>
-          </w:p>
+          <w:p/>
         </w:tc>
         <w:tc>
           <w:tcPr>
-            <w:tcW w:w="1134" w:type="dxa"/>
+            <w:tcW w:w="6464" w:type="dxa"/>
           </w:tcPr>
-          <w:p>
-            <w:pPr>
-              <w:rPr>
-                <w:rFonts w:ascii="Arial" w:hAnsi="Arial" w:cs="Arial"/>
-                <w:sz w:val="16"/>
-                <w:szCs w:val="16"/>
-              </w:rPr>
-            </w:pPr>
-          </w:p>
+          <w:p/>
         </w:tc>
         <w:tc>
           <w:tcPr>
-            <w:tcW w:w="1417" w:type="dxa"/>
+            <w:tcW w:w="24464" w:type="dxa"/>
           </w:tcPr>
-          <w:p>
-            <w:pPr>
-              <w:rPr>
-                <w:rFonts w:ascii="Arial" w:hAnsi="Arial" w:cs="Arial"/>
-                <w:sz w:val="16"/>
-                <w:szCs w:val="16"/>
-              </w:rPr>
-            </w:pPr>
-          </w:p>
+          <w:p/>
         </w:tc>
         <w:tc>
           <w:tcPr>
-            <w:tcW w:w="1020" w:type="dxa"/>
+            <w:tcW w:w="-736" w:type="dxa"/>
           </w:tcPr>
-          <w:p>
-            <w:pPr>
-              <w:rPr>
-                <w:rFonts w:ascii="Arial" w:hAnsi="Arial" w:cs="Arial"/>
-                <w:sz w:val="16"/>
-                <w:szCs w:val="16"/>
-              </w:rPr>
-            </w:pPr>
-          </w:p>
+          <w:p/>
         </w:tc>
         <w:tc>
           <w:tcPr>
-            <w:tcW w:w="1020" w:type="dxa"/>
+            <w:tcW w:w="-736" w:type="dxa"/>
           </w:tcPr>
-          <w:p>
-            <w:pPr>
-              <w:rPr>
-                <w:rFonts w:ascii="Arial" w:hAnsi="Arial" w:cs="Arial"/>
-                <w:sz w:val="16"/>
-                <w:szCs w:val="16"/>
-              </w:rPr>
-            </w:pPr>
-          </w:p>
+          <w:p/>
         </w:tc>
         <w:tc>
           <w:tcPr>
-            <w:tcW w:w="1020" w:type="dxa"/>
+            <w:tcW w:w="-736" w:type="dxa"/>
           </w:tcPr>
-          <w:p>
-            <w:pPr>
-              <w:rPr>
-                <w:rFonts w:ascii="Arial" w:hAnsi="Arial" w:cs="Arial"/>
-                <w:sz w:val="16"/>
-                <w:szCs w:val="16"/>
-              </w:rPr>
-            </w:pPr>
-          </w:p>
+          <w:p/>
         </w:tc>
         <w:tc>
           <w:tcPr>
-            <w:tcW w:w="1134" w:type="dxa"/>
+            <w:tcW w:w="6464" w:type="dxa"/>
           </w:tcPr>
-          <w:p>
-            <w:pPr>
-              <w:rPr>
-                <w:rFonts w:ascii="Arial" w:hAnsi="Arial" w:cs="Arial"/>
-                <w:sz w:val="16"/>
-                <w:szCs w:val="16"/>
-              </w:rPr>
-            </w:pPr>
-          </w:p>
+          <w:p/>
         </w:tc>
         <w:tc>
           <w:tcPr>
-            <w:tcW w:w="1134" w:type="dxa"/>
+            <w:tcW w:w="6464" w:type="dxa"/>
           </w:tcPr>
-          <w:p>
-            <w:pPr>
-              <w:rPr>
-                <w:rFonts w:ascii="Arial" w:hAnsi="Arial" w:cs="Arial"/>
-                <w:sz w:val="16"/>
-                <w:szCs w:val="16"/>
-              </w:rPr>
-            </w:pPr>
-          </w:p>
+          <w:p/>
         </w:tc>
         <w:tc>
           <w:tcPr>
-            <w:tcW w:w="1417" w:type="dxa"/>
+            <w:tcW w:w="24464" w:type="dxa"/>
           </w:tcPr>
-          <w:p>
-            <w:pPr>
-              <w:rPr>
-                <w:rFonts w:ascii="Arial" w:hAnsi="Arial" w:cs="Arial"/>
-                <w:sz w:val="16"/>
-                <w:szCs w:val="16"/>
-              </w:rPr>
-            </w:pPr>
-          </w:p>
+          <w:p/>
         </w:tc>
       </w:tr>
     </w:tbl>
@@ -1060,6 +1011,11 @@
     <w:lsdException w:name="Book Title" w:uiPriority="33" w:qFormat="1"/>
     <w:lsdException w:name="Bibliography" w:semiHidden="1" w:uiPriority="37" w:unhideWhenUsed="1"/>
     <w:lsdException w:name="TOC Heading" w:semiHidden="1" w:uiPriority="39" w:unhideWhenUsed="1" w:qFormat="1"/>
+    <w:lsdException w:name="Plain Table 5" w:semiHidden="1" w:unhideWhenUsed="1"/>
+    <w:lsdException w:name="Grid Table Light" w:semiHidden="1" w:unhideWhenUsed="1"/>
+    <w:lsdException w:name="Grid Table 1 Light" w:semiHidden="1" w:unhideWhenUsed="1"/>
+    <w:lsdException w:name="Grid Table 2" w:semiHidden="1" w:unhideWhenUsed="1"/>
+    <w:lsdException w:name="Grid Table 3" w:semiHidden="1" w:unhideWhenUsed="1"/>
     <w:lsdException w:name="Grid Table 4" w:uiPriority="49"/>
     <w:lsdException w:name="Grid Table 5 Dark" w:uiPriority="50"/>
     <w:lsdException w:name="Grid Table 6 Colorful" w:uiPriority="51"/>
@@ -1165,6 +1121,9 @@
     <w:name w:val="Normal"/>
     <w:qFormat/>
     <w:rsid w:val="00FC693F"/>
+    <w:rPr>
+      <w:lang w:val="ru-RU"/>
+    </w:rPr>
   </w:style>
   <w:style w:type="paragraph" w:styleId="1">
     <w:name w:val="heading 1"/>
@@ -1423,6 +1382,9 @@
     <w:link w:val="a5"/>
     <w:uiPriority w:val="99"/>
     <w:rsid w:val="00E618BF"/>
+    <w:rPr>
+      <w:lang w:val="ru-RU"/>
+    </w:rPr>
   </w:style>
   <w:style w:type="paragraph" w:styleId="a7">
     <w:name w:val="footer"/>
@@ -1445,6 +1407,9 @@
     <w:link w:val="a7"/>
     <w:uiPriority w:val="99"/>
     <w:rsid w:val="00E618BF"/>
+    <w:rPr>
+      <w:lang w:val="ru-RU"/>
+    </w:rPr>
   </w:style>
   <w:style w:type="paragraph" w:styleId="a9">
     <w:name w:val="No Spacing"/>
@@ -1454,6 +1419,9 @@
     <w:pPr>
       <w:spacing w:after="0" w:line="240" w:lineRule="auto"/>
     </w:pPr>
+    <w:rPr>
+      <w:lang w:val="ru-RU"/>
+    </w:rPr>
   </w:style>
   <w:style w:type="character" w:customStyle="1" w:styleId="10">
     <w:name w:val="Заголовок 1 Знак"/>
@@ -1468,6 +1436,7 @@
       <w:color w:val="365F91" w:themeColor="accent1" w:themeShade="BF"/>
       <w:sz w:val="28"/>
       <w:szCs w:val="28"/>
+      <w:lang w:val="ru-RU"/>
     </w:rPr>
   </w:style>
   <w:style w:type="character" w:customStyle="1" w:styleId="22">
@@ -1483,6 +1452,7 @@
       <w:color w:val="4F81BD" w:themeColor="accent1"/>
       <w:sz w:val="26"/>
       <w:szCs w:val="26"/>
+      <w:lang w:val="ru-RU"/>
     </w:rPr>
   </w:style>
   <w:style w:type="character" w:customStyle="1" w:styleId="32">
@@ -1496,6 +1466,7 @@
       <w:b/>
       <w:bCs/>
       <w:color w:val="4F81BD" w:themeColor="accent1"/>
+      <w:lang w:val="ru-RU"/>
     </w:rPr>
   </w:style>
   <w:style w:type="paragraph" w:styleId="aa">
@@ -1535,6 +1506,7 @@
       <w:kern w:val="28"/>
       <w:sz w:val="52"/>
       <w:szCs w:val="52"/>
+      <w:lang w:val="ru-RU"/>
     </w:rPr>
   </w:style>
   <w:style w:type="paragraph" w:styleId="ac">
@@ -1574,6 +1546,7 @@
       <w:spacing w:val="15"/>
       <w:sz w:val="24"/>
       <w:szCs w:val="24"/>
+      <w:lang w:val="ru-RU"/>
     </w:rPr>
   </w:style>
   <w:style w:type="paragraph" w:styleId="ae">
@@ -1604,6 +1577,9 @@
     <w:link w:val="af"/>
     <w:uiPriority w:val="99"/>
     <w:rsid w:val="00AA1D8D"/>
+    <w:rPr>
+      <w:lang w:val="ru-RU"/>
+    </w:rPr>
   </w:style>
   <w:style w:type="paragraph" w:styleId="23">
     <w:name w:val="Body Text 2"/>
@@ -1622,6 +1598,9 @@
     <w:link w:val="23"/>
     <w:uiPriority w:val="99"/>
     <w:rsid w:val="00AA1D8D"/>
+    <w:rPr>
+      <w:lang w:val="ru-RU"/>
+    </w:rPr>
   </w:style>
   <w:style w:type="paragraph" w:styleId="33">
     <w:name w:val="Body Text 3"/>
@@ -1647,6 +1626,7 @@
     <w:rPr>
       <w:sz w:val="16"/>
       <w:szCs w:val="16"/>
+      <w:lang w:val="ru-RU"/>
     </w:rPr>
   </w:style>
   <w:style w:type="paragraph" w:styleId="af1">
@@ -1817,6 +1797,7 @@
       <w:rFonts w:ascii="Courier" w:hAnsi="Courier"/>
       <w:sz w:val="20"/>
       <w:szCs w:val="20"/>
+      <w:lang w:val="ru-RU"/>
     </w:rPr>
   </w:style>
   <w:style w:type="character" w:customStyle="1" w:styleId="af4">
@@ -1829,6 +1810,7 @@
       <w:rFonts w:ascii="Courier" w:hAnsi="Courier"/>
       <w:sz w:val="20"/>
       <w:szCs w:val="20"/>
+      <w:lang w:val="ru-RU"/>
     </w:rPr>
   </w:style>
   <w:style w:type="paragraph" w:styleId="27">
@@ -1855,6 +1837,7 @@
       <w:i/>
       <w:iCs/>
       <w:color w:val="000000" w:themeColor="text1"/>
+      <w:lang w:val="ru-RU"/>
     </w:rPr>
   </w:style>
   <w:style w:type="character" w:customStyle="1" w:styleId="40">
@@ -1871,6 +1854,7 @@
       <w:i/>
       <w:iCs/>
       <w:color w:val="4F81BD" w:themeColor="accent1"/>
+      <w:lang w:val="ru-RU"/>
     </w:rPr>
   </w:style>
   <w:style w:type="character" w:customStyle="1" w:styleId="50">
@@ -1883,6 +1867,7 @@
     <w:rPr>
       <w:rFonts w:asciiTheme="majorHAnsi" w:eastAsiaTheme="majorEastAsia" w:hAnsiTheme="majorHAnsi" w:cstheme="majorBidi"/>
       <w:color w:val="243F60" w:themeColor="accent1" w:themeShade="7F"/>
+      <w:lang w:val="ru-RU"/>
     </w:rPr>
   </w:style>
   <w:style w:type="character" w:customStyle="1" w:styleId="60">
@@ -1897,6 +1882,7 @@
       <w:i/>
       <w:iCs/>
       <w:color w:val="243F60" w:themeColor="accent1" w:themeShade="7F"/>
+      <w:lang w:val="ru-RU"/>
     </w:rPr>
   </w:style>
   <w:style w:type="character" w:customStyle="1" w:styleId="70">
@@ -1911,6 +1897,7 @@
       <w:i/>
       <w:iCs/>
       <w:color w:val="404040" w:themeColor="text1" w:themeTint="BF"/>
+      <w:lang w:val="ru-RU"/>
     </w:rPr>
   </w:style>
   <w:style w:type="character" w:customStyle="1" w:styleId="80">
@@ -1925,6 +1912,7 @@
       <w:color w:val="4F81BD" w:themeColor="accent1"/>
       <w:sz w:val="20"/>
       <w:szCs w:val="20"/>
+      <w:lang w:val="ru-RU"/>
     </w:rPr>
   </w:style>
   <w:style w:type="character" w:customStyle="1" w:styleId="90">
@@ -1941,6 +1929,7 @@
       <w:color w:val="404040" w:themeColor="text1" w:themeTint="BF"/>
       <w:sz w:val="20"/>
       <w:szCs w:val="20"/>
+      <w:lang w:val="ru-RU"/>
     </w:rPr>
   </w:style>
   <w:style w:type="paragraph" w:styleId="af5">
@@ -1972,6 +1961,7 @@
     <w:rPr>
       <w:b/>
       <w:bCs/>
+      <w:lang w:val="ru-RU"/>
     </w:rPr>
   </w:style>
   <w:style w:type="character" w:styleId="af7">
@@ -1983,6 +1973,7 @@
     <w:rPr>
       <w:i/>
       <w:iCs/>
+      <w:lang w:val="ru-RU"/>
     </w:rPr>
   </w:style>
   <w:style w:type="paragraph" w:styleId="af8">
@@ -2020,6 +2011,7 @@
       <w:i/>
       <w:iCs/>
       <w:color w:val="4F81BD" w:themeColor="accent1"/>
+      <w:lang w:val="ru-RU"/>
     </w:rPr>
   </w:style>
   <w:style w:type="character" w:styleId="afa">
@@ -2032,6 +2024,7 @@
       <w:i/>
       <w:iCs/>
       <w:color w:val="808080" w:themeColor="text1" w:themeTint="7F"/>
+      <w:lang w:val="ru-RU"/>
     </w:rPr>
   </w:style>
   <w:style w:type="character" w:styleId="afb">
@@ -2046,6 +2039,7 @@
       <w:i/>
       <w:iCs/>
       <w:color w:val="4F81BD" w:themeColor="accent1"/>
+      <w:lang w:val="ru-RU"/>
     </w:rPr>
   </w:style>
   <w:style w:type="character" w:styleId="afc">
@@ -2058,6 +2052,7 @@
       <w:smallCaps/>
       <w:color w:val="C0504D" w:themeColor="accent2"/>
       <w:u w:val="single"/>
+      <w:lang w:val="ru-RU"/>
     </w:rPr>
   </w:style>
   <w:style w:type="character" w:styleId="afd">
@@ -2073,6 +2068,7 @@
       <w:color w:val="C0504D" w:themeColor="accent2"/>
       <w:spacing w:val="5"/>
       <w:u w:val="single"/>
+      <w:lang w:val="ru-RU"/>
     </w:rPr>
   </w:style>
   <w:style w:type="character" w:styleId="afe">
@@ -2086,6 +2082,7 @@
       <w:bCs/>
       <w:smallCaps/>
       <w:spacing w:val="5"/>
+      <w:lang w:val="ru-RU"/>
     </w:rPr>
   </w:style>
   <w:style w:type="paragraph" w:styleId="aff">
@@ -2109,6 +2106,9 @@
     <w:pPr>
       <w:spacing w:after="0" w:line="240" w:lineRule="auto"/>
     </w:pPr>
+    <w:rPr>
+      <w:lang w:val="ru-RU"/>
+    </w:rPr>
     <w:tblPr>
       <w:tblBorders>
         <w:top w:val="single" w:sz="4" w:space="0" w:color="auto"/>
@@ -2130,6 +2130,7 @@
     </w:pPr>
     <w:rPr>
       <w:color w:val="000000" w:themeColor="text1" w:themeShade="BF"/>
+      <w:lang w:val="ru-RU"/>
     </w:rPr>
     <w:tblPr>
       <w:tblStyleRowBandSize w:val="1"/>
@@ -2226,6 +2227,7 @@
     </w:pPr>
     <w:rPr>
       <w:color w:val="365F91" w:themeColor="accent1" w:themeShade="BF"/>
+      <w:lang w:val="ru-RU"/>
     </w:rPr>
     <w:tblPr>
       <w:tblStyleRowBandSize w:val="1"/>
@@ -2322,6 +2324,7 @@
     </w:pPr>
     <w:rPr>
       <w:color w:val="943634" w:themeColor="accent2" w:themeShade="BF"/>
+      <w:lang w:val="ru-RU"/>
     </w:rPr>
     <w:tblPr>
       <w:tblStyleRowBandSize w:val="1"/>
@@ -2418,6 +2421,7 @@
     </w:pPr>
     <w:rPr>
       <w:color w:val="76923C" w:themeColor="accent3" w:themeShade="BF"/>
+      <w:lang w:val="ru-RU"/>
     </w:rPr>
     <w:tblPr>
       <w:tblStyleRowBandSize w:val="1"/>
@@ -2514,6 +2518,7 @@
     </w:pPr>
     <w:rPr>
       <w:color w:val="5F497A" w:themeColor="accent4" w:themeShade="BF"/>
+      <w:lang w:val="ru-RU"/>
     </w:rPr>
     <w:tblPr>
       <w:tblStyleRowBandSize w:val="1"/>
@@ -2610,6 +2615,7 @@
     </w:pPr>
     <w:rPr>
       <w:color w:val="31849B" w:themeColor="accent5" w:themeShade="BF"/>
+      <w:lang w:val="ru-RU"/>
     </w:rPr>
     <w:tblPr>
       <w:tblStyleRowBandSize w:val="1"/>
@@ -2706,6 +2712,7 @@
     </w:pPr>
     <w:rPr>
       <w:color w:val="E36C0A" w:themeColor="accent6" w:themeShade="BF"/>
+      <w:lang w:val="ru-RU"/>
     </w:rPr>
     <w:tblPr>
       <w:tblStyleRowBandSize w:val="1"/>
@@ -2800,6 +2807,9 @@
     <w:pPr>
       <w:spacing w:after="0" w:line="240" w:lineRule="auto"/>
     </w:pPr>
+    <w:rPr>
+      <w:lang w:val="ru-RU"/>
+    </w:rPr>
     <w:tblPr>
       <w:tblStyleRowBandSize w:val="1"/>
       <w:tblStyleColBandSize w:val="1"/>
@@ -2814,11 +2824,6 @@
       <w:pPr>
         <w:spacing w:before="0" w:after="0" w:line="240" w:lineRule="auto"/>
       </w:pPr>
-      <w:rPr>
-        <w:b/>
-        <w:bCs/>
-        <w:color w:val="FFFFFF" w:themeColor="background1"/>
-      </w:rPr>
       <w:tblPr/>
       <w:tcPr>
         <w:shd w:val="clear" w:color="auto" w:fill="000000" w:themeFill="text1"/>
@@ -2828,10 +2833,6 @@
       <w:pPr>
         <w:spacing w:before="0" w:after="0" w:line="240" w:lineRule="auto"/>
       </w:pPr>
-      <w:rPr>
-        <w:b/>
-        <w:bCs/>
-      </w:rPr>
       <w:tblPr/>
       <w:tcPr>
         <w:tcBorders>
@@ -2841,18 +2842,6 @@
           <w:right w:val="single" w:sz="8" w:space="0" w:color="000000" w:themeColor="text1"/>
         </w:tcBorders>
       </w:tcPr>
-    </w:tblStylePr>
-    <w:tblStylePr w:type="firstCol">
-      <w:rPr>
-        <w:b/>
-        <w:bCs/>
-      </w:rPr>
-    </w:tblStylePr>
-    <w:tblStylePr w:type="lastCol">
-      <w:rPr>
-        <w:b/>
-        <w:bCs/>
-      </w:rPr>
     </w:tblStylePr>
     <w:tblStylePr w:type="band1Vert">
       <w:tblPr/>
@@ -2885,6 +2874,9 @@
     <w:pPr>
       <w:spacing w:after="0" w:line="240" w:lineRule="auto"/>
     </w:pPr>
+    <w:rPr>
+      <w:lang w:val="ru-RU"/>
+    </w:rPr>
     <w:tblPr>
       <w:tblStyleRowBandSize w:val="1"/>
       <w:tblStyleColBandSize w:val="1"/>
@@ -2899,11 +2891,6 @@
       <w:pPr>
         <w:spacing w:before="0" w:after="0" w:line="240" w:lineRule="auto"/>
       </w:pPr>
-      <w:rPr>
-        <w:b/>
-        <w:bCs/>
-        <w:color w:val="FFFFFF" w:themeColor="background1"/>
-      </w:rPr>
       <w:tblPr/>
       <w:tcPr>
         <w:shd w:val="clear" w:color="auto" w:fill="4F81BD" w:themeFill="accent1"/>
@@ -2913,10 +2900,6 @@
       <w:pPr>
         <w:spacing w:before="0" w:after="0" w:line="240" w:lineRule="auto"/>
       </w:pPr>
-      <w:rPr>
-        <w:b/>
-        <w:bCs/>
-      </w:rPr>
       <w:tblPr/>
       <w:tcPr>
         <w:tcBorders>
@@ -2926,18 +2909,6 @@
           <w:right w:val="single" w:sz="8" w:space="0" w:color="4F81BD" w:themeColor="accent1"/>
         </w:tcBorders>
       </w:tcPr>
-    </w:tblStylePr>
-    <w:tblStylePr w:type="firstCol">
-      <w:rPr>
-        <w:b/>
-        <w:bCs/>
-      </w:rPr>
-    </w:tblStylePr>
-    <w:tblStylePr w:type="lastCol">
-      <w:rPr>
-        <w:b/>
-        <w:bCs/>
-      </w:rPr>
     </w:tblStylePr>
     <w:tblStylePr w:type="band1Vert">
       <w:tblPr/>
@@ -2970,6 +2941,9 @@
     <w:pPr>
       <w:spacing w:after="0" w:line="240" w:lineRule="auto"/>
     </w:pPr>
+    <w:rPr>
+      <w:lang w:val="ru-RU"/>
+    </w:rPr>
     <w:tblPr>
       <w:tblStyleRowBandSize w:val="1"/>
       <w:tblStyleColBandSize w:val="1"/>
@@ -2984,11 +2958,6 @@
       <w:pPr>
         <w:spacing w:before="0" w:after="0" w:line="240" w:lineRule="auto"/>
       </w:pPr>
-      <w:rPr>
-        <w:b/>
-        <w:bCs/>
-        <w:color w:val="FFFFFF" w:themeColor="background1"/>
-      </w:rPr>
       <w:tblPr/>
       <w:tcPr>
         <w:shd w:val="clear" w:color="auto" w:fill="C0504D" w:themeFill="accent2"/>
@@ -2998,10 +2967,6 @@
       <w:pPr>
         <w:spacing w:before="0" w:after="0" w:line="240" w:lineRule="auto"/>
       </w:pPr>
-      <w:rPr>
-        <w:b/>
-        <w:bCs/>
-      </w:rPr>
       <w:tblPr/>
       <w:tcPr>
         <w:tcBorders>
@@ -3011,18 +2976,6 @@
           <w:right w:val="single" w:sz="8" w:space="0" w:color="C0504D" w:themeColor="accent2"/>
         </w:tcBorders>
       </w:tcPr>
-    </w:tblStylePr>
-    <w:tblStylePr w:type="firstCol">
-      <w:rPr>
-        <w:b/>
-        <w:bCs/>
-      </w:rPr>
-    </w:tblStylePr>
-    <w:tblStylePr w:type="lastCol">
-      <w:rPr>
-        <w:b/>
-        <w:bCs/>
-      </w:rPr>
     </w:tblStylePr>
     <w:tblStylePr w:type="band1Vert">
       <w:tblPr/>
@@ -3055,6 +3008,9 @@
     <w:pPr>
       <w:spacing w:after="0" w:line="240" w:lineRule="auto"/>
     </w:pPr>
+    <w:rPr>
+      <w:lang w:val="ru-RU"/>
+    </w:rPr>
     <w:tblPr>
       <w:tblStyleRowBandSize w:val="1"/>
       <w:tblStyleColBandSize w:val="1"/>
@@ -3069,11 +3025,6 @@
       <w:pPr>
         <w:spacing w:before="0" w:after="0" w:line="240" w:lineRule="auto"/>
       </w:pPr>
-      <w:rPr>
-        <w:b/>
-        <w:bCs/>
-        <w:color w:val="FFFFFF" w:themeColor="background1"/>
-      </w:rPr>
       <w:tblPr/>
       <w:tcPr>
         <w:shd w:val="clear" w:color="auto" w:fill="9BBB59" w:themeFill="accent3"/>
@@ -3083,10 +3034,6 @@
       <w:pPr>
         <w:spacing w:before="0" w:after="0" w:line="240" w:lineRule="auto"/>
       </w:pPr>
-      <w:rPr>
-        <w:b/>
-        <w:bCs/>
-      </w:rPr>
       <w:tblPr/>
       <w:tcPr>
         <w:tcBorders>
@@ -3096,18 +3043,6 @@
           <w:right w:val="single" w:sz="8" w:space="0" w:color="9BBB59" w:themeColor="accent3"/>
         </w:tcBorders>
       </w:tcPr>
-    </w:tblStylePr>
-    <w:tblStylePr w:type="firstCol">
-      <w:rPr>
-        <w:b/>
-        <w:bCs/>
-      </w:rPr>
-    </w:tblStylePr>
-    <w:tblStylePr w:type="lastCol">
-      <w:rPr>
-        <w:b/>
-        <w:bCs/>
-      </w:rPr>
     </w:tblStylePr>
     <w:tblStylePr w:type="band1Vert">
       <w:tblPr/>
@@ -3140,6 +3075,9 @@
     <w:pPr>
       <w:spacing w:after="0" w:line="240" w:lineRule="auto"/>
     </w:pPr>
+    <w:rPr>
+      <w:lang w:val="ru-RU"/>
+    </w:rPr>
     <w:tblPr>
       <w:tblStyleRowBandSize w:val="1"/>
       <w:tblStyleColBandSize w:val="1"/>
@@ -3154,11 +3092,6 @@
       <w:pPr>
         <w:spacing w:before="0" w:after="0" w:line="240" w:lineRule="auto"/>
       </w:pPr>
-      <w:rPr>
-        <w:b/>
-        <w:bCs/>
-        <w:color w:val="FFFFFF" w:themeColor="background1"/>
-      </w:rPr>
       <w:tblPr/>
       <w:tcPr>
         <w:shd w:val="clear" w:color="auto" w:fill="8064A2" w:themeFill="accent4"/>
@@ -3168,10 +3101,6 @@
       <w:pPr>
         <w:spacing w:before="0" w:after="0" w:line="240" w:lineRule="auto"/>
       </w:pPr>
-      <w:rPr>
-        <w:b/>
-        <w:bCs/>
-      </w:rPr>
       <w:tblPr/>
       <w:tcPr>
         <w:tcBorders>
@@ -3181,18 +3110,6 @@
           <w:right w:val="single" w:sz="8" w:space="0" w:color="8064A2" w:themeColor="accent4"/>
         </w:tcBorders>
       </w:tcPr>
-    </w:tblStylePr>
-    <w:tblStylePr w:type="firstCol">
-      <w:rPr>
-        <w:b/>
-        <w:bCs/>
-      </w:rPr>
-    </w:tblStylePr>
-    <w:tblStylePr w:type="lastCol">
-      <w:rPr>
-        <w:b/>
-        <w:bCs/>
-      </w:rPr>
     </w:tblStylePr>
     <w:tblStylePr w:type="band1Vert">
       <w:tblPr/>
@@ -3225,6 +3142,9 @@
     <w:pPr>
       <w:spacing w:after="0" w:line="240" w:lineRule="auto"/>
     </w:pPr>
+    <w:rPr>
+      <w:lang w:val="ru-RU"/>
+    </w:rPr>
     <w:tblPr>
       <w:tblStyleRowBandSize w:val="1"/>
       <w:tblStyleColBandSize w:val="1"/>
@@ -3239,11 +3159,6 @@
       <w:pPr>
         <w:spacing w:before="0" w:after="0" w:line="240" w:lineRule="auto"/>
       </w:pPr>
-      <w:rPr>
-        <w:b/>
-        <w:bCs/>
-        <w:color w:val="FFFFFF" w:themeColor="background1"/>
-      </w:rPr>
       <w:tblPr/>
       <w:tcPr>
         <w:shd w:val="clear" w:color="auto" w:fill="4BACC6" w:themeFill="accent5"/>
@@ -3253,10 +3168,6 @@
       <w:pPr>
         <w:spacing w:before="0" w:after="0" w:line="240" w:lineRule="auto"/>
       </w:pPr>
-      <w:rPr>
-        <w:b/>
-        <w:bCs/>
-      </w:rPr>
       <w:tblPr/>
       <w:tcPr>
         <w:tcBorders>
@@ -3266,18 +3177,6 @@
           <w:right w:val="single" w:sz="8" w:space="0" w:color="4BACC6" w:themeColor="accent5"/>
         </w:tcBorders>
       </w:tcPr>
-    </w:tblStylePr>
-    <w:tblStylePr w:type="firstCol">
-      <w:rPr>
-        <w:b/>
-        <w:bCs/>
-      </w:rPr>
-    </w:tblStylePr>
-    <w:tblStylePr w:type="lastCol">
-      <w:rPr>
-        <w:b/>
-        <w:bCs/>
-      </w:rPr>
     </w:tblStylePr>
     <w:tblStylePr w:type="band1Vert">
       <w:tblPr/>
@@ -3310,6 +3209,9 @@
     <w:pPr>
       <w:spacing w:after="0" w:line="240" w:lineRule="auto"/>
     </w:pPr>
+    <w:rPr>
+      <w:lang w:val="ru-RU"/>
+    </w:rPr>
     <w:tblPr>
       <w:tblStyleRowBandSize w:val="1"/>
       <w:tblStyleColBandSize w:val="1"/>
@@ -3324,11 +3226,6 @@
       <w:pPr>
         <w:spacing w:before="0" w:after="0" w:line="240" w:lineRule="auto"/>
       </w:pPr>
-      <w:rPr>
-        <w:b/>
-        <w:bCs/>
-        <w:color w:val="FFFFFF" w:themeColor="background1"/>
-      </w:rPr>
       <w:tblPr/>
       <w:tcPr>
         <w:shd w:val="clear" w:color="auto" w:fill="F79646" w:themeFill="accent6"/>
@@ -3338,10 +3235,6 @@
       <w:pPr>
         <w:spacing w:before="0" w:after="0" w:line="240" w:lineRule="auto"/>
       </w:pPr>
-      <w:rPr>
-        <w:b/>
-        <w:bCs/>
-      </w:rPr>
       <w:tblPr/>
       <w:tcPr>
         <w:tcBorders>
@@ -3351,18 +3244,6 @@
           <w:right w:val="single" w:sz="8" w:space="0" w:color="F79646" w:themeColor="accent6"/>
         </w:tcBorders>
       </w:tcPr>
-    </w:tblStylePr>
-    <w:tblStylePr w:type="firstCol">
-      <w:rPr>
-        <w:b/>
-        <w:bCs/>
-      </w:rPr>
-    </w:tblStylePr>
-    <w:tblStylePr w:type="lastCol">
-      <w:rPr>
-        <w:b/>
-        <w:bCs/>
-      </w:rPr>
     </w:tblStylePr>
     <w:tblStylePr w:type="band1Vert">
       <w:tblPr/>
@@ -3395,6 +3276,9 @@
     <w:pPr>
       <w:spacing w:after="0" w:line="240" w:lineRule="auto"/>
     </w:pPr>
+    <w:rPr>
+      <w:lang w:val="ru-RU"/>
+    </w:rPr>
     <w:tblPr>
       <w:tblStyleRowBandSize w:val="1"/>
       <w:tblStyleColBandSize w:val="1"/>
@@ -3411,11 +3295,6 @@
       <w:pPr>
         <w:spacing w:before="0" w:after="0" w:line="240" w:lineRule="auto"/>
       </w:pPr>
-      <w:rPr>
-        <w:rFonts w:asciiTheme="majorHAnsi" w:eastAsiaTheme="majorEastAsia" w:hAnsiTheme="majorHAnsi" w:cstheme="majorBidi"/>
-        <w:b/>
-        <w:bCs/>
-      </w:rPr>
       <w:tblPr/>
       <w:tcPr>
         <w:tcBorders>
@@ -3432,11 +3311,6 @@
       <w:pPr>
         <w:spacing w:before="0" w:after="0" w:line="240" w:lineRule="auto"/>
       </w:pPr>
-      <w:rPr>
-        <w:rFonts w:asciiTheme="majorHAnsi" w:eastAsiaTheme="majorEastAsia" w:hAnsiTheme="majorHAnsi" w:cstheme="majorBidi"/>
-        <w:b/>
-        <w:bCs/>
-      </w:rPr>
       <w:tblPr/>
       <w:tcPr>
         <w:tcBorders>
@@ -3449,19 +3323,7 @@
         </w:tcBorders>
       </w:tcPr>
     </w:tblStylePr>
-    <w:tblStylePr w:type="firstCol">
-      <w:rPr>
-        <w:rFonts w:asciiTheme="majorHAnsi" w:eastAsiaTheme="majorEastAsia" w:hAnsiTheme="majorHAnsi" w:cstheme="majorBidi"/>
-        <w:b/>
-        <w:bCs/>
-      </w:rPr>
-    </w:tblStylePr>
     <w:tblStylePr w:type="lastCol">
-      <w:rPr>
-        <w:rFonts w:asciiTheme="majorHAnsi" w:eastAsiaTheme="majorEastAsia" w:hAnsiTheme="majorHAnsi" w:cstheme="majorBidi"/>
-        <w:b/>
-        <w:bCs/>
-      </w:rPr>
       <w:tblPr/>
       <w:tcPr>
         <w:tcBorders>
@@ -3518,6 +3380,9 @@
     <w:pPr>
       <w:spacing w:after="0" w:line="240" w:lineRule="auto"/>
     </w:pPr>
+    <w:rPr>
+      <w:lang w:val="ru-RU"/>
+    </w:rPr>
     <w:tblPr>
       <w:tblStyleRowBandSize w:val="1"/>
       <w:tblStyleColBandSize w:val="1"/>
@@ -3534,11 +3399,6 @@
       <w:pPr>
         <w:spacing w:before="0" w:after="0" w:line="240" w:lineRule="auto"/>
       </w:pPr>
-      <w:rPr>
-        <w:rFonts w:asciiTheme="majorHAnsi" w:eastAsiaTheme="majorEastAsia" w:hAnsiTheme="majorHAnsi" w:cstheme="majorBidi"/>
-        <w:b/>
-        <w:bCs/>
-      </w:rPr>
       <w:tblPr/>
       <w:tcPr>
         <w:tcBorders>
@@ -3555,11 +3415,6 @@
       <w:pPr>
         <w:spacing w:before="0" w:after="0" w:line="240" w:lineRule="auto"/>
       </w:pPr>
-      <w:rPr>
-        <w:rFonts w:asciiTheme="majorHAnsi" w:eastAsiaTheme="majorEastAsia" w:hAnsiTheme="majorHAnsi" w:cstheme="majorBidi"/>
-        <w:b/>
-        <w:bCs/>
-      </w:rPr>
       <w:tblPr/>
       <w:tcPr>
         <w:tcBorders>
@@ -3572,19 +3427,7 @@
         </w:tcBorders>
       </w:tcPr>
     </w:tblStylePr>
-    <w:tblStylePr w:type="firstCol">
-      <w:rPr>
-        <w:rFonts w:asciiTheme="majorHAnsi" w:eastAsiaTheme="majorEastAsia" w:hAnsiTheme="majorHAnsi" w:cstheme="majorBidi"/>
-        <w:b/>
-        <w:bCs/>
-      </w:rPr>
-    </w:tblStylePr>
     <w:tblStylePr w:type="lastCol">
-      <w:rPr>
-        <w:rFonts w:asciiTheme="majorHAnsi" w:eastAsiaTheme="majorEastAsia" w:hAnsiTheme="majorHAnsi" w:cstheme="majorBidi"/>
-        <w:b/>
-        <w:bCs/>
-      </w:rPr>
       <w:tblPr/>
       <w:tcPr>
         <w:tcBorders>
@@ -3641,6 +3484,9 @@
     <w:pPr>
       <w:spacing w:after="0" w:line="240" w:lineRule="auto"/>
     </w:pPr>
+    <w:rPr>
+      <w:lang w:val="ru-RU"/>
+    </w:rPr>
     <w:tblPr>
       <w:tblStyleRowBandSize w:val="1"/>
       <w:tblStyleColBandSize w:val="1"/>
@@ -3657,11 +3503,6 @@
       <w:pPr>
         <w:spacing w:before="0" w:after="0" w:line="240" w:lineRule="auto"/>
       </w:pPr>
-      <w:rPr>
-        <w:rFonts w:asciiTheme="majorHAnsi" w:eastAsiaTheme="majorEastAsia" w:hAnsiTheme="majorHAnsi" w:cstheme="majorBidi"/>
-        <w:b/>
-        <w:bCs/>
-      </w:rPr>
       <w:tblPr/>
       <w:tcPr>
         <w:tcBorders>
@@ -3678,11 +3519,6 @@
       <w:pPr>
         <w:spacing w:before="0" w:after="0" w:line="240" w:lineRule="auto"/>
       </w:pPr>
-      <w:rPr>
-        <w:rFonts w:asciiTheme="majorHAnsi" w:eastAsiaTheme="majorEastAsia" w:hAnsiTheme="majorHAnsi" w:cstheme="majorBidi"/>
-        <w:b/>
-        <w:bCs/>
-      </w:rPr>
       <w:tblPr/>
       <w:tcPr>
         <w:tcBorders>
@@ -3695,19 +3531,7 @@
         </w:tcBorders>
       </w:tcPr>
     </w:tblStylePr>
-    <w:tblStylePr w:type="firstCol">
-      <w:rPr>
-        <w:rFonts w:asciiTheme="majorHAnsi" w:eastAsiaTheme="majorEastAsia" w:hAnsiTheme="majorHAnsi" w:cstheme="majorBidi"/>
-        <w:b/>
-        <w:bCs/>
-      </w:rPr>
-    </w:tblStylePr>
     <w:tblStylePr w:type="lastCol">
-      <w:rPr>
-        <w:rFonts w:asciiTheme="majorHAnsi" w:eastAsiaTheme="majorEastAsia" w:hAnsiTheme="majorHAnsi" w:cstheme="majorBidi"/>
-        <w:b/>
-        <w:bCs/>
-      </w:rPr>
       <w:tblPr/>
       <w:tcPr>
         <w:tcBorders>
@@ -3764,6 +3588,9 @@
     <w:pPr>
       <w:spacing w:after="0" w:line="240" w:lineRule="auto"/>
     </w:pPr>
+    <w:rPr>
+      <w:lang w:val="ru-RU"/>
+    </w:rPr>
     <w:tblPr>
       <w:tblStyleRowBandSize w:val="1"/>
       <w:tblStyleColBandSize w:val="1"/>
@@ -3780,11 +3607,6 @@
       <w:pPr>
         <w:spacing w:before="0" w:after="0" w:line="240" w:lineRule="auto"/>
       </w:pPr>
-      <w:rPr>
-        <w:rFonts w:asciiTheme="majorHAnsi" w:eastAsiaTheme="majorEastAsia" w:hAnsiTheme="majorHAnsi" w:cstheme="majorBidi"/>
-        <w:b/>
-        <w:bCs/>
-      </w:rPr>
       <w:tblPr/>
       <w:tcPr>
         <w:tcBorders>
@@ -3801,11 +3623,6 @@
       <w:pPr>
         <w:spacing w:before="0" w:after="0" w:line="240" w:lineRule="auto"/>
       </w:pPr>
-      <w:rPr>
-        <w:rFonts w:asciiTheme="majorHAnsi" w:eastAsiaTheme="majorEastAsia" w:hAnsiTheme="majorHAnsi" w:cstheme="majorBidi"/>
-        <w:b/>
-        <w:bCs/>
-      </w:rPr>
       <w:tblPr/>
       <w:tcPr>
         <w:tcBorders>
@@ -3818,19 +3635,7 @@
         </w:tcBorders>
       </w:tcPr>
     </w:tblStylePr>
-    <w:tblStylePr w:type="firstCol">
-      <w:rPr>
-        <w:rFonts w:asciiTheme="majorHAnsi" w:eastAsiaTheme="majorEastAsia" w:hAnsiTheme="majorHAnsi" w:cstheme="majorBidi"/>
-        <w:b/>
-        <w:bCs/>
-      </w:rPr>
-    </w:tblStylePr>
     <w:tblStylePr w:type="lastCol">
-      <w:rPr>
-        <w:rFonts w:asciiTheme="majorHAnsi" w:eastAsiaTheme="majorEastAsia" w:hAnsiTheme="majorHAnsi" w:cstheme="majorBidi"/>
-        <w:b/>
-        <w:bCs/>
-      </w:rPr>
       <w:tblPr/>
       <w:tcPr>
         <w:tcBorders>
@@ -3887,6 +3692,9 @@
     <w:pPr>
       <w:spacing w:after="0" w:line="240" w:lineRule="auto"/>
     </w:pPr>
+    <w:rPr>
+      <w:lang w:val="ru-RU"/>
+    </w:rPr>
     <w:tblPr>
       <w:tblStyleRowBandSize w:val="1"/>
       <w:tblStyleColBandSize w:val="1"/>
@@ -3903,11 +3711,6 @@
       <w:pPr>
         <w:spacing w:before="0" w:after="0" w:line="240" w:lineRule="auto"/>
       </w:pPr>
-      <w:rPr>
-        <w:rFonts w:asciiTheme="majorHAnsi" w:eastAsiaTheme="majorEastAsia" w:hAnsiTheme="majorHAnsi" w:cstheme="majorBidi"/>
-        <w:b/>
-        <w:bCs/>
-      </w:rPr>
       <w:tblPr/>
       <w:tcPr>
         <w:tcBorders>
@@ -3924,11 +3727,6 @@
       <w:pPr>
         <w:spacing w:before="0" w:after="0" w:line="240" w:lineRule="auto"/>
       </w:pPr>
-      <w:rPr>
-        <w:rFonts w:asciiTheme="majorHAnsi" w:eastAsiaTheme="majorEastAsia" w:hAnsiTheme="majorHAnsi" w:cstheme="majorBidi"/>
-        <w:b/>
-        <w:bCs/>
-      </w:rPr>
       <w:tblPr/>
       <w:tcPr>
         <w:tcBorders>
@@ -3941,19 +3739,7 @@
         </w:tcBorders>
       </w:tcPr>
     </w:tblStylePr>
-    <w:tblStylePr w:type="firstCol">
-      <w:rPr>
-        <w:rFonts w:asciiTheme="majorHAnsi" w:eastAsiaTheme="majorEastAsia" w:hAnsiTheme="majorHAnsi" w:cstheme="majorBidi"/>
-        <w:b/>
-        <w:bCs/>
-      </w:rPr>
-    </w:tblStylePr>
     <w:tblStylePr w:type="lastCol">
-      <w:rPr>
-        <w:rFonts w:asciiTheme="majorHAnsi" w:eastAsiaTheme="majorEastAsia" w:hAnsiTheme="majorHAnsi" w:cstheme="majorBidi"/>
-        <w:b/>
-        <w:bCs/>
-      </w:rPr>
       <w:tblPr/>
       <w:tcPr>
         <w:tcBorders>
@@ -4010,6 +3796,9 @@
     <w:pPr>
       <w:spacing w:after="0" w:line="240" w:lineRule="auto"/>
     </w:pPr>
+    <w:rPr>
+      <w:lang w:val="ru-RU"/>
+    </w:rPr>
     <w:tblPr>
       <w:tblStyleRowBandSize w:val="1"/>
       <w:tblStyleColBandSize w:val="1"/>
@@ -4026,11 +3815,6 @@
       <w:pPr>
         <w:spacing w:before="0" w:after="0" w:line="240" w:lineRule="auto"/>
       </w:pPr>
-      <w:rPr>
-        <w:rFonts w:asciiTheme="majorHAnsi" w:eastAsiaTheme="majorEastAsia" w:hAnsiTheme="majorHAnsi" w:cstheme="majorBidi"/>
-        <w:b/>
-        <w:bCs/>
-      </w:rPr>
       <w:tblPr/>
       <w:tcPr>
         <w:tcBorders>
@@ -4047,11 +3831,6 @@
       <w:pPr>
         <w:spacing w:before="0" w:after="0" w:line="240" w:lineRule="auto"/>
       </w:pPr>
-      <w:rPr>
-        <w:rFonts w:asciiTheme="majorHAnsi" w:eastAsiaTheme="majorEastAsia" w:hAnsiTheme="majorHAnsi" w:cstheme="majorBidi"/>
-        <w:b/>
-        <w:bCs/>
-      </w:rPr>
       <w:tblPr/>
       <w:tcPr>
         <w:tcBorders>
@@ -4064,19 +3843,7 @@
         </w:tcBorders>
       </w:tcPr>
     </w:tblStylePr>
-    <w:tblStylePr w:type="firstCol">
-      <w:rPr>
-        <w:rFonts w:asciiTheme="majorHAnsi" w:eastAsiaTheme="majorEastAsia" w:hAnsiTheme="majorHAnsi" w:cstheme="majorBidi"/>
-        <w:b/>
-        <w:bCs/>
-      </w:rPr>
-    </w:tblStylePr>
     <w:tblStylePr w:type="lastCol">
-      <w:rPr>
-        <w:rFonts w:asciiTheme="majorHAnsi" w:eastAsiaTheme="majorEastAsia" w:hAnsiTheme="majorHAnsi" w:cstheme="majorBidi"/>
-        <w:b/>
-        <w:bCs/>
-      </w:rPr>
       <w:tblPr/>
       <w:tcPr>
         <w:tcBorders>
@@ -4133,6 +3900,9 @@
     <w:pPr>
       <w:spacing w:after="0" w:line="240" w:lineRule="auto"/>
     </w:pPr>
+    <w:rPr>
+      <w:lang w:val="ru-RU"/>
+    </w:rPr>
     <w:tblPr>
       <w:tblStyleRowBandSize w:val="1"/>
       <w:tblStyleColBandSize w:val="1"/>
@@ -4149,11 +3919,6 @@
       <w:pPr>
         <w:spacing w:before="0" w:after="0" w:line="240" w:lineRule="auto"/>
       </w:pPr>
-      <w:rPr>
-        <w:rFonts w:asciiTheme="majorHAnsi" w:eastAsiaTheme="majorEastAsia" w:hAnsiTheme="majorHAnsi" w:cstheme="majorBidi"/>
-        <w:b/>
-        <w:bCs/>
-      </w:rPr>
       <w:tblPr/>
       <w:tcPr>
         <w:tcBorders>
@@ -4170,11 +3935,6 @@
       <w:pPr>
         <w:spacing w:before="0" w:after="0" w:line="240" w:lineRule="auto"/>
       </w:pPr>
-      <w:rPr>
-        <w:rFonts w:asciiTheme="majorHAnsi" w:eastAsiaTheme="majorEastAsia" w:hAnsiTheme="majorHAnsi" w:cstheme="majorBidi"/>
-        <w:b/>
-        <w:bCs/>
-      </w:rPr>
       <w:tblPr/>
       <w:tcPr>
         <w:tcBorders>
@@ -4187,19 +3947,7 @@
         </w:tcBorders>
       </w:tcPr>
     </w:tblStylePr>
-    <w:tblStylePr w:type="firstCol">
-      <w:rPr>
-        <w:rFonts w:asciiTheme="majorHAnsi" w:eastAsiaTheme="majorEastAsia" w:hAnsiTheme="majorHAnsi" w:cstheme="majorBidi"/>
-        <w:b/>
-        <w:bCs/>
-      </w:rPr>
-    </w:tblStylePr>
     <w:tblStylePr w:type="lastCol">
-      <w:rPr>
-        <w:rFonts w:asciiTheme="majorHAnsi" w:eastAsiaTheme="majorEastAsia" w:hAnsiTheme="majorHAnsi" w:cstheme="majorBidi"/>
-        <w:b/>
-        <w:bCs/>
-      </w:rPr>
       <w:tblPr/>
       <w:tcPr>
         <w:tcBorders>
@@ -4256,6 +4004,9 @@
     <w:pPr>
       <w:spacing w:after="0" w:line="240" w:lineRule="auto"/>
     </w:pPr>
+    <w:rPr>
+      <w:lang w:val="ru-RU"/>
+    </w:rPr>
     <w:tblPr>
       <w:tblStyleRowBandSize w:val="1"/>
       <w:tblStyleColBandSize w:val="1"/>
@@ -4271,11 +4022,6 @@
       <w:pPr>
         <w:spacing w:before="0" w:after="0" w:line="240" w:lineRule="auto"/>
       </w:pPr>
-      <w:rPr>
-        <w:b/>
-        <w:bCs/>
-        <w:color w:val="FFFFFF" w:themeColor="background1"/>
-      </w:rPr>
       <w:tblPr/>
       <w:tcPr>
         <w:tcBorders>
@@ -4293,10 +4039,6 @@
       <w:pPr>
         <w:spacing w:before="0" w:after="0" w:line="240" w:lineRule="auto"/>
       </w:pPr>
-      <w:rPr>
-        <w:b/>
-        <w:bCs/>
-      </w:rPr>
       <w:tblPr/>
       <w:tcPr>
         <w:tcBorders>
@@ -4308,18 +4050,6 @@
           <w:insideV w:val="nil"/>
         </w:tcBorders>
       </w:tcPr>
-    </w:tblStylePr>
-    <w:tblStylePr w:type="firstCol">
-      <w:rPr>
-        <w:b/>
-        <w:bCs/>
-      </w:rPr>
-    </w:tblStylePr>
-    <w:tblStylePr w:type="lastCol">
-      <w:rPr>
-        <w:b/>
-        <w:bCs/>
-      </w:rPr>
     </w:tblStylePr>
     <w:tblStylePr w:type="band1Vert">
       <w:tblPr/>
@@ -4355,6 +4085,9 @@
     <w:pPr>
       <w:spacing w:after="0" w:line="240" w:lineRule="auto"/>
     </w:pPr>
+    <w:rPr>
+      <w:lang w:val="ru-RU"/>
+    </w:rPr>
     <w:tblPr>
       <w:tblStyleRowBandSize w:val="1"/>
       <w:tblStyleColBandSize w:val="1"/>
@@ -4370,11 +4103,6 @@
       <w:pPr>
         <w:spacing w:before="0" w:after="0" w:line="240" w:lineRule="auto"/>
       </w:pPr>
-      <w:rPr>
-        <w:b/>
-        <w:bCs/>
-        <w:color w:val="FFFFFF" w:themeColor="background1"/>
-      </w:rPr>
       <w:tblPr/>
       <w:tcPr>
         <w:tcBorders>
@@ -4392,10 +4120,6 @@
       <w:pPr>
         <w:spacing w:before="0" w:after="0" w:line="240" w:lineRule="auto"/>
       </w:pPr>
-      <w:rPr>
-        <w:b/>
-        <w:bCs/>
-      </w:rPr>
       <w:tblPr/>
       <w:tcPr>
         <w:tcBorders>
@@ -4407,18 +4131,6 @@
           <w:insideV w:val="nil"/>
         </w:tcBorders>
       </w:tcPr>
-    </w:tblStylePr>
-    <w:tblStylePr w:type="firstCol">
-      <w:rPr>
-        <w:b/>
-        <w:bCs/>
-      </w:rPr>
-    </w:tblStylePr>
-    <w:tblStylePr w:type="lastCol">
-      <w:rPr>
-        <w:b/>
-        <w:bCs/>
-      </w:rPr>
     </w:tblStylePr>
     <w:tblStylePr w:type="band1Vert">
       <w:tblPr/>
@@ -4454,6 +4166,9 @@
     <w:pPr>
       <w:spacing w:after="0" w:line="240" w:lineRule="auto"/>
     </w:pPr>
+    <w:rPr>
+      <w:lang w:val="ru-RU"/>
+    </w:rPr>
     <w:tblPr>
       <w:tblStyleRowBandSize w:val="1"/>
       <w:tblStyleColBandSize w:val="1"/>
@@ -4469,11 +4184,6 @@
       <w:pPr>
         <w:spacing w:before="0" w:after="0" w:line="240" w:lineRule="auto"/>
       </w:pPr>
-      <w:rPr>
-        <w:b/>
-        <w:bCs/>
-        <w:color w:val="FFFFFF" w:themeColor="background1"/>
-      </w:rPr>
       <w:tblPr/>
       <w:tcPr>
         <w:tcBorders>
@@ -4491,10 +4201,6 @@
       <w:pPr>
         <w:spacing w:before="0" w:after="0" w:line="240" w:lineRule="auto"/>
       </w:pPr>
-      <w:rPr>
-        <w:b/>
-        <w:bCs/>
-      </w:rPr>
       <w:tblPr/>
       <w:tcPr>
         <w:tcBorders>
@@ -4506,18 +4212,6 @@
           <w:insideV w:val="nil"/>
         </w:tcBorders>
       </w:tcPr>
-    </w:tblStylePr>
-    <w:tblStylePr w:type="firstCol">
-      <w:rPr>
-        <w:b/>
-        <w:bCs/>
-      </w:rPr>
-    </w:tblStylePr>
-    <w:tblStylePr w:type="lastCol">
-      <w:rPr>
-        <w:b/>
-        <w:bCs/>
-      </w:rPr>
     </w:tblStylePr>
     <w:tblStylePr w:type="band1Vert">
       <w:tblPr/>
@@ -4553,6 +4247,9 @@
     <w:pPr>
       <w:spacing w:after="0" w:line="240" w:lineRule="auto"/>
     </w:pPr>
+    <w:rPr>
+      <w:lang w:val="ru-RU"/>
+    </w:rPr>
     <w:tblPr>
       <w:tblStyleRowBandSize w:val="1"/>
       <w:tblStyleColBandSize w:val="1"/>
@@ -4568,11 +4265,6 @@
       <w:pPr>
         <w:spacing w:before="0" w:after="0" w:line="240" w:lineRule="auto"/>
       </w:pPr>
-      <w:rPr>
-        <w:b/>
-        <w:bCs/>
-        <w:color w:val="FFFFFF" w:themeColor="background1"/>
-      </w:rPr>
       <w:tblPr/>
       <w:tcPr>
         <w:tcBorders>
@@ -4590,10 +4282,6 @@
       <w:pPr>
         <w:spacing w:before="0" w:after="0" w:line="240" w:lineRule="auto"/>
       </w:pPr>
-      <w:rPr>
-        <w:b/>
-        <w:bCs/>
-      </w:rPr>
       <w:tblPr/>
       <w:tcPr>
         <w:tcBorders>
@@ -4605,18 +4293,6 @@
           <w:insideV w:val="nil"/>
         </w:tcBorders>
       </w:tcPr>
-    </w:tblStylePr>
-    <w:tblStylePr w:type="firstCol">
-      <w:rPr>
-        <w:b/>
-        <w:bCs/>
-      </w:rPr>
-    </w:tblStylePr>
-    <w:tblStylePr w:type="lastCol">
-      <w:rPr>
-        <w:b/>
-        <w:bCs/>
-      </w:rPr>
     </w:tblStylePr>
     <w:tblStylePr w:type="band1Vert">
       <w:tblPr/>
@@ -4652,6 +4328,9 @@
     <w:pPr>
       <w:spacing w:after="0" w:line="240" w:lineRule="auto"/>
     </w:pPr>
+    <w:rPr>
+      <w:lang w:val="ru-RU"/>
+    </w:rPr>
     <w:tblPr>
       <w:tblStyleRowBandSize w:val="1"/>
       <w:tblStyleColBandSize w:val="1"/>
@@ -4667,11 +4346,6 @@
       <w:pPr>
         <w:spacing w:before="0" w:after="0" w:line="240" w:lineRule="auto"/>
       </w:pPr>
-      <w:rPr>
-        <w:b/>
-        <w:bCs/>
-        <w:color w:val="FFFFFF" w:themeColor="background1"/>
-      </w:rPr>
       <w:tblPr/>
       <w:tcPr>
         <w:tcBorders>
@@ -4689,10 +4363,6 @@
       <w:pPr>
         <w:spacing w:before="0" w:after="0" w:line="240" w:lineRule="auto"/>
       </w:pPr>
-      <w:rPr>
-        <w:b/>
-        <w:bCs/>
-      </w:rPr>
       <w:tblPr/>
       <w:tcPr>
         <w:tcBorders>
@@ -4704,18 +4374,6 @@
           <w:insideV w:val="nil"/>
         </w:tcBorders>
       </w:tcPr>
-    </w:tblStylePr>
-    <w:tblStylePr w:type="firstCol">
-      <w:rPr>
-        <w:b/>
-        <w:bCs/>
-      </w:rPr>
-    </w:tblStylePr>
-    <w:tblStylePr w:type="lastCol">
-      <w:rPr>
-        <w:b/>
-        <w:bCs/>
-      </w:rPr>
     </w:tblStylePr>
     <w:tblStylePr w:type="band1Vert">
       <w:tblPr/>
@@ -4751,6 +4409,9 @@
     <w:pPr>
       <w:spacing w:after="0" w:line="240" w:lineRule="auto"/>
     </w:pPr>
+    <w:rPr>
+      <w:lang w:val="ru-RU"/>
+    </w:rPr>
     <w:tblPr>
       <w:tblStyleRowBandSize w:val="1"/>
       <w:tblStyleColBandSize w:val="1"/>
@@ -4766,11 +4427,6 @@
       <w:pPr>
         <w:spacing w:before="0" w:after="0" w:line="240" w:lineRule="auto"/>
       </w:pPr>
-      <w:rPr>
-        <w:b/>
-        <w:bCs/>
-        <w:color w:val="FFFFFF" w:themeColor="background1"/>
-      </w:rPr>
       <w:tblPr/>
       <w:tcPr>
         <w:tcBorders>
@@ -4788,10 +4444,6 @@
       <w:pPr>
         <w:spacing w:before="0" w:after="0" w:line="240" w:lineRule="auto"/>
       </w:pPr>
-      <w:rPr>
-        <w:b/>
-        <w:bCs/>
-      </w:rPr>
       <w:tblPr/>
       <w:tcPr>
         <w:tcBorders>
@@ -4803,18 +4455,6 @@
           <w:insideV w:val="nil"/>
         </w:tcBorders>
       </w:tcPr>
-    </w:tblStylePr>
-    <w:tblStylePr w:type="firstCol">
-      <w:rPr>
-        <w:b/>
-        <w:bCs/>
-      </w:rPr>
-    </w:tblStylePr>
-    <w:tblStylePr w:type="lastCol">
-      <w:rPr>
-        <w:b/>
-        <w:bCs/>
-      </w:rPr>
     </w:tblStylePr>
     <w:tblStylePr w:type="band1Vert">
       <w:tblPr/>
@@ -4850,6 +4490,9 @@
     <w:pPr>
       <w:spacing w:after="0" w:line="240" w:lineRule="auto"/>
     </w:pPr>
+    <w:rPr>
+      <w:lang w:val="ru-RU"/>
+    </w:rPr>
     <w:tblPr>
       <w:tblStyleRowBandSize w:val="1"/>
       <w:tblStyleColBandSize w:val="1"/>
@@ -4865,11 +4508,6 @@
       <w:pPr>
         <w:spacing w:before="0" w:after="0" w:line="240" w:lineRule="auto"/>
       </w:pPr>
-      <w:rPr>
-        <w:b/>
-        <w:bCs/>
-        <w:color w:val="FFFFFF" w:themeColor="background1"/>
-      </w:rPr>
       <w:tblPr/>
       <w:tcPr>
         <w:tcBorders>
@@ -4887,10 +4525,6 @@
       <w:pPr>
         <w:spacing w:before="0" w:after="0" w:line="240" w:lineRule="auto"/>
       </w:pPr>
-      <w:rPr>
-        <w:b/>
-        <w:bCs/>
-      </w:rPr>
       <w:tblPr/>
       <w:tcPr>
         <w:tcBorders>
@@ -4902,18 +4536,6 @@
           <w:insideV w:val="nil"/>
         </w:tcBorders>
       </w:tcPr>
-    </w:tblStylePr>
-    <w:tblStylePr w:type="firstCol">
-      <w:rPr>
-        <w:b/>
-        <w:bCs/>
-      </w:rPr>
-    </w:tblStylePr>
-    <w:tblStylePr w:type="lastCol">
-      <w:rPr>
-        <w:b/>
-        <w:bCs/>
-      </w:rPr>
     </w:tblStylePr>
     <w:tblStylePr w:type="band1Vert">
       <w:tblPr/>
@@ -4949,6 +4571,9 @@
     <w:pPr>
       <w:spacing w:after="0" w:line="240" w:lineRule="auto"/>
     </w:pPr>
+    <w:rPr>
+      <w:lang w:val="ru-RU"/>
+    </w:rPr>
     <w:tblPr>
       <w:tblStyleRowBandSize w:val="1"/>
       <w:tblStyleColBandSize w:val="1"/>
@@ -4961,11 +4586,6 @@
       <w:pPr>
         <w:spacing w:before="0" w:after="0" w:line="240" w:lineRule="auto"/>
       </w:pPr>
-      <w:rPr>
-        <w:b/>
-        <w:bCs/>
-        <w:color w:val="FFFFFF" w:themeColor="background1"/>
-      </w:rPr>
       <w:tblPr/>
       <w:tcPr>
         <w:tcBorders>
@@ -4983,9 +4603,6 @@
       <w:pPr>
         <w:spacing w:before="0" w:after="0" w:line="240" w:lineRule="auto"/>
       </w:pPr>
-      <w:rPr>
-        <w:color w:val="auto"/>
-      </w:rPr>
       <w:tblPr/>
       <w:tcPr>
         <w:tcBorders>
@@ -5000,11 +4617,6 @@
       </w:tcPr>
     </w:tblStylePr>
     <w:tblStylePr w:type="firstCol">
-      <w:rPr>
-        <w:b/>
-        <w:bCs/>
-        <w:color w:val="FFFFFF" w:themeColor="background1"/>
-      </w:rPr>
       <w:tblPr/>
       <w:tcPr>
         <w:tcBorders>
@@ -5019,11 +4631,6 @@
       </w:tcPr>
     </w:tblStylePr>
     <w:tblStylePr w:type="lastCol">
-      <w:rPr>
-        <w:b/>
-        <w:bCs/>
-        <w:color w:val="FFFFFF" w:themeColor="background1"/>
-      </w:rPr>
       <w:tblPr/>
       <w:tcPr>
         <w:tcBorders>
@@ -5067,9 +4674,6 @@
       </w:tcPr>
     </w:tblStylePr>
     <w:tblStylePr w:type="nwCell">
-      <w:rPr>
-        <w:color w:val="FFFFFF" w:themeColor="background1"/>
-      </w:rPr>
       <w:tblPr/>
       <w:tcPr>
         <w:tcBorders>
@@ -5091,6 +4695,9 @@
     <w:pPr>
       <w:spacing w:after="0" w:line="240" w:lineRule="auto"/>
     </w:pPr>
+    <w:rPr>
+      <w:lang w:val="ru-RU"/>
+    </w:rPr>
     <w:tblPr>
       <w:tblStyleRowBandSize w:val="1"/>
       <w:tblStyleColBandSize w:val="1"/>
@@ -5103,11 +4710,6 @@
       <w:pPr>
         <w:spacing w:before="0" w:after="0" w:line="240" w:lineRule="auto"/>
       </w:pPr>
-      <w:rPr>
-        <w:b/>
-        <w:bCs/>
-        <w:color w:val="FFFFFF" w:themeColor="background1"/>
-      </w:rPr>
       <w:tblPr/>
       <w:tcPr>
         <w:tcBorders>
@@ -5125,9 +4727,6 @@
       <w:pPr>
         <w:spacing w:before="0" w:after="0" w:line="240" w:lineRule="auto"/>
       </w:pPr>
-      <w:rPr>
-        <w:color w:val="auto"/>
-      </w:rPr>
       <w:tblPr/>
       <w:tcPr>
         <w:tcBorders>
@@ -5142,11 +4741,6 @@
       </w:tcPr>
     </w:tblStylePr>
     <w:tblStylePr w:type="firstCol">
-      <w:rPr>
-        <w:b/>
-        <w:bCs/>
-        <w:color w:val="FFFFFF" w:themeColor="background1"/>
-      </w:rPr>
       <w:tblPr/>
       <w:tcPr>
         <w:tcBorders>
@@ -5161,11 +4755,6 @@
       </w:tcPr>
     </w:tblStylePr>
     <w:tblStylePr w:type="lastCol">
-      <w:rPr>
-        <w:b/>
-        <w:bCs/>
-        <w:color w:val="FFFFFF" w:themeColor="background1"/>
-      </w:rPr>
       <w:tblPr/>
       <w:tcPr>
         <w:tcBorders>
@@ -5209,9 +4798,6 @@
       </w:tcPr>
     </w:tblStylePr>
     <w:tblStylePr w:type="nwCell">
-      <w:rPr>
-        <w:color w:val="FFFFFF" w:themeColor="background1"/>
-      </w:rPr>
       <w:tblPr/>
       <w:tcPr>
         <w:tcBorders>
@@ -5233,6 +4819,9 @@
     <w:pPr>
       <w:spacing w:after="0" w:line="240" w:lineRule="auto"/>
     </w:pPr>
+    <w:rPr>
+      <w:lang w:val="ru-RU"/>
+    </w:rPr>
     <w:tblPr>
       <w:tblStyleRowBandSize w:val="1"/>
       <w:tblStyleColBandSize w:val="1"/>
@@ -5245,11 +4834,6 @@
       <w:pPr>
         <w:spacing w:before="0" w:after="0" w:line="240" w:lineRule="auto"/>
       </w:pPr>
-      <w:rPr>
-        <w:b/>
-        <w:bCs/>
-        <w:color w:val="FFFFFF" w:themeColor="background1"/>
-      </w:rPr>
       <w:tblPr/>
       <w:tcPr>
         <w:tcBorders>
@@ -5267,9 +4851,6 @@
       <w:pPr>
         <w:spacing w:before="0" w:after="0" w:line="240" w:lineRule="auto"/>
       </w:pPr>
-      <w:rPr>
-        <w:color w:val="auto"/>
-      </w:rPr>
       <w:tblPr/>
       <w:tcPr>
         <w:tcBorders>
@@ -5284,11 +4865,6 @@
       </w:tcPr>
     </w:tblStylePr>
     <w:tblStylePr w:type="firstCol">
-      <w:rPr>
-        <w:b/>
-        <w:bCs/>
-        <w:color w:val="FFFFFF" w:themeColor="background1"/>
-      </w:rPr>
       <w:tblPr/>
       <w:tcPr>
         <w:tcBorders>
@@ -5303,11 +4879,6 @@
       </w:tcPr>
     </w:tblStylePr>
     <w:tblStylePr w:type="lastCol">
-      <w:rPr>
-        <w:b/>
-        <w:bCs/>
-        <w:color w:val="FFFFFF" w:themeColor="background1"/>
-      </w:rPr>
       <w:tblPr/>
       <w:tcPr>
         <w:tcBorders>
@@ -5351,9 +4922,6 @@
       </w:tcPr>
     </w:tblStylePr>
     <w:tblStylePr w:type="nwCell">
-      <w:rPr>
-        <w:color w:val="FFFFFF" w:themeColor="background1"/>
-      </w:rPr>
       <w:tblPr/>
       <w:tcPr>
         <w:tcBorders>
@@ -5375,6 +4943,9 @@
     <w:pPr>
       <w:spacing w:after="0" w:line="240" w:lineRule="auto"/>
     </w:pPr>
+    <w:rPr>
+      <w:lang w:val="ru-RU"/>
+    </w:rPr>
     <w:tblPr>
       <w:tblStyleRowBandSize w:val="1"/>
       <w:tblStyleColBandSize w:val="1"/>
@@ -5387,11 +4958,6 @@
       <w:pPr>
         <w:spacing w:before="0" w:after="0" w:line="240" w:lineRule="auto"/>
       </w:pPr>
-      <w:rPr>
-        <w:b/>
-        <w:bCs/>
-        <w:color w:val="FFFFFF" w:themeColor="background1"/>
-      </w:rPr>
       <w:tblPr/>
       <w:tcPr>
         <w:tcBorders>
@@ -5409,9 +4975,6 @@
       <w:pPr>
         <w:spacing w:before="0" w:after="0" w:line="240" w:lineRule="auto"/>
       </w:pPr>
-      <w:rPr>
-        <w:color w:val="auto"/>
-      </w:rPr>
       <w:tblPr/>
       <w:tcPr>
         <w:tcBorders>
@@ -5426,11 +4989,6 @@
       </w:tcPr>
     </w:tblStylePr>
     <w:tblStylePr w:type="firstCol">
-      <w:rPr>
-        <w:b/>
-        <w:bCs/>
-        <w:color w:val="FFFFFF" w:themeColor="background1"/>
-      </w:rPr>
       <w:tblPr/>
       <w:tcPr>
         <w:tcBorders>
@@ -5445,11 +5003,6 @@
       </w:tcPr>
     </w:tblStylePr>
     <w:tblStylePr w:type="lastCol">
-      <w:rPr>
-        <w:b/>
-        <w:bCs/>
-        <w:color w:val="FFFFFF" w:themeColor="background1"/>
-      </w:rPr>
       <w:tblPr/>
       <w:tcPr>
         <w:tcBorders>
@@ -5493,9 +5046,6 @@
       </w:tcPr>
     </w:tblStylePr>
     <w:tblStylePr w:type="nwCell">
-      <w:rPr>
-        <w:color w:val="FFFFFF" w:themeColor="background1"/>
-      </w:rPr>
       <w:tblPr/>
       <w:tcPr>
         <w:tcBorders>
@@ -5517,6 +5067,9 @@
     <w:pPr>
       <w:spacing w:after="0" w:line="240" w:lineRule="auto"/>
     </w:pPr>
+    <w:rPr>
+      <w:lang w:val="ru-RU"/>
+    </w:rPr>
     <w:tblPr>
       <w:tblStyleRowBandSize w:val="1"/>
       <w:tblStyleColBandSize w:val="1"/>
@@ -5529,11 +5082,6 @@
       <w:pPr>
         <w:spacing w:before="0" w:after="0" w:line="240" w:lineRule="auto"/>
       </w:pPr>
-      <w:rPr>
-        <w:b/>
-        <w:bCs/>
-        <w:color w:val="FFFFFF" w:themeColor="background1"/>
-      </w:rPr>
       <w:tblPr/>
       <w:tcPr>
         <w:tcBorders>
@@ -5551,9 +5099,6 @@
       <w:pPr>
         <w:spacing w:before="0" w:after="0" w:line="240" w:lineRule="auto"/>
       </w:pPr>
-      <w:rPr>
-        <w:color w:val="auto"/>
-      </w:rPr>
       <w:tblPr/>
       <w:tcPr>
         <w:tcBorders>
@@ -5568,11 +5113,6 @@
       </w:tcPr>
     </w:tblStylePr>
     <w:tblStylePr w:type="firstCol">
-      <w:rPr>
-        <w:b/>
-        <w:bCs/>
-        <w:color w:val="FFFFFF" w:themeColor="background1"/>
-      </w:rPr>
       <w:tblPr/>
       <w:tcPr>
         <w:tcBorders>
@@ -5587,11 +5127,6 @@
       </w:tcPr>
     </w:tblStylePr>
     <w:tblStylePr w:type="lastCol">
-      <w:rPr>
-        <w:b/>
-        <w:bCs/>
-        <w:color w:val="FFFFFF" w:themeColor="background1"/>
-      </w:rPr>
       <w:tblPr/>
       <w:tcPr>
         <w:tcBorders>
@@ -5635,9 +5170,6 @@
       </w:tcPr>
     </w:tblStylePr>
     <w:tblStylePr w:type="nwCell">
-      <w:rPr>
-        <w:color w:val="FFFFFF" w:themeColor="background1"/>
-      </w:rPr>
       <w:tblPr/>
       <w:tcPr>
         <w:tcBorders>
@@ -5659,6 +5191,9 @@
     <w:pPr>
       <w:spacing w:after="0" w:line="240" w:lineRule="auto"/>
     </w:pPr>
+    <w:rPr>
+      <w:lang w:val="ru-RU"/>
+    </w:rPr>
     <w:tblPr>
       <w:tblStyleRowBandSize w:val="1"/>
       <w:tblStyleColBandSize w:val="1"/>
@@ -5671,11 +5206,6 @@
       <w:pPr>
         <w:spacing w:before="0" w:after="0" w:line="240" w:lineRule="auto"/>
       </w:pPr>
-      <w:rPr>
-        <w:b/>
-        <w:bCs/>
-        <w:color w:val="FFFFFF" w:themeColor="background1"/>
-      </w:rPr>
       <w:tblPr/>
       <w:tcPr>
         <w:tcBorders>
@@ -5693,9 +5223,6 @@
       <w:pPr>
         <w:spacing w:before="0" w:after="0" w:line="240" w:lineRule="auto"/>
       </w:pPr>
-      <w:rPr>
-        <w:color w:val="auto"/>
-      </w:rPr>
       <w:tblPr/>
       <w:tcPr>
         <w:tcBorders>
@@ -5710,11 +5237,6 @@
       </w:tcPr>
     </w:tblStylePr>
     <w:tblStylePr w:type="firstCol">
-      <w:rPr>
-        <w:b/>
-        <w:bCs/>
-        <w:color w:val="FFFFFF" w:themeColor="background1"/>
-      </w:rPr>
       <w:tblPr/>
       <w:tcPr>
         <w:tcBorders>
@@ -5729,11 +5251,6 @@
       </w:tcPr>
     </w:tblStylePr>
     <w:tblStylePr w:type="lastCol">
-      <w:rPr>
-        <w:b/>
-        <w:bCs/>
-        <w:color w:val="FFFFFF" w:themeColor="background1"/>
-      </w:rPr>
       <w:tblPr/>
       <w:tcPr>
         <w:tcBorders>
@@ -5777,9 +5294,6 @@
       </w:tcPr>
     </w:tblStylePr>
     <w:tblStylePr w:type="nwCell">
-      <w:rPr>
-        <w:color w:val="FFFFFF" w:themeColor="background1"/>
-      </w:rPr>
       <w:tblPr/>
       <w:tcPr>
         <w:tcBorders>
@@ -5801,6 +5315,9 @@
     <w:pPr>
       <w:spacing w:after="0" w:line="240" w:lineRule="auto"/>
     </w:pPr>
+    <w:rPr>
+      <w:lang w:val="ru-RU"/>
+    </w:rPr>
     <w:tblPr>
       <w:tblStyleRowBandSize w:val="1"/>
       <w:tblStyleColBandSize w:val="1"/>
@@ -5813,11 +5330,6 @@
       <w:pPr>
         <w:spacing w:before="0" w:after="0" w:line="240" w:lineRule="auto"/>
       </w:pPr>
-      <w:rPr>
-        <w:b/>
-        <w:bCs/>
-        <w:color w:val="FFFFFF" w:themeColor="background1"/>
-      </w:rPr>
       <w:tblPr/>
       <w:tcPr>
         <w:tcBorders>
@@ -5835,9 +5347,6 @@
       <w:pPr>
         <w:spacing w:before="0" w:after="0" w:line="240" w:lineRule="auto"/>
       </w:pPr>
-      <w:rPr>
-        <w:color w:val="auto"/>
-      </w:rPr>
       <w:tblPr/>
       <w:tcPr>
         <w:tcBorders>
@@ -5852,11 +5361,6 @@
       </w:tcPr>
     </w:tblStylePr>
     <w:tblStylePr w:type="firstCol">
-      <w:rPr>
-        <w:b/>
-        <w:bCs/>
-        <w:color w:val="FFFFFF" w:themeColor="background1"/>
-      </w:rPr>
       <w:tblPr/>
       <w:tcPr>
         <w:tcBorders>
@@ -5871,11 +5375,6 @@
       </w:tcPr>
     </w:tblStylePr>
     <w:tblStylePr w:type="lastCol">
-      <w:rPr>
-        <w:b/>
-        <w:bCs/>
-        <w:color w:val="FFFFFF" w:themeColor="background1"/>
-      </w:rPr>
       <w:tblPr/>
       <w:tcPr>
         <w:tcBorders>
@@ -5919,9 +5418,6 @@
       </w:tcPr>
     </w:tblStylePr>
     <w:tblStylePr w:type="nwCell">
-      <w:rPr>
-        <w:color w:val="FFFFFF" w:themeColor="background1"/>
-      </w:rPr>
       <w:tblPr/>
       <w:tcPr>
         <w:tcBorders>
@@ -5945,6 +5441,7 @@
     </w:pPr>
     <w:rPr>
       <w:color w:val="000000" w:themeColor="text1"/>
+      <w:lang w:val="ru-RU"/>
     </w:rPr>
     <w:tblPr>
       <w:tblStyleRowBandSize w:val="1"/>
@@ -6022,6 +5519,7 @@
     </w:pPr>
     <w:rPr>
       <w:color w:val="000000" w:themeColor="text1"/>
+      <w:lang w:val="ru-RU"/>
     </w:rPr>
     <w:tblPr>
       <w:tblStyleRowBandSize w:val="1"/>
@@ -6099,6 +5597,7 @@
     </w:pPr>
     <w:rPr>
       <w:color w:val="000000" w:themeColor="text1"/>
+      <w:lang w:val="ru-RU"/>
     </w:rPr>
     <w:tblPr>
       <w:tblStyleRowBandSize w:val="1"/>
@@ -6176,6 +5675,7 @@
     </w:pPr>
     <w:rPr>
       <w:color w:val="000000" w:themeColor="text1"/>
+      <w:lang w:val="ru-RU"/>
     </w:rPr>
     <w:tblPr>
       <w:tblStyleRowBandSize w:val="1"/>
@@ -6253,6 +5753,7 @@
     </w:pPr>
     <w:rPr>
       <w:color w:val="000000" w:themeColor="text1"/>
+      <w:lang w:val="ru-RU"/>
     </w:rPr>
     <w:tblPr>
       <w:tblStyleRowBandSize w:val="1"/>
@@ -6330,6 +5831,7 @@
     </w:pPr>
     <w:rPr>
       <w:color w:val="000000" w:themeColor="text1"/>
+      <w:lang w:val="ru-RU"/>
     </w:rPr>
     <w:tblPr>
       <w:tblStyleRowBandSize w:val="1"/>
@@ -6407,6 +5909,7 @@
     </w:pPr>
     <w:rPr>
       <w:color w:val="000000" w:themeColor="text1"/>
+      <w:lang w:val="ru-RU"/>
     </w:rPr>
     <w:tblPr>
       <w:tblStyleRowBandSize w:val="1"/>
@@ -6485,6 +5988,7 @@
     <w:rPr>
       <w:rFonts w:asciiTheme="majorHAnsi" w:eastAsiaTheme="majorEastAsia" w:hAnsiTheme="majorHAnsi" w:cstheme="majorBidi"/>
       <w:color w:val="000000" w:themeColor="text1"/>
+      <w:lang w:val="ru-RU"/>
     </w:rPr>
     <w:tblPr>
       <w:tblStyleRowBandSize w:val="1"/>
@@ -6606,6 +6110,7 @@
     <w:rPr>
       <w:rFonts w:asciiTheme="majorHAnsi" w:eastAsiaTheme="majorEastAsia" w:hAnsiTheme="majorHAnsi" w:cstheme="majorBidi"/>
       <w:color w:val="000000" w:themeColor="text1"/>
+      <w:lang w:val="ru-RU"/>
     </w:rPr>
     <w:tblPr>
       <w:tblStyleRowBandSize w:val="1"/>
@@ -6727,6 +6232,7 @@
     <w:rPr>
       <w:rFonts w:asciiTheme="majorHAnsi" w:eastAsiaTheme="majorEastAsia" w:hAnsiTheme="majorHAnsi" w:cstheme="majorBidi"/>
       <w:color w:val="000000" w:themeColor="text1"/>
+      <w:lang w:val="ru-RU"/>
     </w:rPr>
     <w:tblPr>
       <w:tblStyleRowBandSize w:val="1"/>
@@ -6848,6 +6354,7 @@
     <w:rPr>
       <w:rFonts w:asciiTheme="majorHAnsi" w:eastAsiaTheme="majorEastAsia" w:hAnsiTheme="majorHAnsi" w:cstheme="majorBidi"/>
       <w:color w:val="000000" w:themeColor="text1"/>
+      <w:lang w:val="ru-RU"/>
     </w:rPr>
     <w:tblPr>
       <w:tblStyleRowBandSize w:val="1"/>
@@ -6969,6 +6476,7 @@
     <w:rPr>
       <w:rFonts w:asciiTheme="majorHAnsi" w:eastAsiaTheme="majorEastAsia" w:hAnsiTheme="majorHAnsi" w:cstheme="majorBidi"/>
       <w:color w:val="000000" w:themeColor="text1"/>
+      <w:lang w:val="ru-RU"/>
     </w:rPr>
     <w:tblPr>
       <w:tblStyleRowBandSize w:val="1"/>
@@ -7090,6 +6598,7 @@
     <w:rPr>
       <w:rFonts w:asciiTheme="majorHAnsi" w:eastAsiaTheme="majorEastAsia" w:hAnsiTheme="majorHAnsi" w:cstheme="majorBidi"/>
       <w:color w:val="000000" w:themeColor="text1"/>
+      <w:lang w:val="ru-RU"/>
     </w:rPr>
     <w:tblPr>
       <w:tblStyleRowBandSize w:val="1"/>
@@ -7211,6 +6720,7 @@
     <w:rPr>
       <w:rFonts w:asciiTheme="majorHAnsi" w:eastAsiaTheme="majorEastAsia" w:hAnsiTheme="majorHAnsi" w:cstheme="majorBidi"/>
       <w:color w:val="000000" w:themeColor="text1"/>
+      <w:lang w:val="ru-RU"/>
     </w:rPr>
     <w:tblPr>
       <w:tblStyleRowBandSize w:val="1"/>
@@ -7329,6 +6839,9 @@
     <w:pPr>
       <w:spacing w:after="0" w:line="240" w:lineRule="auto"/>
     </w:pPr>
+    <w:rPr>
+      <w:lang w:val="ru-RU"/>
+    </w:rPr>
     <w:tblPr>
       <w:tblStyleRowBandSize w:val="1"/>
       <w:tblStyleColBandSize w:val="1"/>
@@ -7344,35 +6857,13 @@
     <w:tcPr>
       <w:shd w:val="clear" w:color="auto" w:fill="C0C0C0" w:themeFill="text1" w:themeFillTint="3F"/>
     </w:tcPr>
-    <w:tblStylePr w:type="firstRow">
-      <w:rPr>
-        <w:b/>
-        <w:bCs/>
-      </w:rPr>
-    </w:tblStylePr>
     <w:tblStylePr w:type="lastRow">
-      <w:rPr>
-        <w:b/>
-        <w:bCs/>
-      </w:rPr>
       <w:tblPr/>
       <w:tcPr>
         <w:tcBorders>
           <w:top w:val="single" w:sz="18" w:space="0" w:color="404040" w:themeColor="text1" w:themeTint="BF"/>
         </w:tcBorders>
       </w:tcPr>
-    </w:tblStylePr>
-    <w:tblStylePr w:type="firstCol">
-      <w:rPr>
-        <w:b/>
-        <w:bCs/>
-      </w:rPr>
-    </w:tblStylePr>
-    <w:tblStylePr w:type="lastCol">
-      <w:rPr>
-        <w:b/>
-        <w:bCs/>
-      </w:rPr>
     </w:tblStylePr>
     <w:tblStylePr w:type="band1Vert">
       <w:tblPr/>
@@ -7395,6 +6886,9 @@
     <w:pPr>
       <w:spacing w:after="0" w:line="240" w:lineRule="auto"/>
     </w:pPr>
+    <w:rPr>
+      <w:lang w:val="ru-RU"/>
+    </w:rPr>
     <w:tblPr>
       <w:tblStyleRowBandSize w:val="1"/>
       <w:tblStyleColBandSize w:val="1"/>
@@ -7410,35 +6904,13 @@
     <w:tcPr>
       <w:shd w:val="clear" w:color="auto" w:fill="D3DFEE" w:themeFill="accent1" w:themeFillTint="3F"/>
     </w:tcPr>
-    <w:tblStylePr w:type="firstRow">
-      <w:rPr>
-        <w:b/>
-        <w:bCs/>
-      </w:rPr>
-    </w:tblStylePr>
     <w:tblStylePr w:type="lastRow">
-      <w:rPr>
-        <w:b/>
-        <w:bCs/>
-      </w:rPr>
       <w:tblPr/>
       <w:tcPr>
         <w:tcBorders>
           <w:top w:val="single" w:sz="18" w:space="0" w:color="7BA0CD" w:themeColor="accent1" w:themeTint="BF"/>
         </w:tcBorders>
       </w:tcPr>
-    </w:tblStylePr>
-    <w:tblStylePr w:type="firstCol">
-      <w:rPr>
-        <w:b/>
-        <w:bCs/>
-      </w:rPr>
-    </w:tblStylePr>
-    <w:tblStylePr w:type="lastCol">
-      <w:rPr>
-        <w:b/>
-        <w:bCs/>
-      </w:rPr>
     </w:tblStylePr>
     <w:tblStylePr w:type="band1Vert">
       <w:tblPr/>
@@ -7461,6 +6933,9 @@
     <w:pPr>
       <w:spacing w:after="0" w:line="240" w:lineRule="auto"/>
     </w:pPr>
+    <w:rPr>
+      <w:lang w:val="ru-RU"/>
+    </w:rPr>
     <w:tblPr>
       <w:tblStyleRowBandSize w:val="1"/>
       <w:tblStyleColBandSize w:val="1"/>
@@ -7476,35 +6951,13 @@
     <w:tcPr>
       <w:shd w:val="clear" w:color="auto" w:fill="EFD3D2" w:themeFill="accent2" w:themeFillTint="3F"/>
     </w:tcPr>
-    <w:tblStylePr w:type="firstRow">
-      <w:rPr>
-        <w:b/>
-        <w:bCs/>
-      </w:rPr>
-    </w:tblStylePr>
     <w:tblStylePr w:type="lastRow">
-      <w:rPr>
-        <w:b/>
-        <w:bCs/>
-      </w:rPr>
       <w:tblPr/>
       <w:tcPr>
         <w:tcBorders>
           <w:top w:val="single" w:sz="18" w:space="0" w:color="CF7B79" w:themeColor="accent2" w:themeTint="BF"/>
         </w:tcBorders>
       </w:tcPr>
-    </w:tblStylePr>
-    <w:tblStylePr w:type="firstCol">
-      <w:rPr>
-        <w:b/>
-        <w:bCs/>
-      </w:rPr>
-    </w:tblStylePr>
-    <w:tblStylePr w:type="lastCol">
-      <w:rPr>
-        <w:b/>
-        <w:bCs/>
-      </w:rPr>
     </w:tblStylePr>
     <w:tblStylePr w:type="band1Vert">
       <w:tblPr/>
@@ -7527,6 +6980,9 @@
     <w:pPr>
       <w:spacing w:after="0" w:line="240" w:lineRule="auto"/>
     </w:pPr>
+    <w:rPr>
+      <w:lang w:val="ru-RU"/>
+    </w:rPr>
     <w:tblPr>
       <w:tblStyleRowBandSize w:val="1"/>
       <w:tblStyleColBandSize w:val="1"/>
@@ -7542,35 +6998,13 @@
     <w:tcPr>
       <w:shd w:val="clear" w:color="auto" w:fill="E6EED5" w:themeFill="accent3" w:themeFillTint="3F"/>
     </w:tcPr>
-    <w:tblStylePr w:type="firstRow">
-      <w:rPr>
-        <w:b/>
-        <w:bCs/>
-      </w:rPr>
-    </w:tblStylePr>
     <w:tblStylePr w:type="lastRow">
-      <w:rPr>
-        <w:b/>
-        <w:bCs/>
-      </w:rPr>
       <w:tblPr/>
       <w:tcPr>
         <w:tcBorders>
           <w:top w:val="single" w:sz="18" w:space="0" w:color="B3CC82" w:themeColor="accent3" w:themeTint="BF"/>
         </w:tcBorders>
       </w:tcPr>
-    </w:tblStylePr>
-    <w:tblStylePr w:type="firstCol">
-      <w:rPr>
-        <w:b/>
-        <w:bCs/>
-      </w:rPr>
-    </w:tblStylePr>
-    <w:tblStylePr w:type="lastCol">
-      <w:rPr>
-        <w:b/>
-        <w:bCs/>
-      </w:rPr>
     </w:tblStylePr>
     <w:tblStylePr w:type="band1Vert">
       <w:tblPr/>
@@ -7593,6 +7027,9 @@
     <w:pPr>
       <w:spacing w:after="0" w:line="240" w:lineRule="auto"/>
     </w:pPr>
+    <w:rPr>
+      <w:lang w:val="ru-RU"/>
+    </w:rPr>
     <w:tblPr>
       <w:tblStyleRowBandSize w:val="1"/>
       <w:tblStyleColBandSize w:val="1"/>
@@ -7608,35 +7045,13 @@
     <w:tcPr>
       <w:shd w:val="clear" w:color="auto" w:fill="DFD8E8" w:themeFill="accent4" w:themeFillTint="3F"/>
     </w:tcPr>
-    <w:tblStylePr w:type="firstRow">
-      <w:rPr>
-        <w:b/>
-        <w:bCs/>
-      </w:rPr>
-    </w:tblStylePr>
     <w:tblStylePr w:type="lastRow">
-      <w:rPr>
-        <w:b/>
-        <w:bCs/>
-      </w:rPr>
       <w:tblPr/>
       <w:tcPr>
         <w:tcBorders>
           <w:top w:val="single" w:sz="18" w:space="0" w:color="9F8AB9" w:themeColor="accent4" w:themeTint="BF"/>
         </w:tcBorders>
       </w:tcPr>
-    </w:tblStylePr>
-    <w:tblStylePr w:type="firstCol">
-      <w:rPr>
-        <w:b/>
-        <w:bCs/>
-      </w:rPr>
-    </w:tblStylePr>
-    <w:tblStylePr w:type="lastCol">
-      <w:rPr>
-        <w:b/>
-        <w:bCs/>
-      </w:rPr>
     </w:tblStylePr>
     <w:tblStylePr w:type="band1Vert">
       <w:tblPr/>
@@ -7659,6 +7074,9 @@
     <w:pPr>
       <w:spacing w:after="0" w:line="240" w:lineRule="auto"/>
     </w:pPr>
+    <w:rPr>
+      <w:lang w:val="ru-RU"/>
+    </w:rPr>
     <w:tblPr>
       <w:tblStyleRowBandSize w:val="1"/>
       <w:tblStyleColBandSize w:val="1"/>
@@ -7674,35 +7092,13 @@
     <w:tcPr>
       <w:shd w:val="clear" w:color="auto" w:fill="D2EAF1" w:themeFill="accent5" w:themeFillTint="3F"/>
     </w:tcPr>
-    <w:tblStylePr w:type="firstRow">
-      <w:rPr>
-        <w:b/>
-        <w:bCs/>
-      </w:rPr>
-    </w:tblStylePr>
     <w:tblStylePr w:type="lastRow">
-      <w:rPr>
-        <w:b/>
-        <w:bCs/>
-      </w:rPr>
       <w:tblPr/>
       <w:tcPr>
         <w:tcBorders>
           <w:top w:val="single" w:sz="18" w:space="0" w:color="78C0D4" w:themeColor="accent5" w:themeTint="BF"/>
         </w:tcBorders>
       </w:tcPr>
-    </w:tblStylePr>
-    <w:tblStylePr w:type="firstCol">
-      <w:rPr>
-        <w:b/>
-        <w:bCs/>
-      </w:rPr>
-    </w:tblStylePr>
-    <w:tblStylePr w:type="lastCol">
-      <w:rPr>
-        <w:b/>
-        <w:bCs/>
-      </w:rPr>
     </w:tblStylePr>
     <w:tblStylePr w:type="band1Vert">
       <w:tblPr/>
@@ -7725,6 +7121,9 @@
     <w:pPr>
       <w:spacing w:after="0" w:line="240" w:lineRule="auto"/>
     </w:pPr>
+    <w:rPr>
+      <w:lang w:val="ru-RU"/>
+    </w:rPr>
     <w:tblPr>
       <w:tblStyleRowBandSize w:val="1"/>
       <w:tblStyleColBandSize w:val="1"/>
@@ -7740,35 +7139,13 @@
     <w:tcPr>
       <w:shd w:val="clear" w:color="auto" w:fill="FDE4D0" w:themeFill="accent6" w:themeFillTint="3F"/>
     </w:tcPr>
-    <w:tblStylePr w:type="firstRow">
-      <w:rPr>
-        <w:b/>
-        <w:bCs/>
-      </w:rPr>
-    </w:tblStylePr>
     <w:tblStylePr w:type="lastRow">
-      <w:rPr>
-        <w:b/>
-        <w:bCs/>
-      </w:rPr>
       <w:tblPr/>
       <w:tcPr>
         <w:tcBorders>
           <w:top w:val="single" w:sz="18" w:space="0" w:color="F9B074" w:themeColor="accent6" w:themeTint="BF"/>
         </w:tcBorders>
       </w:tcPr>
-    </w:tblStylePr>
-    <w:tblStylePr w:type="firstCol">
-      <w:rPr>
-        <w:b/>
-        <w:bCs/>
-      </w:rPr>
-    </w:tblStylePr>
-    <w:tblStylePr w:type="lastCol">
-      <w:rPr>
-        <w:b/>
-        <w:bCs/>
-      </w:rPr>
     </w:tblStylePr>
     <w:tblStylePr w:type="band1Vert">
       <w:tblPr/>
@@ -7794,6 +7171,7 @@
     <w:rPr>
       <w:rFonts w:asciiTheme="majorHAnsi" w:eastAsiaTheme="majorEastAsia" w:hAnsiTheme="majorHAnsi" w:cstheme="majorBidi"/>
       <w:color w:val="000000" w:themeColor="text1"/>
+      <w:lang w:val="ru-RU"/>
     </w:rPr>
     <w:tblPr>
       <w:tblStyleRowBandSize w:val="1"/>
@@ -7912,6 +7290,7 @@
     <w:rPr>
       <w:rFonts w:asciiTheme="majorHAnsi" w:eastAsiaTheme="majorEastAsia" w:hAnsiTheme="majorHAnsi" w:cstheme="majorBidi"/>
       <w:color w:val="000000" w:themeColor="text1"/>
+      <w:lang w:val="ru-RU"/>
     </w:rPr>
     <w:tblPr>
       <w:tblStyleRowBandSize w:val="1"/>
@@ -8030,6 +7409,7 @@
     <w:rPr>
       <w:rFonts w:asciiTheme="majorHAnsi" w:eastAsiaTheme="majorEastAsia" w:hAnsiTheme="majorHAnsi" w:cstheme="majorBidi"/>
       <w:color w:val="000000" w:themeColor="text1"/>
+      <w:lang w:val="ru-RU"/>
     </w:rPr>
     <w:tblPr>
       <w:tblStyleRowBandSize w:val="1"/>
@@ -8148,6 +7528,7 @@
     <w:rPr>
       <w:rFonts w:asciiTheme="majorHAnsi" w:eastAsiaTheme="majorEastAsia" w:hAnsiTheme="majorHAnsi" w:cstheme="majorBidi"/>
       <w:color w:val="000000" w:themeColor="text1"/>
+      <w:lang w:val="ru-RU"/>
     </w:rPr>
     <w:tblPr>
       <w:tblStyleRowBandSize w:val="1"/>
@@ -8266,6 +7647,7 @@
     <w:rPr>
       <w:rFonts w:asciiTheme="majorHAnsi" w:eastAsiaTheme="majorEastAsia" w:hAnsiTheme="majorHAnsi" w:cstheme="majorBidi"/>
       <w:color w:val="000000" w:themeColor="text1"/>
+      <w:lang w:val="ru-RU"/>
     </w:rPr>
     <w:tblPr>
       <w:tblStyleRowBandSize w:val="1"/>
@@ -8384,6 +7766,7 @@
     <w:rPr>
       <w:rFonts w:asciiTheme="majorHAnsi" w:eastAsiaTheme="majorEastAsia" w:hAnsiTheme="majorHAnsi" w:cstheme="majorBidi"/>
       <w:color w:val="000000" w:themeColor="text1"/>
+      <w:lang w:val="ru-RU"/>
     </w:rPr>
     <w:tblPr>
       <w:tblStyleRowBandSize w:val="1"/>
@@ -8502,6 +7885,7 @@
     <w:rPr>
       <w:rFonts w:asciiTheme="majorHAnsi" w:eastAsiaTheme="majorEastAsia" w:hAnsiTheme="majorHAnsi" w:cstheme="majorBidi"/>
       <w:color w:val="000000" w:themeColor="text1"/>
+      <w:lang w:val="ru-RU"/>
     </w:rPr>
     <w:tblPr>
       <w:tblStyleRowBandSize w:val="1"/>
@@ -8617,6 +8001,9 @@
     <w:pPr>
       <w:spacing w:after="0" w:line="240" w:lineRule="auto"/>
     </w:pPr>
+    <w:rPr>
+      <w:lang w:val="ru-RU"/>
+    </w:rPr>
     <w:tblPr>
       <w:tblStyleRowBandSize w:val="1"/>
       <w:tblStyleColBandSize w:val="1"/>
@@ -8633,13 +8020,6 @@
       <w:shd w:val="clear" w:color="auto" w:fill="C0C0C0" w:themeFill="text1" w:themeFillTint="3F"/>
     </w:tcPr>
     <w:tblStylePr w:type="firstRow">
-      <w:rPr>
-        <w:b/>
-        <w:bCs/>
-        <w:i w:val="0"/>
-        <w:iCs w:val="0"/>
-        <w:color w:val="FFFFFF" w:themeColor="background1"/>
-      </w:rPr>
       <w:tblPr/>
       <w:tcPr>
         <w:tcBorders>
@@ -8654,13 +8034,6 @@
       </w:tcPr>
     </w:tblStylePr>
     <w:tblStylePr w:type="lastRow">
-      <w:rPr>
-        <w:b/>
-        <w:bCs/>
-        <w:i w:val="0"/>
-        <w:iCs w:val="0"/>
-        <w:color w:val="FFFFFF" w:themeColor="background1"/>
-      </w:rPr>
       <w:tblPr/>
       <w:tcPr>
         <w:tcBorders>
@@ -8675,13 +8048,6 @@
       </w:tcPr>
     </w:tblStylePr>
     <w:tblStylePr w:type="firstCol">
-      <w:rPr>
-        <w:b/>
-        <w:bCs/>
-        <w:i w:val="0"/>
-        <w:iCs w:val="0"/>
-        <w:color w:val="FFFFFF" w:themeColor="background1"/>
-      </w:rPr>
       <w:tblPr/>
       <w:tcPr>
         <w:tcBorders>
@@ -8694,13 +8060,6 @@
       </w:tcPr>
     </w:tblStylePr>
     <w:tblStylePr w:type="lastCol">
-      <w:rPr>
-        <w:b/>
-        <w:bCs/>
-        <w:i w:val="0"/>
-        <w:iCs w:val="0"/>
-        <w:color w:val="FFFFFF" w:themeColor="background1"/>
-      </w:rPr>
       <w:tblPr/>
       <w:tcPr>
         <w:tcBorders>
@@ -8751,6 +8110,9 @@
     <w:pPr>
       <w:spacing w:after="0" w:line="240" w:lineRule="auto"/>
     </w:pPr>
+    <w:rPr>
+      <w:lang w:val="ru-RU"/>
+    </w:rPr>
     <w:tblPr>
       <w:tblStyleRowBandSize w:val="1"/>
       <w:tblStyleColBandSize w:val="1"/>
@@ -8767,13 +8129,6 @@
       <w:shd w:val="clear" w:color="auto" w:fill="D3DFEE" w:themeFill="accent1" w:themeFillTint="3F"/>
     </w:tcPr>
     <w:tblStylePr w:type="firstRow">
-      <w:rPr>
-        <w:b/>
-        <w:bCs/>
-        <w:i w:val="0"/>
-        <w:iCs w:val="0"/>
-        <w:color w:val="FFFFFF" w:themeColor="background1"/>
-      </w:rPr>
       <w:tblPr/>
       <w:tcPr>
         <w:tcBorders>
@@ -8788,13 +8143,6 @@
       </w:tcPr>
     </w:tblStylePr>
     <w:tblStylePr w:type="lastRow">
-      <w:rPr>
-        <w:b/>
-        <w:bCs/>
-        <w:i w:val="0"/>
-        <w:iCs w:val="0"/>
-        <w:color w:val="FFFFFF" w:themeColor="background1"/>
-      </w:rPr>
       <w:tblPr/>
       <w:tcPr>
         <w:tcBorders>
@@ -8809,13 +8157,6 @@
       </w:tcPr>
     </w:tblStylePr>
     <w:tblStylePr w:type="firstCol">
-      <w:rPr>
-        <w:b/>
-        <w:bCs/>
-        <w:i w:val="0"/>
-        <w:iCs w:val="0"/>
-        <w:color w:val="FFFFFF" w:themeColor="background1"/>
-      </w:rPr>
       <w:tblPr/>
       <w:tcPr>
         <w:tcBorders>
@@ -8828,13 +8169,6 @@
       </w:tcPr>
     </w:tblStylePr>
     <w:tblStylePr w:type="lastCol">
-      <w:rPr>
-        <w:b/>
-        <w:bCs/>
-        <w:i w:val="0"/>
-        <w:iCs w:val="0"/>
-        <w:color w:val="FFFFFF" w:themeColor="background1"/>
-      </w:rPr>
       <w:tblPr/>
       <w:tcPr>
         <w:tcBorders>
@@ -8885,6 +8219,9 @@
     <w:pPr>
       <w:spacing w:after="0" w:line="240" w:lineRule="auto"/>
     </w:pPr>
+    <w:rPr>
+      <w:lang w:val="ru-RU"/>
+    </w:rPr>
     <w:tblPr>
       <w:tblStyleRowBandSize w:val="1"/>
       <w:tblStyleColBandSize w:val="1"/>
@@ -8901,13 +8238,6 @@
       <w:shd w:val="clear" w:color="auto" w:fill="EFD3D2" w:themeFill="accent2" w:themeFillTint="3F"/>
     </w:tcPr>
     <w:tblStylePr w:type="firstRow">
-      <w:rPr>
-        <w:b/>
-        <w:bCs/>
-        <w:i w:val="0"/>
-        <w:iCs w:val="0"/>
-        <w:color w:val="FFFFFF" w:themeColor="background1"/>
-      </w:rPr>
       <w:tblPr/>
       <w:tcPr>
         <w:tcBorders>
@@ -8922,13 +8252,6 @@
       </w:tcPr>
     </w:tblStylePr>
     <w:tblStylePr w:type="lastRow">
-      <w:rPr>
-        <w:b/>
-        <w:bCs/>
-        <w:i w:val="0"/>
-        <w:iCs w:val="0"/>
-        <w:color w:val="FFFFFF" w:themeColor="background1"/>
-      </w:rPr>
       <w:tblPr/>
       <w:tcPr>
         <w:tcBorders>
@@ -8943,13 +8266,6 @@
       </w:tcPr>
     </w:tblStylePr>
     <w:tblStylePr w:type="firstCol">
-      <w:rPr>
-        <w:b/>
-        <w:bCs/>
-        <w:i w:val="0"/>
-        <w:iCs w:val="0"/>
-        <w:color w:val="FFFFFF" w:themeColor="background1"/>
-      </w:rPr>
       <w:tblPr/>
       <w:tcPr>
         <w:tcBorders>
@@ -8962,13 +8278,6 @@
       </w:tcPr>
     </w:tblStylePr>
     <w:tblStylePr w:type="lastCol">
-      <w:rPr>
-        <w:b/>
-        <w:bCs/>
-        <w:i w:val="0"/>
-        <w:iCs w:val="0"/>
-        <w:color w:val="FFFFFF" w:themeColor="background1"/>
-      </w:rPr>
       <w:tblPr/>
       <w:tcPr>
         <w:tcBorders>
@@ -9019,6 +8328,9 @@
     <w:pPr>
       <w:spacing w:after="0" w:line="240" w:lineRule="auto"/>
     </w:pPr>
+    <w:rPr>
+      <w:lang w:val="ru-RU"/>
+    </w:rPr>
     <w:tblPr>
       <w:tblStyleRowBandSize w:val="1"/>
       <w:tblStyleColBandSize w:val="1"/>
@@ -9035,13 +8347,6 @@
       <w:shd w:val="clear" w:color="auto" w:fill="E6EED5" w:themeFill="accent3" w:themeFillTint="3F"/>
     </w:tcPr>
     <w:tblStylePr w:type="firstRow">
-      <w:rPr>
-        <w:b/>
-        <w:bCs/>
-        <w:i w:val="0"/>
-        <w:iCs w:val="0"/>
-        <w:color w:val="FFFFFF" w:themeColor="background1"/>
-      </w:rPr>
       <w:tblPr/>
       <w:tcPr>
         <w:tcBorders>
@@ -9056,13 +8361,6 @@
       </w:tcPr>
     </w:tblStylePr>
     <w:tblStylePr w:type="lastRow">
-      <w:rPr>
-        <w:b/>
-        <w:bCs/>
-        <w:i w:val="0"/>
-        <w:iCs w:val="0"/>
-        <w:color w:val="FFFFFF" w:themeColor="background1"/>
-      </w:rPr>
       <w:tblPr/>
       <w:tcPr>
         <w:tcBorders>
@@ -9077,13 +8375,6 @@
       </w:tcPr>
     </w:tblStylePr>
     <w:tblStylePr w:type="firstCol">
-      <w:rPr>
-        <w:b/>
-        <w:bCs/>
-        <w:i w:val="0"/>
-        <w:iCs w:val="0"/>
-        <w:color w:val="FFFFFF" w:themeColor="background1"/>
-      </w:rPr>
       <w:tblPr/>
       <w:tcPr>
         <w:tcBorders>
@@ -9096,13 +8387,6 @@
       </w:tcPr>
     </w:tblStylePr>
     <w:tblStylePr w:type="lastCol">
-      <w:rPr>
-        <w:b/>
-        <w:bCs/>
-        <w:i w:val="0"/>
-        <w:iCs w:val="0"/>
-        <w:color w:val="FFFFFF" w:themeColor="background1"/>
-      </w:rPr>
       <w:tblPr/>
       <w:tcPr>
         <w:tcBorders>
@@ -9153,6 +8437,9 @@
     <w:pPr>
       <w:spacing w:after="0" w:line="240" w:lineRule="auto"/>
     </w:pPr>
+    <w:rPr>
+      <w:lang w:val="ru-RU"/>
+    </w:rPr>
     <w:tblPr>
       <w:tblStyleRowBandSize w:val="1"/>
       <w:tblStyleColBandSize w:val="1"/>
@@ -9169,13 +8456,6 @@
       <w:shd w:val="clear" w:color="auto" w:fill="DFD8E8" w:themeFill="accent4" w:themeFillTint="3F"/>
     </w:tcPr>
     <w:tblStylePr w:type="firstRow">
-      <w:rPr>
-        <w:b/>
-        <w:bCs/>
-        <w:i w:val="0"/>
-        <w:iCs w:val="0"/>
-        <w:color w:val="FFFFFF" w:themeColor="background1"/>
-      </w:rPr>
       <w:tblPr/>
       <w:tcPr>
         <w:tcBorders>
@@ -9190,13 +8470,6 @@
       </w:tcPr>
     </w:tblStylePr>
     <w:tblStylePr w:type="lastRow">
-      <w:rPr>
-        <w:b/>
-        <w:bCs/>
-        <w:i w:val="0"/>
-        <w:iCs w:val="0"/>
-        <w:color w:val="FFFFFF" w:themeColor="background1"/>
-      </w:rPr>
       <w:tblPr/>
       <w:tcPr>
         <w:tcBorders>
@@ -9211,13 +8484,6 @@
       </w:tcPr>
     </w:tblStylePr>
     <w:tblStylePr w:type="firstCol">
-      <w:rPr>
-        <w:b/>
-        <w:bCs/>
-        <w:i w:val="0"/>
-        <w:iCs w:val="0"/>
-        <w:color w:val="FFFFFF" w:themeColor="background1"/>
-      </w:rPr>
       <w:tblPr/>
       <w:tcPr>
         <w:tcBorders>
@@ -9230,13 +8496,6 @@
       </w:tcPr>
     </w:tblStylePr>
     <w:tblStylePr w:type="lastCol">
-      <w:rPr>
-        <w:b/>
-        <w:bCs/>
-        <w:i w:val="0"/>
-        <w:iCs w:val="0"/>
-        <w:color w:val="FFFFFF" w:themeColor="background1"/>
-      </w:rPr>
       <w:tblPr/>
       <w:tcPr>
         <w:tcBorders>
@@ -9287,6 +8546,9 @@
     <w:pPr>
       <w:spacing w:after="0" w:line="240" w:lineRule="auto"/>
     </w:pPr>
+    <w:rPr>
+      <w:lang w:val="ru-RU"/>
+    </w:rPr>
     <w:tblPr>
       <w:tblStyleRowBandSize w:val="1"/>
       <w:tblStyleColBandSize w:val="1"/>
@@ -9303,13 +8565,6 @@
       <w:shd w:val="clear" w:color="auto" w:fill="D2EAF1" w:themeFill="accent5" w:themeFillTint="3F"/>
     </w:tcPr>
     <w:tblStylePr w:type="firstRow">
-      <w:rPr>
-        <w:b/>
-        <w:bCs/>
-        <w:i w:val="0"/>
-        <w:iCs w:val="0"/>
-        <w:color w:val="FFFFFF" w:themeColor="background1"/>
-      </w:rPr>
       <w:tblPr/>
       <w:tcPr>
         <w:tcBorders>
@@ -9324,13 +8579,6 @@
       </w:tcPr>
     </w:tblStylePr>
     <w:tblStylePr w:type="lastRow">
-      <w:rPr>
-        <w:b/>
-        <w:bCs/>
-        <w:i w:val="0"/>
-        <w:iCs w:val="0"/>
-        <w:color w:val="FFFFFF" w:themeColor="background1"/>
-      </w:rPr>
       <w:tblPr/>
       <w:tcPr>
         <w:tcBorders>
@@ -9345,13 +8593,6 @@
       </w:tcPr>
     </w:tblStylePr>
     <w:tblStylePr w:type="firstCol">
-      <w:rPr>
-        <w:b/>
-        <w:bCs/>
-        <w:i w:val="0"/>
-        <w:iCs w:val="0"/>
-        <w:color w:val="FFFFFF" w:themeColor="background1"/>
-      </w:rPr>
       <w:tblPr/>
       <w:tcPr>
         <w:tcBorders>
@@ -9364,13 +8605,6 @@
       </w:tcPr>
     </w:tblStylePr>
     <w:tblStylePr w:type="lastCol">
-      <w:rPr>
-        <w:b/>
-        <w:bCs/>
-        <w:i w:val="0"/>
-        <w:iCs w:val="0"/>
-        <w:color w:val="FFFFFF" w:themeColor="background1"/>
-      </w:rPr>
       <w:tblPr/>
       <w:tcPr>
         <w:tcBorders>
@@ -9421,6 +8655,9 @@
     <w:pPr>
       <w:spacing w:after="0" w:line="240" w:lineRule="auto"/>
     </w:pPr>
+    <w:rPr>
+      <w:lang w:val="ru-RU"/>
+    </w:rPr>
     <w:tblPr>
       <w:tblStyleRowBandSize w:val="1"/>
       <w:tblStyleColBandSize w:val="1"/>
@@ -9437,13 +8674,6 @@
       <w:shd w:val="clear" w:color="auto" w:fill="FDE4D0" w:themeFill="accent6" w:themeFillTint="3F"/>
     </w:tcPr>
     <w:tblStylePr w:type="firstRow">
-      <w:rPr>
-        <w:b/>
-        <w:bCs/>
-        <w:i w:val="0"/>
-        <w:iCs w:val="0"/>
-        <w:color w:val="FFFFFF" w:themeColor="background1"/>
-      </w:rPr>
       <w:tblPr/>
       <w:tcPr>
         <w:tcBorders>
@@ -9458,13 +8688,6 @@
       </w:tcPr>
     </w:tblStylePr>
     <w:tblStylePr w:type="lastRow">
-      <w:rPr>
-        <w:b/>
-        <w:bCs/>
-        <w:i w:val="0"/>
-        <w:iCs w:val="0"/>
-        <w:color w:val="FFFFFF" w:themeColor="background1"/>
-      </w:rPr>
       <w:tblPr/>
       <w:tcPr>
         <w:tcBorders>
@@ -9479,13 +8702,6 @@
       </w:tcPr>
     </w:tblStylePr>
     <w:tblStylePr w:type="firstCol">
-      <w:rPr>
-        <w:b/>
-        <w:bCs/>
-        <w:i w:val="0"/>
-        <w:iCs w:val="0"/>
-        <w:color w:val="FFFFFF" w:themeColor="background1"/>
-      </w:rPr>
       <w:tblPr/>
       <w:tcPr>
         <w:tcBorders>
@@ -9498,13 +8714,6 @@
       </w:tcPr>
     </w:tblStylePr>
     <w:tblStylePr w:type="lastCol">
-      <w:rPr>
-        <w:b/>
-        <w:bCs/>
-        <w:i w:val="0"/>
-        <w:iCs w:val="0"/>
-        <w:color w:val="FFFFFF" w:themeColor="background1"/>
-      </w:rPr>
       <w:tblPr/>
       <w:tcPr>
         <w:tcBorders>
@@ -9557,6 +8766,7 @@
     </w:pPr>
     <w:rPr>
       <w:color w:val="FFFFFF" w:themeColor="background1"/>
+      <w:lang w:val="ru-RU"/>
     </w:rPr>
     <w:tblPr>
       <w:tblStyleRowBandSize w:val="1"/>
@@ -9664,6 +8874,7 @@
     </w:pPr>
     <w:rPr>
       <w:color w:val="FFFFFF" w:themeColor="background1"/>
+      <w:lang w:val="ru-RU"/>
     </w:rPr>
     <w:tblPr>
       <w:tblStyleRowBandSize w:val="1"/>
@@ -9771,6 +8982,7 @@
     </w:pPr>
     <w:rPr>
       <w:color w:val="FFFFFF" w:themeColor="background1"/>
+      <w:lang w:val="ru-RU"/>
     </w:rPr>
     <w:tblPr>
       <w:tblStyleRowBandSize w:val="1"/>
@@ -9878,6 +9090,7 @@
     </w:pPr>
     <w:rPr>
       <w:color w:val="FFFFFF" w:themeColor="background1"/>
+      <w:lang w:val="ru-RU"/>
     </w:rPr>
     <w:tblPr>
       <w:tblStyleRowBandSize w:val="1"/>
@@ -9985,6 +9198,7 @@
     </w:pPr>
     <w:rPr>
       <w:color w:val="FFFFFF" w:themeColor="background1"/>
+      <w:lang w:val="ru-RU"/>
     </w:rPr>
     <w:tblPr>
       <w:tblStyleRowBandSize w:val="1"/>
@@ -10092,6 +9306,7 @@
     </w:pPr>
     <w:rPr>
       <w:color w:val="FFFFFF" w:themeColor="background1"/>
+      <w:lang w:val="ru-RU"/>
     </w:rPr>
     <w:tblPr>
       <w:tblStyleRowBandSize w:val="1"/>
@@ -10199,6 +9414,7 @@
     </w:pPr>
     <w:rPr>
       <w:color w:val="FFFFFF" w:themeColor="background1"/>
+      <w:lang w:val="ru-RU"/>
     </w:rPr>
     <w:tblPr>
       <w:tblStyleRowBandSize w:val="1"/>
@@ -10306,6 +9522,7 @@
     </w:pPr>
     <w:rPr>
       <w:color w:val="000000" w:themeColor="text1"/>
+      <w:lang w:val="ru-RU"/>
     </w:rPr>
     <w:tblPr>
       <w:tblStyleRowBandSize w:val="1"/>
@@ -10421,6 +9638,7 @@
     </w:pPr>
     <w:rPr>
       <w:color w:val="000000" w:themeColor="text1"/>
+      <w:lang w:val="ru-RU"/>
     </w:rPr>
     <w:tblPr>
       <w:tblStyleRowBandSize w:val="1"/>
@@ -10536,6 +9754,7 @@
     </w:pPr>
     <w:rPr>
       <w:color w:val="000000" w:themeColor="text1"/>
+      <w:lang w:val="ru-RU"/>
     </w:rPr>
     <w:tblPr>
       <w:tblStyleRowBandSize w:val="1"/>
@@ -10651,6 +9870,7 @@
     </w:pPr>
     <w:rPr>
       <w:color w:val="000000" w:themeColor="text1"/>
+      <w:lang w:val="ru-RU"/>
     </w:rPr>
     <w:tblPr>
       <w:tblStyleRowBandSize w:val="1"/>
@@ -10756,6 +9976,7 @@
     </w:pPr>
     <w:rPr>
       <w:color w:val="000000" w:themeColor="text1"/>
+      <w:lang w:val="ru-RU"/>
     </w:rPr>
     <w:tblPr>
       <w:tblStyleRowBandSize w:val="1"/>
@@ -10871,6 +10092,7 @@
     </w:pPr>
     <w:rPr>
       <w:color w:val="000000" w:themeColor="text1"/>
+      <w:lang w:val="ru-RU"/>
     </w:rPr>
     <w:tblPr>
       <w:tblStyleRowBandSize w:val="1"/>
@@ -10986,6 +10208,7 @@
     </w:pPr>
     <w:rPr>
       <w:color w:val="000000" w:themeColor="text1"/>
+      <w:lang w:val="ru-RU"/>
     </w:rPr>
     <w:tblPr>
       <w:tblStyleRowBandSize w:val="1"/>
@@ -11101,6 +10324,7 @@
     </w:pPr>
     <w:rPr>
       <w:color w:val="000000" w:themeColor="text1"/>
+      <w:lang w:val="ru-RU"/>
     </w:rPr>
     <w:tblPr>
       <w:tblStyleRowBandSize w:val="1"/>
@@ -11180,6 +10404,7 @@
     </w:pPr>
     <w:rPr>
       <w:color w:val="000000" w:themeColor="text1"/>
+      <w:lang w:val="ru-RU"/>
     </w:rPr>
     <w:tblPr>
       <w:tblStyleRowBandSize w:val="1"/>
@@ -11259,6 +10484,7 @@
     </w:pPr>
     <w:rPr>
       <w:color w:val="000000" w:themeColor="text1"/>
+      <w:lang w:val="ru-RU"/>
     </w:rPr>
     <w:tblPr>
       <w:tblStyleRowBandSize w:val="1"/>
@@ -11338,6 +10564,7 @@
     </w:pPr>
     <w:rPr>
       <w:color w:val="000000" w:themeColor="text1"/>
+      <w:lang w:val="ru-RU"/>
     </w:rPr>
     <w:tblPr>
       <w:tblStyleRowBandSize w:val="1"/>
@@ -11417,6 +10644,7 @@
     </w:pPr>
     <w:rPr>
       <w:color w:val="000000" w:themeColor="text1"/>
+      <w:lang w:val="ru-RU"/>
     </w:rPr>
     <w:tblPr>
       <w:tblStyleRowBandSize w:val="1"/>
@@ -11496,6 +10724,7 @@
     </w:pPr>
     <w:rPr>
       <w:color w:val="000000" w:themeColor="text1"/>
+      <w:lang w:val="ru-RU"/>
     </w:rPr>
     <w:tblPr>
       <w:tblStyleRowBandSize w:val="1"/>
@@ -11575,6 +10804,7 @@
     </w:pPr>
     <w:rPr>
       <w:color w:val="000000" w:themeColor="text1"/>
+      <w:lang w:val="ru-RU"/>
     </w:rPr>
     <w:tblPr>
       <w:tblStyleRowBandSize w:val="1"/>
@@ -11654,6 +10884,7 @@
     </w:pPr>
     <w:rPr>
       <w:color w:val="000000" w:themeColor="text1"/>
+      <w:lang w:val="ru-RU"/>
     </w:rPr>
     <w:tblPr>
       <w:tblStyleRowBandSize w:val="1"/>
@@ -11727,6 +10958,7 @@
     </w:pPr>
     <w:rPr>
       <w:color w:val="000000" w:themeColor="text1"/>
+      <w:lang w:val="ru-RU"/>
     </w:rPr>
     <w:tblPr>
       <w:tblStyleRowBandSize w:val="1"/>
@@ -11800,6 +11032,7 @@
     </w:pPr>
     <w:rPr>
       <w:color w:val="000000" w:themeColor="text1"/>
+      <w:lang w:val="ru-RU"/>
     </w:rPr>
     <w:tblPr>
       <w:tblStyleRowBandSize w:val="1"/>
@@ -11873,6 +11106,7 @@
     </w:pPr>
     <w:rPr>
       <w:color w:val="000000" w:themeColor="text1"/>
+      <w:lang w:val="ru-RU"/>
     </w:rPr>
     <w:tblPr>
       <w:tblStyleRowBandSize w:val="1"/>
@@ -11946,6 +11180,7 @@
     </w:pPr>
     <w:rPr>
       <w:color w:val="000000" w:themeColor="text1"/>
+      <w:lang w:val="ru-RU"/>
     </w:rPr>
     <w:tblPr>
       <w:tblStyleRowBandSize w:val="1"/>
@@ -12019,6 +11254,7 @@
     </w:pPr>
     <w:rPr>
       <w:color w:val="000000" w:themeColor="text1"/>
+      <w:lang w:val="ru-RU"/>
     </w:rPr>
     <w:tblPr>
       <w:tblStyleRowBandSize w:val="1"/>
@@ -12092,6 +11328,7 @@
     </w:pPr>
     <w:rPr>
       <w:color w:val="000000" w:themeColor="text1"/>
+      <w:lang w:val="ru-RU"/>
     </w:rPr>
     <w:tblPr>
       <w:tblStyleRowBandSize w:val="1"/>

--- a/tech_card_templates/шаблон.docx
+++ b/tech_card_templates/шаблон.docx
@@ -5,35 +5,35 @@
     <w:tbl>
       <w:tblPr>
         <w:tblStyle w:val="aff0"/>
-        <w:tblW w:w="5000" w:type="pct"/>
+        <w:tblW w:w="0" w:type="auto"/>
         <w:tblLook w:val="04A0" w:firstRow="1" w:lastRow="0" w:firstColumn="1" w:lastColumn="0" w:noHBand="0" w:noVBand="1"/>
       </w:tblPr>
       <w:tblGrid>
         <w:gridCol w:w="523"/>
-        <w:gridCol w:w="2781"/>
-        <w:gridCol w:w="524"/>
-        <w:gridCol w:w="2308"/>
-        <w:gridCol w:w="524"/>
-        <w:gridCol w:w="2287"/>
-        <w:gridCol w:w="524"/>
-        <w:gridCol w:w="2983"/>
-        <w:gridCol w:w="524"/>
-        <w:gridCol w:w="2372"/>
+        <w:gridCol w:w="2777"/>
+        <w:gridCol w:w="523"/>
+        <w:gridCol w:w="2305"/>
+        <w:gridCol w:w="523"/>
+        <w:gridCol w:w="2284"/>
+        <w:gridCol w:w="523"/>
+        <w:gridCol w:w="2980"/>
+        <w:gridCol w:w="523"/>
+        <w:gridCol w:w="2369"/>
       </w:tblGrid>
       <w:tr>
         <w:trPr>
-          <w:trHeight w:val="274"/>
+          <w:trHeight w:val="416"/>
         </w:trPr>
         <w:tc>
           <w:tcPr>
-            <w:tcW w:w="519" w:type="dxa"/>
-            <w:shd w:val="clear" w:color="auto" w:fill="FFFFFF"/>
+            <w:tcW w:w="523" w:type="dxa"/>
+            <w:shd w:val="clear" w:color="auto" w:fill="99FF99"/>
           </w:tcPr>
           <w:p/>
         </w:tc>
         <w:tc>
           <w:tcPr>
-            <w:tcW w:w="2755" w:type="dxa"/>
+            <w:tcW w:w="2777" w:type="dxa"/>
           </w:tcPr>
           <w:p>
             <w:pPr>
@@ -50,14 +50,14 @@
         </w:tc>
         <w:tc>
           <w:tcPr>
-            <w:tcW w:w="519" w:type="dxa"/>
-            <w:shd w:val="clear" w:color="auto" w:fill="FFFFFF"/>
+            <w:tcW w:w="523" w:type="dxa"/>
+            <w:shd w:val="clear" w:color="auto" w:fill="FFCCCC"/>
           </w:tcPr>
           <w:p/>
         </w:tc>
         <w:tc>
           <w:tcPr>
-            <w:tcW w:w="2287" w:type="dxa"/>
+            <w:tcW w:w="2305" w:type="dxa"/>
           </w:tcPr>
           <w:p>
             <w:pPr>
@@ -74,14 +74,14 @@
         </w:tc>
         <w:tc>
           <w:tcPr>
-            <w:tcW w:w="519" w:type="dxa"/>
-            <w:shd w:val="clear" w:color="auto" w:fill="FFFFFF"/>
+            <w:tcW w:w="523" w:type="dxa"/>
+            <w:shd w:val="clear" w:color="auto" w:fill="99CCFF"/>
           </w:tcPr>
           <w:p/>
         </w:tc>
         <w:tc>
           <w:tcPr>
-            <w:tcW w:w="2266" w:type="dxa"/>
+            <w:tcW w:w="2284" w:type="dxa"/>
           </w:tcPr>
           <w:p>
             <w:pPr>
@@ -98,14 +98,14 @@
         </w:tc>
         <w:tc>
           <w:tcPr>
-            <w:tcW w:w="519" w:type="dxa"/>
-            <w:shd w:val="clear" w:color="auto" w:fill="FFFFFF"/>
+            <w:tcW w:w="523" w:type="dxa"/>
+            <w:shd w:val="clear" w:color="auto" w:fill="FFFFCC"/>
           </w:tcPr>
           <w:p/>
         </w:tc>
         <w:tc>
           <w:tcPr>
-            <w:tcW w:w="2956" w:type="dxa"/>
+            <w:tcW w:w="2980" w:type="dxa"/>
           </w:tcPr>
           <w:p>
             <w:pPr>
@@ -122,14 +122,14 @@
         </w:tc>
         <w:tc>
           <w:tcPr>
-            <w:tcW w:w="519" w:type="dxa"/>
-            <w:shd w:val="clear" w:color="auto" w:fill="FFFFFF"/>
+            <w:tcW w:w="523" w:type="dxa"/>
+            <w:shd w:val="clear" w:color="auto" w:fill="FABF8F"/>
           </w:tcPr>
           <w:p/>
         </w:tc>
         <w:tc>
           <w:tcPr>
-            <w:tcW w:w="2350" w:type="dxa"/>
+            <w:tcW w:w="2369" w:type="dxa"/>
           </w:tcPr>
           <w:p>
             <w:pPr>

--- a/tech_card_templates/шаблон.docx
+++ b/tech_card_templates/шаблон.docx
@@ -1,6 +1,6 @@
 
 <file path=word/document.xml><?xml version="1.0" encoding="utf-8"?>
-<w:document xmlns:wpc="http://schemas.microsoft.com/office/word/2010/wordprocessingCanvas" xmlns:cx="http://schemas.microsoft.com/office/drawing/2014/chartex" xmlns:cx1="http://schemas.microsoft.com/office/drawing/2015/9/8/chartex" xmlns:cx2="http://schemas.microsoft.com/office/drawing/2015/10/21/chartex" xmlns:cx3="http://schemas.microsoft.com/office/drawing/2016/5/9/chartex" xmlns:cx4="http://schemas.microsoft.com/office/drawing/2016/5/10/chartex" xmlns:cx5="http://schemas.microsoft.com/office/drawing/2016/5/11/chartex" xmlns:cx6="http://schemas.microsoft.com/office/drawing/2016/5/12/chartex" xmlns:cx7="http://schemas.microsoft.com/office/drawing/2016/5/13/chartex" xmlns:cx8="http://schemas.microsoft.com/office/drawing/2016/5/14/chartex" xmlns:mc="http://schemas.openxmlformats.org/markup-compatibility/2006" xmlns:aink="http://schemas.microsoft.com/office/drawing/2016/ink" xmlns:am3d="http://schemas.microsoft.com/office/drawing/2017/model3d" xmlns:o="urn:schemas-microsoft-com:office:office" xmlns:r="http://schemas.openxmlformats.org/officeDocument/2006/relationships" xmlns:m="http://schemas.openxmlformats.org/officeDocument/2006/math" xmlns:v="urn:schemas-microsoft-com:vml" xmlns:wp14="http://schemas.microsoft.com/office/word/2010/wordprocessingDrawing" xmlns:wp="http://schemas.openxmlformats.org/drawingml/2006/wordprocessingDrawing" xmlns:w10="urn:schemas-microsoft-com:office:word" xmlns:w="http://schemas.openxmlformats.org/wordprocessingml/2006/main" xmlns:w14="http://schemas.microsoft.com/office/word/2010/wordml" xmlns:w15="http://schemas.microsoft.com/office/word/2012/wordml" xmlns:w16cex="http://schemas.microsoft.com/office/word/2018/wordml/cex" xmlns:w16cid="http://schemas.microsoft.com/office/word/2016/wordml/cid" xmlns:w16="http://schemas.microsoft.com/office/word/2018/wordml" xmlns:w16sdtdh="http://schemas.microsoft.com/office/word/2020/wordml/sdtdatahash" xmlns:w16se="http://schemas.microsoft.com/office/word/2015/wordml/symex" xmlns:wpg="http://schemas.microsoft.com/office/word/2010/wordprocessingGroup" xmlns:wpi="http://schemas.microsoft.com/office/word/2010/wordprocessingInk" xmlns:wne="http://schemas.microsoft.com/office/word/2006/wordml" xmlns:wps="http://schemas.microsoft.com/office/word/2010/wordprocessingShape" mc:Ignorable="w14 w15 w16se w16cid w16 w16cex w16sdtdh wp14">
+<w:document xmlns:wpc="http://schemas.microsoft.com/office/word/2010/wordprocessingCanvas" xmlns:cx="http://schemas.microsoft.com/office/drawing/2014/chartex" xmlns:cx1="http://schemas.microsoft.com/office/drawing/2015/9/8/chartex" xmlns:cx2="http://schemas.microsoft.com/office/drawing/2015/10/21/chartex" xmlns:cx3="http://schemas.microsoft.com/office/drawing/2016/5/9/chartex" xmlns:cx4="http://schemas.microsoft.com/office/drawing/2016/5/10/chartex" xmlns:cx5="http://schemas.microsoft.com/office/drawing/2016/5/11/chartex" xmlns:cx6="http://schemas.microsoft.com/office/drawing/2016/5/12/chartex" xmlns:cx7="http://schemas.microsoft.com/office/drawing/2016/5/13/chartex" xmlns:cx8="http://schemas.microsoft.com/office/drawing/2016/5/14/chartex" xmlns:mc="http://schemas.openxmlformats.org/markup-compatibility/2006" xmlns:aink="http://schemas.microsoft.com/office/drawing/2016/ink" xmlns:am3d="http://schemas.microsoft.com/office/drawing/2017/model3d" xmlns:o="urn:schemas-microsoft-com:office:office" xmlns:oel="http://schemas.microsoft.com/office/2019/extlst" xmlns:r="http://schemas.openxmlformats.org/officeDocument/2006/relationships" xmlns:m="http://schemas.openxmlformats.org/officeDocument/2006/math" xmlns:v="urn:schemas-microsoft-com:vml" xmlns:wp14="http://schemas.microsoft.com/office/word/2010/wordprocessingDrawing" xmlns:wp="http://schemas.openxmlformats.org/drawingml/2006/wordprocessingDrawing" xmlns:w10="urn:schemas-microsoft-com:office:word" xmlns:w="http://schemas.openxmlformats.org/wordprocessingml/2006/main" xmlns:w14="http://schemas.microsoft.com/office/word/2010/wordml" xmlns:w15="http://schemas.microsoft.com/office/word/2012/wordml" xmlns:w16cex="http://schemas.microsoft.com/office/word/2018/wordml/cex" xmlns:w16cid="http://schemas.microsoft.com/office/word/2016/wordml/cid" xmlns:w16="http://schemas.microsoft.com/office/word/2018/wordml" xmlns:w16du="http://schemas.microsoft.com/office/word/2023/wordml/word16du" xmlns:w16sdtdh="http://schemas.microsoft.com/office/word/2020/wordml/sdtdatahash" xmlns:w16sdtfl="http://schemas.microsoft.com/office/word/2024/wordml/sdtformatlock" xmlns:w16se="http://schemas.microsoft.com/office/word/2015/wordml/symex" xmlns:wpg="http://schemas.microsoft.com/office/word/2010/wordprocessingGroup" xmlns:wpi="http://schemas.microsoft.com/office/word/2010/wordprocessingInk" xmlns:wne="http://schemas.microsoft.com/office/word/2006/wordml" xmlns:wps="http://schemas.microsoft.com/office/word/2010/wordprocessingShape" mc:Ignorable="w14 w15 w16se w16cid w16 w16cex w16sdtdh w16sdtfl w16du wp14">
   <w:body>
     <w:tbl>
       <w:tblPr>
@@ -40,10 +40,6 @@
               <w:jc w:val="center"/>
             </w:pPr>
             <w:r>
-              <w:rPr>
-                <w:rFonts w:ascii="Arial" w:hAnsi="Arial"/>
-                <w:sz w:val="16"/>
-              </w:rPr>
               <w:t>нейтральное средство</w:t>
             </w:r>
           </w:p>
@@ -64,10 +60,6 @@
               <w:jc w:val="center"/>
             </w:pPr>
             <w:r>
-              <w:rPr>
-                <w:rFonts w:ascii="Arial" w:hAnsi="Arial"/>
-                <w:sz w:val="16"/>
-              </w:rPr>
               <w:t>кислотное средство</w:t>
             </w:r>
           </w:p>
@@ -88,10 +80,6 @@
               <w:jc w:val="center"/>
             </w:pPr>
             <w:r>
-              <w:rPr>
-                <w:rFonts w:ascii="Arial" w:hAnsi="Arial"/>
-                <w:sz w:val="16"/>
-              </w:rPr>
               <w:t>щелочное средство</w:t>
             </w:r>
           </w:p>
@@ -112,10 +100,6 @@
               <w:jc w:val="center"/>
             </w:pPr>
             <w:r>
-              <w:rPr>
-                <w:rFonts w:ascii="Arial" w:hAnsi="Arial"/>
-                <w:sz w:val="16"/>
-              </w:rPr>
               <w:t>дезинфектант</w:t>
             </w:r>
           </w:p>
@@ -136,17 +120,20 @@
               <w:jc w:val="center"/>
             </w:pPr>
             <w:r>
-              <w:rPr>
-                <w:rFonts w:ascii="Arial" w:hAnsi="Arial"/>
-                <w:sz w:val="16"/>
-              </w:rPr>
               <w:t>средство на безводной основе</w:t>
             </w:r>
           </w:p>
         </w:tc>
       </w:tr>
     </w:tbl>
-    <w:p/>
+    <w:p>
+      <w:pPr>
+        <w:rPr>
+          <w:sz w:val="18"/>
+          <w:szCs w:val="18"/>
+        </w:rPr>
+      </w:pPr>
+    </w:p>
     <w:tbl>
       <w:tblPr>
         <w:tblStyle w:val="aff0"/>
@@ -176,7 +163,6 @@
           <w:p>
             <w:r>
               <w:rPr>
-                <w:rFonts w:ascii="Arial" w:hAnsi="Arial"/>
                 <w:b/>
                 <w:sz w:val="18"/>
               </w:rPr>
@@ -194,7 +180,6 @@
           <w:p>
             <w:r>
               <w:rPr>
-                <w:rFonts w:ascii="Arial" w:hAnsi="Arial"/>
                 <w:b/>
                 <w:sz w:val="18"/>
               </w:rPr>
@@ -209,7 +194,14 @@
             <w:tcW w:w="24464" w:type="dxa"/>
             <w:gridSpan w:val="12"/>
           </w:tcPr>
-          <w:p/>
+          <w:p>
+            <w:pPr>
+              <w:rPr>
+                <w:sz w:val="18"/>
+                <w:szCs w:val="18"/>
+              </w:rPr>
+            </w:pPr>
+          </w:p>
         </w:tc>
       </w:tr>
       <w:tr>
@@ -221,19 +213,10 @@
           <w:p>
             <w:r>
               <w:rPr>
-                <w:rFonts w:ascii="Arial" w:hAnsi="Arial"/>
                 <w:b/>
                 <w:sz w:val="18"/>
               </w:rPr>
-              <w:t xml:space="preserve">Санитарная обработка помещений </w:t>
-            </w:r>
-            <w:r>
-              <w:rPr>
-                <w:rFonts w:ascii="Arial" w:hAnsi="Arial"/>
-                <w:b/>
-                <w:sz w:val="18"/>
-              </w:rPr>
-              <w:t>осуществляется после полного удаления из них сырьевых компонентов и материалов.</w:t>
+              <w:t>Санитарная обработка помещений осуществляется после полного удаления из них сырьевых компонентов и материалов.</w:t>
             </w:r>
           </w:p>
         </w:tc>
@@ -244,7 +227,14 @@
             <w:tcW w:w="24464" w:type="dxa"/>
             <w:gridSpan w:val="12"/>
           </w:tcPr>
-          <w:p/>
+          <w:p>
+            <w:pPr>
+              <w:rPr>
+                <w:sz w:val="18"/>
+                <w:szCs w:val="18"/>
+              </w:rPr>
+            </w:pPr>
+          </w:p>
         </w:tc>
       </w:tr>
       <w:tr>
@@ -255,7 +245,6 @@
           <w:p>
             <w:r>
               <w:rPr>
-                <w:rFonts w:ascii="Arial" w:hAnsi="Arial"/>
                 <w:b/>
                 <w:sz w:val="18"/>
               </w:rPr>
@@ -270,7 +259,6 @@
           <w:p>
             <w:r>
               <w:rPr>
-                <w:rFonts w:ascii="Arial" w:hAnsi="Arial"/>
                 <w:b/>
                 <w:sz w:val="18"/>
               </w:rPr>
@@ -285,7 +273,6 @@
           <w:p>
             <w:r>
               <w:rPr>
-                <w:rFonts w:ascii="Arial" w:hAnsi="Arial"/>
                 <w:b/>
                 <w:sz w:val="18"/>
               </w:rPr>
@@ -300,7 +287,6 @@
           <w:p>
             <w:r>
               <w:rPr>
-                <w:rFonts w:ascii="Arial" w:hAnsi="Arial"/>
                 <w:b/>
                 <w:sz w:val="18"/>
               </w:rPr>
@@ -315,7 +301,6 @@
           <w:p>
             <w:r>
               <w:rPr>
-                <w:rFonts w:ascii="Arial" w:hAnsi="Arial"/>
                 <w:b/>
                 <w:sz w:val="18"/>
               </w:rPr>
@@ -330,7 +315,6 @@
           <w:p>
             <w:r>
               <w:rPr>
-                <w:rFonts w:ascii="Arial" w:hAnsi="Arial"/>
                 <w:b/>
                 <w:sz w:val="18"/>
               </w:rPr>
@@ -345,7 +329,6 @@
           <w:p>
             <w:r>
               <w:rPr>
-                <w:rFonts w:ascii="Arial" w:hAnsi="Arial"/>
                 <w:b/>
                 <w:sz w:val="18"/>
               </w:rPr>
@@ -360,19 +343,10 @@
           <w:p>
             <w:r>
               <w:rPr>
-                <w:rFonts w:ascii="Arial" w:hAnsi="Arial"/>
                 <w:b/>
                 <w:sz w:val="18"/>
               </w:rPr>
-              <w:t>Время выдержки средства</w:t>
-            </w:r>
-            <w:r>
-              <w:rPr>
-                <w:rFonts w:ascii="Arial" w:hAnsi="Arial"/>
-                <w:b/>
-                <w:sz w:val="18"/>
-              </w:rPr>
-              <w:t>, мин</w:t>
+              <w:t>Время выдержки средства, мин</w:t>
             </w:r>
           </w:p>
         </w:tc>
@@ -383,7 +357,6 @@
           <w:p>
             <w:r>
               <w:rPr>
-                <w:rFonts w:ascii="Arial" w:hAnsi="Arial"/>
                 <w:b/>
                 <w:sz w:val="18"/>
               </w:rPr>
@@ -398,7 +371,6 @@
           <w:p>
             <w:r>
               <w:rPr>
-                <w:rFonts w:ascii="Arial" w:hAnsi="Arial"/>
                 <w:b/>
                 <w:sz w:val="18"/>
               </w:rPr>
@@ -413,7 +385,6 @@
           <w:p>
             <w:r>
               <w:rPr>
-                <w:rFonts w:ascii="Arial" w:hAnsi="Arial"/>
                 <w:b/>
                 <w:sz w:val="18"/>
               </w:rPr>
@@ -428,7 +399,6 @@
           <w:p>
             <w:r>
               <w:rPr>
-                <w:rFonts w:ascii="Arial" w:hAnsi="Arial"/>
                 <w:b/>
                 <w:sz w:val="18"/>
               </w:rPr>
@@ -442,77 +412,155 @@
           <w:tcPr>
             <w:tcW w:w="-23072" w:type="dxa"/>
           </w:tcPr>
-          <w:p/>
+          <w:p>
+            <w:pPr>
+              <w:rPr>
+                <w:szCs w:val="16"/>
+              </w:rPr>
+            </w:pPr>
+          </w:p>
         </w:tc>
         <w:tc>
           <w:tcPr>
             <w:tcW w:w="6464" w:type="dxa"/>
           </w:tcPr>
-          <w:p/>
+          <w:p>
+            <w:pPr>
+              <w:rPr>
+                <w:szCs w:val="16"/>
+              </w:rPr>
+            </w:pPr>
+          </w:p>
         </w:tc>
         <w:tc>
           <w:tcPr>
             <w:tcW w:w="-11536" w:type="dxa"/>
           </w:tcPr>
-          <w:p/>
+          <w:p>
+            <w:pPr>
+              <w:rPr>
+                <w:szCs w:val="16"/>
+              </w:rPr>
+            </w:pPr>
+          </w:p>
         </w:tc>
         <w:tc>
           <w:tcPr>
             <w:tcW w:w="24464" w:type="dxa"/>
           </w:tcPr>
-          <w:p/>
+          <w:p>
+            <w:pPr>
+              <w:rPr>
+                <w:szCs w:val="16"/>
+              </w:rPr>
+            </w:pPr>
+          </w:p>
         </w:tc>
         <w:tc>
           <w:tcPr>
             <w:tcW w:w="6464" w:type="dxa"/>
           </w:tcPr>
-          <w:p/>
+          <w:p>
+            <w:pPr>
+              <w:rPr>
+                <w:szCs w:val="16"/>
+              </w:rPr>
+            </w:pPr>
+          </w:p>
         </w:tc>
         <w:tc>
           <w:tcPr>
             <w:tcW w:w="24464" w:type="dxa"/>
           </w:tcPr>
-          <w:p/>
+          <w:p>
+            <w:pPr>
+              <w:rPr>
+                <w:szCs w:val="16"/>
+              </w:rPr>
+            </w:pPr>
+          </w:p>
         </w:tc>
         <w:tc>
           <w:tcPr>
             <w:tcW w:w="-736" w:type="dxa"/>
           </w:tcPr>
-          <w:p/>
+          <w:p>
+            <w:pPr>
+              <w:rPr>
+                <w:szCs w:val="16"/>
+              </w:rPr>
+            </w:pPr>
+          </w:p>
         </w:tc>
         <w:tc>
           <w:tcPr>
             <w:tcW w:w="-736" w:type="dxa"/>
           </w:tcPr>
-          <w:p/>
+          <w:p>
+            <w:pPr>
+              <w:rPr>
+                <w:szCs w:val="16"/>
+              </w:rPr>
+            </w:pPr>
+          </w:p>
         </w:tc>
         <w:tc>
           <w:tcPr>
             <w:tcW w:w="-736" w:type="dxa"/>
           </w:tcPr>
-          <w:p/>
+          <w:p>
+            <w:pPr>
+              <w:rPr>
+                <w:szCs w:val="16"/>
+              </w:rPr>
+            </w:pPr>
+          </w:p>
         </w:tc>
         <w:tc>
           <w:tcPr>
             <w:tcW w:w="6464" w:type="dxa"/>
           </w:tcPr>
-          <w:p/>
+          <w:p>
+            <w:pPr>
+              <w:rPr>
+                <w:szCs w:val="16"/>
+              </w:rPr>
+            </w:pPr>
+          </w:p>
         </w:tc>
         <w:tc>
           <w:tcPr>
             <w:tcW w:w="6464" w:type="dxa"/>
           </w:tcPr>
-          <w:p/>
+          <w:p>
+            <w:pPr>
+              <w:rPr>
+                <w:szCs w:val="16"/>
+              </w:rPr>
+            </w:pPr>
+          </w:p>
         </w:tc>
         <w:tc>
           <w:tcPr>
             <w:tcW w:w="24464" w:type="dxa"/>
           </w:tcPr>
-          <w:p/>
+          <w:p>
+            <w:pPr>
+              <w:rPr>
+                <w:szCs w:val="16"/>
+              </w:rPr>
+            </w:pPr>
+          </w:p>
         </w:tc>
       </w:tr>
     </w:tbl>
-    <w:p/>
+    <w:p>
+      <w:pPr>
+        <w:rPr>
+          <w:szCs w:val="16"/>
+        </w:rPr>
+      </w:pPr>
+    </w:p>
     <w:sectPr>
       <w:pgSz w:w="16834" w:h="11909" w:orient="landscape"/>
       <w:pgMar w:top="850" w:right="850" w:bottom="850" w:left="850" w:header="720" w:footer="720" w:gutter="0"/>
@@ -524,7 +572,7 @@
 </file>
 
 <file path=word/numbering.xml><?xml version="1.0" encoding="utf-8"?>
-<w:numbering xmlns:wpc="http://schemas.microsoft.com/office/word/2010/wordprocessingCanvas" xmlns:cx="http://schemas.microsoft.com/office/drawing/2014/chartex" xmlns:cx1="http://schemas.microsoft.com/office/drawing/2015/9/8/chartex" xmlns:cx2="http://schemas.microsoft.com/office/drawing/2015/10/21/chartex" xmlns:cx3="http://schemas.microsoft.com/office/drawing/2016/5/9/chartex" xmlns:cx4="http://schemas.microsoft.com/office/drawing/2016/5/10/chartex" xmlns:cx5="http://schemas.microsoft.com/office/drawing/2016/5/11/chartex" xmlns:cx6="http://schemas.microsoft.com/office/drawing/2016/5/12/chartex" xmlns:cx7="http://schemas.microsoft.com/office/drawing/2016/5/13/chartex" xmlns:cx8="http://schemas.microsoft.com/office/drawing/2016/5/14/chartex" xmlns:mc="http://schemas.openxmlformats.org/markup-compatibility/2006" xmlns:aink="http://schemas.microsoft.com/office/drawing/2016/ink" xmlns:am3d="http://schemas.microsoft.com/office/drawing/2017/model3d" xmlns:o="urn:schemas-microsoft-com:office:office" xmlns:r="http://schemas.openxmlformats.org/officeDocument/2006/relationships" xmlns:m="http://schemas.openxmlformats.org/officeDocument/2006/math" xmlns:v="urn:schemas-microsoft-com:vml" xmlns:wp14="http://schemas.microsoft.com/office/word/2010/wordprocessingDrawing" xmlns:wp="http://schemas.openxmlformats.org/drawingml/2006/wordprocessingDrawing" xmlns:w10="urn:schemas-microsoft-com:office:word" xmlns:w="http://schemas.openxmlformats.org/wordprocessingml/2006/main" xmlns:w14="http://schemas.microsoft.com/office/word/2010/wordml" xmlns:w15="http://schemas.microsoft.com/office/word/2012/wordml" xmlns:w16cex="http://schemas.microsoft.com/office/word/2018/wordml/cex" xmlns:w16cid="http://schemas.microsoft.com/office/word/2016/wordml/cid" xmlns:w16="http://schemas.microsoft.com/office/word/2018/wordml" xmlns:w16sdtdh="http://schemas.microsoft.com/office/word/2020/wordml/sdtdatahash" xmlns:w16se="http://schemas.microsoft.com/office/word/2015/wordml/symex" xmlns:wpg="http://schemas.microsoft.com/office/word/2010/wordprocessingGroup" xmlns:wpi="http://schemas.microsoft.com/office/word/2010/wordprocessingInk" xmlns:wne="http://schemas.microsoft.com/office/word/2006/wordml" xmlns:wps="http://schemas.microsoft.com/office/word/2010/wordprocessingShape" mc:Ignorable="w14 w15 w16se w16cid w16 w16cex w16sdtdh wp14">
+<w:numbering xmlns:wpc="http://schemas.microsoft.com/office/word/2010/wordprocessingCanvas" xmlns:cx="http://schemas.microsoft.com/office/drawing/2014/chartex" xmlns:cx1="http://schemas.microsoft.com/office/drawing/2015/9/8/chartex" xmlns:cx2="http://schemas.microsoft.com/office/drawing/2015/10/21/chartex" xmlns:cx3="http://schemas.microsoft.com/office/drawing/2016/5/9/chartex" xmlns:cx4="http://schemas.microsoft.com/office/drawing/2016/5/10/chartex" xmlns:cx5="http://schemas.microsoft.com/office/drawing/2016/5/11/chartex" xmlns:cx6="http://schemas.microsoft.com/office/drawing/2016/5/12/chartex" xmlns:cx7="http://schemas.microsoft.com/office/drawing/2016/5/13/chartex" xmlns:cx8="http://schemas.microsoft.com/office/drawing/2016/5/14/chartex" xmlns:mc="http://schemas.openxmlformats.org/markup-compatibility/2006" xmlns:aink="http://schemas.microsoft.com/office/drawing/2016/ink" xmlns:am3d="http://schemas.microsoft.com/office/drawing/2017/model3d" xmlns:o="urn:schemas-microsoft-com:office:office" xmlns:oel="http://schemas.microsoft.com/office/2019/extlst" xmlns:r="http://schemas.openxmlformats.org/officeDocument/2006/relationships" xmlns:m="http://schemas.openxmlformats.org/officeDocument/2006/math" xmlns:v="urn:schemas-microsoft-com:vml" xmlns:wp14="http://schemas.microsoft.com/office/word/2010/wordprocessingDrawing" xmlns:wp="http://schemas.openxmlformats.org/drawingml/2006/wordprocessingDrawing" xmlns:w10="urn:schemas-microsoft-com:office:word" xmlns:w="http://schemas.openxmlformats.org/wordprocessingml/2006/main" xmlns:w14="http://schemas.microsoft.com/office/word/2010/wordml" xmlns:w15="http://schemas.microsoft.com/office/word/2012/wordml" xmlns:w16cex="http://schemas.microsoft.com/office/word/2018/wordml/cex" xmlns:w16cid="http://schemas.microsoft.com/office/word/2016/wordml/cid" xmlns:w16="http://schemas.microsoft.com/office/word/2018/wordml" xmlns:w16du="http://schemas.microsoft.com/office/word/2023/wordml/word16du" xmlns:w16sdtdh="http://schemas.microsoft.com/office/word/2020/wordml/sdtdatahash" xmlns:w16sdtfl="http://schemas.microsoft.com/office/word/2024/wordml/sdtformatlock" xmlns:w16se="http://schemas.microsoft.com/office/word/2015/wordml/symex" xmlns:wpg="http://schemas.microsoft.com/office/word/2010/wordprocessingGroup" xmlns:wpi="http://schemas.microsoft.com/office/word/2010/wordprocessingInk" xmlns:wne="http://schemas.microsoft.com/office/word/2006/wordml" xmlns:wps="http://schemas.microsoft.com/office/word/2010/wordprocessingShape" mc:Ignorable="w14 w15 w16se w16cid w16 w16cex w16sdtdh w16sdtfl w16du wp14">
   <w:abstractNum w:abstractNumId="0" w15:restartNumberingAfterBreak="0">
     <w:nsid w:val="FFFFFF7C"/>
     <w:multiLevelType w:val="singleLevel"/>
@@ -696,43 +744,43 @@
       </w:rPr>
     </w:lvl>
   </w:abstractNum>
-  <w:num w:numId="1">
+  <w:num w:numId="1" w16cid:durableId="952202029">
     <w:abstractNumId w:val="8"/>
   </w:num>
-  <w:num w:numId="2">
+  <w:num w:numId="2" w16cid:durableId="473058855">
     <w:abstractNumId w:val="6"/>
   </w:num>
-  <w:num w:numId="3">
+  <w:num w:numId="3" w16cid:durableId="320622974">
     <w:abstractNumId w:val="5"/>
   </w:num>
-  <w:num w:numId="4">
+  <w:num w:numId="4" w16cid:durableId="737941635">
     <w:abstractNumId w:val="4"/>
   </w:num>
-  <w:num w:numId="5">
+  <w:num w:numId="5" w16cid:durableId="292441982">
     <w:abstractNumId w:val="7"/>
   </w:num>
-  <w:num w:numId="6">
+  <w:num w:numId="6" w16cid:durableId="77867437">
     <w:abstractNumId w:val="3"/>
   </w:num>
-  <w:num w:numId="7">
+  <w:num w:numId="7" w16cid:durableId="1297681212">
     <w:abstractNumId w:val="2"/>
   </w:num>
-  <w:num w:numId="8">
+  <w:num w:numId="8" w16cid:durableId="1776515156">
     <w:abstractNumId w:val="1"/>
   </w:num>
-  <w:num w:numId="9">
+  <w:num w:numId="9" w16cid:durableId="73939190">
     <w:abstractNumId w:val="0"/>
   </w:num>
 </w:numbering>
 </file>
 
 <file path=word/styles.xml><?xml version="1.0" encoding="utf-8"?>
-<w:styles xmlns:mc="http://schemas.openxmlformats.org/markup-compatibility/2006" xmlns:r="http://schemas.openxmlformats.org/officeDocument/2006/relationships" xmlns:w="http://schemas.openxmlformats.org/wordprocessingml/2006/main" xmlns:w14="http://schemas.microsoft.com/office/word/2010/wordml" xmlns:w15="http://schemas.microsoft.com/office/word/2012/wordml" xmlns:w16cex="http://schemas.microsoft.com/office/word/2018/wordml/cex" xmlns:w16cid="http://schemas.microsoft.com/office/word/2016/wordml/cid" xmlns:w16="http://schemas.microsoft.com/office/word/2018/wordml" xmlns:w16sdtdh="http://schemas.microsoft.com/office/word/2020/wordml/sdtdatahash" xmlns:w16se="http://schemas.microsoft.com/office/word/2015/wordml/symex" mc:Ignorable="w14 w15 w16se w16cid w16 w16cex w16sdtdh">
+<w:styles xmlns:mc="http://schemas.openxmlformats.org/markup-compatibility/2006" xmlns:r="http://schemas.openxmlformats.org/officeDocument/2006/relationships" xmlns:w="http://schemas.openxmlformats.org/wordprocessingml/2006/main" xmlns:w14="http://schemas.microsoft.com/office/word/2010/wordml" xmlns:w15="http://schemas.microsoft.com/office/word/2012/wordml" xmlns:w16cex="http://schemas.microsoft.com/office/word/2018/wordml/cex" xmlns:w16cid="http://schemas.microsoft.com/office/word/2016/wordml/cid" xmlns:w16="http://schemas.microsoft.com/office/word/2018/wordml" xmlns:w16du="http://schemas.microsoft.com/office/word/2023/wordml/word16du" xmlns:w16sdtdh="http://schemas.microsoft.com/office/word/2020/wordml/sdtdatahash" xmlns:w16sdtfl="http://schemas.microsoft.com/office/word/2024/wordml/sdtformatlock" xmlns:w16se="http://schemas.microsoft.com/office/word/2015/wordml/symex" mc:Ignorable="w14 w15 w16se w16cid w16 w16cex w16sdtdh w16sdtfl w16du">
   <w:docDefaults>
     <w:rPrDefault>
       <w:rPr>
-        <w:rFonts w:asciiTheme="minorHAnsi" w:eastAsiaTheme="minorEastAsia" w:hAnsiTheme="minorHAnsi" w:cstheme="minorBidi"/>
-        <w:sz w:val="22"/>
+        <w:rFonts w:ascii="Arial" w:eastAsiaTheme="minorEastAsia" w:hAnsi="Arial" w:cs="Arial"/>
+        <w:sz w:val="16"/>
         <w:szCs w:val="22"/>
         <w:lang w:val="en-US" w:eastAsia="en-US" w:bidi="ar-SA"/>
       </w:rPr>
@@ -1011,11 +1059,6 @@
     <w:lsdException w:name="Book Title" w:uiPriority="33" w:qFormat="1"/>
     <w:lsdException w:name="Bibliography" w:semiHidden="1" w:uiPriority="37" w:unhideWhenUsed="1"/>
     <w:lsdException w:name="TOC Heading" w:semiHidden="1" w:uiPriority="39" w:unhideWhenUsed="1" w:qFormat="1"/>
-    <w:lsdException w:name="Plain Table 5" w:semiHidden="1" w:unhideWhenUsed="1"/>
-    <w:lsdException w:name="Grid Table Light" w:semiHidden="1" w:unhideWhenUsed="1"/>
-    <w:lsdException w:name="Grid Table 1 Light" w:semiHidden="1" w:unhideWhenUsed="1"/>
-    <w:lsdException w:name="Grid Table 2" w:semiHidden="1" w:unhideWhenUsed="1"/>
-    <w:lsdException w:name="Grid Table 3" w:semiHidden="1" w:unhideWhenUsed="1"/>
     <w:lsdException w:name="Grid Table 4" w:uiPriority="49"/>
     <w:lsdException w:name="Grid Table 5 Dark" w:uiPriority="50"/>
     <w:lsdException w:name="Grid Table 6 Colorful" w:uiPriority="51"/>
@@ -1121,9 +1164,6 @@
     <w:name w:val="Normal"/>
     <w:qFormat/>
     <w:rsid w:val="00FC693F"/>
-    <w:rPr>
-      <w:lang w:val="ru-RU"/>
-    </w:rPr>
   </w:style>
   <w:style w:type="paragraph" w:styleId="1">
     <w:name w:val="heading 1"/>
@@ -1613,7 +1653,6 @@
       <w:spacing w:after="120"/>
     </w:pPr>
     <w:rPr>
-      <w:sz w:val="16"/>
       <w:szCs w:val="16"/>
     </w:rPr>
   </w:style>

--- a/tech_card_templates/шаблон.docx
+++ b/tech_card_templates/шаблон.docx
@@ -16,9 +16,9 @@
         <w:gridCol w:w="523"/>
         <w:gridCol w:w="2284"/>
         <w:gridCol w:w="523"/>
-        <w:gridCol w:w="2980"/>
-        <w:gridCol w:w="523"/>
-        <w:gridCol w:w="2369"/>
+        <w:gridCol w:w="2132"/>
+        <w:gridCol w:w="522"/>
+        <w:gridCol w:w="2986"/>
       </w:tblGrid>
       <w:tr>
         <w:trPr>
@@ -37,9 +37,23 @@
           </w:tcPr>
           <w:p>
             <w:pPr>
-              <w:jc w:val="center"/>
+              <w:rPr>
+                <w:sz w:val="18"/>
+                <w:szCs w:val="18"/>
+              </w:rPr>
             </w:pPr>
             <w:r>
+              <w:rPr>
+                <w:sz w:val="18"/>
+                <w:szCs w:val="18"/>
+              </w:rPr>
+              <w:t xml:space="preserve">- </w:t>
+            </w:r>
+            <w:r>
+              <w:rPr>
+                <w:sz w:val="18"/>
+                <w:szCs w:val="18"/>
+              </w:rPr>
               <w:t>нейтральное средство</w:t>
             </w:r>
           </w:p>
@@ -57,9 +71,23 @@
           </w:tcPr>
           <w:p>
             <w:pPr>
-              <w:jc w:val="center"/>
+              <w:rPr>
+                <w:sz w:val="18"/>
+                <w:szCs w:val="18"/>
+              </w:rPr>
             </w:pPr>
             <w:r>
+              <w:rPr>
+                <w:sz w:val="18"/>
+                <w:szCs w:val="18"/>
+              </w:rPr>
+              <w:t xml:space="preserve">- </w:t>
+            </w:r>
+            <w:r>
+              <w:rPr>
+                <w:sz w:val="18"/>
+                <w:szCs w:val="18"/>
+              </w:rPr>
               <w:t>кислотное средство</w:t>
             </w:r>
           </w:p>
@@ -77,9 +105,23 @@
           </w:tcPr>
           <w:p>
             <w:pPr>
-              <w:jc w:val="center"/>
+              <w:rPr>
+                <w:sz w:val="18"/>
+                <w:szCs w:val="18"/>
+              </w:rPr>
             </w:pPr>
             <w:r>
+              <w:rPr>
+                <w:sz w:val="18"/>
+                <w:szCs w:val="18"/>
+              </w:rPr>
+              <w:t xml:space="preserve">- </w:t>
+            </w:r>
+            <w:r>
+              <w:rPr>
+                <w:sz w:val="18"/>
+                <w:szCs w:val="18"/>
+              </w:rPr>
               <w:t>щелочное средство</w:t>
             </w:r>
           </w:p>
@@ -93,33 +135,61 @@
         </w:tc>
         <w:tc>
           <w:tcPr>
-            <w:tcW w:w="2980" w:type="dxa"/>
+            <w:tcW w:w="2132" w:type="dxa"/>
           </w:tcPr>
           <w:p>
             <w:pPr>
-              <w:jc w:val="center"/>
+              <w:rPr>
+                <w:sz w:val="18"/>
+                <w:szCs w:val="18"/>
+              </w:rPr>
             </w:pPr>
             <w:r>
+              <w:rPr>
+                <w:sz w:val="18"/>
+                <w:szCs w:val="18"/>
+              </w:rPr>
+              <w:t xml:space="preserve">- </w:t>
+            </w:r>
+            <w:r>
+              <w:rPr>
+                <w:sz w:val="18"/>
+                <w:szCs w:val="18"/>
+              </w:rPr>
               <w:t>дезинфектант</w:t>
             </w:r>
           </w:p>
         </w:tc>
         <w:tc>
           <w:tcPr>
-            <w:tcW w:w="523" w:type="dxa"/>
+            <w:tcW w:w="522" w:type="dxa"/>
             <w:shd w:val="clear" w:color="auto" w:fill="FABF8F"/>
           </w:tcPr>
           <w:p/>
         </w:tc>
         <w:tc>
           <w:tcPr>
-            <w:tcW w:w="2369" w:type="dxa"/>
+            <w:tcW w:w="2986" w:type="dxa"/>
           </w:tcPr>
           <w:p>
             <w:pPr>
-              <w:jc w:val="center"/>
+              <w:rPr>
+                <w:sz w:val="18"/>
+                <w:szCs w:val="18"/>
+              </w:rPr>
             </w:pPr>
             <w:r>
+              <w:rPr>
+                <w:sz w:val="18"/>
+                <w:szCs w:val="18"/>
+              </w:rPr>
+              <w:t xml:space="preserve">- </w:t>
+            </w:r>
+            <w:r>
+              <w:rPr>
+                <w:sz w:val="18"/>
+                <w:szCs w:val="18"/>
+              </w:rPr>
               <w:t>средство на безводной основе</w:t>
             </w:r>
           </w:p>
@@ -141,18 +211,18 @@
         <w:tblLook w:val="04A0" w:firstRow="1" w:lastRow="0" w:firstColumn="1" w:lastColumn="0" w:noHBand="0" w:noVBand="1"/>
       </w:tblPr>
       <w:tblGrid>
-        <w:gridCol w:w="1070"/>
-        <w:gridCol w:w="1070"/>
-        <w:gridCol w:w="1159"/>
-        <w:gridCol w:w="1415"/>
-        <w:gridCol w:w="789"/>
-        <w:gridCol w:w="1370"/>
-        <w:gridCol w:w="1268"/>
-        <w:gridCol w:w="1048"/>
-        <w:gridCol w:w="1093"/>
-        <w:gridCol w:w="1492"/>
-        <w:gridCol w:w="1300"/>
-        <w:gridCol w:w="2276"/>
+        <w:gridCol w:w="1053"/>
+        <w:gridCol w:w="1068"/>
+        <w:gridCol w:w="1141"/>
+        <w:gridCol w:w="1455"/>
+        <w:gridCol w:w="794"/>
+        <w:gridCol w:w="1411"/>
+        <w:gridCol w:w="1248"/>
+        <w:gridCol w:w="1032"/>
+        <w:gridCol w:w="1076"/>
+        <w:gridCol w:w="1481"/>
+        <w:gridCol w:w="1293"/>
+        <w:gridCol w:w="2298"/>
       </w:tblGrid>
       <w:tr>
         <w:tc>
@@ -243,10 +313,17 @@
             <w:tcW w:w="-23072" w:type="dxa"/>
           </w:tcPr>
           <w:p>
+            <w:pPr>
+              <w:rPr>
+                <w:sz w:val="16"/>
+                <w:szCs w:val="16"/>
+              </w:rPr>
+            </w:pPr>
             <w:r>
               <w:rPr>
                 <w:b/>
-                <w:sz w:val="18"/>
+                <w:sz w:val="16"/>
+                <w:szCs w:val="16"/>
               </w:rPr>
               <w:t>Объект обработки</w:t>
             </w:r>
@@ -257,10 +334,17 @@
             <w:tcW w:w="6464" w:type="dxa"/>
           </w:tcPr>
           <w:p>
+            <w:pPr>
+              <w:rPr>
+                <w:sz w:val="16"/>
+                <w:szCs w:val="16"/>
+              </w:rPr>
+            </w:pPr>
             <w:r>
               <w:rPr>
                 <w:b/>
-                <w:sz w:val="18"/>
+                <w:sz w:val="16"/>
+                <w:szCs w:val="16"/>
               </w:rPr>
               <w:t>Способ обработки</w:t>
             </w:r>
@@ -271,10 +355,17 @@
             <w:tcW w:w="-11536" w:type="dxa"/>
           </w:tcPr>
           <w:p>
+            <w:pPr>
+              <w:rPr>
+                <w:sz w:val="16"/>
+                <w:szCs w:val="16"/>
+              </w:rPr>
+            </w:pPr>
             <w:r>
               <w:rPr>
                 <w:b/>
-                <w:sz w:val="18"/>
+                <w:sz w:val="16"/>
+                <w:szCs w:val="16"/>
               </w:rPr>
               <w:t>№ инструкции</w:t>
             </w:r>
@@ -285,10 +376,17 @@
             <w:tcW w:w="24464" w:type="dxa"/>
           </w:tcPr>
           <w:p>
+            <w:pPr>
+              <w:rPr>
+                <w:sz w:val="16"/>
+                <w:szCs w:val="16"/>
+              </w:rPr>
+            </w:pPr>
             <w:r>
               <w:rPr>
                 <w:b/>
-                <w:sz w:val="18"/>
+                <w:sz w:val="16"/>
+                <w:szCs w:val="16"/>
               </w:rPr>
               <w:t>Наименование средства</w:t>
             </w:r>
@@ -299,10 +397,17 @@
             <w:tcW w:w="6464" w:type="dxa"/>
           </w:tcPr>
           <w:p>
+            <w:pPr>
+              <w:rPr>
+                <w:sz w:val="16"/>
+                <w:szCs w:val="16"/>
+              </w:rPr>
+            </w:pPr>
             <w:r>
               <w:rPr>
                 <w:b/>
-                <w:sz w:val="18"/>
+                <w:sz w:val="16"/>
+                <w:szCs w:val="16"/>
               </w:rPr>
               <w:t>Метод уборки</w:t>
             </w:r>
@@ -313,10 +418,17 @@
             <w:tcW w:w="24464" w:type="dxa"/>
           </w:tcPr>
           <w:p>
+            <w:pPr>
+              <w:rPr>
+                <w:sz w:val="16"/>
+                <w:szCs w:val="16"/>
+              </w:rPr>
+            </w:pPr>
             <w:r>
               <w:rPr>
                 <w:b/>
-                <w:sz w:val="18"/>
+                <w:sz w:val="16"/>
+                <w:szCs w:val="16"/>
               </w:rPr>
               <w:t>Концентрация средства, %, метод разведения</w:t>
             </w:r>
@@ -327,10 +439,17 @@
             <w:tcW w:w="-736" w:type="dxa"/>
           </w:tcPr>
           <w:p>
+            <w:pPr>
+              <w:rPr>
+                <w:sz w:val="16"/>
+                <w:szCs w:val="16"/>
+              </w:rPr>
+            </w:pPr>
             <w:r>
               <w:rPr>
                 <w:b/>
-                <w:sz w:val="18"/>
+                <w:sz w:val="16"/>
+                <w:szCs w:val="16"/>
               </w:rPr>
               <w:t>Температура раствора, °C</w:t>
             </w:r>
@@ -341,10 +460,17 @@
             <w:tcW w:w="-736" w:type="dxa"/>
           </w:tcPr>
           <w:p>
+            <w:pPr>
+              <w:rPr>
+                <w:sz w:val="16"/>
+                <w:szCs w:val="16"/>
+              </w:rPr>
+            </w:pPr>
             <w:r>
               <w:rPr>
                 <w:b/>
-                <w:sz w:val="18"/>
+                <w:sz w:val="16"/>
+                <w:szCs w:val="16"/>
               </w:rPr>
               <w:t>Время выдержки средства, мин</w:t>
             </w:r>
@@ -355,10 +481,17 @@
             <w:tcW w:w="-736" w:type="dxa"/>
           </w:tcPr>
           <w:p>
+            <w:pPr>
+              <w:rPr>
+                <w:sz w:val="16"/>
+                <w:szCs w:val="16"/>
+              </w:rPr>
+            </w:pPr>
             <w:r>
               <w:rPr>
                 <w:b/>
-                <w:sz w:val="18"/>
+                <w:sz w:val="16"/>
+                <w:szCs w:val="16"/>
               </w:rPr>
               <w:t>Инвентарь</w:t>
             </w:r>
@@ -369,10 +502,17 @@
             <w:tcW w:w="6464" w:type="dxa"/>
           </w:tcPr>
           <w:p>
+            <w:pPr>
+              <w:rPr>
+                <w:sz w:val="16"/>
+                <w:szCs w:val="16"/>
+              </w:rPr>
+            </w:pPr>
             <w:r>
               <w:rPr>
                 <w:b/>
-                <w:sz w:val="18"/>
+                <w:sz w:val="16"/>
+                <w:szCs w:val="16"/>
               </w:rPr>
               <w:t>Периодичность</w:t>
             </w:r>
@@ -383,10 +523,17 @@
             <w:tcW w:w="6464" w:type="dxa"/>
           </w:tcPr>
           <w:p>
+            <w:pPr>
+              <w:rPr>
+                <w:sz w:val="16"/>
+                <w:szCs w:val="16"/>
+              </w:rPr>
+            </w:pPr>
             <w:r>
               <w:rPr>
                 <w:b/>
-                <w:sz w:val="18"/>
+                <w:sz w:val="16"/>
+                <w:szCs w:val="16"/>
               </w:rPr>
               <w:t>Исполнитель</w:t>
             </w:r>
@@ -397,10 +544,17 @@
             <w:tcW w:w="24464" w:type="dxa"/>
           </w:tcPr>
           <w:p>
+            <w:pPr>
+              <w:rPr>
+                <w:sz w:val="16"/>
+                <w:szCs w:val="16"/>
+              </w:rPr>
+            </w:pPr>
             <w:r>
               <w:rPr>
                 <w:b/>
-                <w:sz w:val="18"/>
+                <w:sz w:val="16"/>
+                <w:szCs w:val="16"/>
               </w:rPr>
               <w:t>Метод контроля/периодичность</w:t>
             </w:r>
@@ -412,145 +566,73 @@
           <w:tcPr>
             <w:tcW w:w="-23072" w:type="dxa"/>
           </w:tcPr>
-          <w:p>
-            <w:pPr>
-              <w:rPr>
-                <w:szCs w:val="16"/>
-              </w:rPr>
-            </w:pPr>
-          </w:p>
+          <w:p/>
         </w:tc>
         <w:tc>
           <w:tcPr>
             <w:tcW w:w="6464" w:type="dxa"/>
           </w:tcPr>
-          <w:p>
-            <w:pPr>
-              <w:rPr>
-                <w:szCs w:val="16"/>
-              </w:rPr>
-            </w:pPr>
-          </w:p>
+          <w:p/>
         </w:tc>
         <w:tc>
           <w:tcPr>
             <w:tcW w:w="-11536" w:type="dxa"/>
           </w:tcPr>
-          <w:p>
-            <w:pPr>
-              <w:rPr>
-                <w:szCs w:val="16"/>
-              </w:rPr>
-            </w:pPr>
-          </w:p>
+          <w:p/>
         </w:tc>
         <w:tc>
           <w:tcPr>
             <w:tcW w:w="24464" w:type="dxa"/>
           </w:tcPr>
-          <w:p>
-            <w:pPr>
-              <w:rPr>
-                <w:szCs w:val="16"/>
-              </w:rPr>
-            </w:pPr>
-          </w:p>
+          <w:p/>
         </w:tc>
         <w:tc>
           <w:tcPr>
             <w:tcW w:w="6464" w:type="dxa"/>
           </w:tcPr>
-          <w:p>
-            <w:pPr>
-              <w:rPr>
-                <w:szCs w:val="16"/>
-              </w:rPr>
-            </w:pPr>
-          </w:p>
+          <w:p/>
         </w:tc>
         <w:tc>
           <w:tcPr>
             <w:tcW w:w="24464" w:type="dxa"/>
           </w:tcPr>
-          <w:p>
-            <w:pPr>
-              <w:rPr>
-                <w:szCs w:val="16"/>
-              </w:rPr>
-            </w:pPr>
-          </w:p>
+          <w:p/>
         </w:tc>
         <w:tc>
           <w:tcPr>
             <w:tcW w:w="-736" w:type="dxa"/>
           </w:tcPr>
-          <w:p>
-            <w:pPr>
-              <w:rPr>
-                <w:szCs w:val="16"/>
-              </w:rPr>
-            </w:pPr>
-          </w:p>
+          <w:p/>
         </w:tc>
         <w:tc>
           <w:tcPr>
             <w:tcW w:w="-736" w:type="dxa"/>
           </w:tcPr>
-          <w:p>
-            <w:pPr>
-              <w:rPr>
-                <w:szCs w:val="16"/>
-              </w:rPr>
-            </w:pPr>
-          </w:p>
+          <w:p/>
         </w:tc>
         <w:tc>
           <w:tcPr>
             <w:tcW w:w="-736" w:type="dxa"/>
           </w:tcPr>
-          <w:p>
-            <w:pPr>
-              <w:rPr>
-                <w:szCs w:val="16"/>
-              </w:rPr>
-            </w:pPr>
-          </w:p>
+          <w:p/>
         </w:tc>
         <w:tc>
           <w:tcPr>
             <w:tcW w:w="6464" w:type="dxa"/>
           </w:tcPr>
-          <w:p>
-            <w:pPr>
-              <w:rPr>
-                <w:szCs w:val="16"/>
-              </w:rPr>
-            </w:pPr>
-          </w:p>
+          <w:p/>
         </w:tc>
         <w:tc>
           <w:tcPr>
             <w:tcW w:w="6464" w:type="dxa"/>
           </w:tcPr>
-          <w:p>
-            <w:pPr>
-              <w:rPr>
-                <w:szCs w:val="16"/>
-              </w:rPr>
-            </w:pPr>
-          </w:p>
+          <w:p/>
         </w:tc>
         <w:tc>
           <w:tcPr>
             <w:tcW w:w="24464" w:type="dxa"/>
           </w:tcPr>
-          <w:p>
-            <w:pPr>
-              <w:rPr>
-                <w:szCs w:val="16"/>
-              </w:rPr>
-            </w:pPr>
-          </w:p>
+          <w:p/>
         </w:tc>
       </w:tr>
     </w:tbl>
@@ -780,8 +862,8 @@
     <w:rPrDefault>
       <w:rPr>
         <w:rFonts w:ascii="Arial" w:eastAsiaTheme="minorEastAsia" w:hAnsi="Arial" w:cs="Arial"/>
-        <w:sz w:val="16"/>
-        <w:szCs w:val="22"/>
+        <w:sz w:val="14"/>
+        <w:szCs w:val="14"/>
         <w:lang w:val="en-US" w:eastAsia="en-US" w:bidi="ar-SA"/>
       </w:rPr>
     </w:rPrDefault>

--- a/tech_card_templates/шаблон.docx
+++ b/tech_card_templates/шаблон.docx
@@ -1,11 +1,11 @@
 
 <file path=word/document.xml><?xml version="1.0" encoding="utf-8"?>
-<w:document xmlns:wpc="http://schemas.microsoft.com/office/word/2010/wordprocessingCanvas" xmlns:cx="http://schemas.microsoft.com/office/drawing/2014/chartex" xmlns:cx1="http://schemas.microsoft.com/office/drawing/2015/9/8/chartex" xmlns:cx2="http://schemas.microsoft.com/office/drawing/2015/10/21/chartex" xmlns:cx3="http://schemas.microsoft.com/office/drawing/2016/5/9/chartex" xmlns:cx4="http://schemas.microsoft.com/office/drawing/2016/5/10/chartex" xmlns:cx5="http://schemas.microsoft.com/office/drawing/2016/5/11/chartex" xmlns:cx6="http://schemas.microsoft.com/office/drawing/2016/5/12/chartex" xmlns:cx7="http://schemas.microsoft.com/office/drawing/2016/5/13/chartex" xmlns:cx8="http://schemas.microsoft.com/office/drawing/2016/5/14/chartex" xmlns:mc="http://schemas.openxmlformats.org/markup-compatibility/2006" xmlns:aink="http://schemas.microsoft.com/office/drawing/2016/ink" xmlns:am3d="http://schemas.microsoft.com/office/drawing/2017/model3d" xmlns:o="urn:schemas-microsoft-com:office:office" xmlns:oel="http://schemas.microsoft.com/office/2019/extlst" xmlns:r="http://schemas.openxmlformats.org/officeDocument/2006/relationships" xmlns:m="http://schemas.openxmlformats.org/officeDocument/2006/math" xmlns:v="urn:schemas-microsoft-com:vml" xmlns:wp14="http://schemas.microsoft.com/office/word/2010/wordprocessingDrawing" xmlns:wp="http://schemas.openxmlformats.org/drawingml/2006/wordprocessingDrawing" xmlns:w10="urn:schemas-microsoft-com:office:word" xmlns:w="http://schemas.openxmlformats.org/wordprocessingml/2006/main" xmlns:w14="http://schemas.microsoft.com/office/word/2010/wordml" xmlns:w15="http://schemas.microsoft.com/office/word/2012/wordml" xmlns:w16cex="http://schemas.microsoft.com/office/word/2018/wordml/cex" xmlns:w16cid="http://schemas.microsoft.com/office/word/2016/wordml/cid" xmlns:w16="http://schemas.microsoft.com/office/word/2018/wordml" xmlns:w16du="http://schemas.microsoft.com/office/word/2023/wordml/word16du" xmlns:w16sdtdh="http://schemas.microsoft.com/office/word/2020/wordml/sdtdatahash" xmlns:w16sdtfl="http://schemas.microsoft.com/office/word/2024/wordml/sdtformatlock" xmlns:w16se="http://schemas.microsoft.com/office/word/2015/wordml/symex" xmlns:wpg="http://schemas.microsoft.com/office/word/2010/wordprocessingGroup" xmlns:wpi="http://schemas.microsoft.com/office/word/2010/wordprocessingInk" xmlns:wne="http://schemas.microsoft.com/office/word/2006/wordml" xmlns:wps="http://schemas.microsoft.com/office/word/2010/wordprocessingShape" mc:Ignorable="w14 w15 w16se w16cid w16 w16cex w16sdtdh w16sdtfl w16du wp14">
+<w:document xmlns:wpc="http://schemas.microsoft.com/office/word/2010/wordprocessingCanvas" xmlns:cx="http://schemas.microsoft.com/office/drawing/2014/chartex" xmlns:cx1="http://schemas.microsoft.com/office/drawing/2015/9/8/chartex" xmlns:cx2="http://schemas.microsoft.com/office/drawing/2015/10/21/chartex" xmlns:cx3="http://schemas.microsoft.com/office/drawing/2016/5/9/chartex" xmlns:cx4="http://schemas.microsoft.com/office/drawing/2016/5/10/chartex" xmlns:cx5="http://schemas.microsoft.com/office/drawing/2016/5/11/chartex" xmlns:cx6="http://schemas.microsoft.com/office/drawing/2016/5/12/chartex" xmlns:cx7="http://schemas.microsoft.com/office/drawing/2016/5/13/chartex" xmlns:cx8="http://schemas.microsoft.com/office/drawing/2016/5/14/chartex" xmlns:mc="http://schemas.openxmlformats.org/markup-compatibility/2006" xmlns:aink="http://schemas.microsoft.com/office/drawing/2016/ink" xmlns:am3d="http://schemas.microsoft.com/office/drawing/2017/model3d" xmlns:o="urn:schemas-microsoft-com:office:office" xmlns:r="http://schemas.openxmlformats.org/officeDocument/2006/relationships" xmlns:m="http://schemas.openxmlformats.org/officeDocument/2006/math" xmlns:v="urn:schemas-microsoft-com:vml" xmlns:wp14="http://schemas.microsoft.com/office/word/2010/wordprocessingDrawing" xmlns:wp="http://schemas.openxmlformats.org/drawingml/2006/wordprocessingDrawing" xmlns:w10="urn:schemas-microsoft-com:office:word" xmlns:w="http://schemas.openxmlformats.org/wordprocessingml/2006/main" xmlns:w14="http://schemas.microsoft.com/office/word/2010/wordml" xmlns:w15="http://schemas.microsoft.com/office/word/2012/wordml" xmlns:w16cex="http://schemas.microsoft.com/office/word/2018/wordml/cex" xmlns:w16cid="http://schemas.microsoft.com/office/word/2016/wordml/cid" xmlns:w16="http://schemas.microsoft.com/office/word/2018/wordml" xmlns:w16sdtdh="http://schemas.microsoft.com/office/word/2020/wordml/sdtdatahash" xmlns:w16se="http://schemas.microsoft.com/office/word/2015/wordml/symex" xmlns:wpg="http://schemas.microsoft.com/office/word/2010/wordprocessingGroup" xmlns:wpi="http://schemas.microsoft.com/office/word/2010/wordprocessingInk" xmlns:wne="http://schemas.microsoft.com/office/word/2006/wordml" xmlns:wps="http://schemas.microsoft.com/office/word/2010/wordprocessingShape" mc:Ignorable="w14 w15 w16se w16cid w16 w16cex w16sdtdh wp14">
   <w:body>
     <w:tbl>
       <w:tblPr>
         <w:tblStyle w:val="aff0"/>
-        <w:tblW w:w="0" w:type="auto"/>
+        <w:tblW w:w="15352" w:type="dxa"/>
         <w:tblLook w:val="04A0" w:firstRow="1" w:lastRow="0" w:firstColumn="1" w:lastColumn="0" w:noHBand="0" w:noVBand="1"/>
       </w:tblPr>
       <w:tblGrid>
@@ -18,7 +18,7 @@
         <w:gridCol w:w="523"/>
         <w:gridCol w:w="2132"/>
         <w:gridCol w:w="522"/>
-        <w:gridCol w:w="2986"/>
+        <w:gridCol w:w="3240"/>
       </w:tblGrid>
       <w:tr>
         <w:trPr>
@@ -169,7 +169,7 @@
         </w:tc>
         <w:tc>
           <w:tcPr>
-            <w:tcW w:w="2986" w:type="dxa"/>
+            <w:tcW w:w="3240" w:type="dxa"/>
           </w:tcPr>
           <w:p>
             <w:pPr>
@@ -225,6 +225,10 @@
         <w:gridCol w:w="2298"/>
       </w:tblGrid>
       <w:tr>
+        <w:trPr>
+          <w:cantSplit/>
+          <w:tblHeader/>
+        </w:trPr>
         <w:tc>
           <w:tcPr>
             <w:tcW w:w="24464" w:type="dxa"/>
@@ -242,6 +246,10 @@
         </w:tc>
       </w:tr>
       <w:tr>
+        <w:trPr>
+          <w:cantSplit/>
+          <w:tblHeader/>
+        </w:trPr>
         <w:tc>
           <w:tcPr>
             <w:tcW w:w="24464" w:type="dxa"/>
@@ -259,6 +267,10 @@
         </w:tc>
       </w:tr>
       <w:tr>
+        <w:trPr>
+          <w:cantSplit/>
+          <w:tblHeader/>
+        </w:trPr>
         <w:tc>
           <w:tcPr>
             <w:tcW w:w="24464" w:type="dxa"/>
@@ -275,6 +287,10 @@
         </w:tc>
       </w:tr>
       <w:tr>
+        <w:trPr>
+          <w:cantSplit/>
+          <w:tblHeader/>
+        </w:trPr>
         <w:tc>
           <w:tcPr>
             <w:tcW w:w="24464" w:type="dxa"/>
@@ -292,6 +308,10 @@
         </w:tc>
       </w:tr>
       <w:tr>
+        <w:trPr>
+          <w:cantSplit/>
+          <w:tblHeader/>
+        </w:trPr>
         <w:tc>
           <w:tcPr>
             <w:tcW w:w="24464" w:type="dxa"/>
@@ -308,6 +328,10 @@
         </w:tc>
       </w:tr>
       <w:tr>
+        <w:trPr>
+          <w:cantSplit/>
+          <w:tblHeader/>
+        </w:trPr>
         <w:tc>
           <w:tcPr>
             <w:tcW w:w="-23072" w:type="dxa"/>
@@ -562,6 +586,10 @@
         </w:tc>
       </w:tr>
       <w:tr>
+        <w:trPr>
+          <w:cantSplit/>
+          <w:tblHeader/>
+        </w:trPr>
         <w:tc>
           <w:tcPr>
             <w:tcW w:w="-23072" w:type="dxa"/>
@@ -654,7 +682,7 @@
 </file>
 
 <file path=word/numbering.xml><?xml version="1.0" encoding="utf-8"?>
-<w:numbering xmlns:wpc="http://schemas.microsoft.com/office/word/2010/wordprocessingCanvas" xmlns:cx="http://schemas.microsoft.com/office/drawing/2014/chartex" xmlns:cx1="http://schemas.microsoft.com/office/drawing/2015/9/8/chartex" xmlns:cx2="http://schemas.microsoft.com/office/drawing/2015/10/21/chartex" xmlns:cx3="http://schemas.microsoft.com/office/drawing/2016/5/9/chartex" xmlns:cx4="http://schemas.microsoft.com/office/drawing/2016/5/10/chartex" xmlns:cx5="http://schemas.microsoft.com/office/drawing/2016/5/11/chartex" xmlns:cx6="http://schemas.microsoft.com/office/drawing/2016/5/12/chartex" xmlns:cx7="http://schemas.microsoft.com/office/drawing/2016/5/13/chartex" xmlns:cx8="http://schemas.microsoft.com/office/drawing/2016/5/14/chartex" xmlns:mc="http://schemas.openxmlformats.org/markup-compatibility/2006" xmlns:aink="http://schemas.microsoft.com/office/drawing/2016/ink" xmlns:am3d="http://schemas.microsoft.com/office/drawing/2017/model3d" xmlns:o="urn:schemas-microsoft-com:office:office" xmlns:oel="http://schemas.microsoft.com/office/2019/extlst" xmlns:r="http://schemas.openxmlformats.org/officeDocument/2006/relationships" xmlns:m="http://schemas.openxmlformats.org/officeDocument/2006/math" xmlns:v="urn:schemas-microsoft-com:vml" xmlns:wp14="http://schemas.microsoft.com/office/word/2010/wordprocessingDrawing" xmlns:wp="http://schemas.openxmlformats.org/drawingml/2006/wordprocessingDrawing" xmlns:w10="urn:schemas-microsoft-com:office:word" xmlns:w="http://schemas.openxmlformats.org/wordprocessingml/2006/main" xmlns:w14="http://schemas.microsoft.com/office/word/2010/wordml" xmlns:w15="http://schemas.microsoft.com/office/word/2012/wordml" xmlns:w16cex="http://schemas.microsoft.com/office/word/2018/wordml/cex" xmlns:w16cid="http://schemas.microsoft.com/office/word/2016/wordml/cid" xmlns:w16="http://schemas.microsoft.com/office/word/2018/wordml" xmlns:w16du="http://schemas.microsoft.com/office/word/2023/wordml/word16du" xmlns:w16sdtdh="http://schemas.microsoft.com/office/word/2020/wordml/sdtdatahash" xmlns:w16sdtfl="http://schemas.microsoft.com/office/word/2024/wordml/sdtformatlock" xmlns:w16se="http://schemas.microsoft.com/office/word/2015/wordml/symex" xmlns:wpg="http://schemas.microsoft.com/office/word/2010/wordprocessingGroup" xmlns:wpi="http://schemas.microsoft.com/office/word/2010/wordprocessingInk" xmlns:wne="http://schemas.microsoft.com/office/word/2006/wordml" xmlns:wps="http://schemas.microsoft.com/office/word/2010/wordprocessingShape" mc:Ignorable="w14 w15 w16se w16cid w16 w16cex w16sdtdh w16sdtfl w16du wp14">
+<w:numbering xmlns:wpc="http://schemas.microsoft.com/office/word/2010/wordprocessingCanvas" xmlns:cx="http://schemas.microsoft.com/office/drawing/2014/chartex" xmlns:cx1="http://schemas.microsoft.com/office/drawing/2015/9/8/chartex" xmlns:cx2="http://schemas.microsoft.com/office/drawing/2015/10/21/chartex" xmlns:cx3="http://schemas.microsoft.com/office/drawing/2016/5/9/chartex" xmlns:cx4="http://schemas.microsoft.com/office/drawing/2016/5/10/chartex" xmlns:cx5="http://schemas.microsoft.com/office/drawing/2016/5/11/chartex" xmlns:cx6="http://schemas.microsoft.com/office/drawing/2016/5/12/chartex" xmlns:cx7="http://schemas.microsoft.com/office/drawing/2016/5/13/chartex" xmlns:cx8="http://schemas.microsoft.com/office/drawing/2016/5/14/chartex" xmlns:mc="http://schemas.openxmlformats.org/markup-compatibility/2006" xmlns:aink="http://schemas.microsoft.com/office/drawing/2016/ink" xmlns:am3d="http://schemas.microsoft.com/office/drawing/2017/model3d" xmlns:o="urn:schemas-microsoft-com:office:office" xmlns:r="http://schemas.openxmlformats.org/officeDocument/2006/relationships" xmlns:m="http://schemas.openxmlformats.org/officeDocument/2006/math" xmlns:v="urn:schemas-microsoft-com:vml" xmlns:wp14="http://schemas.microsoft.com/office/word/2010/wordprocessingDrawing" xmlns:wp="http://schemas.openxmlformats.org/drawingml/2006/wordprocessingDrawing" xmlns:w10="urn:schemas-microsoft-com:office:word" xmlns:w="http://schemas.openxmlformats.org/wordprocessingml/2006/main" xmlns:w14="http://schemas.microsoft.com/office/word/2010/wordml" xmlns:w15="http://schemas.microsoft.com/office/word/2012/wordml" xmlns:w16cex="http://schemas.microsoft.com/office/word/2018/wordml/cex" xmlns:w16cid="http://schemas.microsoft.com/office/word/2016/wordml/cid" xmlns:w16="http://schemas.microsoft.com/office/word/2018/wordml" xmlns:w16sdtdh="http://schemas.microsoft.com/office/word/2020/wordml/sdtdatahash" xmlns:w16se="http://schemas.microsoft.com/office/word/2015/wordml/symex" xmlns:wpg="http://schemas.microsoft.com/office/word/2010/wordprocessingGroup" xmlns:wpi="http://schemas.microsoft.com/office/word/2010/wordprocessingInk" xmlns:wne="http://schemas.microsoft.com/office/word/2006/wordml" xmlns:wps="http://schemas.microsoft.com/office/word/2010/wordprocessingShape" mc:Ignorable="w14 w15 w16se w16cid w16 w16cex w16sdtdh wp14">
   <w:abstractNum w:abstractNumId="0" w15:restartNumberingAfterBreak="0">
     <w:nsid w:val="FFFFFF7C"/>
     <w:multiLevelType w:val="singleLevel"/>
@@ -826,38 +854,38 @@
       </w:rPr>
     </w:lvl>
   </w:abstractNum>
-  <w:num w:numId="1" w16cid:durableId="952202029">
+  <w:num w:numId="1">
     <w:abstractNumId w:val="8"/>
   </w:num>
-  <w:num w:numId="2" w16cid:durableId="473058855">
+  <w:num w:numId="2">
     <w:abstractNumId w:val="6"/>
   </w:num>
-  <w:num w:numId="3" w16cid:durableId="320622974">
+  <w:num w:numId="3">
     <w:abstractNumId w:val="5"/>
   </w:num>
-  <w:num w:numId="4" w16cid:durableId="737941635">
+  <w:num w:numId="4">
     <w:abstractNumId w:val="4"/>
   </w:num>
-  <w:num w:numId="5" w16cid:durableId="292441982">
+  <w:num w:numId="5">
     <w:abstractNumId w:val="7"/>
   </w:num>
-  <w:num w:numId="6" w16cid:durableId="77867437">
+  <w:num w:numId="6">
     <w:abstractNumId w:val="3"/>
   </w:num>
-  <w:num w:numId="7" w16cid:durableId="1297681212">
+  <w:num w:numId="7">
     <w:abstractNumId w:val="2"/>
   </w:num>
-  <w:num w:numId="8" w16cid:durableId="1776515156">
+  <w:num w:numId="8">
     <w:abstractNumId w:val="1"/>
   </w:num>
-  <w:num w:numId="9" w16cid:durableId="73939190">
+  <w:num w:numId="9">
     <w:abstractNumId w:val="0"/>
   </w:num>
 </w:numbering>
 </file>
 
 <file path=word/styles.xml><?xml version="1.0" encoding="utf-8"?>
-<w:styles xmlns:mc="http://schemas.openxmlformats.org/markup-compatibility/2006" xmlns:r="http://schemas.openxmlformats.org/officeDocument/2006/relationships" xmlns:w="http://schemas.openxmlformats.org/wordprocessingml/2006/main" xmlns:w14="http://schemas.microsoft.com/office/word/2010/wordml" xmlns:w15="http://schemas.microsoft.com/office/word/2012/wordml" xmlns:w16cex="http://schemas.microsoft.com/office/word/2018/wordml/cex" xmlns:w16cid="http://schemas.microsoft.com/office/word/2016/wordml/cid" xmlns:w16="http://schemas.microsoft.com/office/word/2018/wordml" xmlns:w16du="http://schemas.microsoft.com/office/word/2023/wordml/word16du" xmlns:w16sdtdh="http://schemas.microsoft.com/office/word/2020/wordml/sdtdatahash" xmlns:w16sdtfl="http://schemas.microsoft.com/office/word/2024/wordml/sdtformatlock" xmlns:w16se="http://schemas.microsoft.com/office/word/2015/wordml/symex" mc:Ignorable="w14 w15 w16se w16cid w16 w16cex w16sdtdh w16sdtfl w16du">
+<w:styles xmlns:mc="http://schemas.openxmlformats.org/markup-compatibility/2006" xmlns:r="http://schemas.openxmlformats.org/officeDocument/2006/relationships" xmlns:w="http://schemas.openxmlformats.org/wordprocessingml/2006/main" xmlns:w14="http://schemas.microsoft.com/office/word/2010/wordml" xmlns:w15="http://schemas.microsoft.com/office/word/2012/wordml" xmlns:w16cex="http://schemas.microsoft.com/office/word/2018/wordml/cex" xmlns:w16cid="http://schemas.microsoft.com/office/word/2016/wordml/cid" xmlns:w16="http://schemas.microsoft.com/office/word/2018/wordml" xmlns:w16sdtdh="http://schemas.microsoft.com/office/word/2020/wordml/sdtdatahash" xmlns:w16se="http://schemas.microsoft.com/office/word/2015/wordml/symex" mc:Ignorable="w14 w15 w16se w16cid w16 w16cex w16sdtdh">
   <w:docDefaults>
     <w:rPrDefault>
       <w:rPr>

--- a/tech_card_templates/шаблон.docx
+++ b/tech_card_templates/шаблон.docx
@@ -227,7 +227,6 @@
       <w:tr>
         <w:trPr>
           <w:cantSplit/>
-          <w:tblHeader/>
         </w:trPr>
         <w:tc>
           <w:tcPr>
@@ -248,7 +247,6 @@
       <w:tr>
         <w:trPr>
           <w:cantSplit/>
-          <w:tblHeader/>
         </w:trPr>
         <w:tc>
           <w:tcPr>
@@ -269,7 +267,6 @@
       <w:tr>
         <w:trPr>
           <w:cantSplit/>
-          <w:tblHeader/>
         </w:trPr>
         <w:tc>
           <w:tcPr>
@@ -289,7 +286,6 @@
       <w:tr>
         <w:trPr>
           <w:cantSplit/>
-          <w:tblHeader/>
         </w:trPr>
         <w:tc>
           <w:tcPr>
@@ -310,7 +306,6 @@
       <w:tr>
         <w:trPr>
           <w:cantSplit/>
-          <w:tblHeader/>
         </w:trPr>
         <w:tc>
           <w:tcPr>
@@ -330,7 +325,6 @@
       <w:tr>
         <w:trPr>
           <w:cantSplit/>
-          <w:tblHeader/>
         </w:trPr>
         <w:tc>
           <w:tcPr>
@@ -588,7 +582,6 @@
       <w:tr>
         <w:trPr>
           <w:cantSplit/>
-          <w:tblHeader/>
         </w:trPr>
         <w:tc>
           <w:tcPr>

--- a/tech_card_templates/шаблон.docx
+++ b/tech_card_templates/шаблон.docx
@@ -1,6 +1,6 @@
 
 <file path=word/document.xml><?xml version="1.0" encoding="utf-8"?>
-<w:document xmlns:wpc="http://schemas.microsoft.com/office/word/2010/wordprocessingCanvas" xmlns:cx="http://schemas.microsoft.com/office/drawing/2014/chartex" xmlns:cx1="http://schemas.microsoft.com/office/drawing/2015/9/8/chartex" xmlns:cx2="http://schemas.microsoft.com/office/drawing/2015/10/21/chartex" xmlns:cx3="http://schemas.microsoft.com/office/drawing/2016/5/9/chartex" xmlns:cx4="http://schemas.microsoft.com/office/drawing/2016/5/10/chartex" xmlns:cx5="http://schemas.microsoft.com/office/drawing/2016/5/11/chartex" xmlns:cx6="http://schemas.microsoft.com/office/drawing/2016/5/12/chartex" xmlns:cx7="http://schemas.microsoft.com/office/drawing/2016/5/13/chartex" xmlns:cx8="http://schemas.microsoft.com/office/drawing/2016/5/14/chartex" xmlns:mc="http://schemas.openxmlformats.org/markup-compatibility/2006" xmlns:aink="http://schemas.microsoft.com/office/drawing/2016/ink" xmlns:am3d="http://schemas.microsoft.com/office/drawing/2017/model3d" xmlns:o="urn:schemas-microsoft-com:office:office" xmlns:r="http://schemas.openxmlformats.org/officeDocument/2006/relationships" xmlns:m="http://schemas.openxmlformats.org/officeDocument/2006/math" xmlns:v="urn:schemas-microsoft-com:vml" xmlns:wp14="http://schemas.microsoft.com/office/word/2010/wordprocessingDrawing" xmlns:wp="http://schemas.openxmlformats.org/drawingml/2006/wordprocessingDrawing" xmlns:w10="urn:schemas-microsoft-com:office:word" xmlns:w="http://schemas.openxmlformats.org/wordprocessingml/2006/main" xmlns:w14="http://schemas.microsoft.com/office/word/2010/wordml" xmlns:w15="http://schemas.microsoft.com/office/word/2012/wordml" xmlns:w16cex="http://schemas.microsoft.com/office/word/2018/wordml/cex" xmlns:w16cid="http://schemas.microsoft.com/office/word/2016/wordml/cid" xmlns:w16="http://schemas.microsoft.com/office/word/2018/wordml" xmlns:w16sdtdh="http://schemas.microsoft.com/office/word/2020/wordml/sdtdatahash" xmlns:w16se="http://schemas.microsoft.com/office/word/2015/wordml/symex" xmlns:wpg="http://schemas.microsoft.com/office/word/2010/wordprocessingGroup" xmlns:wpi="http://schemas.microsoft.com/office/word/2010/wordprocessingInk" xmlns:wne="http://schemas.microsoft.com/office/word/2006/wordml" xmlns:wps="http://schemas.microsoft.com/office/word/2010/wordprocessingShape" mc:Ignorable="w14 w15 w16se w16cid w16 w16cex w16sdtdh wp14">
+<w:document xmlns:wpc="http://schemas.microsoft.com/office/word/2010/wordprocessingCanvas" xmlns:cx="http://schemas.microsoft.com/office/drawing/2014/chartex" xmlns:cx1="http://schemas.microsoft.com/office/drawing/2015/9/8/chartex" xmlns:cx2="http://schemas.microsoft.com/office/drawing/2015/10/21/chartex" xmlns:cx3="http://schemas.microsoft.com/office/drawing/2016/5/9/chartex" xmlns:cx4="http://schemas.microsoft.com/office/drawing/2016/5/10/chartex" xmlns:cx5="http://schemas.microsoft.com/office/drawing/2016/5/11/chartex" xmlns:cx6="http://schemas.microsoft.com/office/drawing/2016/5/12/chartex" xmlns:cx7="http://schemas.microsoft.com/office/drawing/2016/5/13/chartex" xmlns:cx8="http://schemas.microsoft.com/office/drawing/2016/5/14/chartex" xmlns:mc="http://schemas.openxmlformats.org/markup-compatibility/2006" xmlns:aink="http://schemas.microsoft.com/office/drawing/2016/ink" xmlns:am3d="http://schemas.microsoft.com/office/drawing/2017/model3d" xmlns:o="urn:schemas-microsoft-com:office:office" xmlns:oel="http://schemas.microsoft.com/office/2019/extlst" xmlns:r="http://schemas.openxmlformats.org/officeDocument/2006/relationships" xmlns:m="http://schemas.openxmlformats.org/officeDocument/2006/math" xmlns:v="urn:schemas-microsoft-com:vml" xmlns:wp14="http://schemas.microsoft.com/office/word/2010/wordprocessingDrawing" xmlns:wp="http://schemas.openxmlformats.org/drawingml/2006/wordprocessingDrawing" xmlns:w10="urn:schemas-microsoft-com:office:word" xmlns:w="http://schemas.openxmlformats.org/wordprocessingml/2006/main" xmlns:w14="http://schemas.microsoft.com/office/word/2010/wordml" xmlns:w15="http://schemas.microsoft.com/office/word/2012/wordml" xmlns:w16cex="http://schemas.microsoft.com/office/word/2018/wordml/cex" xmlns:w16cid="http://schemas.microsoft.com/office/word/2016/wordml/cid" xmlns:w16="http://schemas.microsoft.com/office/word/2018/wordml" xmlns:w16du="http://schemas.microsoft.com/office/word/2023/wordml/word16du" xmlns:w16sdtdh="http://schemas.microsoft.com/office/word/2020/wordml/sdtdatahash" xmlns:w16sdtfl="http://schemas.microsoft.com/office/word/2024/wordml/sdtformatlock" xmlns:w16se="http://schemas.microsoft.com/office/word/2015/wordml/symex" xmlns:wpg="http://schemas.microsoft.com/office/word/2010/wordprocessingGroup" xmlns:wpi="http://schemas.microsoft.com/office/word/2010/wordprocessingInk" xmlns:wne="http://schemas.microsoft.com/office/word/2006/wordml" xmlns:wps="http://schemas.microsoft.com/office/word/2010/wordprocessingShape" mc:Ignorable="w14 w15 w16se w16cid w16 w16cex w16sdtdh w16sdtfl w16du wp14">
   <w:body>
     <w:tbl>
       <w:tblPr>
@@ -582,6 +582,7 @@
       <w:tr>
         <w:trPr>
           <w:cantSplit/>
+          <w:trHeight w:val="42"/>
         </w:trPr>
         <w:tc>
           <w:tcPr>
@@ -675,7 +676,7 @@
 </file>
 
 <file path=word/numbering.xml><?xml version="1.0" encoding="utf-8"?>
-<w:numbering xmlns:wpc="http://schemas.microsoft.com/office/word/2010/wordprocessingCanvas" xmlns:cx="http://schemas.microsoft.com/office/drawing/2014/chartex" xmlns:cx1="http://schemas.microsoft.com/office/drawing/2015/9/8/chartex" xmlns:cx2="http://schemas.microsoft.com/office/drawing/2015/10/21/chartex" xmlns:cx3="http://schemas.microsoft.com/office/drawing/2016/5/9/chartex" xmlns:cx4="http://schemas.microsoft.com/office/drawing/2016/5/10/chartex" xmlns:cx5="http://schemas.microsoft.com/office/drawing/2016/5/11/chartex" xmlns:cx6="http://schemas.microsoft.com/office/drawing/2016/5/12/chartex" xmlns:cx7="http://schemas.microsoft.com/office/drawing/2016/5/13/chartex" xmlns:cx8="http://schemas.microsoft.com/office/drawing/2016/5/14/chartex" xmlns:mc="http://schemas.openxmlformats.org/markup-compatibility/2006" xmlns:aink="http://schemas.microsoft.com/office/drawing/2016/ink" xmlns:am3d="http://schemas.microsoft.com/office/drawing/2017/model3d" xmlns:o="urn:schemas-microsoft-com:office:office" xmlns:r="http://schemas.openxmlformats.org/officeDocument/2006/relationships" xmlns:m="http://schemas.openxmlformats.org/officeDocument/2006/math" xmlns:v="urn:schemas-microsoft-com:vml" xmlns:wp14="http://schemas.microsoft.com/office/word/2010/wordprocessingDrawing" xmlns:wp="http://schemas.openxmlformats.org/drawingml/2006/wordprocessingDrawing" xmlns:w10="urn:schemas-microsoft-com:office:word" xmlns:w="http://schemas.openxmlformats.org/wordprocessingml/2006/main" xmlns:w14="http://schemas.microsoft.com/office/word/2010/wordml" xmlns:w15="http://schemas.microsoft.com/office/word/2012/wordml" xmlns:w16cex="http://schemas.microsoft.com/office/word/2018/wordml/cex" xmlns:w16cid="http://schemas.microsoft.com/office/word/2016/wordml/cid" xmlns:w16="http://schemas.microsoft.com/office/word/2018/wordml" xmlns:w16sdtdh="http://schemas.microsoft.com/office/word/2020/wordml/sdtdatahash" xmlns:w16se="http://schemas.microsoft.com/office/word/2015/wordml/symex" xmlns:wpg="http://schemas.microsoft.com/office/word/2010/wordprocessingGroup" xmlns:wpi="http://schemas.microsoft.com/office/word/2010/wordprocessingInk" xmlns:wne="http://schemas.microsoft.com/office/word/2006/wordml" xmlns:wps="http://schemas.microsoft.com/office/word/2010/wordprocessingShape" mc:Ignorable="w14 w15 w16se w16cid w16 w16cex w16sdtdh wp14">
+<w:numbering xmlns:wpc="http://schemas.microsoft.com/office/word/2010/wordprocessingCanvas" xmlns:cx="http://schemas.microsoft.com/office/drawing/2014/chartex" xmlns:cx1="http://schemas.microsoft.com/office/drawing/2015/9/8/chartex" xmlns:cx2="http://schemas.microsoft.com/office/drawing/2015/10/21/chartex" xmlns:cx3="http://schemas.microsoft.com/office/drawing/2016/5/9/chartex" xmlns:cx4="http://schemas.microsoft.com/office/drawing/2016/5/10/chartex" xmlns:cx5="http://schemas.microsoft.com/office/drawing/2016/5/11/chartex" xmlns:cx6="http://schemas.microsoft.com/office/drawing/2016/5/12/chartex" xmlns:cx7="http://schemas.microsoft.com/office/drawing/2016/5/13/chartex" xmlns:cx8="http://schemas.microsoft.com/office/drawing/2016/5/14/chartex" xmlns:mc="http://schemas.openxmlformats.org/markup-compatibility/2006" xmlns:aink="http://schemas.microsoft.com/office/drawing/2016/ink" xmlns:am3d="http://schemas.microsoft.com/office/drawing/2017/model3d" xmlns:o="urn:schemas-microsoft-com:office:office" xmlns:oel="http://schemas.microsoft.com/office/2019/extlst" xmlns:r="http://schemas.openxmlformats.org/officeDocument/2006/relationships" xmlns:m="http://schemas.openxmlformats.org/officeDocument/2006/math" xmlns:v="urn:schemas-microsoft-com:vml" xmlns:wp14="http://schemas.microsoft.com/office/word/2010/wordprocessingDrawing" xmlns:wp="http://schemas.openxmlformats.org/drawingml/2006/wordprocessingDrawing" xmlns:w10="urn:schemas-microsoft-com:office:word" xmlns:w="http://schemas.openxmlformats.org/wordprocessingml/2006/main" xmlns:w14="http://schemas.microsoft.com/office/word/2010/wordml" xmlns:w15="http://schemas.microsoft.com/office/word/2012/wordml" xmlns:w16cex="http://schemas.microsoft.com/office/word/2018/wordml/cex" xmlns:w16cid="http://schemas.microsoft.com/office/word/2016/wordml/cid" xmlns:w16="http://schemas.microsoft.com/office/word/2018/wordml" xmlns:w16du="http://schemas.microsoft.com/office/word/2023/wordml/word16du" xmlns:w16sdtdh="http://schemas.microsoft.com/office/word/2020/wordml/sdtdatahash" xmlns:w16sdtfl="http://schemas.microsoft.com/office/word/2024/wordml/sdtformatlock" xmlns:w16se="http://schemas.microsoft.com/office/word/2015/wordml/symex" xmlns:wpg="http://schemas.microsoft.com/office/word/2010/wordprocessingGroup" xmlns:wpi="http://schemas.microsoft.com/office/word/2010/wordprocessingInk" xmlns:wne="http://schemas.microsoft.com/office/word/2006/wordml" xmlns:wps="http://schemas.microsoft.com/office/word/2010/wordprocessingShape" mc:Ignorable="w14 w15 w16se w16cid w16 w16cex w16sdtdh w16sdtfl w16du wp14">
   <w:abstractNum w:abstractNumId="0" w15:restartNumberingAfterBreak="0">
     <w:nsid w:val="FFFFFF7C"/>
     <w:multiLevelType w:val="singleLevel"/>
@@ -847,38 +848,38 @@
       </w:rPr>
     </w:lvl>
   </w:abstractNum>
-  <w:num w:numId="1">
+  <w:num w:numId="1" w16cid:durableId="84770729">
     <w:abstractNumId w:val="8"/>
   </w:num>
-  <w:num w:numId="2">
+  <w:num w:numId="2" w16cid:durableId="2041972550">
     <w:abstractNumId w:val="6"/>
   </w:num>
-  <w:num w:numId="3">
+  <w:num w:numId="3" w16cid:durableId="853497843">
     <w:abstractNumId w:val="5"/>
   </w:num>
-  <w:num w:numId="4">
+  <w:num w:numId="4" w16cid:durableId="83571371">
     <w:abstractNumId w:val="4"/>
   </w:num>
-  <w:num w:numId="5">
+  <w:num w:numId="5" w16cid:durableId="604004394">
     <w:abstractNumId w:val="7"/>
   </w:num>
-  <w:num w:numId="6">
+  <w:num w:numId="6" w16cid:durableId="1920870353">
     <w:abstractNumId w:val="3"/>
   </w:num>
-  <w:num w:numId="7">
+  <w:num w:numId="7" w16cid:durableId="876426074">
     <w:abstractNumId w:val="2"/>
   </w:num>
-  <w:num w:numId="8">
+  <w:num w:numId="8" w16cid:durableId="1668745512">
     <w:abstractNumId w:val="1"/>
   </w:num>
-  <w:num w:numId="9">
+  <w:num w:numId="9" w16cid:durableId="12347416">
     <w:abstractNumId w:val="0"/>
   </w:num>
 </w:numbering>
 </file>
 
 <file path=word/styles.xml><?xml version="1.0" encoding="utf-8"?>
-<w:styles xmlns:mc="http://schemas.openxmlformats.org/markup-compatibility/2006" xmlns:r="http://schemas.openxmlformats.org/officeDocument/2006/relationships" xmlns:w="http://schemas.openxmlformats.org/wordprocessingml/2006/main" xmlns:w14="http://schemas.microsoft.com/office/word/2010/wordml" xmlns:w15="http://schemas.microsoft.com/office/word/2012/wordml" xmlns:w16cex="http://schemas.microsoft.com/office/word/2018/wordml/cex" xmlns:w16cid="http://schemas.microsoft.com/office/word/2016/wordml/cid" xmlns:w16="http://schemas.microsoft.com/office/word/2018/wordml" xmlns:w16sdtdh="http://schemas.microsoft.com/office/word/2020/wordml/sdtdatahash" xmlns:w16se="http://schemas.microsoft.com/office/word/2015/wordml/symex" mc:Ignorable="w14 w15 w16se w16cid w16 w16cex w16sdtdh">
+<w:styles xmlns:mc="http://schemas.openxmlformats.org/markup-compatibility/2006" xmlns:r="http://schemas.openxmlformats.org/officeDocument/2006/relationships" xmlns:w="http://schemas.openxmlformats.org/wordprocessingml/2006/main" xmlns:w14="http://schemas.microsoft.com/office/word/2010/wordml" xmlns:w15="http://schemas.microsoft.com/office/word/2012/wordml" xmlns:w16cex="http://schemas.microsoft.com/office/word/2018/wordml/cex" xmlns:w16cid="http://schemas.microsoft.com/office/word/2016/wordml/cid" xmlns:w16="http://schemas.microsoft.com/office/word/2018/wordml" xmlns:w16du="http://schemas.microsoft.com/office/word/2023/wordml/word16du" xmlns:w16sdtdh="http://schemas.microsoft.com/office/word/2020/wordml/sdtdatahash" xmlns:w16sdtfl="http://schemas.microsoft.com/office/word/2024/wordml/sdtformatlock" xmlns:w16se="http://schemas.microsoft.com/office/word/2015/wordml/symex" mc:Ignorable="w14 w15 w16se w16cid w16 w16cex w16sdtdh w16sdtfl w16du">
   <w:docDefaults>
     <w:rPrDefault>
       <w:rPr>

--- a/tech_card_templates/шаблон.docx
+++ b/tech_card_templates/шаблон.docx
@@ -211,18 +211,18 @@
         <w:tblLook w:val="04A0" w:firstRow="1" w:lastRow="0" w:firstColumn="1" w:lastColumn="0" w:noHBand="0" w:noVBand="1"/>
       </w:tblPr>
       <w:tblGrid>
-        <w:gridCol w:w="1053"/>
+        <w:gridCol w:w="1054"/>
         <w:gridCol w:w="1068"/>
         <w:gridCol w:w="1141"/>
-        <w:gridCol w:w="1455"/>
+        <w:gridCol w:w="1457"/>
         <w:gridCol w:w="794"/>
-        <w:gridCol w:w="1411"/>
+        <w:gridCol w:w="1413"/>
         <w:gridCol w:w="1248"/>
         <w:gridCol w:w="1032"/>
         <w:gridCol w:w="1076"/>
         <w:gridCol w:w="1481"/>
-        <w:gridCol w:w="1293"/>
-        <w:gridCol w:w="2298"/>
+        <w:gridCol w:w="1294"/>
+        <w:gridCol w:w="2292"/>
       </w:tblGrid>
       <w:tr>
         <w:trPr>
@@ -574,7 +574,15 @@
                 <w:sz w:val="16"/>
                 <w:szCs w:val="16"/>
               </w:rPr>
-              <w:t>Метод контроля/периодичность</w:t>
+              <w:t>Метод контроля/</w:t>
+            </w:r>
+            <w:r>
+              <w:rPr>
+                <w:b/>
+                <w:sz w:val="16"/>
+                <w:szCs w:val="16"/>
+              </w:rPr>
+              <w:t>ответственный</w:t>
             </w:r>
           </w:p>
         </w:tc>

--- a/tech_card_templates/шаблон.docx
+++ b/tech_card_templates/шаблон.docx
@@ -1,6 +1,6 @@
 
 <file path=word/document.xml><?xml version="1.0" encoding="utf-8"?>
-<w:document xmlns:wpc="http://schemas.microsoft.com/office/word/2010/wordprocessingCanvas" xmlns:cx="http://schemas.microsoft.com/office/drawing/2014/chartex" xmlns:cx1="http://schemas.microsoft.com/office/drawing/2015/9/8/chartex" xmlns:cx2="http://schemas.microsoft.com/office/drawing/2015/10/21/chartex" xmlns:cx3="http://schemas.microsoft.com/office/drawing/2016/5/9/chartex" xmlns:cx4="http://schemas.microsoft.com/office/drawing/2016/5/10/chartex" xmlns:cx5="http://schemas.microsoft.com/office/drawing/2016/5/11/chartex" xmlns:cx6="http://schemas.microsoft.com/office/drawing/2016/5/12/chartex" xmlns:cx7="http://schemas.microsoft.com/office/drawing/2016/5/13/chartex" xmlns:cx8="http://schemas.microsoft.com/office/drawing/2016/5/14/chartex" xmlns:mc="http://schemas.openxmlformats.org/markup-compatibility/2006" xmlns:aink="http://schemas.microsoft.com/office/drawing/2016/ink" xmlns:am3d="http://schemas.microsoft.com/office/drawing/2017/model3d" xmlns:o="urn:schemas-microsoft-com:office:office" xmlns:oel="http://schemas.microsoft.com/office/2019/extlst" xmlns:r="http://schemas.openxmlformats.org/officeDocument/2006/relationships" xmlns:m="http://schemas.openxmlformats.org/officeDocument/2006/math" xmlns:v="urn:schemas-microsoft-com:vml" xmlns:wp14="http://schemas.microsoft.com/office/word/2010/wordprocessingDrawing" xmlns:wp="http://schemas.openxmlformats.org/drawingml/2006/wordprocessingDrawing" xmlns:w10="urn:schemas-microsoft-com:office:word" xmlns:w="http://schemas.openxmlformats.org/wordprocessingml/2006/main" xmlns:w14="http://schemas.microsoft.com/office/word/2010/wordml" xmlns:w15="http://schemas.microsoft.com/office/word/2012/wordml" xmlns:w16cex="http://schemas.microsoft.com/office/word/2018/wordml/cex" xmlns:w16cid="http://schemas.microsoft.com/office/word/2016/wordml/cid" xmlns:w16="http://schemas.microsoft.com/office/word/2018/wordml" xmlns:w16du="http://schemas.microsoft.com/office/word/2023/wordml/word16du" xmlns:w16sdtdh="http://schemas.microsoft.com/office/word/2020/wordml/sdtdatahash" xmlns:w16sdtfl="http://schemas.microsoft.com/office/word/2024/wordml/sdtformatlock" xmlns:w16se="http://schemas.microsoft.com/office/word/2015/wordml/symex" xmlns:wpg="http://schemas.microsoft.com/office/word/2010/wordprocessingGroup" xmlns:wpi="http://schemas.microsoft.com/office/word/2010/wordprocessingInk" xmlns:wne="http://schemas.microsoft.com/office/word/2006/wordml" xmlns:wps="http://schemas.microsoft.com/office/word/2010/wordprocessingShape" mc:Ignorable="w14 w15 w16se w16cid w16 w16cex w16sdtdh w16sdtfl w16du wp14">
+<w:document xmlns:wpc="http://schemas.microsoft.com/office/word/2010/wordprocessingCanvas" xmlns:cx="http://schemas.microsoft.com/office/drawing/2014/chartex" xmlns:cx1="http://schemas.microsoft.com/office/drawing/2015/9/8/chartex" xmlns:cx2="http://schemas.microsoft.com/office/drawing/2015/10/21/chartex" xmlns:cx3="http://schemas.microsoft.com/office/drawing/2016/5/9/chartex" xmlns:cx4="http://schemas.microsoft.com/office/drawing/2016/5/10/chartex" xmlns:cx5="http://schemas.microsoft.com/office/drawing/2016/5/11/chartex" xmlns:cx6="http://schemas.microsoft.com/office/drawing/2016/5/12/chartex" xmlns:cx7="http://schemas.microsoft.com/office/drawing/2016/5/13/chartex" xmlns:cx8="http://schemas.microsoft.com/office/drawing/2016/5/14/chartex" xmlns:mc="http://schemas.openxmlformats.org/markup-compatibility/2006" xmlns:aink="http://schemas.microsoft.com/office/drawing/2016/ink" xmlns:am3d="http://schemas.microsoft.com/office/drawing/2017/model3d" xmlns:o="urn:schemas-microsoft-com:office:office" xmlns:r="http://schemas.openxmlformats.org/officeDocument/2006/relationships" xmlns:m="http://schemas.openxmlformats.org/officeDocument/2006/math" xmlns:v="urn:schemas-microsoft-com:vml" xmlns:wp14="http://schemas.microsoft.com/office/word/2010/wordprocessingDrawing" xmlns:wp="http://schemas.openxmlformats.org/drawingml/2006/wordprocessingDrawing" xmlns:w10="urn:schemas-microsoft-com:office:word" xmlns:w="http://schemas.openxmlformats.org/wordprocessingml/2006/main" xmlns:w14="http://schemas.microsoft.com/office/word/2010/wordml" xmlns:w15="http://schemas.microsoft.com/office/word/2012/wordml" xmlns:w16cex="http://schemas.microsoft.com/office/word/2018/wordml/cex" xmlns:w16cid="http://schemas.microsoft.com/office/word/2016/wordml/cid" xmlns:w16="http://schemas.microsoft.com/office/word/2018/wordml" xmlns:w16sdtdh="http://schemas.microsoft.com/office/word/2020/wordml/sdtdatahash" xmlns:w16se="http://schemas.microsoft.com/office/word/2015/wordml/symex" xmlns:wpg="http://schemas.microsoft.com/office/word/2010/wordprocessingGroup" xmlns:wpi="http://schemas.microsoft.com/office/word/2010/wordprocessingInk" xmlns:wne="http://schemas.microsoft.com/office/word/2006/wordml" xmlns:wps="http://schemas.microsoft.com/office/word/2010/wordprocessingShape" mc:Ignorable="w14 w15 w16se w16cid w16 w16cex w16sdtdh wp14">
   <w:body>
     <w:tbl>
       <w:tblPr>
@@ -211,18 +211,18 @@
         <w:tblLook w:val="04A0" w:firstRow="1" w:lastRow="0" w:firstColumn="1" w:lastColumn="0" w:noHBand="0" w:noVBand="1"/>
       </w:tblPr>
       <w:tblGrid>
-        <w:gridCol w:w="1054"/>
-        <w:gridCol w:w="1068"/>
-        <w:gridCol w:w="1141"/>
-        <w:gridCol w:w="1457"/>
-        <w:gridCol w:w="794"/>
-        <w:gridCol w:w="1413"/>
+        <w:gridCol w:w="1809"/>
+        <w:gridCol w:w="1134"/>
+        <w:gridCol w:w="426"/>
+        <w:gridCol w:w="1417"/>
+        <w:gridCol w:w="1276"/>
+        <w:gridCol w:w="1990"/>
         <w:gridCol w:w="1248"/>
         <w:gridCol w:w="1032"/>
-        <w:gridCol w:w="1076"/>
-        <w:gridCol w:w="1481"/>
-        <w:gridCol w:w="1294"/>
-        <w:gridCol w:w="2292"/>
+        <w:gridCol w:w="411"/>
+        <w:gridCol w:w="1467"/>
+        <w:gridCol w:w="1554"/>
+        <w:gridCol w:w="1586"/>
       </w:tblGrid>
       <w:tr>
         <w:trPr>
@@ -230,7 +230,7 @@
         </w:trPr>
         <w:tc>
           <w:tcPr>
-            <w:tcW w:w="24464" w:type="dxa"/>
+            <w:tcW w:w="15350" w:type="dxa"/>
             <w:gridSpan w:val="12"/>
           </w:tcPr>
           <w:p>
@@ -250,7 +250,7 @@
         </w:trPr>
         <w:tc>
           <w:tcPr>
-            <w:tcW w:w="24464" w:type="dxa"/>
+            <w:tcW w:w="15350" w:type="dxa"/>
             <w:gridSpan w:val="12"/>
           </w:tcPr>
           <w:p>
@@ -270,7 +270,7 @@
         </w:trPr>
         <w:tc>
           <w:tcPr>
-            <w:tcW w:w="24464" w:type="dxa"/>
+            <w:tcW w:w="15350" w:type="dxa"/>
             <w:gridSpan w:val="12"/>
           </w:tcPr>
           <w:p>
@@ -289,16 +289,23 @@
         </w:trPr>
         <w:tc>
           <w:tcPr>
-            <w:tcW w:w="24464" w:type="dxa"/>
+            <w:tcW w:w="15350" w:type="dxa"/>
             <w:gridSpan w:val="12"/>
           </w:tcPr>
           <w:p>
+            <w:pPr>
+              <w:rPr>
+                <w:sz w:val="18"/>
+                <w:szCs w:val="18"/>
+              </w:rPr>
+            </w:pPr>
             <w:r>
               <w:rPr>
-                <w:b/>
+                <w:rStyle w:val="af6"/>
                 <w:sz w:val="18"/>
+                <w:szCs w:val="18"/>
               </w:rPr>
-              <w:t>Санитарная обработка помещений осуществляется после полного удаления из них сырьевых компонентов и материалов.</w:t>
+              <w:t>Санитарная обработка помещений осуществляется после полного удаления из них сырьевых компонентов, материалов и готовой продукции.</w:t>
             </w:r>
           </w:p>
         </w:tc>
@@ -309,7 +316,7 @@
         </w:trPr>
         <w:tc>
           <w:tcPr>
-            <w:tcW w:w="24464" w:type="dxa"/>
+            <w:tcW w:w="15350" w:type="dxa"/>
             <w:gridSpan w:val="12"/>
           </w:tcPr>
           <w:p>
@@ -325,13 +332,15 @@
       <w:tr>
         <w:trPr>
           <w:cantSplit/>
+          <w:trHeight w:val="1437"/>
         </w:trPr>
         <w:tc>
           <w:tcPr>
-            <w:tcW w:w="-23072" w:type="dxa"/>
+            <w:tcW w:w="1809" w:type="dxa"/>
           </w:tcPr>
           <w:p>
             <w:pPr>
+              <w:jc w:val="center"/>
               <w:rPr>
                 <w:sz w:val="16"/>
                 <w:szCs w:val="16"/>
@@ -349,10 +358,11 @@
         </w:tc>
         <w:tc>
           <w:tcPr>
-            <w:tcW w:w="6464" w:type="dxa"/>
+            <w:tcW w:w="1134" w:type="dxa"/>
           </w:tcPr>
           <w:p>
             <w:pPr>
+              <w:jc w:val="center"/>
               <w:rPr>
                 <w:sz w:val="16"/>
                 <w:szCs w:val="16"/>
@@ -370,10 +380,13 @@
         </w:tc>
         <w:tc>
           <w:tcPr>
-            <w:tcW w:w="-11536" w:type="dxa"/>
+            <w:tcW w:w="426" w:type="dxa"/>
+            <w:textDirection w:val="btLr"/>
           </w:tcPr>
           <w:p>
             <w:pPr>
+              <w:ind w:left="113" w:right="113"/>
+              <w:jc w:val="center"/>
               <w:rPr>
                 <w:sz w:val="16"/>
                 <w:szCs w:val="16"/>
@@ -391,10 +404,11 @@
         </w:tc>
         <w:tc>
           <w:tcPr>
-            <w:tcW w:w="24464" w:type="dxa"/>
+            <w:tcW w:w="1417" w:type="dxa"/>
           </w:tcPr>
           <w:p>
             <w:pPr>
+              <w:jc w:val="center"/>
               <w:rPr>
                 <w:sz w:val="16"/>
                 <w:szCs w:val="16"/>
@@ -412,10 +426,11 @@
         </w:tc>
         <w:tc>
           <w:tcPr>
-            <w:tcW w:w="6464" w:type="dxa"/>
+            <w:tcW w:w="1276" w:type="dxa"/>
           </w:tcPr>
           <w:p>
             <w:pPr>
+              <w:jc w:val="center"/>
               <w:rPr>
                 <w:sz w:val="16"/>
                 <w:szCs w:val="16"/>
@@ -433,10 +448,11 @@
         </w:tc>
         <w:tc>
           <w:tcPr>
-            <w:tcW w:w="24464" w:type="dxa"/>
+            <w:tcW w:w="1990" w:type="dxa"/>
           </w:tcPr>
           <w:p>
             <w:pPr>
+              <w:jc w:val="center"/>
               <w:rPr>
                 <w:sz w:val="16"/>
                 <w:szCs w:val="16"/>
@@ -454,10 +470,11 @@
         </w:tc>
         <w:tc>
           <w:tcPr>
-            <w:tcW w:w="-736" w:type="dxa"/>
+            <w:tcW w:w="1248" w:type="dxa"/>
           </w:tcPr>
           <w:p>
             <w:pPr>
+              <w:jc w:val="center"/>
               <w:rPr>
                 <w:sz w:val="16"/>
                 <w:szCs w:val="16"/>
@@ -475,10 +492,11 @@
         </w:tc>
         <w:tc>
           <w:tcPr>
-            <w:tcW w:w="-736" w:type="dxa"/>
+            <w:tcW w:w="1032" w:type="dxa"/>
           </w:tcPr>
           <w:p>
             <w:pPr>
+              <w:jc w:val="center"/>
               <w:rPr>
                 <w:sz w:val="16"/>
                 <w:szCs w:val="16"/>
@@ -496,10 +514,13 @@
         </w:tc>
         <w:tc>
           <w:tcPr>
-            <w:tcW w:w="-736" w:type="dxa"/>
+            <w:tcW w:w="411" w:type="dxa"/>
+            <w:textDirection w:val="btLr"/>
           </w:tcPr>
           <w:p>
             <w:pPr>
+              <w:ind w:left="113" w:right="113"/>
+              <w:jc w:val="center"/>
               <w:rPr>
                 <w:sz w:val="16"/>
                 <w:szCs w:val="16"/>
@@ -517,10 +538,11 @@
         </w:tc>
         <w:tc>
           <w:tcPr>
-            <w:tcW w:w="6464" w:type="dxa"/>
+            <w:tcW w:w="1467" w:type="dxa"/>
           </w:tcPr>
           <w:p>
             <w:pPr>
+              <w:jc w:val="center"/>
               <w:rPr>
                 <w:sz w:val="16"/>
                 <w:szCs w:val="16"/>
@@ -538,10 +560,11 @@
         </w:tc>
         <w:tc>
           <w:tcPr>
-            <w:tcW w:w="6464" w:type="dxa"/>
+            <w:tcW w:w="1554" w:type="dxa"/>
           </w:tcPr>
           <w:p>
             <w:pPr>
+              <w:jc w:val="center"/>
               <w:rPr>
                 <w:sz w:val="16"/>
                 <w:szCs w:val="16"/>
@@ -559,10 +582,11 @@
         </w:tc>
         <w:tc>
           <w:tcPr>
-            <w:tcW w:w="24464" w:type="dxa"/>
+            <w:tcW w:w="1586" w:type="dxa"/>
           </w:tcPr>
           <w:p>
             <w:pPr>
+              <w:jc w:val="center"/>
               <w:rPr>
                 <w:sz w:val="16"/>
                 <w:szCs w:val="16"/>
@@ -582,6 +606,14 @@
                 <w:sz w:val="16"/>
                 <w:szCs w:val="16"/>
               </w:rPr>
+              <w:br/>
+            </w:r>
+            <w:r>
+              <w:rPr>
+                <w:b/>
+                <w:sz w:val="16"/>
+                <w:szCs w:val="16"/>
+              </w:rPr>
               <w:t>ответственный</w:t>
             </w:r>
           </w:p>
@@ -590,77 +622,137 @@
       <w:tr>
         <w:trPr>
           <w:cantSplit/>
-          <w:trHeight w:val="42"/>
+          <w:trHeight w:val="268"/>
         </w:trPr>
         <w:tc>
           <w:tcPr>
-            <w:tcW w:w="-23072" w:type="dxa"/>
+            <w:tcW w:w="15350" w:type="dxa"/>
+            <w:gridSpan w:val="12"/>
+          </w:tcPr>
+          <w:p>
+            <w:pPr>
+              <w:jc w:val="center"/>
+              <w:rPr>
+                <w:sz w:val="18"/>
+                <w:szCs w:val="18"/>
+              </w:rPr>
+            </w:pPr>
+            <w:r>
+              <w:rPr>
+                <w:rStyle w:val="af6"/>
+                <w:sz w:val="18"/>
+                <w:szCs w:val="18"/>
+              </w:rPr>
+              <w:t>Перед мойкой необходимо убрать крупные загрязнения и мусор.</w:t>
+            </w:r>
+          </w:p>
+        </w:tc>
+      </w:tr>
+      <w:tr>
+        <w:trPr>
+          <w:cantSplit/>
+          <w:trHeight w:val="1134"/>
+        </w:trPr>
+        <w:tc>
+          <w:tcPr>
+            <w:tcW w:w="1809" w:type="dxa"/>
           </w:tcPr>
           <w:p/>
         </w:tc>
         <w:tc>
           <w:tcPr>
-            <w:tcW w:w="6464" w:type="dxa"/>
+            <w:tcW w:w="1134" w:type="dxa"/>
+          </w:tcPr>
+          <w:p/>
+          <w:p/>
+          <w:p/>
+          <w:p/>
+        </w:tc>
+        <w:tc>
+          <w:tcPr>
+            <w:tcW w:w="426" w:type="dxa"/>
+            <w:textDirection w:val="btLr"/>
+          </w:tcPr>
+          <w:p>
+            <w:pPr>
+              <w:ind w:left="113" w:right="113"/>
+              <w:jc w:val="center"/>
+            </w:pPr>
+          </w:p>
+        </w:tc>
+        <w:tc>
+          <w:tcPr>
+            <w:tcW w:w="1417" w:type="dxa"/>
           </w:tcPr>
           <w:p/>
         </w:tc>
         <w:tc>
           <w:tcPr>
-            <w:tcW w:w="-11536" w:type="dxa"/>
+            <w:tcW w:w="1276" w:type="dxa"/>
           </w:tcPr>
           <w:p/>
         </w:tc>
         <w:tc>
           <w:tcPr>
-            <w:tcW w:w="24464" w:type="dxa"/>
+            <w:tcW w:w="1990" w:type="dxa"/>
+          </w:tcPr>
+          <w:p>
+            <w:pPr>
+              <w:jc w:val="center"/>
+            </w:pPr>
+          </w:p>
+        </w:tc>
+        <w:tc>
+          <w:tcPr>
+            <w:tcW w:w="1248" w:type="dxa"/>
+          </w:tcPr>
+          <w:p>
+            <w:pPr>
+              <w:jc w:val="center"/>
+            </w:pPr>
+          </w:p>
+        </w:tc>
+        <w:tc>
+          <w:tcPr>
+            <w:tcW w:w="1032" w:type="dxa"/>
+          </w:tcPr>
+          <w:p>
+            <w:pPr>
+              <w:jc w:val="center"/>
+            </w:pPr>
+          </w:p>
+        </w:tc>
+        <w:tc>
+          <w:tcPr>
+            <w:tcW w:w="411" w:type="dxa"/>
+            <w:textDirection w:val="btLr"/>
+          </w:tcPr>
+          <w:p>
+            <w:pPr>
+              <w:ind w:left="113" w:right="113"/>
+              <w:jc w:val="center"/>
+            </w:pPr>
+          </w:p>
+        </w:tc>
+        <w:tc>
+          <w:tcPr>
+            <w:tcW w:w="1467" w:type="dxa"/>
+          </w:tcPr>
+          <w:p>
+            <w:pPr>
+              <w:jc w:val="center"/>
+            </w:pPr>
+          </w:p>
+        </w:tc>
+        <w:tc>
+          <w:tcPr>
+            <w:tcW w:w="1554" w:type="dxa"/>
           </w:tcPr>
           <w:p/>
         </w:tc>
         <w:tc>
           <w:tcPr>
-            <w:tcW w:w="6464" w:type="dxa"/>
-          </w:tcPr>
-          <w:p/>
-        </w:tc>
-        <w:tc>
-          <w:tcPr>
-            <w:tcW w:w="24464" w:type="dxa"/>
-          </w:tcPr>
-          <w:p/>
-        </w:tc>
-        <w:tc>
-          <w:tcPr>
-            <w:tcW w:w="-736" w:type="dxa"/>
-          </w:tcPr>
-          <w:p/>
-        </w:tc>
-        <w:tc>
-          <w:tcPr>
-            <w:tcW w:w="-736" w:type="dxa"/>
-          </w:tcPr>
-          <w:p/>
-        </w:tc>
-        <w:tc>
-          <w:tcPr>
-            <w:tcW w:w="-736" w:type="dxa"/>
-          </w:tcPr>
-          <w:p/>
-        </w:tc>
-        <w:tc>
-          <w:tcPr>
-            <w:tcW w:w="6464" w:type="dxa"/>
-          </w:tcPr>
-          <w:p/>
-        </w:tc>
-        <w:tc>
-          <w:tcPr>
-            <w:tcW w:w="6464" w:type="dxa"/>
-          </w:tcPr>
-          <w:p/>
-        </w:tc>
-        <w:tc>
-          <w:tcPr>
-            <w:tcW w:w="24464" w:type="dxa"/>
+            <w:tcW w:w="1586" w:type="dxa"/>
           </w:tcPr>
           <w:p/>
         </w:tc>
@@ -670,6 +762,7 @@
       <w:pPr>
         <w:rPr>
           <w:szCs w:val="16"/>
+          <w:lang w:val="ru-RU"/>
         </w:rPr>
       </w:pPr>
     </w:p>
@@ -684,7 +777,7 @@
 </file>
 
 <file path=word/numbering.xml><?xml version="1.0" encoding="utf-8"?>
-<w:numbering xmlns:wpc="http://schemas.microsoft.com/office/word/2010/wordprocessingCanvas" xmlns:cx="http://schemas.microsoft.com/office/drawing/2014/chartex" xmlns:cx1="http://schemas.microsoft.com/office/drawing/2015/9/8/chartex" xmlns:cx2="http://schemas.microsoft.com/office/drawing/2015/10/21/chartex" xmlns:cx3="http://schemas.microsoft.com/office/drawing/2016/5/9/chartex" xmlns:cx4="http://schemas.microsoft.com/office/drawing/2016/5/10/chartex" xmlns:cx5="http://schemas.microsoft.com/office/drawing/2016/5/11/chartex" xmlns:cx6="http://schemas.microsoft.com/office/drawing/2016/5/12/chartex" xmlns:cx7="http://schemas.microsoft.com/office/drawing/2016/5/13/chartex" xmlns:cx8="http://schemas.microsoft.com/office/drawing/2016/5/14/chartex" xmlns:mc="http://schemas.openxmlformats.org/markup-compatibility/2006" xmlns:aink="http://schemas.microsoft.com/office/drawing/2016/ink" xmlns:am3d="http://schemas.microsoft.com/office/drawing/2017/model3d" xmlns:o="urn:schemas-microsoft-com:office:office" xmlns:oel="http://schemas.microsoft.com/office/2019/extlst" xmlns:r="http://schemas.openxmlformats.org/officeDocument/2006/relationships" xmlns:m="http://schemas.openxmlformats.org/officeDocument/2006/math" xmlns:v="urn:schemas-microsoft-com:vml" xmlns:wp14="http://schemas.microsoft.com/office/word/2010/wordprocessingDrawing" xmlns:wp="http://schemas.openxmlformats.org/drawingml/2006/wordprocessingDrawing" xmlns:w10="urn:schemas-microsoft-com:office:word" xmlns:w="http://schemas.openxmlformats.org/wordprocessingml/2006/main" xmlns:w14="http://schemas.microsoft.com/office/word/2010/wordml" xmlns:w15="http://schemas.microsoft.com/office/word/2012/wordml" xmlns:w16cex="http://schemas.microsoft.com/office/word/2018/wordml/cex" xmlns:w16cid="http://schemas.microsoft.com/office/word/2016/wordml/cid" xmlns:w16="http://schemas.microsoft.com/office/word/2018/wordml" xmlns:w16du="http://schemas.microsoft.com/office/word/2023/wordml/word16du" xmlns:w16sdtdh="http://schemas.microsoft.com/office/word/2020/wordml/sdtdatahash" xmlns:w16sdtfl="http://schemas.microsoft.com/office/word/2024/wordml/sdtformatlock" xmlns:w16se="http://schemas.microsoft.com/office/word/2015/wordml/symex" xmlns:wpg="http://schemas.microsoft.com/office/word/2010/wordprocessingGroup" xmlns:wpi="http://schemas.microsoft.com/office/word/2010/wordprocessingInk" xmlns:wne="http://schemas.microsoft.com/office/word/2006/wordml" xmlns:wps="http://schemas.microsoft.com/office/word/2010/wordprocessingShape" mc:Ignorable="w14 w15 w16se w16cid w16 w16cex w16sdtdh w16sdtfl w16du wp14">
+<w:numbering xmlns:wpc="http://schemas.microsoft.com/office/word/2010/wordprocessingCanvas" xmlns:cx="http://schemas.microsoft.com/office/drawing/2014/chartex" xmlns:cx1="http://schemas.microsoft.com/office/drawing/2015/9/8/chartex" xmlns:cx2="http://schemas.microsoft.com/office/drawing/2015/10/21/chartex" xmlns:cx3="http://schemas.microsoft.com/office/drawing/2016/5/9/chartex" xmlns:cx4="http://schemas.microsoft.com/office/drawing/2016/5/10/chartex" xmlns:cx5="http://schemas.microsoft.com/office/drawing/2016/5/11/chartex" xmlns:cx6="http://schemas.microsoft.com/office/drawing/2016/5/12/chartex" xmlns:cx7="http://schemas.microsoft.com/office/drawing/2016/5/13/chartex" xmlns:cx8="http://schemas.microsoft.com/office/drawing/2016/5/14/chartex" xmlns:mc="http://schemas.openxmlformats.org/markup-compatibility/2006" xmlns:aink="http://schemas.microsoft.com/office/drawing/2016/ink" xmlns:am3d="http://schemas.microsoft.com/office/drawing/2017/model3d" xmlns:o="urn:schemas-microsoft-com:office:office" xmlns:r="http://schemas.openxmlformats.org/officeDocument/2006/relationships" xmlns:m="http://schemas.openxmlformats.org/officeDocument/2006/math" xmlns:v="urn:schemas-microsoft-com:vml" xmlns:wp14="http://schemas.microsoft.com/office/word/2010/wordprocessingDrawing" xmlns:wp="http://schemas.openxmlformats.org/drawingml/2006/wordprocessingDrawing" xmlns:w10="urn:schemas-microsoft-com:office:word" xmlns:w="http://schemas.openxmlformats.org/wordprocessingml/2006/main" xmlns:w14="http://schemas.microsoft.com/office/word/2010/wordml" xmlns:w15="http://schemas.microsoft.com/office/word/2012/wordml" xmlns:w16cex="http://schemas.microsoft.com/office/word/2018/wordml/cex" xmlns:w16cid="http://schemas.microsoft.com/office/word/2016/wordml/cid" xmlns:w16="http://schemas.microsoft.com/office/word/2018/wordml" xmlns:w16sdtdh="http://schemas.microsoft.com/office/word/2020/wordml/sdtdatahash" xmlns:w16se="http://schemas.microsoft.com/office/word/2015/wordml/symex" xmlns:wpg="http://schemas.microsoft.com/office/word/2010/wordprocessingGroup" xmlns:wpi="http://schemas.microsoft.com/office/word/2010/wordprocessingInk" xmlns:wne="http://schemas.microsoft.com/office/word/2006/wordml" xmlns:wps="http://schemas.microsoft.com/office/word/2010/wordprocessingShape" mc:Ignorable="w14 w15 w16se w16cid w16 w16cex w16sdtdh wp14">
   <w:abstractNum w:abstractNumId="0" w15:restartNumberingAfterBreak="0">
     <w:nsid w:val="FFFFFF7C"/>
     <w:multiLevelType w:val="singleLevel"/>
@@ -856,38 +949,38 @@
       </w:rPr>
     </w:lvl>
   </w:abstractNum>
-  <w:num w:numId="1" w16cid:durableId="84770729">
+  <w:num w:numId="1">
     <w:abstractNumId w:val="8"/>
   </w:num>
-  <w:num w:numId="2" w16cid:durableId="2041972550">
+  <w:num w:numId="2">
     <w:abstractNumId w:val="6"/>
   </w:num>
-  <w:num w:numId="3" w16cid:durableId="853497843">
+  <w:num w:numId="3">
     <w:abstractNumId w:val="5"/>
   </w:num>
-  <w:num w:numId="4" w16cid:durableId="83571371">
+  <w:num w:numId="4">
     <w:abstractNumId w:val="4"/>
   </w:num>
-  <w:num w:numId="5" w16cid:durableId="604004394">
+  <w:num w:numId="5">
     <w:abstractNumId w:val="7"/>
   </w:num>
-  <w:num w:numId="6" w16cid:durableId="1920870353">
+  <w:num w:numId="6">
     <w:abstractNumId w:val="3"/>
   </w:num>
-  <w:num w:numId="7" w16cid:durableId="876426074">
+  <w:num w:numId="7">
     <w:abstractNumId w:val="2"/>
   </w:num>
-  <w:num w:numId="8" w16cid:durableId="1668745512">
+  <w:num w:numId="8">
     <w:abstractNumId w:val="1"/>
   </w:num>
-  <w:num w:numId="9" w16cid:durableId="12347416">
+  <w:num w:numId="9">
     <w:abstractNumId w:val="0"/>
   </w:num>
 </w:numbering>
 </file>
 
 <file path=word/styles.xml><?xml version="1.0" encoding="utf-8"?>
-<w:styles xmlns:mc="http://schemas.openxmlformats.org/markup-compatibility/2006" xmlns:r="http://schemas.openxmlformats.org/officeDocument/2006/relationships" xmlns:w="http://schemas.openxmlformats.org/wordprocessingml/2006/main" xmlns:w14="http://schemas.microsoft.com/office/word/2010/wordml" xmlns:w15="http://schemas.microsoft.com/office/word/2012/wordml" xmlns:w16cex="http://schemas.microsoft.com/office/word/2018/wordml/cex" xmlns:w16cid="http://schemas.microsoft.com/office/word/2016/wordml/cid" xmlns:w16="http://schemas.microsoft.com/office/word/2018/wordml" xmlns:w16du="http://schemas.microsoft.com/office/word/2023/wordml/word16du" xmlns:w16sdtdh="http://schemas.microsoft.com/office/word/2020/wordml/sdtdatahash" xmlns:w16sdtfl="http://schemas.microsoft.com/office/word/2024/wordml/sdtformatlock" xmlns:w16se="http://schemas.microsoft.com/office/word/2015/wordml/symex" mc:Ignorable="w14 w15 w16se w16cid w16 w16cex w16sdtdh w16sdtfl w16du">
+<w:styles xmlns:mc="http://schemas.openxmlformats.org/markup-compatibility/2006" xmlns:r="http://schemas.openxmlformats.org/officeDocument/2006/relationships" xmlns:w="http://schemas.openxmlformats.org/wordprocessingml/2006/main" xmlns:w14="http://schemas.microsoft.com/office/word/2010/wordml" xmlns:w15="http://schemas.microsoft.com/office/word/2012/wordml" xmlns:w16cex="http://schemas.microsoft.com/office/word/2018/wordml/cex" xmlns:w16cid="http://schemas.microsoft.com/office/word/2016/wordml/cid" xmlns:w16="http://schemas.microsoft.com/office/word/2018/wordml" xmlns:w16sdtdh="http://schemas.microsoft.com/office/word/2020/wordml/sdtdatahash" xmlns:w16se="http://schemas.microsoft.com/office/word/2015/wordml/symex" mc:Ignorable="w14 w15 w16se w16cid w16 w16cex w16sdtdh">
   <w:docDefaults>
     <w:rPrDefault>
       <w:rPr>
@@ -991,7 +1084,7 @@
     <w:lsdException w:name="Block Text" w:semiHidden="1" w:unhideWhenUsed="1"/>
     <w:lsdException w:name="Hyperlink" w:semiHidden="1" w:unhideWhenUsed="1"/>
     <w:lsdException w:name="FollowedHyperlink" w:semiHidden="1" w:unhideWhenUsed="1"/>
-    <w:lsdException w:name="Strong" w:uiPriority="22" w:qFormat="1"/>
+    <w:lsdException w:name="Strong" w:uiPriority="0" w:qFormat="1"/>
     <w:lsdException w:name="Emphasis" w:uiPriority="20" w:qFormat="1"/>
     <w:lsdException w:name="Document Map" w:semiHidden="1" w:unhideWhenUsed="1"/>
     <w:lsdException w:name="Plain Text" w:semiHidden="1" w:unhideWhenUsed="1"/>
@@ -2106,7 +2199,6 @@
   <w:style w:type="character" w:styleId="af6">
     <w:name w:val="Strong"/>
     <w:basedOn w:val="a2"/>
-    <w:uiPriority w:val="22"/>
     <w:qFormat/>
     <w:rsid w:val="00FC693F"/>
     <w:rPr>

--- a/tech_card_templates/шаблон.docx
+++ b/tech_card_templates/шаблон.docx
@@ -232,6 +232,12 @@
           <w:tcPr>
             <w:tcW w:w="15350" w:type="dxa"/>
             <w:gridSpan w:val="12"/>
+            <w:tcBorders>
+              <w:top w:val="single" w:sz="4" w:space="0" w:color="auto"/>
+              <w:left w:val="single" w:sz="4" w:space="0" w:color="auto"/>
+              <w:bottom w:val="nil"/>
+              <w:right w:val="single" w:sz="4" w:space="0" w:color="auto"/>
+            </w:tcBorders>
           </w:tcPr>
           <w:p>
             <w:r>
@@ -252,6 +258,12 @@
           <w:tcPr>
             <w:tcW w:w="15350" w:type="dxa"/>
             <w:gridSpan w:val="12"/>
+            <w:tcBorders>
+              <w:top w:val="nil"/>
+              <w:left w:val="single" w:sz="4" w:space="0" w:color="auto"/>
+              <w:bottom w:val="nil"/>
+              <w:right w:val="single" w:sz="4" w:space="0" w:color="auto"/>
+            </w:tcBorders>
           </w:tcPr>
           <w:p>
             <w:r>
@@ -272,6 +284,12 @@
           <w:tcPr>
             <w:tcW w:w="15350" w:type="dxa"/>
             <w:gridSpan w:val="12"/>
+            <w:tcBorders>
+              <w:top w:val="nil"/>
+              <w:left w:val="single" w:sz="4" w:space="0" w:color="auto"/>
+              <w:bottom w:val="nil"/>
+              <w:right w:val="single" w:sz="4" w:space="0" w:color="auto"/>
+            </w:tcBorders>
           </w:tcPr>
           <w:p>
             <w:pPr>
@@ -291,6 +309,12 @@
           <w:tcPr>
             <w:tcW w:w="15350" w:type="dxa"/>
             <w:gridSpan w:val="12"/>
+            <w:tcBorders>
+              <w:top w:val="nil"/>
+              <w:left w:val="single" w:sz="4" w:space="0" w:color="auto"/>
+              <w:bottom w:val="nil"/>
+              <w:right w:val="single" w:sz="4" w:space="0" w:color="auto"/>
+            </w:tcBorders>
           </w:tcPr>
           <w:p>
             <w:pPr>
@@ -318,6 +342,12 @@
           <w:tcPr>
             <w:tcW w:w="15350" w:type="dxa"/>
             <w:gridSpan w:val="12"/>
+            <w:tcBorders>
+              <w:top w:val="nil"/>
+              <w:left w:val="single" w:sz="4" w:space="0" w:color="auto"/>
+              <w:bottom w:val="single" w:sz="4" w:space="0" w:color="auto"/>
+              <w:right w:val="single" w:sz="4" w:space="0" w:color="auto"/>
+            </w:tcBorders>
           </w:tcPr>
           <w:p>
             <w:pPr>
@@ -337,6 +367,9 @@
         <w:tc>
           <w:tcPr>
             <w:tcW w:w="1809" w:type="dxa"/>
+            <w:tcBorders>
+              <w:top w:val="single" w:sz="4" w:space="0" w:color="auto"/>
+            </w:tcBorders>
           </w:tcPr>
           <w:p>
             <w:pPr>
@@ -359,6 +392,9 @@
         <w:tc>
           <w:tcPr>
             <w:tcW w:w="1134" w:type="dxa"/>
+            <w:tcBorders>
+              <w:top w:val="single" w:sz="4" w:space="0" w:color="auto"/>
+            </w:tcBorders>
           </w:tcPr>
           <w:p>
             <w:pPr>
@@ -381,6 +417,9 @@
         <w:tc>
           <w:tcPr>
             <w:tcW w:w="426" w:type="dxa"/>
+            <w:tcBorders>
+              <w:top w:val="single" w:sz="4" w:space="0" w:color="auto"/>
+            </w:tcBorders>
             <w:textDirection w:val="btLr"/>
           </w:tcPr>
           <w:p>
@@ -405,6 +444,9 @@
         <w:tc>
           <w:tcPr>
             <w:tcW w:w="1417" w:type="dxa"/>
+            <w:tcBorders>
+              <w:top w:val="single" w:sz="4" w:space="0" w:color="auto"/>
+            </w:tcBorders>
           </w:tcPr>
           <w:p>
             <w:pPr>
@@ -427,6 +469,9 @@
         <w:tc>
           <w:tcPr>
             <w:tcW w:w="1276" w:type="dxa"/>
+            <w:tcBorders>
+              <w:top w:val="single" w:sz="4" w:space="0" w:color="auto"/>
+            </w:tcBorders>
           </w:tcPr>
           <w:p>
             <w:pPr>
@@ -449,6 +494,9 @@
         <w:tc>
           <w:tcPr>
             <w:tcW w:w="1990" w:type="dxa"/>
+            <w:tcBorders>
+              <w:top w:val="single" w:sz="4" w:space="0" w:color="auto"/>
+            </w:tcBorders>
           </w:tcPr>
           <w:p>
             <w:pPr>
@@ -471,6 +519,9 @@
         <w:tc>
           <w:tcPr>
             <w:tcW w:w="1248" w:type="dxa"/>
+            <w:tcBorders>
+              <w:top w:val="single" w:sz="4" w:space="0" w:color="auto"/>
+            </w:tcBorders>
           </w:tcPr>
           <w:p>
             <w:pPr>
@@ -493,6 +544,9 @@
         <w:tc>
           <w:tcPr>
             <w:tcW w:w="1032" w:type="dxa"/>
+            <w:tcBorders>
+              <w:top w:val="single" w:sz="4" w:space="0" w:color="auto"/>
+            </w:tcBorders>
           </w:tcPr>
           <w:p>
             <w:pPr>
@@ -515,6 +569,9 @@
         <w:tc>
           <w:tcPr>
             <w:tcW w:w="411" w:type="dxa"/>
+            <w:tcBorders>
+              <w:top w:val="single" w:sz="4" w:space="0" w:color="auto"/>
+            </w:tcBorders>
             <w:textDirection w:val="btLr"/>
           </w:tcPr>
           <w:p>
@@ -539,6 +596,9 @@
         <w:tc>
           <w:tcPr>
             <w:tcW w:w="1467" w:type="dxa"/>
+            <w:tcBorders>
+              <w:top w:val="single" w:sz="4" w:space="0" w:color="auto"/>
+            </w:tcBorders>
           </w:tcPr>
           <w:p>
             <w:pPr>
@@ -561,6 +621,9 @@
         <w:tc>
           <w:tcPr>
             <w:tcW w:w="1554" w:type="dxa"/>
+            <w:tcBorders>
+              <w:top w:val="single" w:sz="4" w:space="0" w:color="auto"/>
+            </w:tcBorders>
           </w:tcPr>
           <w:p>
             <w:pPr>
@@ -583,6 +646,9 @@
         <w:tc>
           <w:tcPr>
             <w:tcW w:w="1586" w:type="dxa"/>
+            <w:tcBorders>
+              <w:top w:val="single" w:sz="4" w:space="0" w:color="auto"/>
+            </w:tcBorders>
           </w:tcPr>
           <w:p>
             <w:pPr>

--- a/tech_card_templates/шаблон.docx
+++ b/tech_card_templates/шаблон.docx
@@ -207,7 +207,7 @@
     <w:tbl>
       <w:tblPr>
         <w:tblStyle w:val="aff0"/>
-        <w:tblW w:w="0" w:type="auto"/>
+        <w:tblW w:w="15350" w:type="dxa"/>
         <w:tblLook w:val="04A0" w:firstRow="1" w:lastRow="0" w:firstColumn="1" w:lastColumn="0" w:noHBand="0" w:noVBand="1"/>
       </w:tblPr>
       <w:tblGrid>
@@ -730,9 +730,6 @@
             <w:tcW w:w="1134" w:type="dxa"/>
           </w:tcPr>
           <w:p/>
-          <w:p/>
-          <w:p/>
-          <w:p/>
         </w:tc>
         <w:tc>
           <w:tcPr>
@@ -750,7 +747,14 @@
           <w:tcPr>
             <w:tcW w:w="1417" w:type="dxa"/>
           </w:tcPr>
-          <w:p/>
+          <w:p>
+            <w:pPr>
+              <w:rPr>
+                <w:b/>
+                <w:bCs/>
+              </w:rPr>
+            </w:pPr>
+          </w:p>
         </w:tc>
         <w:tc>
           <w:tcPr>
@@ -791,7 +795,13 @@
         <w:tc>
           <w:tcPr>
             <w:tcW w:w="411" w:type="dxa"/>
+            <w:noWrap/>
+            <w:tcMar>
+              <w:left w:w="0" w:type="dxa"/>
+              <w:right w:w="0" w:type="dxa"/>
+            </w:tcMar>
             <w:textDirection w:val="btLr"/>
+            <w:tcFitText/>
           </w:tcPr>
           <w:p>
             <w:pPr>

--- a/tech_card_templates/шаблон.docx
+++ b/tech_card_templates/шаблон.docx
@@ -688,7 +688,7 @@
       <w:tr>
         <w:trPr>
           <w:cantSplit/>
-          <w:trHeight w:val="268"/>
+          <w:trHeight w:val="168"/>
         </w:trPr>
         <w:tc>
           <w:tcPr>
@@ -698,10 +698,6 @@
           <w:p>
             <w:pPr>
               <w:jc w:val="center"/>
-              <w:rPr>
-                <w:sz w:val="18"/>
-                <w:szCs w:val="18"/>
-              </w:rPr>
             </w:pPr>
             <w:r>
               <w:rPr>
@@ -807,6 +803,10 @@
             <w:pPr>
               <w:ind w:left="113" w:right="113"/>
               <w:jc w:val="center"/>
+              <w:rPr>
+                <w:b/>
+                <w:bCs/>
+              </w:rPr>
             </w:pPr>
           </w:p>
         </w:tc>

--- a/tech_card_templates/шаблон.docx
+++ b/tech_card_templates/шаблон.docx
@@ -713,6 +713,36 @@
       <w:tr>
         <w:trPr>
           <w:cantSplit/>
+          <w:trHeight w:val="168"/>
+        </w:trPr>
+        <w:tc>
+          <w:tcPr>
+            <w:tcW w:w="15350" w:type="dxa"/>
+            <w:gridSpan w:val="12"/>
+            <w:shd w:val="clear" w:color="auto" w:fill="D9D9D9" w:themeFill="background1" w:themeFillShade="D9"/>
+          </w:tcPr>
+          <w:p>
+            <w:pPr>
+              <w:rPr>
+                <w:rStyle w:val="af6"/>
+                <w:sz w:val="18"/>
+                <w:szCs w:val="18"/>
+              </w:rPr>
+            </w:pPr>
+            <w:r>
+              <w:rPr>
+                <w:rStyle w:val="af6"/>
+                <w:sz w:val="18"/>
+                <w:szCs w:val="18"/>
+              </w:rPr>
+              <w:t>Санитарная обработка поверхностей</w:t>
+            </w:r>
+          </w:p>
+        </w:tc>
+      </w:tr>
+      <w:tr>
+        <w:trPr>
+          <w:cantSplit/>
           <w:trHeight w:val="1134"/>
         </w:trPr>
         <w:tc>

--- a/tech_card_templates/шаблон.docx
+++ b/tech_card_templates/шаблон.docx
@@ -725,15 +725,11 @@
             <w:pPr>
               <w:rPr>
                 <w:rStyle w:val="af6"/>
-                <w:sz w:val="18"/>
-                <w:szCs w:val="18"/>
               </w:rPr>
             </w:pPr>
             <w:r>
               <w:rPr>
                 <w:rStyle w:val="af6"/>
-                <w:sz w:val="18"/>
-                <w:szCs w:val="18"/>
               </w:rPr>
               <w:t>Санитарная обработка поверхностей</w:t>
             </w:r>
@@ -760,6 +756,10 @@
         <w:tc>
           <w:tcPr>
             <w:tcW w:w="426" w:type="dxa"/>
+            <w:tcMar>
+              <w:left w:w="0" w:type="dxa"/>
+              <w:right w:w="0" w:type="dxa"/>
+            </w:tcMar>
             <w:textDirection w:val="btLr"/>
           </w:tcPr>
           <w:p>

--- a/tech_card_templates/шаблон.docx
+++ b/tech_card_templates/шаблон.docx
@@ -1,24 +1,24 @@
 
 <file path=word/document.xml><?xml version="1.0" encoding="utf-8"?>
-<w:document xmlns:wpc="http://schemas.microsoft.com/office/word/2010/wordprocessingCanvas" xmlns:cx="http://schemas.microsoft.com/office/drawing/2014/chartex" xmlns:cx1="http://schemas.microsoft.com/office/drawing/2015/9/8/chartex" xmlns:cx2="http://schemas.microsoft.com/office/drawing/2015/10/21/chartex" xmlns:cx3="http://schemas.microsoft.com/office/drawing/2016/5/9/chartex" xmlns:cx4="http://schemas.microsoft.com/office/drawing/2016/5/10/chartex" xmlns:cx5="http://schemas.microsoft.com/office/drawing/2016/5/11/chartex" xmlns:cx6="http://schemas.microsoft.com/office/drawing/2016/5/12/chartex" xmlns:cx7="http://schemas.microsoft.com/office/drawing/2016/5/13/chartex" xmlns:cx8="http://schemas.microsoft.com/office/drawing/2016/5/14/chartex" xmlns:mc="http://schemas.openxmlformats.org/markup-compatibility/2006" xmlns:aink="http://schemas.microsoft.com/office/drawing/2016/ink" xmlns:am3d="http://schemas.microsoft.com/office/drawing/2017/model3d" xmlns:o="urn:schemas-microsoft-com:office:office" xmlns:r="http://schemas.openxmlformats.org/officeDocument/2006/relationships" xmlns:m="http://schemas.openxmlformats.org/officeDocument/2006/math" xmlns:v="urn:schemas-microsoft-com:vml" xmlns:wp14="http://schemas.microsoft.com/office/word/2010/wordprocessingDrawing" xmlns:wp="http://schemas.openxmlformats.org/drawingml/2006/wordprocessingDrawing" xmlns:w10="urn:schemas-microsoft-com:office:word" xmlns:w="http://schemas.openxmlformats.org/wordprocessingml/2006/main" xmlns:w14="http://schemas.microsoft.com/office/word/2010/wordml" xmlns:w15="http://schemas.microsoft.com/office/word/2012/wordml" xmlns:w16cex="http://schemas.microsoft.com/office/word/2018/wordml/cex" xmlns:w16cid="http://schemas.microsoft.com/office/word/2016/wordml/cid" xmlns:w16="http://schemas.microsoft.com/office/word/2018/wordml" xmlns:w16sdtdh="http://schemas.microsoft.com/office/word/2020/wordml/sdtdatahash" xmlns:w16se="http://schemas.microsoft.com/office/word/2015/wordml/symex" xmlns:wpg="http://schemas.microsoft.com/office/word/2010/wordprocessingGroup" xmlns:wpi="http://schemas.microsoft.com/office/word/2010/wordprocessingInk" xmlns:wne="http://schemas.microsoft.com/office/word/2006/wordml" xmlns:wps="http://schemas.microsoft.com/office/word/2010/wordprocessingShape" mc:Ignorable="w14 w15 w16se w16cid w16 w16cex w16sdtdh wp14">
+<w:document xmlns:wpc="http://schemas.microsoft.com/office/word/2010/wordprocessingCanvas" xmlns:cx="http://schemas.microsoft.com/office/drawing/2014/chartex" xmlns:cx1="http://schemas.microsoft.com/office/drawing/2015/9/8/chartex" xmlns:cx2="http://schemas.microsoft.com/office/drawing/2015/10/21/chartex" xmlns:cx3="http://schemas.microsoft.com/office/drawing/2016/5/9/chartex" xmlns:cx4="http://schemas.microsoft.com/office/drawing/2016/5/10/chartex" xmlns:cx5="http://schemas.microsoft.com/office/drawing/2016/5/11/chartex" xmlns:cx6="http://schemas.microsoft.com/office/drawing/2016/5/12/chartex" xmlns:cx7="http://schemas.microsoft.com/office/drawing/2016/5/13/chartex" xmlns:cx8="http://schemas.microsoft.com/office/drawing/2016/5/14/chartex" xmlns:mc="http://schemas.openxmlformats.org/markup-compatibility/2006" xmlns:aink="http://schemas.microsoft.com/office/drawing/2016/ink" xmlns:am3d="http://schemas.microsoft.com/office/drawing/2017/model3d" xmlns:o="urn:schemas-microsoft-com:office:office" xmlns:oel="http://schemas.microsoft.com/office/2019/extlst" xmlns:r="http://schemas.openxmlformats.org/officeDocument/2006/relationships" xmlns:m="http://schemas.openxmlformats.org/officeDocument/2006/math" xmlns:v="urn:schemas-microsoft-com:vml" xmlns:wp14="http://schemas.microsoft.com/office/word/2010/wordprocessingDrawing" xmlns:wp="http://schemas.openxmlformats.org/drawingml/2006/wordprocessingDrawing" xmlns:w10="urn:schemas-microsoft-com:office:word" xmlns:w="http://schemas.openxmlformats.org/wordprocessingml/2006/main" xmlns:w14="http://schemas.microsoft.com/office/word/2010/wordml" xmlns:w15="http://schemas.microsoft.com/office/word/2012/wordml" xmlns:w16cex="http://schemas.microsoft.com/office/word/2018/wordml/cex" xmlns:w16cid="http://schemas.microsoft.com/office/word/2016/wordml/cid" xmlns:w16="http://schemas.microsoft.com/office/word/2018/wordml" xmlns:w16du="http://schemas.microsoft.com/office/word/2023/wordml/word16du" xmlns:w16sdtdh="http://schemas.microsoft.com/office/word/2020/wordml/sdtdatahash" xmlns:w16sdtfl="http://schemas.microsoft.com/office/word/2024/wordml/sdtformatlock" xmlns:w16se="http://schemas.microsoft.com/office/word/2015/wordml/symex" xmlns:wpg="http://schemas.microsoft.com/office/word/2010/wordprocessingGroup" xmlns:wpi="http://schemas.microsoft.com/office/word/2010/wordprocessingInk" xmlns:wne="http://schemas.microsoft.com/office/word/2006/wordml" xmlns:wps="http://schemas.microsoft.com/office/word/2010/wordprocessingShape" mc:Ignorable="w14 w15 w16se w16cid w16 w16cex w16sdtdh w16sdtfl w16du wp14">
   <w:body>
     <w:tbl>
       <w:tblPr>
         <w:tblStyle w:val="aff0"/>
-        <w:tblW w:w="15352" w:type="dxa"/>
+        <w:tblW w:w="15876" w:type="dxa"/>
         <w:tblLook w:val="04A0" w:firstRow="1" w:lastRow="0" w:firstColumn="1" w:lastColumn="0" w:noHBand="0" w:noVBand="1"/>
       </w:tblPr>
       <w:tblGrid>
-        <w:gridCol w:w="523"/>
-        <w:gridCol w:w="2777"/>
-        <w:gridCol w:w="523"/>
-        <w:gridCol w:w="2305"/>
-        <w:gridCol w:w="523"/>
-        <w:gridCol w:w="2284"/>
-        <w:gridCol w:w="523"/>
-        <w:gridCol w:w="2132"/>
-        <w:gridCol w:w="522"/>
-        <w:gridCol w:w="3240"/>
+        <w:gridCol w:w="540"/>
+        <w:gridCol w:w="2871"/>
+        <w:gridCol w:w="541"/>
+        <w:gridCol w:w="2384"/>
+        <w:gridCol w:w="541"/>
+        <w:gridCol w:w="2362"/>
+        <w:gridCol w:w="541"/>
+        <w:gridCol w:w="2205"/>
+        <w:gridCol w:w="540"/>
+        <w:gridCol w:w="3351"/>
       </w:tblGrid>
       <w:tr>
         <w:trPr>
@@ -207,22 +207,23 @@
     <w:tbl>
       <w:tblPr>
         <w:tblStyle w:val="aff0"/>
-        <w:tblW w:w="15350" w:type="dxa"/>
+        <w:tblW w:w="15876" w:type="dxa"/>
+        <w:tblLayout w:type="fixed"/>
         <w:tblLook w:val="04A0" w:firstRow="1" w:lastRow="0" w:firstColumn="1" w:lastColumn="0" w:noHBand="0" w:noVBand="1"/>
       </w:tblPr>
       <w:tblGrid>
-        <w:gridCol w:w="1809"/>
-        <w:gridCol w:w="1134"/>
-        <w:gridCol w:w="426"/>
-        <w:gridCol w:w="1417"/>
-        <w:gridCol w:w="1276"/>
-        <w:gridCol w:w="1990"/>
-        <w:gridCol w:w="1248"/>
-        <w:gridCol w:w="1032"/>
-        <w:gridCol w:w="411"/>
-        <w:gridCol w:w="1467"/>
-        <w:gridCol w:w="1554"/>
-        <w:gridCol w:w="1586"/>
+        <w:gridCol w:w="1688"/>
+        <w:gridCol w:w="1408"/>
+        <w:gridCol w:w="506"/>
+        <w:gridCol w:w="1913"/>
+        <w:gridCol w:w="1520"/>
+        <w:gridCol w:w="2025"/>
+        <w:gridCol w:w="1183"/>
+        <w:gridCol w:w="1126"/>
+        <w:gridCol w:w="510"/>
+        <w:gridCol w:w="958"/>
+        <w:gridCol w:w="1351"/>
+        <w:gridCol w:w="1688"/>
       </w:tblGrid>
       <w:tr>
         <w:trPr>
@@ -230,7 +231,7 @@
         </w:trPr>
         <w:tc>
           <w:tcPr>
-            <w:tcW w:w="15350" w:type="dxa"/>
+            <w:tcW w:w="15876" w:type="dxa"/>
             <w:gridSpan w:val="12"/>
             <w:tcBorders>
               <w:top w:val="single" w:sz="4" w:space="0" w:color="auto"/>
@@ -256,7 +257,7 @@
         </w:trPr>
         <w:tc>
           <w:tcPr>
-            <w:tcW w:w="15350" w:type="dxa"/>
+            <w:tcW w:w="15876" w:type="dxa"/>
             <w:gridSpan w:val="12"/>
             <w:tcBorders>
               <w:top w:val="nil"/>
@@ -282,7 +283,7 @@
         </w:trPr>
         <w:tc>
           <w:tcPr>
-            <w:tcW w:w="15350" w:type="dxa"/>
+            <w:tcW w:w="15876" w:type="dxa"/>
             <w:gridSpan w:val="12"/>
             <w:tcBorders>
               <w:top w:val="nil"/>
@@ -307,7 +308,7 @@
         </w:trPr>
         <w:tc>
           <w:tcPr>
-            <w:tcW w:w="15350" w:type="dxa"/>
+            <w:tcW w:w="15876" w:type="dxa"/>
             <w:gridSpan w:val="12"/>
             <w:tcBorders>
               <w:top w:val="nil"/>
@@ -340,7 +341,7 @@
         </w:trPr>
         <w:tc>
           <w:tcPr>
-            <w:tcW w:w="15350" w:type="dxa"/>
+            <w:tcW w:w="15876" w:type="dxa"/>
             <w:gridSpan w:val="12"/>
             <w:tcBorders>
               <w:top w:val="nil"/>
@@ -366,10 +367,11 @@
         </w:trPr>
         <w:tc>
           <w:tcPr>
-            <w:tcW w:w="1809" w:type="dxa"/>
+            <w:tcW w:w="1688" w:type="dxa"/>
             <w:tcBorders>
               <w:top w:val="single" w:sz="4" w:space="0" w:color="auto"/>
             </w:tcBorders>
+            <w:noWrap/>
           </w:tcPr>
           <w:p>
             <w:pPr>
@@ -391,7 +393,7 @@
         </w:tc>
         <w:tc>
           <w:tcPr>
-            <w:tcW w:w="1134" w:type="dxa"/>
+            <w:tcW w:w="1408" w:type="dxa"/>
             <w:tcBorders>
               <w:top w:val="single" w:sz="4" w:space="0" w:color="auto"/>
             </w:tcBorders>
@@ -416,11 +418,16 @@
         </w:tc>
         <w:tc>
           <w:tcPr>
-            <w:tcW w:w="426" w:type="dxa"/>
+            <w:tcW w:w="506" w:type="dxa"/>
             <w:tcBorders>
               <w:top w:val="single" w:sz="4" w:space="0" w:color="auto"/>
             </w:tcBorders>
+            <w:tcMar>
+              <w:left w:w="0" w:type="dxa"/>
+              <w:right w:w="0" w:type="dxa"/>
+            </w:tcMar>
             <w:textDirection w:val="btLr"/>
+            <w:vAlign w:val="center"/>
           </w:tcPr>
           <w:p>
             <w:pPr>
@@ -443,7 +450,7 @@
         </w:tc>
         <w:tc>
           <w:tcPr>
-            <w:tcW w:w="1417" w:type="dxa"/>
+            <w:tcW w:w="1913" w:type="dxa"/>
             <w:tcBorders>
               <w:top w:val="single" w:sz="4" w:space="0" w:color="auto"/>
             </w:tcBorders>
@@ -468,7 +475,7 @@
         </w:tc>
         <w:tc>
           <w:tcPr>
-            <w:tcW w:w="1276" w:type="dxa"/>
+            <w:tcW w:w="1520" w:type="dxa"/>
             <w:tcBorders>
               <w:top w:val="single" w:sz="4" w:space="0" w:color="auto"/>
             </w:tcBorders>
@@ -493,7 +500,7 @@
         </w:tc>
         <w:tc>
           <w:tcPr>
-            <w:tcW w:w="1990" w:type="dxa"/>
+            <w:tcW w:w="2025" w:type="dxa"/>
             <w:tcBorders>
               <w:top w:val="single" w:sz="4" w:space="0" w:color="auto"/>
             </w:tcBorders>
@@ -518,7 +525,7 @@
         </w:tc>
         <w:tc>
           <w:tcPr>
-            <w:tcW w:w="1248" w:type="dxa"/>
+            <w:tcW w:w="1183" w:type="dxa"/>
             <w:tcBorders>
               <w:top w:val="single" w:sz="4" w:space="0" w:color="auto"/>
             </w:tcBorders>
@@ -543,7 +550,7 @@
         </w:tc>
         <w:tc>
           <w:tcPr>
-            <w:tcW w:w="1032" w:type="dxa"/>
+            <w:tcW w:w="1126" w:type="dxa"/>
             <w:tcBorders>
               <w:top w:val="single" w:sz="4" w:space="0" w:color="auto"/>
             </w:tcBorders>
@@ -568,11 +575,16 @@
         </w:tc>
         <w:tc>
           <w:tcPr>
-            <w:tcW w:w="411" w:type="dxa"/>
+            <w:tcW w:w="510" w:type="dxa"/>
             <w:tcBorders>
               <w:top w:val="single" w:sz="4" w:space="0" w:color="auto"/>
             </w:tcBorders>
+            <w:tcMar>
+              <w:left w:w="0" w:type="dxa"/>
+              <w:right w:w="0" w:type="dxa"/>
+            </w:tcMar>
             <w:textDirection w:val="btLr"/>
+            <w:vAlign w:val="center"/>
           </w:tcPr>
           <w:p>
             <w:pPr>
@@ -595,7 +607,7 @@
         </w:tc>
         <w:tc>
           <w:tcPr>
-            <w:tcW w:w="1467" w:type="dxa"/>
+            <w:tcW w:w="958" w:type="dxa"/>
             <w:tcBorders>
               <w:top w:val="single" w:sz="4" w:space="0" w:color="auto"/>
             </w:tcBorders>
@@ -620,7 +632,7 @@
         </w:tc>
         <w:tc>
           <w:tcPr>
-            <w:tcW w:w="1554" w:type="dxa"/>
+            <w:tcW w:w="1351" w:type="dxa"/>
             <w:tcBorders>
               <w:top w:val="single" w:sz="4" w:space="0" w:color="auto"/>
             </w:tcBorders>
@@ -645,7 +657,7 @@
         </w:tc>
         <w:tc>
           <w:tcPr>
-            <w:tcW w:w="1586" w:type="dxa"/>
+            <w:tcW w:w="1688" w:type="dxa"/>
             <w:tcBorders>
               <w:top w:val="single" w:sz="4" w:space="0" w:color="auto"/>
             </w:tcBorders>
@@ -692,7 +704,7 @@
         </w:trPr>
         <w:tc>
           <w:tcPr>
-            <w:tcW w:w="15350" w:type="dxa"/>
+            <w:tcW w:w="15876" w:type="dxa"/>
             <w:gridSpan w:val="12"/>
           </w:tcPr>
           <w:p>
@@ -713,20 +725,15 @@
       <w:tr>
         <w:trPr>
           <w:cantSplit/>
-          <w:trHeight w:val="168"/>
+          <w:trHeight w:val="156"/>
         </w:trPr>
         <w:tc>
           <w:tcPr>
-            <w:tcW w:w="15350" w:type="dxa"/>
+            <w:tcW w:w="15876" w:type="dxa"/>
             <w:gridSpan w:val="12"/>
             <w:shd w:val="clear" w:color="auto" w:fill="D9D9D9" w:themeFill="background1" w:themeFillShade="D9"/>
           </w:tcPr>
           <w:p>
-            <w:pPr>
-              <w:rPr>
-                <w:rStyle w:val="af6"/>
-              </w:rPr>
-            </w:pPr>
             <w:r>
               <w:rPr>
                 <w:rStyle w:val="af6"/>
@@ -743,24 +750,25 @@
         </w:trPr>
         <w:tc>
           <w:tcPr>
-            <w:tcW w:w="1809" w:type="dxa"/>
+            <w:tcW w:w="1688" w:type="dxa"/>
           </w:tcPr>
           <w:p/>
         </w:tc>
         <w:tc>
           <w:tcPr>
-            <w:tcW w:w="1134" w:type="dxa"/>
+            <w:tcW w:w="1408" w:type="dxa"/>
           </w:tcPr>
           <w:p/>
         </w:tc>
         <w:tc>
           <w:tcPr>
-            <w:tcW w:w="426" w:type="dxa"/>
+            <w:tcW w:w="506" w:type="dxa"/>
             <w:tcMar>
               <w:left w:w="0" w:type="dxa"/>
               <w:right w:w="0" w:type="dxa"/>
             </w:tcMar>
             <w:textDirection w:val="btLr"/>
+            <w:vAlign w:val="center"/>
           </w:tcPr>
           <w:p>
             <w:pPr>
@@ -771,7 +779,7 @@
         </w:tc>
         <w:tc>
           <w:tcPr>
-            <w:tcW w:w="1417" w:type="dxa"/>
+            <w:tcW w:w="1913" w:type="dxa"/>
           </w:tcPr>
           <w:p>
             <w:pPr>
@@ -784,13 +792,13 @@
         </w:tc>
         <w:tc>
           <w:tcPr>
-            <w:tcW w:w="1276" w:type="dxa"/>
+            <w:tcW w:w="1520" w:type="dxa"/>
           </w:tcPr>
           <w:p/>
         </w:tc>
         <w:tc>
           <w:tcPr>
-            <w:tcW w:w="1990" w:type="dxa"/>
+            <w:tcW w:w="2025" w:type="dxa"/>
           </w:tcPr>
           <w:p>
             <w:pPr>
@@ -800,7 +808,7 @@
         </w:tc>
         <w:tc>
           <w:tcPr>
-            <w:tcW w:w="1248" w:type="dxa"/>
+            <w:tcW w:w="1183" w:type="dxa"/>
           </w:tcPr>
           <w:p>
             <w:pPr>
@@ -810,7 +818,7 @@
         </w:tc>
         <w:tc>
           <w:tcPr>
-            <w:tcW w:w="1032" w:type="dxa"/>
+            <w:tcW w:w="1126" w:type="dxa"/>
           </w:tcPr>
           <w:p>
             <w:pPr>
@@ -820,7 +828,7 @@
         </w:tc>
         <w:tc>
           <w:tcPr>
-            <w:tcW w:w="411" w:type="dxa"/>
+            <w:tcW w:w="510" w:type="dxa"/>
             <w:noWrap/>
             <w:tcMar>
               <w:left w:w="0" w:type="dxa"/>
@@ -828,6 +836,7 @@
             </w:tcMar>
             <w:textDirection w:val="btLr"/>
             <w:tcFitText/>
+            <w:vAlign w:val="center"/>
           </w:tcPr>
           <w:p>
             <w:pPr>
@@ -842,7 +851,7 @@
         </w:tc>
         <w:tc>
           <w:tcPr>
-            <w:tcW w:w="1467" w:type="dxa"/>
+            <w:tcW w:w="958" w:type="dxa"/>
           </w:tcPr>
           <w:p>
             <w:pPr>
@@ -852,13 +861,13 @@
         </w:tc>
         <w:tc>
           <w:tcPr>
-            <w:tcW w:w="1554" w:type="dxa"/>
+            <w:tcW w:w="1351" w:type="dxa"/>
           </w:tcPr>
           <w:p/>
         </w:tc>
         <w:tc>
           <w:tcPr>
-            <w:tcW w:w="1586" w:type="dxa"/>
+            <w:tcW w:w="1688" w:type="dxa"/>
           </w:tcPr>
           <w:p/>
         </w:tc>
@@ -883,7 +892,7 @@
 </file>
 
 <file path=word/numbering.xml><?xml version="1.0" encoding="utf-8"?>
-<w:numbering xmlns:wpc="http://schemas.microsoft.com/office/word/2010/wordprocessingCanvas" xmlns:cx="http://schemas.microsoft.com/office/drawing/2014/chartex" xmlns:cx1="http://schemas.microsoft.com/office/drawing/2015/9/8/chartex" xmlns:cx2="http://schemas.microsoft.com/office/drawing/2015/10/21/chartex" xmlns:cx3="http://schemas.microsoft.com/office/drawing/2016/5/9/chartex" xmlns:cx4="http://schemas.microsoft.com/office/drawing/2016/5/10/chartex" xmlns:cx5="http://schemas.microsoft.com/office/drawing/2016/5/11/chartex" xmlns:cx6="http://schemas.microsoft.com/office/drawing/2016/5/12/chartex" xmlns:cx7="http://schemas.microsoft.com/office/drawing/2016/5/13/chartex" xmlns:cx8="http://schemas.microsoft.com/office/drawing/2016/5/14/chartex" xmlns:mc="http://schemas.openxmlformats.org/markup-compatibility/2006" xmlns:aink="http://schemas.microsoft.com/office/drawing/2016/ink" xmlns:am3d="http://schemas.microsoft.com/office/drawing/2017/model3d" xmlns:o="urn:schemas-microsoft-com:office:office" xmlns:r="http://schemas.openxmlformats.org/officeDocument/2006/relationships" xmlns:m="http://schemas.openxmlformats.org/officeDocument/2006/math" xmlns:v="urn:schemas-microsoft-com:vml" xmlns:wp14="http://schemas.microsoft.com/office/word/2010/wordprocessingDrawing" xmlns:wp="http://schemas.openxmlformats.org/drawingml/2006/wordprocessingDrawing" xmlns:w10="urn:schemas-microsoft-com:office:word" xmlns:w="http://schemas.openxmlformats.org/wordprocessingml/2006/main" xmlns:w14="http://schemas.microsoft.com/office/word/2010/wordml" xmlns:w15="http://schemas.microsoft.com/office/word/2012/wordml" xmlns:w16cex="http://schemas.microsoft.com/office/word/2018/wordml/cex" xmlns:w16cid="http://schemas.microsoft.com/office/word/2016/wordml/cid" xmlns:w16="http://schemas.microsoft.com/office/word/2018/wordml" xmlns:w16sdtdh="http://schemas.microsoft.com/office/word/2020/wordml/sdtdatahash" xmlns:w16se="http://schemas.microsoft.com/office/word/2015/wordml/symex" xmlns:wpg="http://schemas.microsoft.com/office/word/2010/wordprocessingGroup" xmlns:wpi="http://schemas.microsoft.com/office/word/2010/wordprocessingInk" xmlns:wne="http://schemas.microsoft.com/office/word/2006/wordml" xmlns:wps="http://schemas.microsoft.com/office/word/2010/wordprocessingShape" mc:Ignorable="w14 w15 w16se w16cid w16 w16cex w16sdtdh wp14">
+<w:numbering xmlns:wpc="http://schemas.microsoft.com/office/word/2010/wordprocessingCanvas" xmlns:cx="http://schemas.microsoft.com/office/drawing/2014/chartex" xmlns:cx1="http://schemas.microsoft.com/office/drawing/2015/9/8/chartex" xmlns:cx2="http://schemas.microsoft.com/office/drawing/2015/10/21/chartex" xmlns:cx3="http://schemas.microsoft.com/office/drawing/2016/5/9/chartex" xmlns:cx4="http://schemas.microsoft.com/office/drawing/2016/5/10/chartex" xmlns:cx5="http://schemas.microsoft.com/office/drawing/2016/5/11/chartex" xmlns:cx6="http://schemas.microsoft.com/office/drawing/2016/5/12/chartex" xmlns:cx7="http://schemas.microsoft.com/office/drawing/2016/5/13/chartex" xmlns:cx8="http://schemas.microsoft.com/office/drawing/2016/5/14/chartex" xmlns:mc="http://schemas.openxmlformats.org/markup-compatibility/2006" xmlns:aink="http://schemas.microsoft.com/office/drawing/2016/ink" xmlns:am3d="http://schemas.microsoft.com/office/drawing/2017/model3d" xmlns:o="urn:schemas-microsoft-com:office:office" xmlns:oel="http://schemas.microsoft.com/office/2019/extlst" xmlns:r="http://schemas.openxmlformats.org/officeDocument/2006/relationships" xmlns:m="http://schemas.openxmlformats.org/officeDocument/2006/math" xmlns:v="urn:schemas-microsoft-com:vml" xmlns:wp14="http://schemas.microsoft.com/office/word/2010/wordprocessingDrawing" xmlns:wp="http://schemas.openxmlformats.org/drawingml/2006/wordprocessingDrawing" xmlns:w10="urn:schemas-microsoft-com:office:word" xmlns:w="http://schemas.openxmlformats.org/wordprocessingml/2006/main" xmlns:w14="http://schemas.microsoft.com/office/word/2010/wordml" xmlns:w15="http://schemas.microsoft.com/office/word/2012/wordml" xmlns:w16cex="http://schemas.microsoft.com/office/word/2018/wordml/cex" xmlns:w16cid="http://schemas.microsoft.com/office/word/2016/wordml/cid" xmlns:w16="http://schemas.microsoft.com/office/word/2018/wordml" xmlns:w16du="http://schemas.microsoft.com/office/word/2023/wordml/word16du" xmlns:w16sdtdh="http://schemas.microsoft.com/office/word/2020/wordml/sdtdatahash" xmlns:w16sdtfl="http://schemas.microsoft.com/office/word/2024/wordml/sdtformatlock" xmlns:w16se="http://schemas.microsoft.com/office/word/2015/wordml/symex" xmlns:wpg="http://schemas.microsoft.com/office/word/2010/wordprocessingGroup" xmlns:wpi="http://schemas.microsoft.com/office/word/2010/wordprocessingInk" xmlns:wne="http://schemas.microsoft.com/office/word/2006/wordml" xmlns:wps="http://schemas.microsoft.com/office/word/2010/wordprocessingShape" mc:Ignorable="w14 w15 w16se w16cid w16 w16cex w16sdtdh w16sdtfl w16du wp14">
   <w:abstractNum w:abstractNumId="0" w15:restartNumberingAfterBreak="0">
     <w:nsid w:val="FFFFFF7C"/>
     <w:multiLevelType w:val="singleLevel"/>
@@ -1055,38 +1064,38 @@
       </w:rPr>
     </w:lvl>
   </w:abstractNum>
-  <w:num w:numId="1">
+  <w:num w:numId="1" w16cid:durableId="431366244">
     <w:abstractNumId w:val="8"/>
   </w:num>
-  <w:num w:numId="2">
+  <w:num w:numId="2" w16cid:durableId="833036590">
     <w:abstractNumId w:val="6"/>
   </w:num>
-  <w:num w:numId="3">
+  <w:num w:numId="3" w16cid:durableId="234126440">
     <w:abstractNumId w:val="5"/>
   </w:num>
-  <w:num w:numId="4">
+  <w:num w:numId="4" w16cid:durableId="1149131723">
     <w:abstractNumId w:val="4"/>
   </w:num>
-  <w:num w:numId="5">
+  <w:num w:numId="5" w16cid:durableId="1530489597">
     <w:abstractNumId w:val="7"/>
   </w:num>
-  <w:num w:numId="6">
+  <w:num w:numId="6" w16cid:durableId="1251815778">
     <w:abstractNumId w:val="3"/>
   </w:num>
-  <w:num w:numId="7">
+  <w:num w:numId="7" w16cid:durableId="444085243">
     <w:abstractNumId w:val="2"/>
   </w:num>
-  <w:num w:numId="8">
+  <w:num w:numId="8" w16cid:durableId="1320840988">
     <w:abstractNumId w:val="1"/>
   </w:num>
-  <w:num w:numId="9">
+  <w:num w:numId="9" w16cid:durableId="994335658">
     <w:abstractNumId w:val="0"/>
   </w:num>
 </w:numbering>
 </file>
 
 <file path=word/styles.xml><?xml version="1.0" encoding="utf-8"?>
-<w:styles xmlns:mc="http://schemas.openxmlformats.org/markup-compatibility/2006" xmlns:r="http://schemas.openxmlformats.org/officeDocument/2006/relationships" xmlns:w="http://schemas.openxmlformats.org/wordprocessingml/2006/main" xmlns:w14="http://schemas.microsoft.com/office/word/2010/wordml" xmlns:w15="http://schemas.microsoft.com/office/word/2012/wordml" xmlns:w16cex="http://schemas.microsoft.com/office/word/2018/wordml/cex" xmlns:w16cid="http://schemas.microsoft.com/office/word/2016/wordml/cid" xmlns:w16="http://schemas.microsoft.com/office/word/2018/wordml" xmlns:w16sdtdh="http://schemas.microsoft.com/office/word/2020/wordml/sdtdatahash" xmlns:w16se="http://schemas.microsoft.com/office/word/2015/wordml/symex" mc:Ignorable="w14 w15 w16se w16cid w16 w16cex w16sdtdh">
+<w:styles xmlns:mc="http://schemas.openxmlformats.org/markup-compatibility/2006" xmlns:r="http://schemas.openxmlformats.org/officeDocument/2006/relationships" xmlns:w="http://schemas.openxmlformats.org/wordprocessingml/2006/main" xmlns:w14="http://schemas.microsoft.com/office/word/2010/wordml" xmlns:w15="http://schemas.microsoft.com/office/word/2012/wordml" xmlns:w16cex="http://schemas.microsoft.com/office/word/2018/wordml/cex" xmlns:w16cid="http://schemas.microsoft.com/office/word/2016/wordml/cid" xmlns:w16="http://schemas.microsoft.com/office/word/2018/wordml" xmlns:w16du="http://schemas.microsoft.com/office/word/2023/wordml/word16du" xmlns:w16sdtdh="http://schemas.microsoft.com/office/word/2020/wordml/sdtdatahash" xmlns:w16sdtfl="http://schemas.microsoft.com/office/word/2024/wordml/sdtformatlock" xmlns:w16se="http://schemas.microsoft.com/office/word/2015/wordml/symex" mc:Ignorable="w14 w15 w16se w16cid w16 w16cex w16sdtdh w16sdtfl w16du">
   <w:docDefaults>
     <w:rPrDefault>
       <w:rPr>

--- a/tech_card_templates/шаблон.docx
+++ b/tech_card_templates/шаблон.docx
@@ -1,6 +1,6 @@
 
 <file path=word/document.xml><?xml version="1.0" encoding="utf-8"?>
-<w:document xmlns:wpc="http://schemas.microsoft.com/office/word/2010/wordprocessingCanvas" xmlns:cx="http://schemas.microsoft.com/office/drawing/2014/chartex" xmlns:cx1="http://schemas.microsoft.com/office/drawing/2015/9/8/chartex" xmlns:cx2="http://schemas.microsoft.com/office/drawing/2015/10/21/chartex" xmlns:cx3="http://schemas.microsoft.com/office/drawing/2016/5/9/chartex" xmlns:cx4="http://schemas.microsoft.com/office/drawing/2016/5/10/chartex" xmlns:cx5="http://schemas.microsoft.com/office/drawing/2016/5/11/chartex" xmlns:cx6="http://schemas.microsoft.com/office/drawing/2016/5/12/chartex" xmlns:cx7="http://schemas.microsoft.com/office/drawing/2016/5/13/chartex" xmlns:cx8="http://schemas.microsoft.com/office/drawing/2016/5/14/chartex" xmlns:mc="http://schemas.openxmlformats.org/markup-compatibility/2006" xmlns:aink="http://schemas.microsoft.com/office/drawing/2016/ink" xmlns:am3d="http://schemas.microsoft.com/office/drawing/2017/model3d" xmlns:o="urn:schemas-microsoft-com:office:office" xmlns:oel="http://schemas.microsoft.com/office/2019/extlst" xmlns:r="http://schemas.openxmlformats.org/officeDocument/2006/relationships" xmlns:m="http://schemas.openxmlformats.org/officeDocument/2006/math" xmlns:v="urn:schemas-microsoft-com:vml" xmlns:wp14="http://schemas.microsoft.com/office/word/2010/wordprocessingDrawing" xmlns:wp="http://schemas.openxmlformats.org/drawingml/2006/wordprocessingDrawing" xmlns:w10="urn:schemas-microsoft-com:office:word" xmlns:w="http://schemas.openxmlformats.org/wordprocessingml/2006/main" xmlns:w14="http://schemas.microsoft.com/office/word/2010/wordml" xmlns:w15="http://schemas.microsoft.com/office/word/2012/wordml" xmlns:w16cex="http://schemas.microsoft.com/office/word/2018/wordml/cex" xmlns:w16cid="http://schemas.microsoft.com/office/word/2016/wordml/cid" xmlns:w16="http://schemas.microsoft.com/office/word/2018/wordml" xmlns:w16du="http://schemas.microsoft.com/office/word/2023/wordml/word16du" xmlns:w16sdtdh="http://schemas.microsoft.com/office/word/2020/wordml/sdtdatahash" xmlns:w16sdtfl="http://schemas.microsoft.com/office/word/2024/wordml/sdtformatlock" xmlns:w16se="http://schemas.microsoft.com/office/word/2015/wordml/symex" xmlns:wpg="http://schemas.microsoft.com/office/word/2010/wordprocessingGroup" xmlns:wpi="http://schemas.microsoft.com/office/word/2010/wordprocessingInk" xmlns:wne="http://schemas.microsoft.com/office/word/2006/wordml" xmlns:wps="http://schemas.microsoft.com/office/word/2010/wordprocessingShape" mc:Ignorable="w14 w15 w16se w16cid w16 w16cex w16sdtdh w16sdtfl w16du wp14">
+<w:document xmlns:wpc="http://schemas.microsoft.com/office/word/2010/wordprocessingCanvas" xmlns:cx="http://schemas.microsoft.com/office/drawing/2014/chartex" xmlns:cx1="http://schemas.microsoft.com/office/drawing/2015/9/8/chartex" xmlns:cx2="http://schemas.microsoft.com/office/drawing/2015/10/21/chartex" xmlns:cx3="http://schemas.microsoft.com/office/drawing/2016/5/9/chartex" xmlns:cx4="http://schemas.microsoft.com/office/drawing/2016/5/10/chartex" xmlns:cx5="http://schemas.microsoft.com/office/drawing/2016/5/11/chartex" xmlns:cx6="http://schemas.microsoft.com/office/drawing/2016/5/12/chartex" xmlns:cx7="http://schemas.microsoft.com/office/drawing/2016/5/13/chartex" xmlns:cx8="http://schemas.microsoft.com/office/drawing/2016/5/14/chartex" xmlns:mc="http://schemas.openxmlformats.org/markup-compatibility/2006" xmlns:aink="http://schemas.microsoft.com/office/drawing/2016/ink" xmlns:am3d="http://schemas.microsoft.com/office/drawing/2017/model3d" xmlns:o="urn:schemas-microsoft-com:office:office" xmlns:r="http://schemas.openxmlformats.org/officeDocument/2006/relationships" xmlns:m="http://schemas.openxmlformats.org/officeDocument/2006/math" xmlns:v="urn:schemas-microsoft-com:vml" xmlns:wp14="http://schemas.microsoft.com/office/word/2010/wordprocessingDrawing" xmlns:wp="http://schemas.openxmlformats.org/drawingml/2006/wordprocessingDrawing" xmlns:w10="urn:schemas-microsoft-com:office:word" xmlns:w="http://schemas.openxmlformats.org/wordprocessingml/2006/main" xmlns:w14="http://schemas.microsoft.com/office/word/2010/wordml" xmlns:w15="http://schemas.microsoft.com/office/word/2012/wordml" xmlns:w16cex="http://schemas.microsoft.com/office/word/2018/wordml/cex" xmlns:w16cid="http://schemas.microsoft.com/office/word/2016/wordml/cid" xmlns:w16="http://schemas.microsoft.com/office/word/2018/wordml" xmlns:w16sdtdh="http://schemas.microsoft.com/office/word/2020/wordml/sdtdatahash" xmlns:w16se="http://schemas.microsoft.com/office/word/2015/wordml/symex" xmlns:wpg="http://schemas.microsoft.com/office/word/2010/wordprocessingGroup" xmlns:wpi="http://schemas.microsoft.com/office/word/2010/wordprocessingInk" xmlns:wne="http://schemas.microsoft.com/office/word/2006/wordml" xmlns:wps="http://schemas.microsoft.com/office/word/2010/wordprocessingShape" mc:Ignorable="w14 w15 w16se w16cid w16 w16cex w16sdtdh wp14">
   <w:body>
     <w:tbl>
       <w:tblPr>
@@ -241,10 +241,15 @@
             </w:tcBorders>
           </w:tcPr>
           <w:p>
+            <w:pPr>
+              <w:pStyle w:val="--"/>
+              <w:rPr>
+                <w:rStyle w:val="af6"/>
+              </w:rPr>
+            </w:pPr>
             <w:r>
               <w:rPr>
-                <w:b/>
-                <w:sz w:val="18"/>
+                <w:rStyle w:val="af6"/>
               </w:rPr>
               <w:t>Технологическая карта санитарной обработки № ________</w:t>
             </w:r>
@@ -267,10 +272,15 @@
             </w:tcBorders>
           </w:tcPr>
           <w:p>
+            <w:pPr>
+              <w:pStyle w:val="--"/>
+              <w:rPr>
+                <w:rStyle w:val="af6"/>
+              </w:rPr>
+            </w:pPr>
             <w:r>
               <w:rPr>
-                <w:b/>
-                <w:sz w:val="18"/>
+                <w:rStyle w:val="af6"/>
               </w:rPr>
               <w:t>Помещение: _________________________</w:t>
             </w:r>
@@ -294,9 +304,9 @@
           </w:tcPr>
           <w:p>
             <w:pPr>
+              <w:pStyle w:val="--"/>
               <w:rPr>
-                <w:sz w:val="18"/>
-                <w:szCs w:val="18"/>
+                <w:rStyle w:val="af6"/>
               </w:rPr>
             </w:pPr>
           </w:p>
@@ -319,16 +329,14 @@
           </w:tcPr>
           <w:p>
             <w:pPr>
+              <w:pStyle w:val="--"/>
               <w:rPr>
-                <w:sz w:val="18"/>
-                <w:szCs w:val="18"/>
+                <w:rStyle w:val="af6"/>
               </w:rPr>
             </w:pPr>
             <w:r>
               <w:rPr>
                 <w:rStyle w:val="af6"/>
-                <w:sz w:val="18"/>
-                <w:szCs w:val="18"/>
               </w:rPr>
               <w:t>Санитарная обработка помещений осуществляется после полного удаления из них сырьевых компонентов, материалов и готовой продукции.</w:t>
             </w:r>
@@ -352,9 +360,9 @@
           </w:tcPr>
           <w:p>
             <w:pPr>
+              <w:pStyle w:val="--"/>
               <w:rPr>
-                <w:sz w:val="18"/>
-                <w:szCs w:val="18"/>
+                <w:rStyle w:val="af6"/>
               </w:rPr>
             </w:pPr>
           </w:p>
@@ -375,18 +383,9 @@
           </w:tcPr>
           <w:p>
             <w:pPr>
-              <w:jc w:val="center"/>
-              <w:rPr>
-                <w:sz w:val="16"/>
-                <w:szCs w:val="16"/>
-              </w:rPr>
+              <w:pStyle w:val="-"/>
             </w:pPr>
             <w:r>
-              <w:rPr>
-                <w:b/>
-                <w:sz w:val="16"/>
-                <w:szCs w:val="16"/>
-              </w:rPr>
               <w:t>Объект обработки</w:t>
             </w:r>
           </w:p>
@@ -402,15 +401,22 @@
             <w:pPr>
               <w:jc w:val="center"/>
               <w:rPr>
+                <w:rFonts w:eastAsia="Arial" w:cs="Arial CYR"/>
+                <w:b/>
+                <w:bCs/>
                 <w:sz w:val="16"/>
-                <w:szCs w:val="16"/>
+                <w:szCs w:val="20"/>
+                <w:lang w:eastAsia="ru-RU"/>
               </w:rPr>
             </w:pPr>
             <w:r>
               <w:rPr>
+                <w:rFonts w:eastAsia="Arial" w:cs="Arial CYR"/>
                 <w:b/>
+                <w:bCs/>
                 <w:sz w:val="16"/>
-                <w:szCs w:val="16"/>
+                <w:szCs w:val="20"/>
+                <w:lang w:eastAsia="ru-RU"/>
               </w:rPr>
               <w:t>Способ обработки</w:t>
             </w:r>
@@ -434,15 +440,22 @@
               <w:ind w:left="113" w:right="113"/>
               <w:jc w:val="center"/>
               <w:rPr>
+                <w:rFonts w:eastAsia="Arial" w:cs="Arial CYR"/>
+                <w:b/>
+                <w:bCs/>
                 <w:sz w:val="16"/>
-                <w:szCs w:val="16"/>
+                <w:szCs w:val="20"/>
+                <w:lang w:eastAsia="ru-RU"/>
               </w:rPr>
             </w:pPr>
             <w:r>
               <w:rPr>
+                <w:rFonts w:eastAsia="Arial" w:cs="Arial CYR"/>
                 <w:b/>
+                <w:bCs/>
                 <w:sz w:val="16"/>
-                <w:szCs w:val="16"/>
+                <w:szCs w:val="20"/>
+                <w:lang w:eastAsia="ru-RU"/>
               </w:rPr>
               <w:t>№ инструкции</w:t>
             </w:r>
@@ -459,15 +472,22 @@
             <w:pPr>
               <w:jc w:val="center"/>
               <w:rPr>
+                <w:rFonts w:eastAsia="Arial" w:cs="Arial CYR"/>
+                <w:b/>
+                <w:bCs/>
                 <w:sz w:val="16"/>
-                <w:szCs w:val="16"/>
+                <w:szCs w:val="20"/>
+                <w:lang w:eastAsia="ru-RU"/>
               </w:rPr>
             </w:pPr>
             <w:r>
               <w:rPr>
+                <w:rFonts w:eastAsia="Arial" w:cs="Arial CYR"/>
                 <w:b/>
+                <w:bCs/>
                 <w:sz w:val="16"/>
-                <w:szCs w:val="16"/>
+                <w:szCs w:val="20"/>
+                <w:lang w:eastAsia="ru-RU"/>
               </w:rPr>
               <w:t>Наименование средства</w:t>
             </w:r>
@@ -484,15 +504,22 @@
             <w:pPr>
               <w:jc w:val="center"/>
               <w:rPr>
+                <w:rFonts w:eastAsia="Arial" w:cs="Arial CYR"/>
+                <w:b/>
+                <w:bCs/>
                 <w:sz w:val="16"/>
-                <w:szCs w:val="16"/>
+                <w:szCs w:val="20"/>
+                <w:lang w:eastAsia="ru-RU"/>
               </w:rPr>
             </w:pPr>
             <w:r>
               <w:rPr>
+                <w:rFonts w:eastAsia="Arial" w:cs="Arial CYR"/>
                 <w:b/>
+                <w:bCs/>
                 <w:sz w:val="16"/>
-                <w:szCs w:val="16"/>
+                <w:szCs w:val="20"/>
+                <w:lang w:eastAsia="ru-RU"/>
               </w:rPr>
               <w:t>Метод уборки</w:t>
             </w:r>
@@ -509,15 +536,22 @@
             <w:pPr>
               <w:jc w:val="center"/>
               <w:rPr>
+                <w:rFonts w:eastAsia="Arial" w:cs="Arial CYR"/>
+                <w:b/>
+                <w:bCs/>
                 <w:sz w:val="16"/>
-                <w:szCs w:val="16"/>
+                <w:szCs w:val="20"/>
+                <w:lang w:eastAsia="ru-RU"/>
               </w:rPr>
             </w:pPr>
             <w:r>
               <w:rPr>
+                <w:rFonts w:eastAsia="Arial" w:cs="Arial CYR"/>
                 <w:b/>
+                <w:bCs/>
                 <w:sz w:val="16"/>
-                <w:szCs w:val="16"/>
+                <w:szCs w:val="20"/>
+                <w:lang w:eastAsia="ru-RU"/>
               </w:rPr>
               <w:t>Концентрация средства, %, метод разведения</w:t>
             </w:r>
@@ -534,15 +568,22 @@
             <w:pPr>
               <w:jc w:val="center"/>
               <w:rPr>
+                <w:rFonts w:eastAsia="Arial" w:cs="Arial CYR"/>
+                <w:b/>
+                <w:bCs/>
                 <w:sz w:val="16"/>
-                <w:szCs w:val="16"/>
+                <w:szCs w:val="20"/>
+                <w:lang w:eastAsia="ru-RU"/>
               </w:rPr>
             </w:pPr>
             <w:r>
               <w:rPr>
+                <w:rFonts w:eastAsia="Arial" w:cs="Arial CYR"/>
                 <w:b/>
+                <w:bCs/>
                 <w:sz w:val="16"/>
-                <w:szCs w:val="16"/>
+                <w:szCs w:val="20"/>
+                <w:lang w:eastAsia="ru-RU"/>
               </w:rPr>
               <w:t>Температура раствора, °C</w:t>
             </w:r>
@@ -559,15 +600,22 @@
             <w:pPr>
               <w:jc w:val="center"/>
               <w:rPr>
+                <w:rFonts w:eastAsia="Arial" w:cs="Arial CYR"/>
+                <w:b/>
+                <w:bCs/>
                 <w:sz w:val="16"/>
-                <w:szCs w:val="16"/>
+                <w:szCs w:val="20"/>
+                <w:lang w:eastAsia="ru-RU"/>
               </w:rPr>
             </w:pPr>
             <w:r>
               <w:rPr>
+                <w:rFonts w:eastAsia="Arial" w:cs="Arial CYR"/>
                 <w:b/>
+                <w:bCs/>
                 <w:sz w:val="16"/>
-                <w:szCs w:val="16"/>
+                <w:szCs w:val="20"/>
+                <w:lang w:eastAsia="ru-RU"/>
               </w:rPr>
               <w:t>Время выдержки средства, мин</w:t>
             </w:r>
@@ -591,15 +639,22 @@
               <w:ind w:left="113" w:right="113"/>
               <w:jc w:val="center"/>
               <w:rPr>
+                <w:rFonts w:eastAsia="Arial" w:cs="Arial CYR"/>
+                <w:b/>
+                <w:bCs/>
                 <w:sz w:val="16"/>
-                <w:szCs w:val="16"/>
+                <w:szCs w:val="20"/>
+                <w:lang w:eastAsia="ru-RU"/>
               </w:rPr>
             </w:pPr>
             <w:r>
               <w:rPr>
+                <w:rFonts w:eastAsia="Arial" w:cs="Arial CYR"/>
                 <w:b/>
+                <w:bCs/>
                 <w:sz w:val="16"/>
-                <w:szCs w:val="16"/>
+                <w:szCs w:val="20"/>
+                <w:lang w:eastAsia="ru-RU"/>
               </w:rPr>
               <w:t>Инвентарь</w:t>
             </w:r>
@@ -616,15 +671,22 @@
             <w:pPr>
               <w:jc w:val="center"/>
               <w:rPr>
+                <w:rFonts w:eastAsia="Arial" w:cs="Arial CYR"/>
+                <w:b/>
+                <w:bCs/>
                 <w:sz w:val="16"/>
-                <w:szCs w:val="16"/>
+                <w:szCs w:val="20"/>
+                <w:lang w:eastAsia="ru-RU"/>
               </w:rPr>
             </w:pPr>
             <w:r>
               <w:rPr>
+                <w:rFonts w:eastAsia="Arial" w:cs="Arial CYR"/>
                 <w:b/>
+                <w:bCs/>
                 <w:sz w:val="16"/>
-                <w:szCs w:val="16"/>
+                <w:szCs w:val="20"/>
+                <w:lang w:eastAsia="ru-RU"/>
               </w:rPr>
               <w:t>Периодичность</w:t>
             </w:r>
@@ -641,15 +703,22 @@
             <w:pPr>
               <w:jc w:val="center"/>
               <w:rPr>
+                <w:rFonts w:eastAsia="Arial" w:cs="Arial CYR"/>
+                <w:b/>
+                <w:bCs/>
                 <w:sz w:val="16"/>
-                <w:szCs w:val="16"/>
+                <w:szCs w:val="20"/>
+                <w:lang w:eastAsia="ru-RU"/>
               </w:rPr>
             </w:pPr>
             <w:r>
               <w:rPr>
+                <w:rFonts w:eastAsia="Arial" w:cs="Arial CYR"/>
                 <w:b/>
+                <w:bCs/>
                 <w:sz w:val="16"/>
-                <w:szCs w:val="16"/>
+                <w:szCs w:val="20"/>
+                <w:lang w:eastAsia="ru-RU"/>
               </w:rPr>
               <w:t>Исполнитель</w:t>
             </w:r>
@@ -666,31 +735,44 @@
             <w:pPr>
               <w:jc w:val="center"/>
               <w:rPr>
+                <w:rFonts w:eastAsia="Arial" w:cs="Arial CYR"/>
+                <w:b/>
+                <w:bCs/>
                 <w:sz w:val="16"/>
-                <w:szCs w:val="16"/>
+                <w:szCs w:val="20"/>
+                <w:lang w:eastAsia="ru-RU"/>
               </w:rPr>
             </w:pPr>
             <w:r>
               <w:rPr>
+                <w:rFonts w:eastAsia="Arial" w:cs="Arial CYR"/>
                 <w:b/>
+                <w:bCs/>
                 <w:sz w:val="16"/>
-                <w:szCs w:val="16"/>
+                <w:szCs w:val="20"/>
+                <w:lang w:eastAsia="ru-RU"/>
               </w:rPr>
               <w:t>Метод контроля/</w:t>
             </w:r>
             <w:r>
               <w:rPr>
+                <w:rFonts w:eastAsia="Arial" w:cs="Arial CYR"/>
                 <w:b/>
+                <w:bCs/>
                 <w:sz w:val="16"/>
-                <w:szCs w:val="16"/>
+                <w:szCs w:val="20"/>
+                <w:lang w:eastAsia="ru-RU"/>
               </w:rPr>
               <w:br/>
             </w:r>
             <w:r>
               <w:rPr>
+                <w:rFonts w:eastAsia="Arial" w:cs="Arial CYR"/>
                 <w:b/>
+                <w:bCs/>
                 <w:sz w:val="16"/>
-                <w:szCs w:val="16"/>
+                <w:szCs w:val="20"/>
+                <w:lang w:eastAsia="ru-RU"/>
               </w:rPr>
               <w:t>ответственный</w:t>
             </w:r>
@@ -709,13 +791,14 @@
           </w:tcPr>
           <w:p>
             <w:pPr>
-              <w:jc w:val="center"/>
+              <w:pStyle w:val="--1"/>
+              <w:rPr>
+                <w:rStyle w:val="af6"/>
+              </w:rPr>
             </w:pPr>
             <w:r>
               <w:rPr>
                 <w:rStyle w:val="af6"/>
-                <w:sz w:val="18"/>
-                <w:szCs w:val="18"/>
               </w:rPr>
               <w:t>Перед мойкой необходимо убрать крупные загрязнения и мусор.</w:t>
             </w:r>
@@ -734,6 +817,12 @@
             <w:shd w:val="clear" w:color="auto" w:fill="D9D9D9" w:themeFill="background1" w:themeFillShade="D9"/>
           </w:tcPr>
           <w:p>
+            <w:pPr>
+              <w:pStyle w:val="--2"/>
+              <w:rPr>
+                <w:rStyle w:val="af6"/>
+              </w:rPr>
+            </w:pPr>
             <w:r>
               <w:rPr>
                 <w:rStyle w:val="af6"/>
@@ -752,13 +841,21 @@
           <w:tcPr>
             <w:tcW w:w="1688" w:type="dxa"/>
           </w:tcPr>
-          <w:p/>
+          <w:p>
+            <w:pPr>
+              <w:pStyle w:val="--2"/>
+            </w:pPr>
+          </w:p>
         </w:tc>
         <w:tc>
           <w:tcPr>
             <w:tcW w:w="1408" w:type="dxa"/>
           </w:tcPr>
-          <w:p/>
+          <w:p>
+            <w:pPr>
+              <w:pStyle w:val="--2"/>
+            </w:pPr>
+          </w:p>
         </w:tc>
         <w:tc>
           <w:tcPr>
@@ -772,8 +869,7 @@
           </w:tcPr>
           <w:p>
             <w:pPr>
-              <w:ind w:left="113" w:right="113"/>
-              <w:jc w:val="center"/>
+              <w:pStyle w:val="--3"/>
             </w:pPr>
           </w:p>
         </w:tc>
@@ -783,10 +879,7 @@
           </w:tcPr>
           <w:p>
             <w:pPr>
-              <w:rPr>
-                <w:b/>
-                <w:bCs/>
-              </w:rPr>
+              <w:pStyle w:val="-0"/>
             </w:pPr>
           </w:p>
         </w:tc>
@@ -794,7 +887,11 @@
           <w:tcPr>
             <w:tcW w:w="1520" w:type="dxa"/>
           </w:tcPr>
-          <w:p/>
+          <w:p>
+            <w:pPr>
+              <w:pStyle w:val="--2"/>
+            </w:pPr>
+          </w:p>
         </w:tc>
         <w:tc>
           <w:tcPr>
@@ -802,7 +899,7 @@
           </w:tcPr>
           <w:p>
             <w:pPr>
-              <w:jc w:val="center"/>
+              <w:pStyle w:val="--3"/>
             </w:pPr>
           </w:p>
         </w:tc>
@@ -812,7 +909,7 @@
           </w:tcPr>
           <w:p>
             <w:pPr>
-              <w:jc w:val="center"/>
+              <w:pStyle w:val="--3"/>
             </w:pPr>
           </w:p>
         </w:tc>
@@ -822,7 +919,7 @@
           </w:tcPr>
           <w:p>
             <w:pPr>
-              <w:jc w:val="center"/>
+              <w:pStyle w:val="--3"/>
             </w:pPr>
           </w:p>
         </w:tc>
@@ -840,12 +937,7 @@
           </w:tcPr>
           <w:p>
             <w:pPr>
-              <w:ind w:left="113" w:right="113"/>
-              <w:jc w:val="center"/>
-              <w:rPr>
-                <w:b/>
-                <w:bCs/>
-              </w:rPr>
+              <w:pStyle w:val="--3"/>
             </w:pPr>
           </w:p>
         </w:tc>
@@ -855,7 +947,7 @@
           </w:tcPr>
           <w:p>
             <w:pPr>
-              <w:jc w:val="center"/>
+              <w:pStyle w:val="--3"/>
             </w:pPr>
           </w:p>
         </w:tc>
@@ -863,13 +955,21 @@
           <w:tcPr>
             <w:tcW w:w="1351" w:type="dxa"/>
           </w:tcPr>
-          <w:p/>
+          <w:p>
+            <w:pPr>
+              <w:pStyle w:val="--2"/>
+            </w:pPr>
+          </w:p>
         </w:tc>
         <w:tc>
           <w:tcPr>
             <w:tcW w:w="1688" w:type="dxa"/>
           </w:tcPr>
-          <w:p/>
+          <w:p>
+            <w:pPr>
+              <w:pStyle w:val="--2"/>
+            </w:pPr>
+          </w:p>
         </w:tc>
       </w:tr>
     </w:tbl>
@@ -892,7 +992,7 @@
 </file>
 
 <file path=word/numbering.xml><?xml version="1.0" encoding="utf-8"?>
-<w:numbering xmlns:wpc="http://schemas.microsoft.com/office/word/2010/wordprocessingCanvas" xmlns:cx="http://schemas.microsoft.com/office/drawing/2014/chartex" xmlns:cx1="http://schemas.microsoft.com/office/drawing/2015/9/8/chartex" xmlns:cx2="http://schemas.microsoft.com/office/drawing/2015/10/21/chartex" xmlns:cx3="http://schemas.microsoft.com/office/drawing/2016/5/9/chartex" xmlns:cx4="http://schemas.microsoft.com/office/drawing/2016/5/10/chartex" xmlns:cx5="http://schemas.microsoft.com/office/drawing/2016/5/11/chartex" xmlns:cx6="http://schemas.microsoft.com/office/drawing/2016/5/12/chartex" xmlns:cx7="http://schemas.microsoft.com/office/drawing/2016/5/13/chartex" xmlns:cx8="http://schemas.microsoft.com/office/drawing/2016/5/14/chartex" xmlns:mc="http://schemas.openxmlformats.org/markup-compatibility/2006" xmlns:aink="http://schemas.microsoft.com/office/drawing/2016/ink" xmlns:am3d="http://schemas.microsoft.com/office/drawing/2017/model3d" xmlns:o="urn:schemas-microsoft-com:office:office" xmlns:oel="http://schemas.microsoft.com/office/2019/extlst" xmlns:r="http://schemas.openxmlformats.org/officeDocument/2006/relationships" xmlns:m="http://schemas.openxmlformats.org/officeDocument/2006/math" xmlns:v="urn:schemas-microsoft-com:vml" xmlns:wp14="http://schemas.microsoft.com/office/word/2010/wordprocessingDrawing" xmlns:wp="http://schemas.openxmlformats.org/drawingml/2006/wordprocessingDrawing" xmlns:w10="urn:schemas-microsoft-com:office:word" xmlns:w="http://schemas.openxmlformats.org/wordprocessingml/2006/main" xmlns:w14="http://schemas.microsoft.com/office/word/2010/wordml" xmlns:w15="http://schemas.microsoft.com/office/word/2012/wordml" xmlns:w16cex="http://schemas.microsoft.com/office/word/2018/wordml/cex" xmlns:w16cid="http://schemas.microsoft.com/office/word/2016/wordml/cid" xmlns:w16="http://schemas.microsoft.com/office/word/2018/wordml" xmlns:w16du="http://schemas.microsoft.com/office/word/2023/wordml/word16du" xmlns:w16sdtdh="http://schemas.microsoft.com/office/word/2020/wordml/sdtdatahash" xmlns:w16sdtfl="http://schemas.microsoft.com/office/word/2024/wordml/sdtformatlock" xmlns:w16se="http://schemas.microsoft.com/office/word/2015/wordml/symex" xmlns:wpg="http://schemas.microsoft.com/office/word/2010/wordprocessingGroup" xmlns:wpi="http://schemas.microsoft.com/office/word/2010/wordprocessingInk" xmlns:wne="http://schemas.microsoft.com/office/word/2006/wordml" xmlns:wps="http://schemas.microsoft.com/office/word/2010/wordprocessingShape" mc:Ignorable="w14 w15 w16se w16cid w16 w16cex w16sdtdh w16sdtfl w16du wp14">
+<w:numbering xmlns:wpc="http://schemas.microsoft.com/office/word/2010/wordprocessingCanvas" xmlns:cx="http://schemas.microsoft.com/office/drawing/2014/chartex" xmlns:cx1="http://schemas.microsoft.com/office/drawing/2015/9/8/chartex" xmlns:cx2="http://schemas.microsoft.com/office/drawing/2015/10/21/chartex" xmlns:cx3="http://schemas.microsoft.com/office/drawing/2016/5/9/chartex" xmlns:cx4="http://schemas.microsoft.com/office/drawing/2016/5/10/chartex" xmlns:cx5="http://schemas.microsoft.com/office/drawing/2016/5/11/chartex" xmlns:cx6="http://schemas.microsoft.com/office/drawing/2016/5/12/chartex" xmlns:cx7="http://schemas.microsoft.com/office/drawing/2016/5/13/chartex" xmlns:cx8="http://schemas.microsoft.com/office/drawing/2016/5/14/chartex" xmlns:mc="http://schemas.openxmlformats.org/markup-compatibility/2006" xmlns:aink="http://schemas.microsoft.com/office/drawing/2016/ink" xmlns:am3d="http://schemas.microsoft.com/office/drawing/2017/model3d" xmlns:o="urn:schemas-microsoft-com:office:office" xmlns:r="http://schemas.openxmlformats.org/officeDocument/2006/relationships" xmlns:m="http://schemas.openxmlformats.org/officeDocument/2006/math" xmlns:v="urn:schemas-microsoft-com:vml" xmlns:wp14="http://schemas.microsoft.com/office/word/2010/wordprocessingDrawing" xmlns:wp="http://schemas.openxmlformats.org/drawingml/2006/wordprocessingDrawing" xmlns:w10="urn:schemas-microsoft-com:office:word" xmlns:w="http://schemas.openxmlformats.org/wordprocessingml/2006/main" xmlns:w14="http://schemas.microsoft.com/office/word/2010/wordml" xmlns:w15="http://schemas.microsoft.com/office/word/2012/wordml" xmlns:w16cex="http://schemas.microsoft.com/office/word/2018/wordml/cex" xmlns:w16cid="http://schemas.microsoft.com/office/word/2016/wordml/cid" xmlns:w16="http://schemas.microsoft.com/office/word/2018/wordml" xmlns:w16sdtdh="http://schemas.microsoft.com/office/word/2020/wordml/sdtdatahash" xmlns:w16se="http://schemas.microsoft.com/office/word/2015/wordml/symex" xmlns:wpg="http://schemas.microsoft.com/office/word/2010/wordprocessingGroup" xmlns:wpi="http://schemas.microsoft.com/office/word/2010/wordprocessingInk" xmlns:wne="http://schemas.microsoft.com/office/word/2006/wordml" xmlns:wps="http://schemas.microsoft.com/office/word/2010/wordprocessingShape" mc:Ignorable="w14 w15 w16se w16cid w16 w16cex w16sdtdh wp14">
   <w:abstractNum w:abstractNumId="0" w15:restartNumberingAfterBreak="0">
     <w:nsid w:val="FFFFFF7C"/>
     <w:multiLevelType w:val="singleLevel"/>
@@ -1064,38 +1164,38 @@
       </w:rPr>
     </w:lvl>
   </w:abstractNum>
-  <w:num w:numId="1" w16cid:durableId="431366244">
+  <w:num w:numId="1">
     <w:abstractNumId w:val="8"/>
   </w:num>
-  <w:num w:numId="2" w16cid:durableId="833036590">
+  <w:num w:numId="2">
     <w:abstractNumId w:val="6"/>
   </w:num>
-  <w:num w:numId="3" w16cid:durableId="234126440">
+  <w:num w:numId="3">
     <w:abstractNumId w:val="5"/>
   </w:num>
-  <w:num w:numId="4" w16cid:durableId="1149131723">
+  <w:num w:numId="4">
     <w:abstractNumId w:val="4"/>
   </w:num>
-  <w:num w:numId="5" w16cid:durableId="1530489597">
+  <w:num w:numId="5">
     <w:abstractNumId w:val="7"/>
   </w:num>
-  <w:num w:numId="6" w16cid:durableId="1251815778">
+  <w:num w:numId="6">
     <w:abstractNumId w:val="3"/>
   </w:num>
-  <w:num w:numId="7" w16cid:durableId="444085243">
+  <w:num w:numId="7">
     <w:abstractNumId w:val="2"/>
   </w:num>
-  <w:num w:numId="8" w16cid:durableId="1320840988">
+  <w:num w:numId="8">
     <w:abstractNumId w:val="1"/>
   </w:num>
-  <w:num w:numId="9" w16cid:durableId="994335658">
+  <w:num w:numId="9">
     <w:abstractNumId w:val="0"/>
   </w:num>
 </w:numbering>
 </file>
 
 <file path=word/styles.xml><?xml version="1.0" encoding="utf-8"?>
-<w:styles xmlns:mc="http://schemas.openxmlformats.org/markup-compatibility/2006" xmlns:r="http://schemas.openxmlformats.org/officeDocument/2006/relationships" xmlns:w="http://schemas.openxmlformats.org/wordprocessingml/2006/main" xmlns:w14="http://schemas.microsoft.com/office/word/2010/wordml" xmlns:w15="http://schemas.microsoft.com/office/word/2012/wordml" xmlns:w16cex="http://schemas.microsoft.com/office/word/2018/wordml/cex" xmlns:w16cid="http://schemas.microsoft.com/office/word/2016/wordml/cid" xmlns:w16="http://schemas.microsoft.com/office/word/2018/wordml" xmlns:w16du="http://schemas.microsoft.com/office/word/2023/wordml/word16du" xmlns:w16sdtdh="http://schemas.microsoft.com/office/word/2020/wordml/sdtdatahash" xmlns:w16sdtfl="http://schemas.microsoft.com/office/word/2024/wordml/sdtformatlock" xmlns:w16se="http://schemas.microsoft.com/office/word/2015/wordml/symex" mc:Ignorable="w14 w15 w16se w16cid w16 w16cex w16sdtdh w16sdtfl w16du">
+<w:styles xmlns:mc="http://schemas.openxmlformats.org/markup-compatibility/2006" xmlns:r="http://schemas.openxmlformats.org/officeDocument/2006/relationships" xmlns:w="http://schemas.openxmlformats.org/wordprocessingml/2006/main" xmlns:w14="http://schemas.microsoft.com/office/word/2010/wordml" xmlns:w15="http://schemas.microsoft.com/office/word/2012/wordml" xmlns:w16cex="http://schemas.microsoft.com/office/word/2018/wordml/cex" xmlns:w16cid="http://schemas.microsoft.com/office/word/2016/wordml/cid" xmlns:w16="http://schemas.microsoft.com/office/word/2018/wordml" xmlns:w16sdtdh="http://schemas.microsoft.com/office/word/2020/wordml/sdtdatahash" xmlns:w16se="http://schemas.microsoft.com/office/word/2015/wordml/symex" mc:Ignorable="w14 w15 w16se w16cid w16 w16cex w16sdtdh">
   <w:docDefaults>
     <w:rPrDefault>
       <w:rPr>
@@ -11750,6 +11850,111 @@
       </w:tcPr>
     </w:tblStylePr>
   </w:style>
+  <w:style w:type="paragraph" w:customStyle="1" w:styleId="--">
+    <w:name w:val="- ячейка - слева"/>
+    <w:basedOn w:val="aff8"/>
+    <w:link w:val="--0"/>
+    <w:uiPriority w:val="99"/>
+    <w:rsid w:val="00C73B85"/>
+    <w:pPr>
+      <w:spacing w:after="0" w:line="240" w:lineRule="auto"/>
+    </w:pPr>
+    <w:rPr>
+      <w:rFonts w:ascii="Arial" w:eastAsia="Arial" w:hAnsi="Arial" w:cs="Arial CYR"/>
+      <w:sz w:val="18"/>
+      <w:szCs w:val="20"/>
+      <w:lang w:val="ru-RU" w:eastAsia="ru-RU"/>
+    </w:rPr>
+  </w:style>
+  <w:style w:type="character" w:customStyle="1" w:styleId="--0">
+    <w:name w:val="- ячейка - слева Знак"/>
+    <w:link w:val="--"/>
+    <w:uiPriority w:val="99"/>
+    <w:rsid w:val="00C73B85"/>
+    <w:rPr>
+      <w:rFonts w:eastAsia="Arial" w:cs="Arial CYR"/>
+      <w:sz w:val="18"/>
+      <w:szCs w:val="20"/>
+      <w:lang w:val="ru-RU" w:eastAsia="ru-RU"/>
+    </w:rPr>
+  </w:style>
+  <w:style w:type="paragraph" w:styleId="aff8">
+    <w:name w:val="Normal (Web)"/>
+    <w:basedOn w:val="a1"/>
+    <w:uiPriority w:val="99"/>
+    <w:semiHidden/>
+    <w:unhideWhenUsed/>
+    <w:rsid w:val="00C73B85"/>
+    <w:rPr>
+      <w:rFonts w:ascii="Times New Roman" w:hAnsi="Times New Roman" w:cs="Times New Roman"/>
+      <w:sz w:val="24"/>
+      <w:szCs w:val="24"/>
+    </w:rPr>
+  </w:style>
+  <w:style w:type="paragraph" w:customStyle="1" w:styleId="-">
+    <w:name w:val="- заголовок колонки (таблица широкая)"/>
+    <w:basedOn w:val="a1"/>
+    <w:rsid w:val="00C73B85"/>
+    <w:pPr>
+      <w:keepLines/>
+      <w:spacing w:after="0" w:line="240" w:lineRule="auto"/>
+      <w:jc w:val="center"/>
+    </w:pPr>
+    <w:rPr>
+      <w:rFonts w:eastAsia="Arial" w:cs="Arial CYR"/>
+      <w:b/>
+      <w:bCs/>
+      <w:sz w:val="16"/>
+      <w:szCs w:val="20"/>
+      <w:lang w:val="ru-RU" w:eastAsia="ru-RU"/>
+    </w:rPr>
+  </w:style>
+  <w:style w:type="paragraph" w:customStyle="1" w:styleId="--1">
+    <w:name w:val="- ячейка - по центру"/>
+    <w:basedOn w:val="aff8"/>
+    <w:rsid w:val="00C73B85"/>
+    <w:pPr>
+      <w:spacing w:after="0" w:line="240" w:lineRule="auto"/>
+      <w:jc w:val="center"/>
+    </w:pPr>
+    <w:rPr>
+      <w:rFonts w:ascii="Arial" w:eastAsia="Arial" w:hAnsi="Arial" w:cs="Arial CYR"/>
+      <w:sz w:val="18"/>
+      <w:szCs w:val="20"/>
+      <w:lang w:val="ru-RU" w:eastAsia="ru-RU"/>
+    </w:rPr>
+  </w:style>
+  <w:style w:type="paragraph" w:customStyle="1" w:styleId="--2">
+    <w:name w:val="- ячейка - слева (таблица широкая)"/>
+    <w:basedOn w:val="--"/>
+    <w:rsid w:val="00C73B85"/>
+    <w:rPr>
+      <w:sz w:val="14"/>
+    </w:rPr>
+  </w:style>
+  <w:style w:type="paragraph" w:customStyle="1" w:styleId="--3">
+    <w:name w:val="- ячейка - по центру (таблица широкая)"/>
+    <w:basedOn w:val="--"/>
+    <w:uiPriority w:val="99"/>
+    <w:rsid w:val="00C73B85"/>
+    <w:pPr>
+      <w:jc w:val="center"/>
+    </w:pPr>
+    <w:rPr>
+      <w:rFonts w:eastAsia="Times New Roman" w:cs="Times New Roman"/>
+      <w:sz w:val="14"/>
+    </w:rPr>
+  </w:style>
+  <w:style w:type="paragraph" w:customStyle="1" w:styleId="-0">
+    <w:name w:val="- продукт (таблица широкая)"/>
+    <w:basedOn w:val="--2"/>
+    <w:uiPriority w:val="99"/>
+    <w:rsid w:val="00C00C50"/>
+    <w:rPr>
+      <w:b/>
+      <w:bCs/>
+    </w:rPr>
+  </w:style>
 </w:styles>
 </file>
 

--- a/tech_card_templates/шаблон.docx
+++ b/tech_card_templates/шаблон.docx
@@ -1,6 +1,6 @@
 
 <file path=word/document.xml><?xml version="1.0" encoding="utf-8"?>
-<w:document xmlns:wpc="http://schemas.microsoft.com/office/word/2010/wordprocessingCanvas" xmlns:cx="http://schemas.microsoft.com/office/drawing/2014/chartex" xmlns:cx1="http://schemas.microsoft.com/office/drawing/2015/9/8/chartex" xmlns:cx2="http://schemas.microsoft.com/office/drawing/2015/10/21/chartex" xmlns:cx3="http://schemas.microsoft.com/office/drawing/2016/5/9/chartex" xmlns:cx4="http://schemas.microsoft.com/office/drawing/2016/5/10/chartex" xmlns:cx5="http://schemas.microsoft.com/office/drawing/2016/5/11/chartex" xmlns:cx6="http://schemas.microsoft.com/office/drawing/2016/5/12/chartex" xmlns:cx7="http://schemas.microsoft.com/office/drawing/2016/5/13/chartex" xmlns:cx8="http://schemas.microsoft.com/office/drawing/2016/5/14/chartex" xmlns:mc="http://schemas.openxmlformats.org/markup-compatibility/2006" xmlns:aink="http://schemas.microsoft.com/office/drawing/2016/ink" xmlns:am3d="http://schemas.microsoft.com/office/drawing/2017/model3d" xmlns:o="urn:schemas-microsoft-com:office:office" xmlns:r="http://schemas.openxmlformats.org/officeDocument/2006/relationships" xmlns:m="http://schemas.openxmlformats.org/officeDocument/2006/math" xmlns:v="urn:schemas-microsoft-com:vml" xmlns:wp14="http://schemas.microsoft.com/office/word/2010/wordprocessingDrawing" xmlns:wp="http://schemas.openxmlformats.org/drawingml/2006/wordprocessingDrawing" xmlns:w10="urn:schemas-microsoft-com:office:word" xmlns:w="http://schemas.openxmlformats.org/wordprocessingml/2006/main" xmlns:w14="http://schemas.microsoft.com/office/word/2010/wordml" xmlns:w15="http://schemas.microsoft.com/office/word/2012/wordml" xmlns:w16cex="http://schemas.microsoft.com/office/word/2018/wordml/cex" xmlns:w16cid="http://schemas.microsoft.com/office/word/2016/wordml/cid" xmlns:w16="http://schemas.microsoft.com/office/word/2018/wordml" xmlns:w16sdtdh="http://schemas.microsoft.com/office/word/2020/wordml/sdtdatahash" xmlns:w16se="http://schemas.microsoft.com/office/word/2015/wordml/symex" xmlns:wpg="http://schemas.microsoft.com/office/word/2010/wordprocessingGroup" xmlns:wpi="http://schemas.microsoft.com/office/word/2010/wordprocessingInk" xmlns:wne="http://schemas.microsoft.com/office/word/2006/wordml" xmlns:wps="http://schemas.microsoft.com/office/word/2010/wordprocessingShape" mc:Ignorable="w14 w15 w16se w16cid w16 w16cex w16sdtdh wp14">
+<w:document xmlns:wpc="http://schemas.microsoft.com/office/word/2010/wordprocessingCanvas" xmlns:cx="http://schemas.microsoft.com/office/drawing/2014/chartex" xmlns:cx1="http://schemas.microsoft.com/office/drawing/2015/9/8/chartex" xmlns:cx2="http://schemas.microsoft.com/office/drawing/2015/10/21/chartex" xmlns:cx3="http://schemas.microsoft.com/office/drawing/2016/5/9/chartex" xmlns:cx4="http://schemas.microsoft.com/office/drawing/2016/5/10/chartex" xmlns:cx5="http://schemas.microsoft.com/office/drawing/2016/5/11/chartex" xmlns:cx6="http://schemas.microsoft.com/office/drawing/2016/5/12/chartex" xmlns:cx7="http://schemas.microsoft.com/office/drawing/2016/5/13/chartex" xmlns:cx8="http://schemas.microsoft.com/office/drawing/2016/5/14/chartex" xmlns:mc="http://schemas.openxmlformats.org/markup-compatibility/2006" xmlns:aink="http://schemas.microsoft.com/office/drawing/2016/ink" xmlns:am3d="http://schemas.microsoft.com/office/drawing/2017/model3d" xmlns:o="urn:schemas-microsoft-com:office:office" xmlns:oel="http://schemas.microsoft.com/office/2019/extlst" xmlns:r="http://schemas.openxmlformats.org/officeDocument/2006/relationships" xmlns:m="http://schemas.openxmlformats.org/officeDocument/2006/math" xmlns:v="urn:schemas-microsoft-com:vml" xmlns:wp14="http://schemas.microsoft.com/office/word/2010/wordprocessingDrawing" xmlns:wp="http://schemas.openxmlformats.org/drawingml/2006/wordprocessingDrawing" xmlns:w10="urn:schemas-microsoft-com:office:word" xmlns:w="http://schemas.openxmlformats.org/wordprocessingml/2006/main" xmlns:w14="http://schemas.microsoft.com/office/word/2010/wordml" xmlns:w15="http://schemas.microsoft.com/office/word/2012/wordml" xmlns:w16cex="http://schemas.microsoft.com/office/word/2018/wordml/cex" xmlns:w16cid="http://schemas.microsoft.com/office/word/2016/wordml/cid" xmlns:w16="http://schemas.microsoft.com/office/word/2018/wordml" xmlns:w16du="http://schemas.microsoft.com/office/word/2023/wordml/word16du" xmlns:w16sdtdh="http://schemas.microsoft.com/office/word/2020/wordml/sdtdatahash" xmlns:w16sdtfl="http://schemas.microsoft.com/office/word/2024/wordml/sdtformatlock" xmlns:w16se="http://schemas.microsoft.com/office/word/2015/wordml/symex" xmlns:wpg="http://schemas.microsoft.com/office/word/2010/wordprocessingGroup" xmlns:wpi="http://schemas.microsoft.com/office/word/2010/wordprocessingInk" xmlns:wne="http://schemas.microsoft.com/office/word/2006/wordml" xmlns:wps="http://schemas.microsoft.com/office/word/2010/wordprocessingShape" mc:Ignorable="w14 w15 w16se w16cid w16 w16cex w16sdtdh w16sdtfl w16du wp14">
   <w:body>
     <w:tbl>
       <w:tblPr>
@@ -241,15 +241,10 @@
             </w:tcBorders>
           </w:tcPr>
           <w:p>
-            <w:pPr>
-              <w:pStyle w:val="--"/>
-              <w:rPr>
-                <w:rStyle w:val="af6"/>
-              </w:rPr>
-            </w:pPr>
             <w:r>
               <w:rPr>
-                <w:rStyle w:val="af6"/>
+                <w:b/>
+                <w:sz w:val="18"/>
               </w:rPr>
               <w:t>Технологическая карта санитарной обработки № ________</w:t>
             </w:r>
@@ -272,15 +267,10 @@
             </w:tcBorders>
           </w:tcPr>
           <w:p>
-            <w:pPr>
-              <w:pStyle w:val="--"/>
-              <w:rPr>
-                <w:rStyle w:val="af6"/>
-              </w:rPr>
-            </w:pPr>
             <w:r>
               <w:rPr>
-                <w:rStyle w:val="af6"/>
+                <w:b/>
+                <w:sz w:val="18"/>
               </w:rPr>
               <w:t>Помещение: _________________________</w:t>
             </w:r>
@@ -304,9 +294,9 @@
           </w:tcPr>
           <w:p>
             <w:pPr>
-              <w:pStyle w:val="--"/>
               <w:rPr>
-                <w:rStyle w:val="af6"/>
+                <w:sz w:val="18"/>
+                <w:szCs w:val="18"/>
               </w:rPr>
             </w:pPr>
           </w:p>
@@ -329,14 +319,16 @@
           </w:tcPr>
           <w:p>
             <w:pPr>
-              <w:pStyle w:val="--"/>
               <w:rPr>
-                <w:rStyle w:val="af6"/>
+                <w:sz w:val="18"/>
+                <w:szCs w:val="18"/>
               </w:rPr>
             </w:pPr>
             <w:r>
               <w:rPr>
                 <w:rStyle w:val="af6"/>
+                <w:sz w:val="18"/>
+                <w:szCs w:val="18"/>
               </w:rPr>
               <w:t>Санитарная обработка помещений осуществляется после полного удаления из них сырьевых компонентов, материалов и готовой продукции.</w:t>
             </w:r>
@@ -360,9 +352,9 @@
           </w:tcPr>
           <w:p>
             <w:pPr>
-              <w:pStyle w:val="--"/>
               <w:rPr>
-                <w:rStyle w:val="af6"/>
+                <w:sz w:val="18"/>
+                <w:szCs w:val="18"/>
               </w:rPr>
             </w:pPr>
           </w:p>
@@ -383,9 +375,18 @@
           </w:tcPr>
           <w:p>
             <w:pPr>
-              <w:pStyle w:val="-"/>
+              <w:jc w:val="center"/>
+              <w:rPr>
+                <w:sz w:val="16"/>
+                <w:szCs w:val="16"/>
+              </w:rPr>
             </w:pPr>
             <w:r>
+              <w:rPr>
+                <w:b/>
+                <w:sz w:val="16"/>
+                <w:szCs w:val="16"/>
+              </w:rPr>
               <w:t>Объект обработки</w:t>
             </w:r>
           </w:p>
@@ -401,22 +402,15 @@
             <w:pPr>
               <w:jc w:val="center"/>
               <w:rPr>
-                <w:rFonts w:eastAsia="Arial" w:cs="Arial CYR"/>
-                <w:b/>
-                <w:bCs/>
                 <w:sz w:val="16"/>
-                <w:szCs w:val="20"/>
-                <w:lang w:eastAsia="ru-RU"/>
+                <w:szCs w:val="16"/>
               </w:rPr>
             </w:pPr>
             <w:r>
               <w:rPr>
-                <w:rFonts w:eastAsia="Arial" w:cs="Arial CYR"/>
                 <w:b/>
-                <w:bCs/>
                 <w:sz w:val="16"/>
-                <w:szCs w:val="20"/>
-                <w:lang w:eastAsia="ru-RU"/>
+                <w:szCs w:val="16"/>
               </w:rPr>
               <w:t>Способ обработки</w:t>
             </w:r>
@@ -440,22 +434,15 @@
               <w:ind w:left="113" w:right="113"/>
               <w:jc w:val="center"/>
               <w:rPr>
-                <w:rFonts w:eastAsia="Arial" w:cs="Arial CYR"/>
-                <w:b/>
-                <w:bCs/>
                 <w:sz w:val="16"/>
-                <w:szCs w:val="20"/>
-                <w:lang w:eastAsia="ru-RU"/>
+                <w:szCs w:val="16"/>
               </w:rPr>
             </w:pPr>
             <w:r>
               <w:rPr>
-                <w:rFonts w:eastAsia="Arial" w:cs="Arial CYR"/>
                 <w:b/>
-                <w:bCs/>
                 <w:sz w:val="16"/>
-                <w:szCs w:val="20"/>
-                <w:lang w:eastAsia="ru-RU"/>
+                <w:szCs w:val="16"/>
               </w:rPr>
               <w:t>№ инструкции</w:t>
             </w:r>
@@ -472,22 +459,15 @@
             <w:pPr>
               <w:jc w:val="center"/>
               <w:rPr>
-                <w:rFonts w:eastAsia="Arial" w:cs="Arial CYR"/>
-                <w:b/>
-                <w:bCs/>
                 <w:sz w:val="16"/>
-                <w:szCs w:val="20"/>
-                <w:lang w:eastAsia="ru-RU"/>
+                <w:szCs w:val="16"/>
               </w:rPr>
             </w:pPr>
             <w:r>
               <w:rPr>
-                <w:rFonts w:eastAsia="Arial" w:cs="Arial CYR"/>
                 <w:b/>
-                <w:bCs/>
                 <w:sz w:val="16"/>
-                <w:szCs w:val="20"/>
-                <w:lang w:eastAsia="ru-RU"/>
+                <w:szCs w:val="16"/>
               </w:rPr>
               <w:t>Наименование средства</w:t>
             </w:r>
@@ -504,22 +484,15 @@
             <w:pPr>
               <w:jc w:val="center"/>
               <w:rPr>
-                <w:rFonts w:eastAsia="Arial" w:cs="Arial CYR"/>
-                <w:b/>
-                <w:bCs/>
                 <w:sz w:val="16"/>
-                <w:szCs w:val="20"/>
-                <w:lang w:eastAsia="ru-RU"/>
+                <w:szCs w:val="16"/>
               </w:rPr>
             </w:pPr>
             <w:r>
               <w:rPr>
-                <w:rFonts w:eastAsia="Arial" w:cs="Arial CYR"/>
                 <w:b/>
-                <w:bCs/>
                 <w:sz w:val="16"/>
-                <w:szCs w:val="20"/>
-                <w:lang w:eastAsia="ru-RU"/>
+                <w:szCs w:val="16"/>
               </w:rPr>
               <w:t>Метод уборки</w:t>
             </w:r>
@@ -536,22 +509,15 @@
             <w:pPr>
               <w:jc w:val="center"/>
               <w:rPr>
-                <w:rFonts w:eastAsia="Arial" w:cs="Arial CYR"/>
-                <w:b/>
-                <w:bCs/>
                 <w:sz w:val="16"/>
-                <w:szCs w:val="20"/>
-                <w:lang w:eastAsia="ru-RU"/>
+                <w:szCs w:val="16"/>
               </w:rPr>
             </w:pPr>
             <w:r>
               <w:rPr>
-                <w:rFonts w:eastAsia="Arial" w:cs="Arial CYR"/>
                 <w:b/>
-                <w:bCs/>
                 <w:sz w:val="16"/>
-                <w:szCs w:val="20"/>
-                <w:lang w:eastAsia="ru-RU"/>
+                <w:szCs w:val="16"/>
               </w:rPr>
               <w:t>Концентрация средства, %, метод разведения</w:t>
             </w:r>
@@ -568,22 +534,15 @@
             <w:pPr>
               <w:jc w:val="center"/>
               <w:rPr>
-                <w:rFonts w:eastAsia="Arial" w:cs="Arial CYR"/>
-                <w:b/>
-                <w:bCs/>
                 <w:sz w:val="16"/>
-                <w:szCs w:val="20"/>
-                <w:lang w:eastAsia="ru-RU"/>
+                <w:szCs w:val="16"/>
               </w:rPr>
             </w:pPr>
             <w:r>
               <w:rPr>
-                <w:rFonts w:eastAsia="Arial" w:cs="Arial CYR"/>
                 <w:b/>
-                <w:bCs/>
                 <w:sz w:val="16"/>
-                <w:szCs w:val="20"/>
-                <w:lang w:eastAsia="ru-RU"/>
+                <w:szCs w:val="16"/>
               </w:rPr>
               <w:t>Температура раствора, °C</w:t>
             </w:r>
@@ -600,22 +559,15 @@
             <w:pPr>
               <w:jc w:val="center"/>
               <w:rPr>
-                <w:rFonts w:eastAsia="Arial" w:cs="Arial CYR"/>
-                <w:b/>
-                <w:bCs/>
                 <w:sz w:val="16"/>
-                <w:szCs w:val="20"/>
-                <w:lang w:eastAsia="ru-RU"/>
+                <w:szCs w:val="16"/>
               </w:rPr>
             </w:pPr>
             <w:r>
               <w:rPr>
-                <w:rFonts w:eastAsia="Arial" w:cs="Arial CYR"/>
                 <w:b/>
-                <w:bCs/>
                 <w:sz w:val="16"/>
-                <w:szCs w:val="20"/>
-                <w:lang w:eastAsia="ru-RU"/>
+                <w:szCs w:val="16"/>
               </w:rPr>
               <w:t>Время выдержки средства, мин</w:t>
             </w:r>
@@ -639,22 +591,15 @@
               <w:ind w:left="113" w:right="113"/>
               <w:jc w:val="center"/>
               <w:rPr>
-                <w:rFonts w:eastAsia="Arial" w:cs="Arial CYR"/>
-                <w:b/>
-                <w:bCs/>
                 <w:sz w:val="16"/>
-                <w:szCs w:val="20"/>
-                <w:lang w:eastAsia="ru-RU"/>
+                <w:szCs w:val="16"/>
               </w:rPr>
             </w:pPr>
             <w:r>
               <w:rPr>
-                <w:rFonts w:eastAsia="Arial" w:cs="Arial CYR"/>
                 <w:b/>
-                <w:bCs/>
                 <w:sz w:val="16"/>
-                <w:szCs w:val="20"/>
-                <w:lang w:eastAsia="ru-RU"/>
+                <w:szCs w:val="16"/>
               </w:rPr>
               <w:t>Инвентарь</w:t>
             </w:r>
@@ -671,22 +616,15 @@
             <w:pPr>
               <w:jc w:val="center"/>
               <w:rPr>
-                <w:rFonts w:eastAsia="Arial" w:cs="Arial CYR"/>
-                <w:b/>
-                <w:bCs/>
                 <w:sz w:val="16"/>
-                <w:szCs w:val="20"/>
-                <w:lang w:eastAsia="ru-RU"/>
+                <w:szCs w:val="16"/>
               </w:rPr>
             </w:pPr>
             <w:r>
               <w:rPr>
-                <w:rFonts w:eastAsia="Arial" w:cs="Arial CYR"/>
                 <w:b/>
-                <w:bCs/>
                 <w:sz w:val="16"/>
-                <w:szCs w:val="20"/>
-                <w:lang w:eastAsia="ru-RU"/>
+                <w:szCs w:val="16"/>
               </w:rPr>
               <w:t>Периодичность</w:t>
             </w:r>
@@ -703,22 +641,15 @@
             <w:pPr>
               <w:jc w:val="center"/>
               <w:rPr>
-                <w:rFonts w:eastAsia="Arial" w:cs="Arial CYR"/>
-                <w:b/>
-                <w:bCs/>
                 <w:sz w:val="16"/>
-                <w:szCs w:val="20"/>
-                <w:lang w:eastAsia="ru-RU"/>
+                <w:szCs w:val="16"/>
               </w:rPr>
             </w:pPr>
             <w:r>
               <w:rPr>
-                <w:rFonts w:eastAsia="Arial" w:cs="Arial CYR"/>
                 <w:b/>
-                <w:bCs/>
                 <w:sz w:val="16"/>
-                <w:szCs w:val="20"/>
-                <w:lang w:eastAsia="ru-RU"/>
+                <w:szCs w:val="16"/>
               </w:rPr>
               <w:t>Исполнитель</w:t>
             </w:r>
@@ -735,44 +666,31 @@
             <w:pPr>
               <w:jc w:val="center"/>
               <w:rPr>
-                <w:rFonts w:eastAsia="Arial" w:cs="Arial CYR"/>
-                <w:b/>
-                <w:bCs/>
                 <w:sz w:val="16"/>
-                <w:szCs w:val="20"/>
-                <w:lang w:eastAsia="ru-RU"/>
+                <w:szCs w:val="16"/>
               </w:rPr>
             </w:pPr>
             <w:r>
               <w:rPr>
-                <w:rFonts w:eastAsia="Arial" w:cs="Arial CYR"/>
                 <w:b/>
-                <w:bCs/>
                 <w:sz w:val="16"/>
-                <w:szCs w:val="20"/>
-                <w:lang w:eastAsia="ru-RU"/>
+                <w:szCs w:val="16"/>
               </w:rPr>
               <w:t>Метод контроля/</w:t>
             </w:r>
             <w:r>
               <w:rPr>
-                <w:rFonts w:eastAsia="Arial" w:cs="Arial CYR"/>
                 <w:b/>
-                <w:bCs/>
                 <w:sz w:val="16"/>
-                <w:szCs w:val="20"/>
-                <w:lang w:eastAsia="ru-RU"/>
+                <w:szCs w:val="16"/>
               </w:rPr>
               <w:br/>
             </w:r>
             <w:r>
               <w:rPr>
-                <w:rFonts w:eastAsia="Arial" w:cs="Arial CYR"/>
                 <w:b/>
-                <w:bCs/>
                 <w:sz w:val="16"/>
-                <w:szCs w:val="20"/>
-                <w:lang w:eastAsia="ru-RU"/>
+                <w:szCs w:val="16"/>
               </w:rPr>
               <w:t>ответственный</w:t>
             </w:r>
@@ -791,14 +709,13 @@
           </w:tcPr>
           <w:p>
             <w:pPr>
-              <w:pStyle w:val="--1"/>
-              <w:rPr>
-                <w:rStyle w:val="af6"/>
-              </w:rPr>
+              <w:jc w:val="center"/>
             </w:pPr>
             <w:r>
               <w:rPr>
                 <w:rStyle w:val="af6"/>
+                <w:sz w:val="18"/>
+                <w:szCs w:val="18"/>
               </w:rPr>
               <w:t>Перед мойкой необходимо убрать крупные загрязнения и мусор.</w:t>
             </w:r>
@@ -817,12 +734,6 @@
             <w:shd w:val="clear" w:color="auto" w:fill="D9D9D9" w:themeFill="background1" w:themeFillShade="D9"/>
           </w:tcPr>
           <w:p>
-            <w:pPr>
-              <w:pStyle w:val="--2"/>
-              <w:rPr>
-                <w:rStyle w:val="af6"/>
-              </w:rPr>
-            </w:pPr>
             <w:r>
               <w:rPr>
                 <w:rStyle w:val="af6"/>
@@ -841,21 +752,13 @@
           <w:tcPr>
             <w:tcW w:w="1688" w:type="dxa"/>
           </w:tcPr>
-          <w:p>
-            <w:pPr>
-              <w:pStyle w:val="--2"/>
-            </w:pPr>
-          </w:p>
+          <w:p/>
         </w:tc>
         <w:tc>
           <w:tcPr>
             <w:tcW w:w="1408" w:type="dxa"/>
           </w:tcPr>
-          <w:p>
-            <w:pPr>
-              <w:pStyle w:val="--2"/>
-            </w:pPr>
-          </w:p>
+          <w:p/>
         </w:tc>
         <w:tc>
           <w:tcPr>
@@ -869,7 +772,8 @@
           </w:tcPr>
           <w:p>
             <w:pPr>
-              <w:pStyle w:val="--3"/>
+              <w:ind w:left="113" w:right="113"/>
+              <w:jc w:val="center"/>
             </w:pPr>
           </w:p>
         </w:tc>
@@ -879,7 +783,10 @@
           </w:tcPr>
           <w:p>
             <w:pPr>
-              <w:pStyle w:val="-0"/>
+              <w:rPr>
+                <w:b/>
+                <w:bCs/>
+              </w:rPr>
             </w:pPr>
           </w:p>
         </w:tc>
@@ -887,11 +794,7 @@
           <w:tcPr>
             <w:tcW w:w="1520" w:type="dxa"/>
           </w:tcPr>
-          <w:p>
-            <w:pPr>
-              <w:pStyle w:val="--2"/>
-            </w:pPr>
-          </w:p>
+          <w:p/>
         </w:tc>
         <w:tc>
           <w:tcPr>
@@ -899,7 +802,7 @@
           </w:tcPr>
           <w:p>
             <w:pPr>
-              <w:pStyle w:val="--3"/>
+              <w:jc w:val="center"/>
             </w:pPr>
           </w:p>
         </w:tc>
@@ -909,7 +812,7 @@
           </w:tcPr>
           <w:p>
             <w:pPr>
-              <w:pStyle w:val="--3"/>
+              <w:jc w:val="center"/>
             </w:pPr>
           </w:p>
         </w:tc>
@@ -919,7 +822,7 @@
           </w:tcPr>
           <w:p>
             <w:pPr>
-              <w:pStyle w:val="--3"/>
+              <w:jc w:val="center"/>
             </w:pPr>
           </w:p>
         </w:tc>
@@ -937,7 +840,12 @@
           </w:tcPr>
           <w:p>
             <w:pPr>
-              <w:pStyle w:val="--3"/>
+              <w:ind w:left="113" w:right="113"/>
+              <w:jc w:val="center"/>
+              <w:rPr>
+                <w:b/>
+                <w:bCs/>
+              </w:rPr>
             </w:pPr>
           </w:p>
         </w:tc>
@@ -947,7 +855,7 @@
           </w:tcPr>
           <w:p>
             <w:pPr>
-              <w:pStyle w:val="--3"/>
+              <w:jc w:val="center"/>
             </w:pPr>
           </w:p>
         </w:tc>
@@ -955,21 +863,13 @@
           <w:tcPr>
             <w:tcW w:w="1351" w:type="dxa"/>
           </w:tcPr>
-          <w:p>
-            <w:pPr>
-              <w:pStyle w:val="--2"/>
-            </w:pPr>
-          </w:p>
+          <w:p/>
         </w:tc>
         <w:tc>
           <w:tcPr>
             <w:tcW w:w="1688" w:type="dxa"/>
           </w:tcPr>
-          <w:p>
-            <w:pPr>
-              <w:pStyle w:val="--2"/>
-            </w:pPr>
-          </w:p>
+          <w:p/>
         </w:tc>
       </w:tr>
     </w:tbl>
@@ -992,7 +892,7 @@
 </file>
 
 <file path=word/numbering.xml><?xml version="1.0" encoding="utf-8"?>
-<w:numbering xmlns:wpc="http://schemas.microsoft.com/office/word/2010/wordprocessingCanvas" xmlns:cx="http://schemas.microsoft.com/office/drawing/2014/chartex" xmlns:cx1="http://schemas.microsoft.com/office/drawing/2015/9/8/chartex" xmlns:cx2="http://schemas.microsoft.com/office/drawing/2015/10/21/chartex" xmlns:cx3="http://schemas.microsoft.com/office/drawing/2016/5/9/chartex" xmlns:cx4="http://schemas.microsoft.com/office/drawing/2016/5/10/chartex" xmlns:cx5="http://schemas.microsoft.com/office/drawing/2016/5/11/chartex" xmlns:cx6="http://schemas.microsoft.com/office/drawing/2016/5/12/chartex" xmlns:cx7="http://schemas.microsoft.com/office/drawing/2016/5/13/chartex" xmlns:cx8="http://schemas.microsoft.com/office/drawing/2016/5/14/chartex" xmlns:mc="http://schemas.openxmlformats.org/markup-compatibility/2006" xmlns:aink="http://schemas.microsoft.com/office/drawing/2016/ink" xmlns:am3d="http://schemas.microsoft.com/office/drawing/2017/model3d" xmlns:o="urn:schemas-microsoft-com:office:office" xmlns:r="http://schemas.openxmlformats.org/officeDocument/2006/relationships" xmlns:m="http://schemas.openxmlformats.org/officeDocument/2006/math" xmlns:v="urn:schemas-microsoft-com:vml" xmlns:wp14="http://schemas.microsoft.com/office/word/2010/wordprocessingDrawing" xmlns:wp="http://schemas.openxmlformats.org/drawingml/2006/wordprocessingDrawing" xmlns:w10="urn:schemas-microsoft-com:office:word" xmlns:w="http://schemas.openxmlformats.org/wordprocessingml/2006/main" xmlns:w14="http://schemas.microsoft.com/office/word/2010/wordml" xmlns:w15="http://schemas.microsoft.com/office/word/2012/wordml" xmlns:w16cex="http://schemas.microsoft.com/office/word/2018/wordml/cex" xmlns:w16cid="http://schemas.microsoft.com/office/word/2016/wordml/cid" xmlns:w16="http://schemas.microsoft.com/office/word/2018/wordml" xmlns:w16sdtdh="http://schemas.microsoft.com/office/word/2020/wordml/sdtdatahash" xmlns:w16se="http://schemas.microsoft.com/office/word/2015/wordml/symex" xmlns:wpg="http://schemas.microsoft.com/office/word/2010/wordprocessingGroup" xmlns:wpi="http://schemas.microsoft.com/office/word/2010/wordprocessingInk" xmlns:wne="http://schemas.microsoft.com/office/word/2006/wordml" xmlns:wps="http://schemas.microsoft.com/office/word/2010/wordprocessingShape" mc:Ignorable="w14 w15 w16se w16cid w16 w16cex w16sdtdh wp14">
+<w:numbering xmlns:wpc="http://schemas.microsoft.com/office/word/2010/wordprocessingCanvas" xmlns:cx="http://schemas.microsoft.com/office/drawing/2014/chartex" xmlns:cx1="http://schemas.microsoft.com/office/drawing/2015/9/8/chartex" xmlns:cx2="http://schemas.microsoft.com/office/drawing/2015/10/21/chartex" xmlns:cx3="http://schemas.microsoft.com/office/drawing/2016/5/9/chartex" xmlns:cx4="http://schemas.microsoft.com/office/drawing/2016/5/10/chartex" xmlns:cx5="http://schemas.microsoft.com/office/drawing/2016/5/11/chartex" xmlns:cx6="http://schemas.microsoft.com/office/drawing/2016/5/12/chartex" xmlns:cx7="http://schemas.microsoft.com/office/drawing/2016/5/13/chartex" xmlns:cx8="http://schemas.microsoft.com/office/drawing/2016/5/14/chartex" xmlns:mc="http://schemas.openxmlformats.org/markup-compatibility/2006" xmlns:aink="http://schemas.microsoft.com/office/drawing/2016/ink" xmlns:am3d="http://schemas.microsoft.com/office/drawing/2017/model3d" xmlns:o="urn:schemas-microsoft-com:office:office" xmlns:oel="http://schemas.microsoft.com/office/2019/extlst" xmlns:r="http://schemas.openxmlformats.org/officeDocument/2006/relationships" xmlns:m="http://schemas.openxmlformats.org/officeDocument/2006/math" xmlns:v="urn:schemas-microsoft-com:vml" xmlns:wp14="http://schemas.microsoft.com/office/word/2010/wordprocessingDrawing" xmlns:wp="http://schemas.openxmlformats.org/drawingml/2006/wordprocessingDrawing" xmlns:w10="urn:schemas-microsoft-com:office:word" xmlns:w="http://schemas.openxmlformats.org/wordprocessingml/2006/main" xmlns:w14="http://schemas.microsoft.com/office/word/2010/wordml" xmlns:w15="http://schemas.microsoft.com/office/word/2012/wordml" xmlns:w16cex="http://schemas.microsoft.com/office/word/2018/wordml/cex" xmlns:w16cid="http://schemas.microsoft.com/office/word/2016/wordml/cid" xmlns:w16="http://schemas.microsoft.com/office/word/2018/wordml" xmlns:w16du="http://schemas.microsoft.com/office/word/2023/wordml/word16du" xmlns:w16sdtdh="http://schemas.microsoft.com/office/word/2020/wordml/sdtdatahash" xmlns:w16sdtfl="http://schemas.microsoft.com/office/word/2024/wordml/sdtformatlock" xmlns:w16se="http://schemas.microsoft.com/office/word/2015/wordml/symex" xmlns:wpg="http://schemas.microsoft.com/office/word/2010/wordprocessingGroup" xmlns:wpi="http://schemas.microsoft.com/office/word/2010/wordprocessingInk" xmlns:wne="http://schemas.microsoft.com/office/word/2006/wordml" xmlns:wps="http://schemas.microsoft.com/office/word/2010/wordprocessingShape" mc:Ignorable="w14 w15 w16se w16cid w16 w16cex w16sdtdh w16sdtfl w16du wp14">
   <w:abstractNum w:abstractNumId="0" w15:restartNumberingAfterBreak="0">
     <w:nsid w:val="FFFFFF7C"/>
     <w:multiLevelType w:val="singleLevel"/>
@@ -1164,38 +1064,38 @@
       </w:rPr>
     </w:lvl>
   </w:abstractNum>
-  <w:num w:numId="1">
+  <w:num w:numId="1" w16cid:durableId="431366244">
     <w:abstractNumId w:val="8"/>
   </w:num>
-  <w:num w:numId="2">
+  <w:num w:numId="2" w16cid:durableId="833036590">
     <w:abstractNumId w:val="6"/>
   </w:num>
-  <w:num w:numId="3">
+  <w:num w:numId="3" w16cid:durableId="234126440">
     <w:abstractNumId w:val="5"/>
   </w:num>
-  <w:num w:numId="4">
+  <w:num w:numId="4" w16cid:durableId="1149131723">
     <w:abstractNumId w:val="4"/>
   </w:num>
-  <w:num w:numId="5">
+  <w:num w:numId="5" w16cid:durableId="1530489597">
     <w:abstractNumId w:val="7"/>
   </w:num>
-  <w:num w:numId="6">
+  <w:num w:numId="6" w16cid:durableId="1251815778">
     <w:abstractNumId w:val="3"/>
   </w:num>
-  <w:num w:numId="7">
+  <w:num w:numId="7" w16cid:durableId="444085243">
     <w:abstractNumId w:val="2"/>
   </w:num>
-  <w:num w:numId="8">
+  <w:num w:numId="8" w16cid:durableId="1320840988">
     <w:abstractNumId w:val="1"/>
   </w:num>
-  <w:num w:numId="9">
+  <w:num w:numId="9" w16cid:durableId="994335658">
     <w:abstractNumId w:val="0"/>
   </w:num>
 </w:numbering>
 </file>
 
 <file path=word/styles.xml><?xml version="1.0" encoding="utf-8"?>
-<w:styles xmlns:mc="http://schemas.openxmlformats.org/markup-compatibility/2006" xmlns:r="http://schemas.openxmlformats.org/officeDocument/2006/relationships" xmlns:w="http://schemas.openxmlformats.org/wordprocessingml/2006/main" xmlns:w14="http://schemas.microsoft.com/office/word/2010/wordml" xmlns:w15="http://schemas.microsoft.com/office/word/2012/wordml" xmlns:w16cex="http://schemas.microsoft.com/office/word/2018/wordml/cex" xmlns:w16cid="http://schemas.microsoft.com/office/word/2016/wordml/cid" xmlns:w16="http://schemas.microsoft.com/office/word/2018/wordml" xmlns:w16sdtdh="http://schemas.microsoft.com/office/word/2020/wordml/sdtdatahash" xmlns:w16se="http://schemas.microsoft.com/office/word/2015/wordml/symex" mc:Ignorable="w14 w15 w16se w16cid w16 w16cex w16sdtdh">
+<w:styles xmlns:mc="http://schemas.openxmlformats.org/markup-compatibility/2006" xmlns:r="http://schemas.openxmlformats.org/officeDocument/2006/relationships" xmlns:w="http://schemas.openxmlformats.org/wordprocessingml/2006/main" xmlns:w14="http://schemas.microsoft.com/office/word/2010/wordml" xmlns:w15="http://schemas.microsoft.com/office/word/2012/wordml" xmlns:w16cex="http://schemas.microsoft.com/office/word/2018/wordml/cex" xmlns:w16cid="http://schemas.microsoft.com/office/word/2016/wordml/cid" xmlns:w16="http://schemas.microsoft.com/office/word/2018/wordml" xmlns:w16du="http://schemas.microsoft.com/office/word/2023/wordml/word16du" xmlns:w16sdtdh="http://schemas.microsoft.com/office/word/2020/wordml/sdtdatahash" xmlns:w16sdtfl="http://schemas.microsoft.com/office/word/2024/wordml/sdtformatlock" xmlns:w16se="http://schemas.microsoft.com/office/word/2015/wordml/symex" mc:Ignorable="w14 w15 w16se w16cid w16 w16cex w16sdtdh w16sdtfl w16du">
   <w:docDefaults>
     <w:rPrDefault>
       <w:rPr>
@@ -11850,111 +11750,6 @@
       </w:tcPr>
     </w:tblStylePr>
   </w:style>
-  <w:style w:type="paragraph" w:customStyle="1" w:styleId="--">
-    <w:name w:val="- ячейка - слева"/>
-    <w:basedOn w:val="aff8"/>
-    <w:link w:val="--0"/>
-    <w:uiPriority w:val="99"/>
-    <w:rsid w:val="00C73B85"/>
-    <w:pPr>
-      <w:spacing w:after="0" w:line="240" w:lineRule="auto"/>
-    </w:pPr>
-    <w:rPr>
-      <w:rFonts w:ascii="Arial" w:eastAsia="Arial" w:hAnsi="Arial" w:cs="Arial CYR"/>
-      <w:sz w:val="18"/>
-      <w:szCs w:val="20"/>
-      <w:lang w:val="ru-RU" w:eastAsia="ru-RU"/>
-    </w:rPr>
-  </w:style>
-  <w:style w:type="character" w:customStyle="1" w:styleId="--0">
-    <w:name w:val="- ячейка - слева Знак"/>
-    <w:link w:val="--"/>
-    <w:uiPriority w:val="99"/>
-    <w:rsid w:val="00C73B85"/>
-    <w:rPr>
-      <w:rFonts w:eastAsia="Arial" w:cs="Arial CYR"/>
-      <w:sz w:val="18"/>
-      <w:szCs w:val="20"/>
-      <w:lang w:val="ru-RU" w:eastAsia="ru-RU"/>
-    </w:rPr>
-  </w:style>
-  <w:style w:type="paragraph" w:styleId="aff8">
-    <w:name w:val="Normal (Web)"/>
-    <w:basedOn w:val="a1"/>
-    <w:uiPriority w:val="99"/>
-    <w:semiHidden/>
-    <w:unhideWhenUsed/>
-    <w:rsid w:val="00C73B85"/>
-    <w:rPr>
-      <w:rFonts w:ascii="Times New Roman" w:hAnsi="Times New Roman" w:cs="Times New Roman"/>
-      <w:sz w:val="24"/>
-      <w:szCs w:val="24"/>
-    </w:rPr>
-  </w:style>
-  <w:style w:type="paragraph" w:customStyle="1" w:styleId="-">
-    <w:name w:val="- заголовок колонки (таблица широкая)"/>
-    <w:basedOn w:val="a1"/>
-    <w:rsid w:val="00C73B85"/>
-    <w:pPr>
-      <w:keepLines/>
-      <w:spacing w:after="0" w:line="240" w:lineRule="auto"/>
-      <w:jc w:val="center"/>
-    </w:pPr>
-    <w:rPr>
-      <w:rFonts w:eastAsia="Arial" w:cs="Arial CYR"/>
-      <w:b/>
-      <w:bCs/>
-      <w:sz w:val="16"/>
-      <w:szCs w:val="20"/>
-      <w:lang w:val="ru-RU" w:eastAsia="ru-RU"/>
-    </w:rPr>
-  </w:style>
-  <w:style w:type="paragraph" w:customStyle="1" w:styleId="--1">
-    <w:name w:val="- ячейка - по центру"/>
-    <w:basedOn w:val="aff8"/>
-    <w:rsid w:val="00C73B85"/>
-    <w:pPr>
-      <w:spacing w:after="0" w:line="240" w:lineRule="auto"/>
-      <w:jc w:val="center"/>
-    </w:pPr>
-    <w:rPr>
-      <w:rFonts w:ascii="Arial" w:eastAsia="Arial" w:hAnsi="Arial" w:cs="Arial CYR"/>
-      <w:sz w:val="18"/>
-      <w:szCs w:val="20"/>
-      <w:lang w:val="ru-RU" w:eastAsia="ru-RU"/>
-    </w:rPr>
-  </w:style>
-  <w:style w:type="paragraph" w:customStyle="1" w:styleId="--2">
-    <w:name w:val="- ячейка - слева (таблица широкая)"/>
-    <w:basedOn w:val="--"/>
-    <w:rsid w:val="00C73B85"/>
-    <w:rPr>
-      <w:sz w:val="14"/>
-    </w:rPr>
-  </w:style>
-  <w:style w:type="paragraph" w:customStyle="1" w:styleId="--3">
-    <w:name w:val="- ячейка - по центру (таблица широкая)"/>
-    <w:basedOn w:val="--"/>
-    <w:uiPriority w:val="99"/>
-    <w:rsid w:val="00C73B85"/>
-    <w:pPr>
-      <w:jc w:val="center"/>
-    </w:pPr>
-    <w:rPr>
-      <w:rFonts w:eastAsia="Times New Roman" w:cs="Times New Roman"/>
-      <w:sz w:val="14"/>
-    </w:rPr>
-  </w:style>
-  <w:style w:type="paragraph" w:customStyle="1" w:styleId="-0">
-    <w:name w:val="- продукт (таблица широкая)"/>
-    <w:basedOn w:val="--2"/>
-    <w:uiPriority w:val="99"/>
-    <w:rsid w:val="00C00C50"/>
-    <w:rPr>
-      <w:b/>
-      <w:bCs/>
-    </w:rPr>
-  </w:style>
 </w:styles>
 </file>
 
